--- a/evidence/68815-BrowserOptions-Full-Report.docx
+++ b/evidence/68815-BrowserOptions-Full-Report.docx
@@ -518,7 +518,21 @@
         <w:rPr>
           <w:rFonts w:ascii="Aptos" w:eastAsia="Aptos" w:hAnsi="Aptos" w:cs="Aptos"/>
         </w:rPr>
-        <w:t>Custom reconnect UI</w:t>
+        <w:t xml:space="preserve">Custom </w:t>
+      </w:r>
+      <w:proofErr w:type="gramStart"/>
+      <w:r>
+        <w:rPr>
+          <w:rFonts w:ascii="Aptos" w:eastAsia="Aptos" w:hAnsi="Aptos" w:cs="Aptos"/>
+        </w:rPr>
+        <w:t>reconnect</w:t>
+      </w:r>
+      <w:proofErr w:type="gramEnd"/>
+      <w:r>
+        <w:rPr>
+          <w:rFonts w:ascii="Aptos" w:eastAsia="Aptos" w:hAnsi="Aptos" w:cs="Aptos"/>
+        </w:rPr>
+        <w:t xml:space="preserve"> UI</w:t>
       </w:r>
     </w:p>
     <w:p>
@@ -646,7 +660,21 @@
               <w:rPr>
                 <w:rFonts w:ascii="Aptos" w:eastAsia="Aptos" w:hAnsi="Aptos" w:cs="Aptos"/>
               </w:rPr>
-              <w:t>Static SSR endpoint BrowserOptions configuration</w:t>
+              <w:t xml:space="preserve">Static SSR endpoint </w:t>
+            </w:r>
+            <w:proofErr w:type="spellStart"/>
+            <w:r>
+              <w:rPr>
+                <w:rFonts w:ascii="Aptos" w:eastAsia="Aptos" w:hAnsi="Aptos" w:cs="Aptos"/>
+              </w:rPr>
+              <w:t>BrowserOptions</w:t>
+            </w:r>
+            <w:proofErr w:type="spellEnd"/>
+            <w:r>
+              <w:rPr>
+                <w:rFonts w:ascii="Aptos" w:eastAsia="Aptos" w:hAnsi="Aptos" w:cs="Aptos"/>
+              </w:rPr>
+              <w:t xml:space="preserve"> configuration</w:t>
             </w:r>
           </w:p>
         </w:tc>
@@ -682,7 +710,21 @@
               <w:rPr>
                 <w:rFonts w:ascii="Aptos" w:eastAsia="Aptos" w:hAnsi="Aptos" w:cs="Aptos"/>
               </w:rPr>
-              <w:t>Browser console reflects endpoint LogLevel configuration</w:t>
+              <w:t xml:space="preserve">Browser console reflects endpoint </w:t>
+            </w:r>
+            <w:proofErr w:type="spellStart"/>
+            <w:r>
+              <w:rPr>
+                <w:rFonts w:ascii="Aptos" w:eastAsia="Aptos" w:hAnsi="Aptos" w:cs="Aptos"/>
+              </w:rPr>
+              <w:t>LogLevel</w:t>
+            </w:r>
+            <w:proofErr w:type="spellEnd"/>
+            <w:r>
+              <w:rPr>
+                <w:rFonts w:ascii="Aptos" w:eastAsia="Aptos" w:hAnsi="Aptos" w:cs="Aptos"/>
+              </w:rPr>
+              <w:t xml:space="preserve"> configuration</w:t>
             </w:r>
           </w:p>
         </w:tc>
@@ -702,7 +744,21 @@
               <w:rPr>
                 <w:rFonts w:ascii="Aptos" w:eastAsia="Aptos" w:hAnsi="Aptos" w:cs="Aptos"/>
               </w:rPr>
-              <w:t>Static SSR request-level BrowserOptions override</w:t>
+              <w:t xml:space="preserve">Static SSR request-level </w:t>
+            </w:r>
+            <w:proofErr w:type="spellStart"/>
+            <w:r>
+              <w:rPr>
+                <w:rFonts w:ascii="Aptos" w:eastAsia="Aptos" w:hAnsi="Aptos" w:cs="Aptos"/>
+              </w:rPr>
+              <w:t>BrowserOptions</w:t>
+            </w:r>
+            <w:proofErr w:type="spellEnd"/>
+            <w:r>
+              <w:rPr>
+                <w:rFonts w:ascii="Aptos" w:eastAsia="Aptos" w:hAnsi="Aptos" w:cs="Aptos"/>
+              </w:rPr>
+              <w:t xml:space="preserve"> override</w:t>
             </w:r>
           </w:p>
         </w:tc>
@@ -870,7 +926,21 @@
               <w:rPr>
                 <w:rFonts w:ascii="Aptos" w:eastAsia="Aptos" w:hAnsi="Aptos" w:cs="Aptos"/>
               </w:rPr>
-              <w:t>Interactive Server endpoint BrowserOptions configuration</w:t>
+              <w:t xml:space="preserve">Interactive Server endpoint </w:t>
+            </w:r>
+            <w:proofErr w:type="spellStart"/>
+            <w:r>
+              <w:rPr>
+                <w:rFonts w:ascii="Aptos" w:eastAsia="Aptos" w:hAnsi="Aptos" w:cs="Aptos"/>
+              </w:rPr>
+              <w:t>BrowserOptions</w:t>
+            </w:r>
+            <w:proofErr w:type="spellEnd"/>
+            <w:r>
+              <w:rPr>
+                <w:rFonts w:ascii="Aptos" w:eastAsia="Aptos" w:hAnsi="Aptos" w:cs="Aptos"/>
+              </w:rPr>
+              <w:t xml:space="preserve"> configuration</w:t>
             </w:r>
           </w:p>
         </w:tc>
@@ -906,7 +976,21 @@
               <w:rPr>
                 <w:rFonts w:ascii="Aptos" w:eastAsia="Aptos" w:hAnsi="Aptos" w:cs="Aptos"/>
               </w:rPr>
-              <w:t>Browser uses endpoint BrowserOptions values</w:t>
+              <w:t xml:space="preserve">Browser uses endpoint </w:t>
+            </w:r>
+            <w:proofErr w:type="spellStart"/>
+            <w:r>
+              <w:rPr>
+                <w:rFonts w:ascii="Aptos" w:eastAsia="Aptos" w:hAnsi="Aptos" w:cs="Aptos"/>
+              </w:rPr>
+              <w:t>BrowserOptions</w:t>
+            </w:r>
+            <w:proofErr w:type="spellEnd"/>
+            <w:r>
+              <w:rPr>
+                <w:rFonts w:ascii="Aptos" w:eastAsia="Aptos" w:hAnsi="Aptos" w:cs="Aptos"/>
+              </w:rPr>
+              <w:t xml:space="preserve"> values</w:t>
             </w:r>
           </w:p>
         </w:tc>
@@ -962,7 +1046,21 @@
               <w:rPr>
                 <w:rFonts w:ascii="Aptos" w:eastAsia="Aptos" w:hAnsi="Aptos" w:cs="Aptos"/>
               </w:rPr>
-              <w:t>Request-specific BrowserOptions applied successfully</w:t>
+              <w:t xml:space="preserve">Request-specific </w:t>
+            </w:r>
+            <w:proofErr w:type="spellStart"/>
+            <w:r>
+              <w:rPr>
+                <w:rFonts w:ascii="Aptos" w:eastAsia="Aptos" w:hAnsi="Aptos" w:cs="Aptos"/>
+              </w:rPr>
+              <w:t>BrowserOptions</w:t>
+            </w:r>
+            <w:proofErr w:type="spellEnd"/>
+            <w:r>
+              <w:rPr>
+                <w:rFonts w:ascii="Aptos" w:eastAsia="Aptos" w:hAnsi="Aptos" w:cs="Aptos"/>
+              </w:rPr>
+              <w:t xml:space="preserve"> applied successfully</w:t>
             </w:r>
           </w:p>
         </w:tc>
@@ -978,11 +1076,19 @@
                 <w:rFonts w:ascii="Aptos" w:eastAsia="Aptos" w:hAnsi="Aptos" w:cs="Aptos"/>
               </w:rPr>
             </w:pPr>
-            <w:r>
-              <w:rPr>
-                <w:rFonts w:ascii="Aptos" w:eastAsia="Aptos" w:hAnsi="Aptos" w:cs="Aptos"/>
-              </w:rPr>
-              <w:t>BrowserOptions.GetBrowserOptions readback</w:t>
+            <w:proofErr w:type="spellStart"/>
+            <w:r>
+              <w:rPr>
+                <w:rFonts w:ascii="Aptos" w:eastAsia="Aptos" w:hAnsi="Aptos" w:cs="Aptos"/>
+              </w:rPr>
+              <w:t>BrowserOptions.GetBrowserOptions</w:t>
+            </w:r>
+            <w:proofErr w:type="spellEnd"/>
+            <w:r>
+              <w:rPr>
+                <w:rFonts w:ascii="Aptos" w:eastAsia="Aptos" w:hAnsi="Aptos" w:cs="Aptos"/>
+              </w:rPr>
+              <w:t xml:space="preserve"> readback</w:t>
             </w:r>
           </w:p>
         </w:tc>
@@ -1034,11 +1140,19 @@
                 <w:rFonts w:ascii="Aptos" w:eastAsia="Aptos" w:hAnsi="Aptos" w:cs="Aptos"/>
               </w:rPr>
             </w:pPr>
-            <w:r>
-              <w:rPr>
-                <w:rFonts w:ascii="Aptos" w:eastAsia="Aptos" w:hAnsi="Aptos" w:cs="Aptos"/>
-              </w:rPr>
-              <w:t>BrowserOptions option precedence</w:t>
+            <w:proofErr w:type="spellStart"/>
+            <w:r>
+              <w:rPr>
+                <w:rFonts w:ascii="Aptos" w:eastAsia="Aptos" w:hAnsi="Aptos" w:cs="Aptos"/>
+              </w:rPr>
+              <w:t>BrowserOptions</w:t>
+            </w:r>
+            <w:proofErr w:type="spellEnd"/>
+            <w:r>
+              <w:rPr>
+                <w:rFonts w:ascii="Aptos" w:eastAsia="Aptos" w:hAnsi="Aptos" w:cs="Aptos"/>
+              </w:rPr>
+              <w:t xml:space="preserve"> option precedence</w:t>
             </w:r>
           </w:p>
         </w:tc>
@@ -1150,7 +1264,21 @@
               <w:rPr>
                 <w:rFonts w:ascii="Aptos" w:eastAsia="Aptos" w:hAnsi="Aptos" w:cs="Aptos"/>
               </w:rPr>
-              <w:t>Interactive Server retry configuration</w:t>
+              <w:t xml:space="preserve">Interactive Server </w:t>
+            </w:r>
+            <w:proofErr w:type="gramStart"/>
+            <w:r>
+              <w:rPr>
+                <w:rFonts w:ascii="Aptos" w:eastAsia="Aptos" w:hAnsi="Aptos" w:cs="Aptos"/>
+              </w:rPr>
+              <w:t>retry</w:t>
+            </w:r>
+            <w:proofErr w:type="gramEnd"/>
+            <w:r>
+              <w:rPr>
+                <w:rFonts w:ascii="Aptos" w:eastAsia="Aptos" w:hAnsi="Aptos" w:cs="Aptos"/>
+              </w:rPr>
+              <w:t xml:space="preserve"> configuration</w:t>
             </w:r>
           </w:p>
         </w:tc>
@@ -1206,7 +1334,21 @@
               <w:rPr>
                 <w:rFonts w:ascii="Aptos" w:eastAsia="Aptos" w:hAnsi="Aptos" w:cs="Aptos"/>
               </w:rPr>
-              <w:t>Interactive Server reconnect recovery</w:t>
+              <w:t xml:space="preserve">Interactive Server </w:t>
+            </w:r>
+            <w:proofErr w:type="gramStart"/>
+            <w:r>
+              <w:rPr>
+                <w:rFonts w:ascii="Aptos" w:eastAsia="Aptos" w:hAnsi="Aptos" w:cs="Aptos"/>
+              </w:rPr>
+              <w:t>reconnect</w:t>
+            </w:r>
+            <w:proofErr w:type="gramEnd"/>
+            <w:r>
+              <w:rPr>
+                <w:rFonts w:ascii="Aptos" w:eastAsia="Aptos" w:hAnsi="Aptos" w:cs="Aptos"/>
+              </w:rPr>
+              <w:t xml:space="preserve"> recovery</w:t>
             </w:r>
           </w:p>
         </w:tc>
@@ -1430,7 +1572,21 @@
               <w:rPr>
                 <w:rFonts w:ascii="Aptos" w:eastAsia="Aptos" w:hAnsi="Aptos" w:cs="Aptos"/>
               </w:rPr>
-              <w:t>Interactive Auto cached reload reconnect behavior</w:t>
+              <w:t xml:space="preserve">Interactive Auto </w:t>
+            </w:r>
+            <w:proofErr w:type="gramStart"/>
+            <w:r>
+              <w:rPr>
+                <w:rFonts w:ascii="Aptos" w:eastAsia="Aptos" w:hAnsi="Aptos" w:cs="Aptos"/>
+              </w:rPr>
+              <w:t>cached</w:t>
+            </w:r>
+            <w:proofErr w:type="gramEnd"/>
+            <w:r>
+              <w:rPr>
+                <w:rFonts w:ascii="Aptos" w:eastAsia="Aptos" w:hAnsi="Aptos" w:cs="Aptos"/>
+              </w:rPr>
+              <w:t xml:space="preserve"> reload reconnect behavior</w:t>
             </w:r>
           </w:p>
         </w:tc>
@@ -1522,7 +1678,21 @@
               <w:rPr>
                 <w:rFonts w:ascii="Aptos" w:eastAsia="Aptos" w:hAnsi="Aptos" w:cs="Aptos"/>
               </w:rPr>
-              <w:t>BrowserOptions remain isolated per request with no configuration leakage between clients</w:t>
+              <w:t xml:space="preserve">BrowserOptions remain isolated </w:t>
+            </w:r>
+            <w:proofErr w:type="gramStart"/>
+            <w:r>
+              <w:rPr>
+                <w:rFonts w:ascii="Aptos" w:eastAsia="Aptos" w:hAnsi="Aptos" w:cs="Aptos"/>
+              </w:rPr>
+              <w:t>per</w:t>
+            </w:r>
+            <w:proofErr w:type="gramEnd"/>
+            <w:r>
+              <w:rPr>
+                <w:rFonts w:ascii="Aptos" w:eastAsia="Aptos" w:hAnsi="Aptos" w:cs="Aptos"/>
+              </w:rPr>
+              <w:t xml:space="preserve"> request with no configuration leakage between clients</w:t>
             </w:r>
           </w:p>
         </w:tc>
@@ -1615,11 +1785,19 @@
                 <w:rFonts w:ascii="Aptos" w:hAnsi="Aptos"/>
               </w:rPr>
             </w:pPr>
+            <w:proofErr w:type="spellStart"/>
             <w:r>
               <w:rPr>
                 <w:rFonts w:ascii="Aptos" w:hAnsi="Aptos"/>
               </w:rPr>
-              <w:t>BrowserOptions configurable through server code</w:t>
+              <w:t>BrowserOptions</w:t>
+            </w:r>
+            <w:proofErr w:type="spellEnd"/>
+            <w:r>
+              <w:rPr>
+                <w:rFonts w:ascii="Aptos" w:hAnsi="Aptos"/>
+              </w:rPr>
+              <w:t xml:space="preserve"> configurable through server code</w:t>
             </w:r>
           </w:p>
         </w:tc>
@@ -1659,11 +1837,19 @@
                 <w:rFonts w:ascii="Aptos" w:hAnsi="Aptos"/>
               </w:rPr>
             </w:pPr>
+            <w:proofErr w:type="spellStart"/>
             <w:r>
               <w:rPr>
                 <w:rFonts w:ascii="Aptos" w:hAnsi="Aptos"/>
               </w:rPr>
-              <w:t>WithBrowserOptions endpoint-level configuration can be configured</w:t>
+              <w:t>WithBrowserOptions</w:t>
+            </w:r>
+            <w:proofErr w:type="spellEnd"/>
+            <w:r>
+              <w:rPr>
+                <w:rFonts w:ascii="Aptos" w:hAnsi="Aptos"/>
+              </w:rPr>
+              <w:t xml:space="preserve"> endpoint-level configuration can be configured</w:t>
             </w:r>
           </w:p>
         </w:tc>
@@ -1707,7 +1893,21 @@
               <w:rPr>
                 <w:rFonts w:ascii="Aptos" w:hAnsi="Aptos"/>
               </w:rPr>
-              <w:t>&lt;ConfigureBrowser&gt; request-level configuration can be configured</w:t>
+              <w:t>&lt;</w:t>
+            </w:r>
+            <w:proofErr w:type="spellStart"/>
+            <w:r>
+              <w:rPr>
+                <w:rFonts w:ascii="Aptos" w:hAnsi="Aptos"/>
+              </w:rPr>
+              <w:t>ConfigureBrowser</w:t>
+            </w:r>
+            <w:proofErr w:type="spellEnd"/>
+            <w:r>
+              <w:rPr>
+                <w:rFonts w:ascii="Aptos" w:hAnsi="Aptos"/>
+              </w:rPr>
+              <w:t>&gt; request-level configuration can be configured</w:t>
             </w:r>
           </w:p>
         </w:tc>
@@ -1752,7 +1952,21 @@
                 <w:rFonts w:ascii="Aptos" w:hAnsi="Aptos"/>
               </w:rPr>
               <w:lastRenderedPageBreak/>
-              <w:t>Browser console reflects configured LogLevel rather than default behavior</w:t>
+              <w:t xml:space="preserve">Browser console reflects configured </w:t>
+            </w:r>
+            <w:proofErr w:type="spellStart"/>
+            <w:r>
+              <w:rPr>
+                <w:rFonts w:ascii="Aptos" w:hAnsi="Aptos"/>
+              </w:rPr>
+              <w:t>LogLevel</w:t>
+            </w:r>
+            <w:proofErr w:type="spellEnd"/>
+            <w:r>
+              <w:rPr>
+                <w:rFonts w:ascii="Aptos" w:hAnsi="Aptos"/>
+              </w:rPr>
+              <w:t xml:space="preserve"> rather than default behavior</w:t>
             </w:r>
           </w:p>
         </w:tc>
@@ -1836,11 +2050,33 @@
                 <w:rFonts w:ascii="Aptos" w:hAnsi="Aptos"/>
               </w:rPr>
             </w:pPr>
+            <w:proofErr w:type="spellStart"/>
             <w:r>
               <w:rPr>
                 <w:rFonts w:ascii="Aptos" w:hAnsi="Aptos"/>
               </w:rPr>
-              <w:t>BrowserOptions.GetBrowserOptions(HttpContext) returns effective values</w:t>
+              <w:t>BrowserOptions.GetBrowserOptions</w:t>
+            </w:r>
+            <w:proofErr w:type="spellEnd"/>
+            <w:r>
+              <w:rPr>
+                <w:rFonts w:ascii="Aptos" w:hAnsi="Aptos"/>
+              </w:rPr>
+              <w:t>(</w:t>
+            </w:r>
+            <w:proofErr w:type="spellStart"/>
+            <w:r>
+              <w:rPr>
+                <w:rFonts w:ascii="Aptos" w:hAnsi="Aptos"/>
+              </w:rPr>
+              <w:t>HttpContext</w:t>
+            </w:r>
+            <w:proofErr w:type="spellEnd"/>
+            <w:r>
+              <w:rPr>
+                <w:rFonts w:ascii="Aptos" w:hAnsi="Aptos"/>
+              </w:rPr>
+              <w:t>) returns effective values</w:t>
             </w:r>
           </w:p>
         </w:tc>
@@ -1880,11 +2116,33 @@
                 <w:rFonts w:ascii="Aptos" w:hAnsi="Aptos"/>
               </w:rPr>
             </w:pPr>
+            <w:proofErr w:type="spellStart"/>
             <w:r>
               <w:rPr>
                 <w:rFonts w:ascii="Aptos" w:hAnsi="Aptos"/>
               </w:rPr>
-              <w:t>Ssr.PreserveDom=true and Ssr.PreserveDom=false produce the expected inverse behavior</w:t>
+              <w:t>Ssr.PreserveDom</w:t>
+            </w:r>
+            <w:proofErr w:type="spellEnd"/>
+            <w:r>
+              <w:rPr>
+                <w:rFonts w:ascii="Aptos" w:hAnsi="Aptos"/>
+              </w:rPr>
+              <w:t xml:space="preserve">=true and </w:t>
+            </w:r>
+            <w:proofErr w:type="spellStart"/>
+            <w:r>
+              <w:rPr>
+                <w:rFonts w:ascii="Aptos" w:hAnsi="Aptos"/>
+              </w:rPr>
+              <w:t>Ssr.PreserveDom</w:t>
+            </w:r>
+            <w:proofErr w:type="spellEnd"/>
+            <w:r>
+              <w:rPr>
+                <w:rFonts w:ascii="Aptos" w:hAnsi="Aptos"/>
+              </w:rPr>
+              <w:t>=false produce the expected inverse behavior</w:t>
             </w:r>
           </w:p>
         </w:tc>
@@ -1968,11 +2226,19 @@
                 <w:rFonts w:ascii="Aptos" w:hAnsi="Aptos"/>
               </w:rPr>
             </w:pPr>
+            <w:proofErr w:type="gramStart"/>
             <w:r>
               <w:rPr>
                 <w:rFonts w:ascii="Aptos" w:hAnsi="Aptos"/>
               </w:rPr>
-              <w:t>Reconnection retry count and interval honor configured values</w:t>
+              <w:t>Reconnection</w:t>
+            </w:r>
+            <w:proofErr w:type="gramEnd"/>
+            <w:r>
+              <w:rPr>
+                <w:rFonts w:ascii="Aptos" w:hAnsi="Aptos"/>
+              </w:rPr>
+              <w:t xml:space="preserve"> retry count and interval honor configured values</w:t>
             </w:r>
           </w:p>
         </w:tc>
@@ -2104,7 +2370,21 @@
               <w:rPr>
                 <w:rFonts w:ascii="Aptos" w:hAnsi="Aptos"/>
               </w:rPr>
-              <w:t>Removing BrowserOptions restores default reconnect behavior</w:t>
+              <w:t xml:space="preserve">Removing </w:t>
+            </w:r>
+            <w:proofErr w:type="spellStart"/>
+            <w:r>
+              <w:rPr>
+                <w:rFonts w:ascii="Aptos" w:hAnsi="Aptos"/>
+              </w:rPr>
+              <w:t>BrowserOptions</w:t>
+            </w:r>
+            <w:proofErr w:type="spellEnd"/>
+            <w:r>
+              <w:rPr>
+                <w:rFonts w:ascii="Aptos" w:hAnsi="Aptos"/>
+              </w:rPr>
+              <w:t xml:space="preserve"> restores default reconnect behavior</w:t>
             </w:r>
           </w:p>
         </w:tc>
@@ -2148,7 +2428,21 @@
               <w:rPr>
                 <w:rFonts w:ascii="Aptos" w:hAnsi="Aptos"/>
               </w:rPr>
-              <w:t>Interactive Auto correctly transitions between Server-backed and WebAssembly-backed execution</w:t>
+              <w:t xml:space="preserve">Interactive Auto correctly transitions between Server-backed and </w:t>
+            </w:r>
+            <w:proofErr w:type="spellStart"/>
+            <w:r>
+              <w:rPr>
+                <w:rFonts w:ascii="Aptos" w:hAnsi="Aptos"/>
+              </w:rPr>
+              <w:t>WebAssembly</w:t>
+            </w:r>
+            <w:proofErr w:type="spellEnd"/>
+            <w:r>
+              <w:rPr>
+                <w:rFonts w:ascii="Aptos" w:hAnsi="Aptos"/>
+              </w:rPr>
+              <w:t>-backed execution</w:t>
             </w:r>
           </w:p>
         </w:tc>
@@ -2192,8 +2486,16 @@
               <w:rPr>
                 <w:rFonts w:ascii="Aptos" w:hAnsi="Aptos"/>
               </w:rPr>
-              <w:t>Different visitors receive independently applied BrowserOptions</w:t>
-            </w:r>
+              <w:t xml:space="preserve">Different visitors receive independently applied </w:t>
+            </w:r>
+            <w:proofErr w:type="spellStart"/>
+            <w:r>
+              <w:rPr>
+                <w:rFonts w:ascii="Aptos" w:hAnsi="Aptos"/>
+              </w:rPr>
+              <w:t>BrowserOptions</w:t>
+            </w:r>
+            <w:proofErr w:type="spellEnd"/>
           </w:p>
         </w:tc>
         <w:tc>
@@ -2232,11 +2534,19 @@
                 <w:rFonts w:ascii="Aptos" w:hAnsi="Aptos"/>
               </w:rPr>
             </w:pPr>
+            <w:proofErr w:type="spellStart"/>
             <w:r>
               <w:rPr>
                 <w:rFonts w:ascii="Aptos" w:hAnsi="Aptos"/>
               </w:rPr>
-              <w:t>BrowserOptions remain isolated across concurrent requests</w:t>
+              <w:t>BrowserOptions</w:t>
+            </w:r>
+            <w:proofErr w:type="spellEnd"/>
+            <w:r>
+              <w:rPr>
+                <w:rFonts w:ascii="Aptos" w:hAnsi="Aptos"/>
+              </w:rPr>
+              <w:t xml:space="preserve"> remain isolated across concurrent requests</w:t>
             </w:r>
           </w:p>
         </w:tc>
@@ -2276,11 +2586,19 @@
                 <w:rFonts w:ascii="Aptos" w:hAnsi="Aptos"/>
               </w:rPr>
             </w:pPr>
+            <w:proofErr w:type="spellStart"/>
             <w:r>
               <w:rPr>
                 <w:rFonts w:ascii="Aptos" w:hAnsi="Aptos"/>
               </w:rPr>
-              <w:t>BrowserOptions remain isolated through multi-instance proxy routing</w:t>
+              <w:t>BrowserOptions</w:t>
+            </w:r>
+            <w:proofErr w:type="spellEnd"/>
+            <w:r>
+              <w:rPr>
+                <w:rFonts w:ascii="Aptos" w:hAnsi="Aptos"/>
+              </w:rPr>
+              <w:t xml:space="preserve"> remain isolated through multi-instance proxy routing</w:t>
             </w:r>
           </w:p>
         </w:tc>
@@ -2471,11 +2789,19 @@
                 <w:rFonts w:ascii="Aptos" w:hAnsi="Aptos"/>
               </w:rPr>
             </w:pPr>
+            <w:proofErr w:type="gramStart"/>
             <w:r>
               <w:rPr>
                 <w:rFonts w:ascii="Aptos" w:hAnsi="Aptos"/>
               </w:rPr>
-              <w:t>Successful clean build logs for final validation runs</w:t>
+              <w:t>Successful</w:t>
+            </w:r>
+            <w:proofErr w:type="gramEnd"/>
+            <w:r>
+              <w:rPr>
+                <w:rFonts w:ascii="Aptos" w:hAnsi="Aptos"/>
+              </w:rPr>
+              <w:t xml:space="preserve"> clean build logs for final validation runs</w:t>
             </w:r>
           </w:p>
         </w:tc>
@@ -2517,7 +2843,36 @@
               <w:rPr>
                 <w:rFonts w:ascii="Aptos" w:hAnsi="Aptos"/>
               </w:rPr>
-              <w:t>Normal vs detailed console output comparison showing no observable LogLevel differentiation</w:t>
+              <w:t xml:space="preserve">Normal vs detailed console output </w:t>
+            </w:r>
+            <w:hyperlink r:id="rId6" w:history="1">
+              <w:r>
+                <w:rPr>
+                  <w:rStyle w:val="Hyperlink"/>
+                  <w:rFonts w:ascii="Aptos" w:hAnsi="Aptos"/>
+                </w:rPr>
+                <w:t>comparison</w:t>
+              </w:r>
+            </w:hyperlink>
+            <w:r>
+              <w:rPr>
+                <w:rFonts w:ascii="Aptos" w:hAnsi="Aptos"/>
+              </w:rPr>
+              <w:t xml:space="preserve"> showing no observable </w:t>
+            </w:r>
+            <w:proofErr w:type="spellStart"/>
+            <w:r>
+              <w:rPr>
+                <w:rFonts w:ascii="Aptos" w:hAnsi="Aptos"/>
+              </w:rPr>
+              <w:t>LogLevel</w:t>
+            </w:r>
+            <w:proofErr w:type="spellEnd"/>
+            <w:r>
+              <w:rPr>
+                <w:rFonts w:ascii="Aptos" w:hAnsi="Aptos"/>
+              </w:rPr>
+              <w:t xml:space="preserve"> differentiation</w:t>
             </w:r>
           </w:p>
         </w:tc>
@@ -2556,11 +2911,35 @@
                 <w:rFonts w:ascii="Aptos" w:hAnsi="Aptos"/>
               </w:rPr>
             </w:pPr>
+            <w:hyperlink r:id="rId7" w:history="1">
+              <w:r>
+                <w:rPr>
+                  <w:rStyle w:val="Hyperlink"/>
+                  <w:rFonts w:ascii="Aptos" w:hAnsi="Aptos"/>
+                </w:rPr>
+                <w:t>Normal</w:t>
+              </w:r>
+            </w:hyperlink>
             <w:r>
               <w:rPr>
                 <w:rFonts w:ascii="Aptos" w:hAnsi="Aptos"/>
               </w:rPr>
-              <w:t>Normal vs detailed console output comparison showing identical Information-level messages</w:t>
+              <w:t xml:space="preserve"> vs </w:t>
+            </w:r>
+            <w:hyperlink r:id="rId8" w:history="1">
+              <w:r>
+                <w:rPr>
+                  <w:rStyle w:val="Hyperlink"/>
+                  <w:rFonts w:ascii="Aptos" w:hAnsi="Aptos"/>
+                </w:rPr>
+                <w:t>detailed</w:t>
+              </w:r>
+            </w:hyperlink>
+            <w:r>
+              <w:rPr>
+                <w:rFonts w:ascii="Aptos" w:hAnsi="Aptos"/>
+              </w:rPr>
+              <w:t xml:space="preserve"> console output comparison showing identical Information-level messages</w:t>
             </w:r>
           </w:p>
         </w:tc>
@@ -2582,7 +2961,21 @@
               <w:rPr>
                 <w:rFonts w:ascii="Aptos" w:hAnsi="Aptos"/>
               </w:rPr>
-              <w:t>Static SSR PreserveDom Validation</w:t>
+              <w:t xml:space="preserve">Static SSR </w:t>
+            </w:r>
+            <w:proofErr w:type="spellStart"/>
+            <w:r>
+              <w:rPr>
+                <w:rFonts w:ascii="Aptos" w:hAnsi="Aptos"/>
+              </w:rPr>
+              <w:t>PreserveDom</w:t>
+            </w:r>
+            <w:proofErr w:type="spellEnd"/>
+            <w:r>
+              <w:rPr>
+                <w:rFonts w:ascii="Aptos" w:hAnsi="Aptos"/>
+              </w:rPr>
+              <w:t xml:space="preserve"> Validation</w:t>
             </w:r>
           </w:p>
         </w:tc>
@@ -2602,7 +2995,50 @@
               <w:rPr>
                 <w:rFonts w:ascii="Aptos" w:hAnsi="Aptos"/>
               </w:rPr>
-              <w:t>Feature-only Ssr.PreserveDom=true and Ssr.PreserveDom=false comparison evidence</w:t>
+              <w:t xml:space="preserve">Feature-only </w:t>
+            </w:r>
+            <w:proofErr w:type="spellStart"/>
+            <w:r>
+              <w:rPr>
+                <w:rFonts w:ascii="Aptos" w:hAnsi="Aptos"/>
+              </w:rPr>
+              <w:t>Ssr.PreserveDom</w:t>
+            </w:r>
+            <w:proofErr w:type="spellEnd"/>
+            <w:r>
+              <w:rPr>
+                <w:rFonts w:ascii="Aptos" w:hAnsi="Aptos"/>
+              </w:rPr>
+              <w:t xml:space="preserve">=true and </w:t>
+            </w:r>
+            <w:proofErr w:type="spellStart"/>
+            <w:r>
+              <w:rPr>
+                <w:rFonts w:ascii="Aptos" w:hAnsi="Aptos"/>
+              </w:rPr>
+              <w:t>Ssr.PreserveDom</w:t>
+            </w:r>
+            <w:proofErr w:type="spellEnd"/>
+            <w:r>
+              <w:rPr>
+                <w:rFonts w:ascii="Aptos" w:hAnsi="Aptos"/>
+              </w:rPr>
+              <w:t xml:space="preserve">=false </w:t>
+            </w:r>
+            <w:hyperlink r:id="rId9" w:history="1">
+              <w:r>
+                <w:rPr>
+                  <w:rStyle w:val="Hyperlink"/>
+                  <w:rFonts w:ascii="Aptos" w:hAnsi="Aptos"/>
+                </w:rPr>
+                <w:t>comparison</w:t>
+              </w:r>
+            </w:hyperlink>
+            <w:r>
+              <w:rPr>
+                <w:rFonts w:ascii="Aptos" w:hAnsi="Aptos"/>
+              </w:rPr>
+              <w:t xml:space="preserve"> evidence</w:t>
             </w:r>
           </w:p>
         </w:tc>
@@ -2620,11 +3056,19 @@
                 <w:rFonts w:ascii="Aptos" w:hAnsi="Aptos"/>
               </w:rPr>
             </w:pPr>
+            <w:proofErr w:type="spellStart"/>
             <w:r>
               <w:rPr>
                 <w:rFonts w:ascii="Aptos" w:hAnsi="Aptos"/>
               </w:rPr>
-              <w:t>PreserveDom Inverse Behavior Validation</w:t>
+              <w:t>PreserveDom</w:t>
+            </w:r>
+            <w:proofErr w:type="spellEnd"/>
+            <w:r>
+              <w:rPr>
+                <w:rFonts w:ascii="Aptos" w:hAnsi="Aptos"/>
+              </w:rPr>
+              <w:t xml:space="preserve"> Inverse Behavior Validation</w:t>
             </w:r>
           </w:p>
         </w:tc>
@@ -2644,7 +3088,21 @@
               <w:rPr>
                 <w:rFonts w:ascii="Aptos" w:hAnsi="Aptos"/>
               </w:rPr>
-              <w:t>Evidence demonstrating lack of expected inverse behavior between PreserveDom settings</w:t>
+              <w:t xml:space="preserve">Evidence demonstrating lack of expected inverse behavior between </w:t>
+            </w:r>
+            <w:proofErr w:type="spellStart"/>
+            <w:r>
+              <w:rPr>
+                <w:rFonts w:ascii="Aptos" w:hAnsi="Aptos"/>
+              </w:rPr>
+              <w:t>PreserveDom</w:t>
+            </w:r>
+            <w:proofErr w:type="spellEnd"/>
+            <w:r>
+              <w:rPr>
+                <w:rFonts w:ascii="Aptos" w:hAnsi="Aptos"/>
+              </w:rPr>
+              <w:t xml:space="preserve"> settings</w:t>
             </w:r>
           </w:p>
         </w:tc>
@@ -2686,7 +3144,21 @@
               <w:rPr>
                 <w:rFonts w:ascii="Aptos" w:hAnsi="Aptos"/>
               </w:rPr>
-              <w:t>Endpoint and request-level BrowserOptions comparison evidence</w:t>
+              <w:t xml:space="preserve">Endpoint and request-level </w:t>
+            </w:r>
+            <w:proofErr w:type="spellStart"/>
+            <w:r>
+              <w:rPr>
+                <w:rFonts w:ascii="Aptos" w:hAnsi="Aptos"/>
+              </w:rPr>
+              <w:t>BrowserOptions</w:t>
+            </w:r>
+            <w:proofErr w:type="spellEnd"/>
+            <w:r>
+              <w:rPr>
+                <w:rFonts w:ascii="Aptos" w:hAnsi="Aptos"/>
+              </w:rPr>
+              <w:t xml:space="preserve"> comparison evidence</w:t>
             </w:r>
           </w:p>
         </w:tc>
@@ -2728,8 +3200,17 @@
               <w:rPr>
                 <w:rFonts w:ascii="Aptos" w:hAnsi="Aptos"/>
               </w:rPr>
-              <w:t>Screenshot showing configured reconnect dialog is displayed</w:t>
-            </w:r>
+              <w:t xml:space="preserve">Screenshot showing configured </w:t>
+            </w:r>
+            <w:hyperlink r:id="rId10" w:history="1">
+              <w:r>
+                <w:rPr>
+                  <w:rStyle w:val="Hyperlink"/>
+                  <w:rFonts w:ascii="Aptos" w:hAnsi="Aptos"/>
+                </w:rPr>
+                <w:t>reconnect dialog is displayed</w:t>
+              </w:r>
+            </w:hyperlink>
           </w:p>
         </w:tc>
       </w:tr>
@@ -2770,8 +3251,17 @@
               <w:rPr>
                 <w:rFonts w:ascii="Aptos" w:hAnsi="Aptos"/>
               </w:rPr>
-              <w:t>Timestamped evidence demonstrating three reconnect attempts at approximately five-second intervals</w:t>
-            </w:r>
+              <w:t xml:space="preserve">Timestamped evidence demonstrating three reconnect attempts at approximately </w:t>
+            </w:r>
+            <w:hyperlink r:id="rId11" w:history="1">
+              <w:r>
+                <w:rPr>
+                  <w:rStyle w:val="Hyperlink"/>
+                  <w:rFonts w:ascii="Aptos" w:hAnsi="Aptos"/>
+                </w:rPr>
+                <w:t>five-second intervals</w:t>
+              </w:r>
+            </w:hyperlink>
           </w:p>
         </w:tc>
       </w:tr>
@@ -2854,8 +3344,17 @@
               <w:rPr>
                 <w:rFonts w:ascii="Aptos" w:hAnsi="Aptos"/>
               </w:rPr>
-              <w:t>Evidence showing terminal failed-to-rejoin state after configured retries are exhausted</w:t>
-            </w:r>
+              <w:t xml:space="preserve">Evidence showing terminal failed-to-rejoin state after configured retries are </w:t>
+            </w:r>
+            <w:hyperlink r:id="rId12" w:history="1">
+              <w:r>
+                <w:rPr>
+                  <w:rStyle w:val="Hyperlink"/>
+                  <w:rFonts w:ascii="Aptos" w:hAnsi="Aptos"/>
+                </w:rPr>
+                <w:t>exhausted</w:t>
+              </w:r>
+            </w:hyperlink>
           </w:p>
         </w:tc>
       </w:tr>
@@ -2896,7 +3395,21 @@
               <w:rPr>
                 <w:rFonts w:ascii="Aptos" w:hAnsi="Aptos"/>
               </w:rPr>
-              <w:t>Evidence captured after removing BrowserOptions configuration and validating default reconnect behavior</w:t>
+              <w:t xml:space="preserve">Evidence captured after removing </w:t>
+            </w:r>
+            <w:proofErr w:type="spellStart"/>
+            <w:r>
+              <w:rPr>
+                <w:rFonts w:ascii="Aptos" w:hAnsi="Aptos"/>
+              </w:rPr>
+              <w:t>BrowserOptions</w:t>
+            </w:r>
+            <w:proofErr w:type="spellEnd"/>
+            <w:r>
+              <w:rPr>
+                <w:rFonts w:ascii="Aptos" w:hAnsi="Aptos"/>
+              </w:rPr>
+              <w:t xml:space="preserve"> configuration and validating default reconnect behavior</w:t>
             </w:r>
           </w:p>
         </w:tc>
@@ -2914,11 +3427,19 @@
                 <w:rFonts w:ascii="Aptos" w:hAnsi="Aptos"/>
               </w:rPr>
             </w:pPr>
+            <w:proofErr w:type="spellStart"/>
             <w:r>
               <w:rPr>
                 <w:rFonts w:ascii="Aptos" w:hAnsi="Aptos"/>
               </w:rPr>
-              <w:t>BrowserOptions Readback Investigation</w:t>
+              <w:t>BrowserOptions</w:t>
+            </w:r>
+            <w:proofErr w:type="spellEnd"/>
+            <w:r>
+              <w:rPr>
+                <w:rFonts w:ascii="Aptos" w:hAnsi="Aptos"/>
+              </w:rPr>
+              <w:t xml:space="preserve"> Readback Investigation</w:t>
             </w:r>
           </w:p>
         </w:tc>
@@ -2938,7 +3459,35 @@
               <w:rPr>
                 <w:rFonts w:ascii="Aptos" w:hAnsi="Aptos"/>
               </w:rPr>
-              <w:t>Validation notes confirming BrowserOptions.GetBrowserOptions(HttpContext) is unavailable in the pinned SDK</w:t>
+              <w:t xml:space="preserve">Validation notes confirming </w:t>
+            </w:r>
+            <w:proofErr w:type="spellStart"/>
+            <w:r>
+              <w:rPr>
+                <w:rFonts w:ascii="Aptos" w:hAnsi="Aptos"/>
+              </w:rPr>
+              <w:t>BrowserOptions.GetBrowserOptions</w:t>
+            </w:r>
+            <w:proofErr w:type="spellEnd"/>
+            <w:r>
+              <w:rPr>
+                <w:rFonts w:ascii="Aptos" w:hAnsi="Aptos"/>
+              </w:rPr>
+              <w:t>(</w:t>
+            </w:r>
+            <w:proofErr w:type="spellStart"/>
+            <w:r>
+              <w:rPr>
+                <w:rFonts w:ascii="Aptos" w:hAnsi="Aptos"/>
+              </w:rPr>
+              <w:t>HttpContext</w:t>
+            </w:r>
+            <w:proofErr w:type="spellEnd"/>
+            <w:r>
+              <w:rPr>
+                <w:rFonts w:ascii="Aptos" w:hAnsi="Aptos"/>
+              </w:rPr>
+              <w:t>) is unavailable in the pinned SDK</w:t>
             </w:r>
           </w:p>
         </w:tc>
@@ -2980,8 +3529,31 @@
               <w:rPr>
                 <w:rFonts w:ascii="Aptos" w:hAnsi="Aptos"/>
               </w:rPr>
-              <w:t>Network capture showing active /_blazor connection during Server-backed execution</w:t>
-            </w:r>
+              <w:t>Network capture showing active /_</w:t>
+            </w:r>
+            <w:proofErr w:type="spellStart"/>
+            <w:r>
+              <w:rPr>
+                <w:rFonts w:ascii="Aptos" w:hAnsi="Aptos"/>
+              </w:rPr>
+              <w:t>blazor</w:t>
+            </w:r>
+            <w:proofErr w:type="spellEnd"/>
+            <w:r>
+              <w:rPr>
+                <w:rFonts w:ascii="Aptos" w:hAnsi="Aptos"/>
+              </w:rPr>
+              <w:t xml:space="preserve"> connection during </w:t>
+            </w:r>
+            <w:hyperlink r:id="rId13" w:history="1">
+              <w:r>
+                <w:rPr>
+                  <w:rStyle w:val="Hyperlink"/>
+                  <w:rFonts w:ascii="Aptos" w:hAnsi="Aptos"/>
+                </w:rPr>
+                <w:t>Server-backed execution</w:t>
+              </w:r>
+            </w:hyperlink>
           </w:p>
         </w:tc>
       </w:tr>
@@ -3022,8 +3594,26 @@
               <w:rPr>
                 <w:rFonts w:ascii="Aptos" w:hAnsi="Aptos"/>
               </w:rPr>
-              <w:t>Network capture showing transition to WebAssembly-backed execution</w:t>
-            </w:r>
+              <w:t xml:space="preserve">Network capture showing transition to </w:t>
+            </w:r>
+            <w:hyperlink r:id="rId14" w:history="1">
+              <w:proofErr w:type="spellStart"/>
+              <w:r>
+                <w:rPr>
+                  <w:rStyle w:val="Hyperlink"/>
+                  <w:rFonts w:ascii="Aptos" w:hAnsi="Aptos"/>
+                </w:rPr>
+                <w:t>WebAssembly</w:t>
+              </w:r>
+              <w:proofErr w:type="spellEnd"/>
+              <w:r>
+                <w:rPr>
+                  <w:rStyle w:val="Hyperlink"/>
+                  <w:rFonts w:ascii="Aptos" w:hAnsi="Aptos"/>
+                </w:rPr>
+                <w:t>-backed execution</w:t>
+              </w:r>
+            </w:hyperlink>
           </w:p>
         </w:tc>
       </w:tr>
@@ -3064,7 +3654,21 @@
               <w:rPr>
                 <w:rFonts w:ascii="Aptos" w:hAnsi="Aptos"/>
               </w:rPr>
-              <w:t>Recording demonstrating cached WebAssembly execution remains interactive without reconnect UI</w:t>
+              <w:t xml:space="preserve">Recording demonstrating cached </w:t>
+            </w:r>
+            <w:proofErr w:type="spellStart"/>
+            <w:r>
+              <w:rPr>
+                <w:rFonts w:ascii="Aptos" w:hAnsi="Aptos"/>
+              </w:rPr>
+              <w:t>WebAssembly</w:t>
+            </w:r>
+            <w:proofErr w:type="spellEnd"/>
+            <w:r>
+              <w:rPr>
+                <w:rFonts w:ascii="Aptos" w:hAnsi="Aptos"/>
+              </w:rPr>
+              <w:t xml:space="preserve"> execution remains interactive without reconnect UI</w:t>
             </w:r>
           </w:p>
         </w:tc>
@@ -3191,7 +3795,27 @@
               <w:rPr>
                 <w:rFonts w:ascii="Aptos" w:hAnsi="Aptos"/>
               </w:rPr>
-              <w:t>Evidence showing effective BrowserOptions isolation could not be distinguished through browser behavior</w:t>
+              <w:t xml:space="preserve">Evidence showing effective </w:t>
+            </w:r>
+            <w:proofErr w:type="spellStart"/>
+            <w:r>
+              <w:rPr>
+                <w:rFonts w:ascii="Aptos" w:hAnsi="Aptos"/>
+              </w:rPr>
+              <w:t>BrowserOptions</w:t>
+            </w:r>
+            <w:proofErr w:type="spellEnd"/>
+            <w:r>
+              <w:rPr>
+                <w:rFonts w:ascii="Aptos" w:hAnsi="Aptos"/>
+              </w:rPr>
+              <w:t xml:space="preserve"> isolation could not be distinguished through browser behavior</w:t>
+            </w:r>
+            <w:r>
+              <w:rPr>
+                <w:rFonts w:ascii="Aptos" w:hAnsi="Aptos"/>
+              </w:rPr>
+              <w:t xml:space="preserve"> </w:t>
             </w:r>
           </w:p>
         </w:tc>
@@ -3271,12 +3895,31 @@
                 <w:rFonts w:ascii="Aptos" w:hAnsi="Aptos"/>
               </w:rPr>
             </w:pPr>
-            <w:r>
-              <w:rPr>
-                <w:rFonts w:ascii="Aptos" w:hAnsi="Aptos"/>
-              </w:rPr>
-              <w:t>Evidence showing proxy routing succeeded but BrowserOptions isolation remained indistinguishable</w:t>
-            </w:r>
+            <w:hyperlink r:id="rId15" w:history="1">
+              <w:r>
+                <w:rPr>
+                  <w:rStyle w:val="Hyperlink"/>
+                  <w:rFonts w:ascii="Aptos" w:hAnsi="Aptos"/>
+                </w:rPr>
+                <w:t xml:space="preserve">Evidence showing proxy routing succeeded but </w:t>
+              </w:r>
+              <w:proofErr w:type="spellStart"/>
+              <w:r>
+                <w:rPr>
+                  <w:rStyle w:val="Hyperlink"/>
+                  <w:rFonts w:ascii="Aptos" w:hAnsi="Aptos"/>
+                </w:rPr>
+                <w:t>BrowserOptions</w:t>
+              </w:r>
+              <w:proofErr w:type="spellEnd"/>
+              <w:r>
+                <w:rPr>
+                  <w:rStyle w:val="Hyperlink"/>
+                  <w:rFonts w:ascii="Aptos" w:hAnsi="Aptos"/>
+                </w:rPr>
+                <w:t xml:space="preserve"> isolation remained indistinguishable</w:t>
+              </w:r>
+            </w:hyperlink>
           </w:p>
         </w:tc>
       </w:tr>
@@ -3395,11 +4038,61 @@
     </w:p>
     <w:p>
       <w:pPr>
+        <w:pStyle w:val="Heading1"/>
+      </w:pPr>
+      <w:r>
+        <w:t xml:space="preserve">1. (Validation failure) Browser </w:t>
+      </w:r>
+      <w:proofErr w:type="spellStart"/>
+      <w:r>
+        <w:t>LogLevel</w:t>
+      </w:r>
+      <w:proofErr w:type="spellEnd"/>
+      <w:r>
+        <w:t xml:space="preserve"> configuration does not produce observable browser behavior</w:t>
+      </w:r>
+    </w:p>
+    <w:p>
+      <w:pPr>
+        <w:rPr>
+          <w:rFonts w:ascii="Aptos" w:eastAsia="Aptos" w:hAnsi="Aptos" w:cs="Aptos"/>
+        </w:rPr>
+      </w:pPr>
+      <w:r>
         <w:rPr>
           <w:rFonts w:ascii="Aptos" w:eastAsia="Aptos" w:hAnsi="Aptos" w:cs="Aptos"/>
           <w:b/>
           <w:bCs/>
         </w:rPr>
+        <w:t>What happened:</w:t>
+      </w:r>
+      <w:r>
+        <w:rPr>
+          <w:rFonts w:ascii="Aptos" w:eastAsia="Aptos" w:hAnsi="Aptos" w:cs="Aptos"/>
+        </w:rPr>
+        <w:br/>
+        <w:t xml:space="preserve">The normal request was configured with </w:t>
+      </w:r>
+      <w:proofErr w:type="gramStart"/>
+      <w:r>
+        <w:rPr>
+          <w:rFonts w:ascii="Aptos" w:eastAsia="Aptos" w:hAnsi="Aptos" w:cs="Aptos"/>
+        </w:rPr>
+        <w:t>Warning</w:t>
+      </w:r>
+      <w:proofErr w:type="gramEnd"/>
+      <w:r>
+        <w:rPr>
+          <w:rFonts w:ascii="Aptos" w:eastAsia="Aptos" w:hAnsi="Aptos" w:cs="Aptos"/>
+        </w:rPr>
+        <w:t xml:space="preserve"> and the detailed request was configured with Trace, but no observable browser-console difference was produced. Interactive Server emitted the same Blazor Information startup messages for both requests, and Static SSR produced empty or non-differentiating output. </w:t>
+      </w:r>
+    </w:p>
+    <w:p>
+      <w:pPr>
+        <w:rPr>
+          <w:rFonts w:ascii="Aptos" w:eastAsia="Aptos" w:hAnsi="Aptos" w:cs="Aptos"/>
+        </w:rPr>
       </w:pPr>
       <w:r>
         <w:rPr>
@@ -3407,51 +4100,42 @@
           <w:b/>
           <w:bCs/>
         </w:rPr>
-        <w:t>1. (Validation failure) Browser LogLevel configuration does not produce observable browser behavior</w:t>
-      </w:r>
-    </w:p>
-    <w:p>
-      <w:pPr>
-        <w:rPr>
-          <w:rFonts w:ascii="Aptos" w:eastAsia="Aptos" w:hAnsi="Aptos" w:cs="Aptos"/>
-        </w:rPr>
-      </w:pPr>
-      <w:r>
-        <w:rPr>
-          <w:rFonts w:ascii="Aptos" w:eastAsia="Aptos" w:hAnsi="Aptos" w:cs="Aptos"/>
-          <w:b/>
-          <w:bCs/>
-        </w:rPr>
-        <w:t>What happened:</w:t>
+        <w:t>What you expected instead:</w:t>
       </w:r>
       <w:r>
         <w:rPr>
           <w:rFonts w:ascii="Aptos" w:eastAsia="Aptos" w:hAnsi="Aptos" w:cs="Aptos"/>
         </w:rPr>
         <w:br/>
-        <w:t xml:space="preserve">The normal request was configured with Warning and the detailed request was configured with Trace, but no observable browser-console difference was produced. Interactive Server emitted the same Blazor Information startup messages for both requests, and Static SSR produced empty or non-differentiating output. </w:t>
-      </w:r>
-    </w:p>
-    <w:p>
-      <w:pPr>
-        <w:rPr>
-          <w:rFonts w:ascii="Aptos" w:eastAsia="Aptos" w:hAnsi="Aptos" w:cs="Aptos"/>
-        </w:rPr>
-      </w:pPr>
-      <w:r>
-        <w:rPr>
-          <w:rFonts w:ascii="Aptos" w:eastAsia="Aptos" w:hAnsi="Aptos" w:cs="Aptos"/>
-          <w:b/>
-          <w:bCs/>
-        </w:rPr>
-        <w:t>What you expected instead:</w:t>
-      </w:r>
-      <w:r>
-        <w:rPr>
-          <w:rFonts w:ascii="Aptos" w:eastAsia="Aptos" w:hAnsi="Aptos" w:cs="Aptos"/>
-        </w:rPr>
-        <w:br/>
-        <w:t xml:space="preserve">Different LogLevel values should produce observable differences in browser console output, allowing validation that BrowserOptions logging configuration was applied. </w:t>
+        <w:t xml:space="preserve">Different </w:t>
+      </w:r>
+      <w:proofErr w:type="spellStart"/>
+      <w:r>
+        <w:rPr>
+          <w:rFonts w:ascii="Aptos" w:eastAsia="Aptos" w:hAnsi="Aptos" w:cs="Aptos"/>
+        </w:rPr>
+        <w:t>LogLevel</w:t>
+      </w:r>
+      <w:proofErr w:type="spellEnd"/>
+      <w:r>
+        <w:rPr>
+          <w:rFonts w:ascii="Aptos" w:eastAsia="Aptos" w:hAnsi="Aptos" w:cs="Aptos"/>
+        </w:rPr>
+        <w:t xml:space="preserve"> values should produce observable differences in browser console output, allowing validation that </w:t>
+      </w:r>
+      <w:proofErr w:type="spellStart"/>
+      <w:r>
+        <w:rPr>
+          <w:rFonts w:ascii="Aptos" w:eastAsia="Aptos" w:hAnsi="Aptos" w:cs="Aptos"/>
+        </w:rPr>
+        <w:t>BrowserOptions</w:t>
+      </w:r>
+      <w:proofErr w:type="spellEnd"/>
+      <w:r>
+        <w:rPr>
+          <w:rFonts w:ascii="Aptos" w:eastAsia="Aptos" w:hAnsi="Aptos" w:cs="Aptos"/>
+        </w:rPr>
+        <w:t xml:space="preserve"> logging configuration was applied. </w:t>
       </w:r>
     </w:p>
     <w:p>
@@ -3517,6 +4201,7 @@
         <w:rPr>
           <w:rFonts w:ascii="Aptos" w:eastAsia="Aptos" w:hAnsi="Aptos" w:cs="Aptos"/>
         </w:rPr>
+        <w:lastRenderedPageBreak/>
         <w:t>Open the detailed request page.</w:t>
       </w:r>
     </w:p>
@@ -3534,7 +4219,6 @@
         <w:rPr>
           <w:rFonts w:ascii="Aptos" w:eastAsia="Aptos" w:hAnsi="Aptos" w:cs="Aptos"/>
         </w:rPr>
-        <w:lastRenderedPageBreak/>
         <w:t>Compare browser console output.</w:t>
       </w:r>
     </w:p>
@@ -3627,7 +4311,7 @@
                     </pic:cNvPicPr>
                   </pic:nvPicPr>
                   <pic:blipFill>
-                    <a:blip r:embed="rId6">
+                    <a:blip r:embed="rId16">
                       <a:extLst>
                         <a:ext uri="{28A0092B-C50C-407E-A947-70E740481C1C}">
                           <a14:useLocalDpi xmlns:a14="http://schemas.microsoft.com/office/drawing/2010/main" val="0"/>
@@ -3682,7 +4366,25 @@
           <w:b/>
           <w:bCs/>
         </w:rPr>
-        <w:t>Server Application(Identical logs):</w:t>
+        <w:t xml:space="preserve">Server </w:t>
+      </w:r>
+      <w:proofErr w:type="gramStart"/>
+      <w:r>
+        <w:rPr>
+          <w:rFonts w:ascii="Aptos" w:eastAsia="Aptos" w:hAnsi="Aptos" w:cs="Aptos"/>
+          <w:b/>
+          <w:bCs/>
+        </w:rPr>
+        <w:t>Application(</w:t>
+      </w:r>
+      <w:proofErr w:type="gramEnd"/>
+      <w:r>
+        <w:rPr>
+          <w:rFonts w:ascii="Aptos" w:eastAsia="Aptos" w:hAnsi="Aptos" w:cs="Aptos"/>
+          <w:b/>
+          <w:bCs/>
+        </w:rPr>
+        <w:t>Identical logs):</w:t>
       </w:r>
     </w:p>
     <w:p>
@@ -3716,7 +4418,7 @@
                     <pic:cNvPicPr/>
                   </pic:nvPicPr>
                   <pic:blipFill>
-                    <a:blip r:embed="rId7"/>
+                    <a:blip r:embed="rId17"/>
                     <a:stretch>
                       <a:fillRect/>
                     </a:stretch>
@@ -3754,11 +4456,86 @@
     </w:p>
     <w:p>
       <w:pPr>
+        <w:pStyle w:val="Heading1"/>
+      </w:pPr>
+      <w:r>
+        <w:t>2.</w:t>
+      </w:r>
+      <w:r>
+        <w:t xml:space="preserve"> (Validation failure) </w:t>
+      </w:r>
+      <w:proofErr w:type="spellStart"/>
+      <w:r>
+        <w:t>Ssr.PreserveDom</w:t>
+      </w:r>
+      <w:proofErr w:type="spellEnd"/>
+      <w:r>
+        <w:t xml:space="preserve">=false and </w:t>
+      </w:r>
+      <w:proofErr w:type="spellStart"/>
+      <w:r>
+        <w:t>Ssr.PreserveDom</w:t>
+      </w:r>
+      <w:proofErr w:type="spellEnd"/>
+      <w:r>
+        <w:t>=true produce the same behavior</w:t>
+      </w:r>
+    </w:p>
+    <w:p>
+      <w:pPr>
+        <w:rPr>
+          <w:rFonts w:ascii="Aptos" w:eastAsia="Aptos" w:hAnsi="Aptos" w:cs="Aptos"/>
+        </w:rPr>
+      </w:pPr>
+      <w:r>
         <w:rPr>
           <w:rFonts w:ascii="Aptos" w:eastAsia="Aptos" w:hAnsi="Aptos" w:cs="Aptos"/>
           <w:b/>
           <w:bCs/>
         </w:rPr>
+        <w:t>What happened:</w:t>
+      </w:r>
+      <w:r>
+        <w:rPr>
+          <w:rFonts w:ascii="Aptos" w:eastAsia="Aptos" w:hAnsi="Aptos" w:cs="Aptos"/>
+        </w:rPr>
+        <w:br/>
+        <w:t xml:space="preserve">Both </w:t>
+      </w:r>
+      <w:proofErr w:type="spellStart"/>
+      <w:r>
+        <w:rPr>
+          <w:rFonts w:ascii="Aptos" w:eastAsia="Aptos" w:hAnsi="Aptos" w:cs="Aptos"/>
+        </w:rPr>
+        <w:t>Ssr.PreserveDom</w:t>
+      </w:r>
+      <w:proofErr w:type="spellEnd"/>
+      <w:r>
+        <w:rPr>
+          <w:rFonts w:ascii="Aptos" w:eastAsia="Aptos" w:hAnsi="Aptos" w:cs="Aptos"/>
+        </w:rPr>
+        <w:t xml:space="preserve">=true and </w:t>
+      </w:r>
+      <w:proofErr w:type="spellStart"/>
+      <w:r>
+        <w:rPr>
+          <w:rFonts w:ascii="Aptos" w:eastAsia="Aptos" w:hAnsi="Aptos" w:cs="Aptos"/>
+        </w:rPr>
+        <w:t>Ssr.PreserveDom</w:t>
+      </w:r>
+      <w:proofErr w:type="spellEnd"/>
+      <w:r>
+        <w:rPr>
+          <w:rFonts w:ascii="Aptos" w:eastAsia="Aptos" w:hAnsi="Aptos" w:cs="Aptos"/>
+        </w:rPr>
+        <w:t xml:space="preserve">=false produced the same observable result. The required option-controlled difference could not be demonstrated. </w:t>
+      </w:r>
+    </w:p>
+    <w:p>
+      <w:pPr>
+        <w:rPr>
+          <w:rFonts w:ascii="Aptos" w:eastAsia="Aptos" w:hAnsi="Aptos" w:cs="Aptos"/>
+        </w:rPr>
       </w:pPr>
       <w:r>
         <w:rPr>
@@ -3766,59 +4543,41 @@
           <w:b/>
           <w:bCs/>
         </w:rPr>
-        <w:t>2.</w:t>
-      </w:r>
-      <w:r>
-        <w:rPr>
-          <w:rFonts w:ascii="Aptos" w:eastAsia="Aptos" w:hAnsi="Aptos" w:cs="Aptos"/>
-          <w:b/>
-          <w:bCs/>
-        </w:rPr>
-        <w:t xml:space="preserve"> (Validation failure) Ssr.PreserveDom=false and Ssr.PreserveDom=true produce the same behavior</w:t>
-      </w:r>
-    </w:p>
-    <w:p>
-      <w:pPr>
-        <w:rPr>
-          <w:rFonts w:ascii="Aptos" w:eastAsia="Aptos" w:hAnsi="Aptos" w:cs="Aptos"/>
-        </w:rPr>
-      </w:pPr>
-      <w:r>
-        <w:rPr>
-          <w:rFonts w:ascii="Aptos" w:eastAsia="Aptos" w:hAnsi="Aptos" w:cs="Aptos"/>
-          <w:b/>
-          <w:bCs/>
-        </w:rPr>
-        <w:t>What happened:</w:t>
+        <w:t>What you expected instead:</w:t>
       </w:r>
       <w:r>
         <w:rPr>
           <w:rFonts w:ascii="Aptos" w:eastAsia="Aptos" w:hAnsi="Aptos" w:cs="Aptos"/>
         </w:rPr>
         <w:br/>
-        <w:t xml:space="preserve">Both Ssr.PreserveDom=true and Ssr.PreserveDom=false produced the same observable result. The required option-controlled difference could not be demonstrated. </w:t>
-      </w:r>
-    </w:p>
-    <w:p>
-      <w:pPr>
-        <w:rPr>
-          <w:rFonts w:ascii="Aptos" w:eastAsia="Aptos" w:hAnsi="Aptos" w:cs="Aptos"/>
-        </w:rPr>
-      </w:pPr>
-      <w:r>
-        <w:rPr>
-          <w:rFonts w:ascii="Aptos" w:eastAsia="Aptos" w:hAnsi="Aptos" w:cs="Aptos"/>
-          <w:b/>
-          <w:bCs/>
-        </w:rPr>
-        <w:t>What you expected instead:</w:t>
-      </w:r>
-      <w:r>
-        <w:rPr>
-          <w:rFonts w:ascii="Aptos" w:eastAsia="Aptos" w:hAnsi="Aptos" w:cs="Aptos"/>
-        </w:rPr>
-        <w:br/>
-        <w:t xml:space="preserve">Ssr.PreserveDom=false should replace DOM content, while Ssr.PreserveDom=true should preserve it, resulting in clearly different behavior. </w:t>
+      </w:r>
+      <w:proofErr w:type="spellStart"/>
+      <w:r>
+        <w:rPr>
+          <w:rFonts w:ascii="Aptos" w:eastAsia="Aptos" w:hAnsi="Aptos" w:cs="Aptos"/>
+        </w:rPr>
+        <w:t>Ssr.PreserveDom</w:t>
+      </w:r>
+      <w:proofErr w:type="spellEnd"/>
+      <w:r>
+        <w:rPr>
+          <w:rFonts w:ascii="Aptos" w:eastAsia="Aptos" w:hAnsi="Aptos" w:cs="Aptos"/>
+        </w:rPr>
+        <w:t xml:space="preserve">=false should replace DOM content, while </w:t>
+      </w:r>
+      <w:proofErr w:type="spellStart"/>
+      <w:r>
+        <w:rPr>
+          <w:rFonts w:ascii="Aptos" w:eastAsia="Aptos" w:hAnsi="Aptos" w:cs="Aptos"/>
+        </w:rPr>
+        <w:t>Ssr.PreserveDom</w:t>
+      </w:r>
+      <w:proofErr w:type="spellEnd"/>
+      <w:r>
+        <w:rPr>
+          <w:rFonts w:ascii="Aptos" w:eastAsia="Aptos" w:hAnsi="Aptos" w:cs="Aptos"/>
+        </w:rPr>
+        <w:t xml:space="preserve">=true should preserve it, resulting in clearly different behavior. </w:t>
       </w:r>
     </w:p>
     <w:p>
@@ -3867,7 +4626,21 @@
         <w:rPr>
           <w:rFonts w:ascii="Aptos" w:eastAsia="Aptos" w:hAnsi="Aptos" w:cs="Aptos"/>
         </w:rPr>
-        <w:t>Test once with Ssr.PreserveDom=true.</w:t>
+        <w:t xml:space="preserve">Test once with </w:t>
+      </w:r>
+      <w:proofErr w:type="spellStart"/>
+      <w:r>
+        <w:rPr>
+          <w:rFonts w:ascii="Aptos" w:eastAsia="Aptos" w:hAnsi="Aptos" w:cs="Aptos"/>
+        </w:rPr>
+        <w:t>Ssr.PreserveDom</w:t>
+      </w:r>
+      <w:proofErr w:type="spellEnd"/>
+      <w:r>
+        <w:rPr>
+          <w:rFonts w:ascii="Aptos" w:eastAsia="Aptos" w:hAnsi="Aptos" w:cs="Aptos"/>
+        </w:rPr>
+        <w:t>=true.</w:t>
       </w:r>
     </w:p>
     <w:p>
@@ -3901,7 +4674,21 @@
         <w:rPr>
           <w:rFonts w:ascii="Aptos" w:eastAsia="Aptos" w:hAnsi="Aptos" w:cs="Aptos"/>
         </w:rPr>
-        <w:t>Test again with Ssr.PreserveDom=false.</w:t>
+        <w:t xml:space="preserve">Test again with </w:t>
+      </w:r>
+      <w:proofErr w:type="spellStart"/>
+      <w:r>
+        <w:rPr>
+          <w:rFonts w:ascii="Aptos" w:eastAsia="Aptos" w:hAnsi="Aptos" w:cs="Aptos"/>
+        </w:rPr>
+        <w:t>Ssr.PreserveDom</w:t>
+      </w:r>
+      <w:proofErr w:type="spellEnd"/>
+      <w:r>
+        <w:rPr>
+          <w:rFonts w:ascii="Aptos" w:eastAsia="Aptos" w:hAnsi="Aptos" w:cs="Aptos"/>
+        </w:rPr>
+        <w:t>=false.</w:t>
       </w:r>
     </w:p>
     <w:p>
@@ -3959,12 +4746,20 @@
           <w:rFonts w:ascii="Aptos" w:eastAsia="Aptos" w:hAnsi="Aptos" w:cs="Aptos"/>
         </w:rPr>
       </w:pPr>
+      <w:proofErr w:type="spellStart"/>
       <w:r>
         <w:rPr>
           <w:rFonts w:ascii="Aptos" w:eastAsia="Aptos" w:hAnsi="Aptos" w:cs="Aptos"/>
         </w:rPr>
         <w:lastRenderedPageBreak/>
-        <w:t xml:space="preserve">PreserverDom =true </w:t>
+        <w:t>PreserverDom</w:t>
+      </w:r>
+      <w:proofErr w:type="spellEnd"/>
+      <w:r>
+        <w:rPr>
+          <w:rFonts w:ascii="Aptos" w:eastAsia="Aptos" w:hAnsi="Aptos" w:cs="Aptos"/>
+        </w:rPr>
+        <w:t xml:space="preserve"> =true </w:t>
       </w:r>
     </w:p>
     <w:p>
@@ -3993,7 +4788,7 @@
                     <pic:cNvPicPr/>
                   </pic:nvPicPr>
                   <pic:blipFill>
-                    <a:blip r:embed="rId8"/>
+                    <a:blip r:embed="rId18"/>
                     <a:stretch>
                       <a:fillRect/>
                     </a:stretch>
@@ -4020,11 +4815,19 @@
           <w:rFonts w:ascii="Aptos" w:eastAsia="Aptos" w:hAnsi="Aptos" w:cs="Aptos"/>
         </w:rPr>
       </w:pPr>
-      <w:r>
-        <w:rPr>
-          <w:rFonts w:ascii="Aptos" w:eastAsia="Aptos" w:hAnsi="Aptos" w:cs="Aptos"/>
-        </w:rPr>
-        <w:t>PreserveDom= false</w:t>
+      <w:proofErr w:type="spellStart"/>
+      <w:r>
+        <w:rPr>
+          <w:rFonts w:ascii="Aptos" w:eastAsia="Aptos" w:hAnsi="Aptos" w:cs="Aptos"/>
+        </w:rPr>
+        <w:t>PreserveDom</w:t>
+      </w:r>
+      <w:proofErr w:type="spellEnd"/>
+      <w:r>
+        <w:rPr>
+          <w:rFonts w:ascii="Aptos" w:eastAsia="Aptos" w:hAnsi="Aptos" w:cs="Aptos"/>
+        </w:rPr>
+        <w:t>= false</w:t>
       </w:r>
     </w:p>
     <w:p>
@@ -4053,7 +4856,7 @@
                     <pic:cNvPicPr/>
                   </pic:nvPicPr>
                   <pic:blipFill>
-                    <a:blip r:embed="rId9"/>
+                    <a:blip r:embed="rId19"/>
                     <a:stretch>
                       <a:fillRect/>
                     </a:stretch>
@@ -4091,11 +4894,51 @@
     </w:p>
     <w:p>
       <w:pPr>
+        <w:pStyle w:val="Heading1"/>
+      </w:pPr>
+      <w:r>
+        <w:lastRenderedPageBreak/>
+        <w:t>3</w:t>
+      </w:r>
+      <w:r>
+        <w:t xml:space="preserve">. (Validation failure) Request-level </w:t>
+      </w:r>
+      <w:proofErr w:type="spellStart"/>
+      <w:r>
+        <w:t>BrowserOptions</w:t>
+      </w:r>
+      <w:proofErr w:type="spellEnd"/>
+      <w:r>
+        <w:t xml:space="preserve"> override does not demonstrate precedence</w:t>
+      </w:r>
+    </w:p>
+    <w:p>
+      <w:pPr>
+        <w:rPr>
+          <w:rFonts w:ascii="Aptos" w:eastAsia="Aptos" w:hAnsi="Aptos" w:cs="Aptos"/>
+        </w:rPr>
+      </w:pPr>
+      <w:r>
         <w:rPr>
           <w:rFonts w:ascii="Aptos" w:eastAsia="Aptos" w:hAnsi="Aptos" w:cs="Aptos"/>
           <w:b/>
           <w:bCs/>
         </w:rPr>
+        <w:t>What happened:</w:t>
+      </w:r>
+      <w:r>
+        <w:rPr>
+          <w:rFonts w:ascii="Aptos" w:eastAsia="Aptos" w:hAnsi="Aptos" w:cs="Aptos"/>
+        </w:rPr>
+        <w:br/>
+        <w:t xml:space="preserve">Different endpoint and request-level values were supplied, but the browser did not provide observable evidence that the request-specific value overrode the endpoint value. </w:t>
+      </w:r>
+    </w:p>
+    <w:p>
+      <w:pPr>
+        <w:rPr>
+          <w:rFonts w:ascii="Aptos" w:eastAsia="Aptos" w:hAnsi="Aptos" w:cs="Aptos"/>
+        </w:rPr>
       </w:pPr>
       <w:r>
         <w:rPr>
@@ -4103,60 +4946,28 @@
           <w:b/>
           <w:bCs/>
         </w:rPr>
-        <w:t>3</w:t>
-      </w:r>
-      <w:r>
-        <w:rPr>
-          <w:rFonts w:ascii="Aptos" w:eastAsia="Aptos" w:hAnsi="Aptos" w:cs="Aptos"/>
-          <w:b/>
-          <w:bCs/>
-        </w:rPr>
-        <w:t>. (Validation failure) Request-level BrowserOptions override does not demonstrate precedence</w:t>
-      </w:r>
-    </w:p>
-    <w:p>
-      <w:pPr>
-        <w:rPr>
-          <w:rFonts w:ascii="Aptos" w:eastAsia="Aptos" w:hAnsi="Aptos" w:cs="Aptos"/>
-        </w:rPr>
-      </w:pPr>
-      <w:r>
-        <w:rPr>
-          <w:rFonts w:ascii="Aptos" w:eastAsia="Aptos" w:hAnsi="Aptos" w:cs="Aptos"/>
-          <w:b/>
-          <w:bCs/>
-        </w:rPr>
-        <w:lastRenderedPageBreak/>
-        <w:t>What happened:</w:t>
+        <w:t>What you expected instead:</w:t>
       </w:r>
       <w:r>
         <w:rPr>
           <w:rFonts w:ascii="Aptos" w:eastAsia="Aptos" w:hAnsi="Aptos" w:cs="Aptos"/>
         </w:rPr>
         <w:br/>
-        <w:t xml:space="preserve">Different endpoint and request-level values were supplied, but the browser did not provide observable evidence that the request-specific value overrode the endpoint value. </w:t>
-      </w:r>
-    </w:p>
-    <w:p>
-      <w:pPr>
-        <w:rPr>
-          <w:rFonts w:ascii="Aptos" w:eastAsia="Aptos" w:hAnsi="Aptos" w:cs="Aptos"/>
-        </w:rPr>
-      </w:pPr>
-      <w:r>
-        <w:rPr>
-          <w:rFonts w:ascii="Aptos" w:eastAsia="Aptos" w:hAnsi="Aptos" w:cs="Aptos"/>
-          <w:b/>
-          <w:bCs/>
-        </w:rPr>
-        <w:t>What you expected instead:</w:t>
-      </w:r>
-      <w:r>
-        <w:rPr>
-          <w:rFonts w:ascii="Aptos" w:eastAsia="Aptos" w:hAnsi="Aptos" w:cs="Aptos"/>
-        </w:rPr>
-        <w:br/>
-        <w:t xml:space="preserve">When both endpoint-level and request-level BrowserOptions are configured, the request-level value should take precedence and produce observable browser behavior. </w:t>
+        <w:t xml:space="preserve">When both endpoint-level and request-level </w:t>
+      </w:r>
+      <w:proofErr w:type="spellStart"/>
+      <w:r>
+        <w:rPr>
+          <w:rFonts w:ascii="Aptos" w:eastAsia="Aptos" w:hAnsi="Aptos" w:cs="Aptos"/>
+        </w:rPr>
+        <w:t>BrowserOptions</w:t>
+      </w:r>
+      <w:proofErr w:type="spellEnd"/>
+      <w:r>
+        <w:rPr>
+          <w:rFonts w:ascii="Aptos" w:eastAsia="Aptos" w:hAnsi="Aptos" w:cs="Aptos"/>
+        </w:rPr>
+        <w:t xml:space="preserve"> are configured, the request-level value should take precedence and produce observable browser behavior. </w:t>
       </w:r>
     </w:p>
     <w:p>
@@ -4188,14 +4999,36 @@
         <w:rPr>
           <w:rFonts w:ascii="Aptos" w:eastAsia="Aptos" w:hAnsi="Aptos" w:cs="Aptos"/>
         </w:rPr>
-        <w:t xml:space="preserve">Configure BrowserOptions using </w:t>
-      </w:r>
+        <w:t xml:space="preserve">Configure </w:t>
+      </w:r>
+      <w:proofErr w:type="spellStart"/>
+      <w:r>
+        <w:rPr>
+          <w:rFonts w:ascii="Aptos" w:eastAsia="Aptos" w:hAnsi="Aptos" w:cs="Aptos"/>
+        </w:rPr>
+        <w:t>BrowserOptions</w:t>
+      </w:r>
+      <w:proofErr w:type="spellEnd"/>
       <w:r>
         <w:rPr>
           <w:rFonts w:ascii="Aptos" w:eastAsia="Aptos" w:hAnsi="Aptos" w:cs="Aptos"/>
         </w:rPr>
         <w:t xml:space="preserve"> </w:t>
       </w:r>
+      <w:proofErr w:type="gramStart"/>
+      <w:r>
+        <w:rPr>
+          <w:rFonts w:ascii="Aptos" w:eastAsia="Aptos" w:hAnsi="Aptos" w:cs="Aptos"/>
+        </w:rPr>
+        <w:t xml:space="preserve">using </w:t>
+      </w:r>
+      <w:r>
+        <w:rPr>
+          <w:rFonts w:ascii="Aptos" w:eastAsia="Aptos" w:hAnsi="Aptos" w:cs="Aptos"/>
+        </w:rPr>
+        <w:t xml:space="preserve"> </w:t>
+      </w:r>
+      <w:proofErr w:type="spellStart"/>
       <w:r>
         <w:rPr>
           <w:rFonts w:ascii="Aptos" w:eastAsia="Aptos" w:hAnsi="Aptos" w:cs="Aptos"/>
@@ -4206,7 +5039,15 @@
         <w:rPr>
           <w:rFonts w:ascii="Aptos" w:eastAsia="Aptos" w:hAnsi="Aptos" w:cs="Aptos"/>
         </w:rPr>
-        <w:t>BrowserOptions.</w:t>
+        <w:t>BrowserOptions</w:t>
+      </w:r>
+      <w:proofErr w:type="spellEnd"/>
+      <w:proofErr w:type="gramEnd"/>
+      <w:r>
+        <w:rPr>
+          <w:rFonts w:ascii="Aptos" w:eastAsia="Aptos" w:hAnsi="Aptos" w:cs="Aptos"/>
+        </w:rPr>
+        <w:t>.</w:t>
       </w:r>
     </w:p>
     <w:p>
@@ -4223,7 +5064,21 @@
         <w:rPr>
           <w:rFonts w:ascii="Aptos" w:eastAsia="Aptos" w:hAnsi="Aptos" w:cs="Aptos"/>
         </w:rPr>
-        <w:t>Override the same option using &lt;ConfigureBrowser&gt;.</w:t>
+        <w:t>Override the same option using &lt;</w:t>
+      </w:r>
+      <w:proofErr w:type="spellStart"/>
+      <w:r>
+        <w:rPr>
+          <w:rFonts w:ascii="Aptos" w:eastAsia="Aptos" w:hAnsi="Aptos" w:cs="Aptos"/>
+        </w:rPr>
+        <w:t>ConfigureBrowser</w:t>
+      </w:r>
+      <w:proofErr w:type="spellEnd"/>
+      <w:r>
+        <w:rPr>
+          <w:rFonts w:ascii="Aptos" w:eastAsia="Aptos" w:hAnsi="Aptos" w:cs="Aptos"/>
+        </w:rPr>
+        <w:t>&gt;.</w:t>
       </w:r>
     </w:p>
     <w:p>
@@ -4339,11 +5194,70 @@
     </w:p>
     <w:p>
       <w:pPr>
+        <w:pStyle w:val="Heading1"/>
+      </w:pPr>
+      <w:r>
+        <w:t>4</w:t>
+      </w:r>
+      <w:r>
+        <w:t xml:space="preserve">. (Validation failure) Concurrent visitors do not demonstrate effective </w:t>
+      </w:r>
+      <w:proofErr w:type="spellStart"/>
+      <w:r>
+        <w:t>BrowserOptions</w:t>
+      </w:r>
+      <w:proofErr w:type="spellEnd"/>
+      <w:r>
+        <w:t xml:space="preserve"> isolation</w:t>
+      </w:r>
+    </w:p>
+    <w:p>
+      <w:pPr>
+        <w:rPr>
+          <w:rFonts w:ascii="Aptos" w:eastAsia="Aptos" w:hAnsi="Aptos" w:cs="Aptos"/>
+        </w:rPr>
+      </w:pPr>
+      <w:r>
         <w:rPr>
           <w:rFonts w:ascii="Aptos" w:eastAsia="Aptos" w:hAnsi="Aptos" w:cs="Aptos"/>
           <w:b/>
           <w:bCs/>
         </w:rPr>
+        <w:t>What happened:</w:t>
+      </w:r>
+      <w:r>
+        <w:rPr>
+          <w:rFonts w:ascii="Aptos" w:eastAsia="Aptos" w:hAnsi="Aptos" w:cs="Aptos"/>
+        </w:rPr>
+        <w:br/>
+        <w:t xml:space="preserve">Separate browser profiles and independent WebSocket connections were established, but both visitors produced the same observable browser behavior. Effective request-specific </w:t>
+      </w:r>
+      <w:proofErr w:type="spellStart"/>
+      <w:r>
+        <w:rPr>
+          <w:rFonts w:ascii="Aptos" w:eastAsia="Aptos" w:hAnsi="Aptos" w:cs="Aptos"/>
+        </w:rPr>
+        <w:t>BrowserOptions</w:t>
+      </w:r>
+      <w:proofErr w:type="spellEnd"/>
+      <w:r>
+        <w:rPr>
+          <w:rFonts w:ascii="Aptos" w:eastAsia="Aptos" w:hAnsi="Aptos" w:cs="Aptos"/>
+        </w:rPr>
+        <w:t xml:space="preserve"> isolation could not be demonstrated</w:t>
+      </w:r>
+      <w:r>
+        <w:rPr>
+          <w:rFonts w:ascii="Aptos" w:eastAsia="Aptos" w:hAnsi="Aptos" w:cs="Aptos"/>
+        </w:rPr>
+        <w:t>.</w:t>
+      </w:r>
+    </w:p>
+    <w:p>
+      <w:pPr>
+        <w:rPr>
+          <w:rFonts w:ascii="Aptos" w:eastAsia="Aptos" w:hAnsi="Aptos" w:cs="Aptos"/>
+        </w:rPr>
       </w:pPr>
       <w:r>
         <w:rPr>
@@ -4351,7 +5265,34 @@
           <w:b/>
           <w:bCs/>
         </w:rPr>
-        <w:t>5. (Validation failure) Concurrent visitors do not demonstrate effective BrowserOptions isolation</w:t>
+        <w:t>What you expected instead:</w:t>
+      </w:r>
+      <w:r>
+        <w:rPr>
+          <w:rFonts w:ascii="Aptos" w:eastAsia="Aptos" w:hAnsi="Aptos" w:cs="Aptos"/>
+        </w:rPr>
+        <w:br/>
+        <w:t xml:space="preserve">Two visitors receiving different </w:t>
+      </w:r>
+      <w:proofErr w:type="spellStart"/>
+      <w:r>
+        <w:rPr>
+          <w:rFonts w:ascii="Aptos" w:eastAsia="Aptos" w:hAnsi="Aptos" w:cs="Aptos"/>
+        </w:rPr>
+        <w:t>BrowserOptions</w:t>
+      </w:r>
+      <w:proofErr w:type="spellEnd"/>
+      <w:r>
+        <w:rPr>
+          <w:rFonts w:ascii="Aptos" w:eastAsia="Aptos" w:hAnsi="Aptos" w:cs="Aptos"/>
+        </w:rPr>
+        <w:t xml:space="preserve"> should demonstrate different browser behavior at runtime.</w:t>
+      </w:r>
+      <w:r>
+        <w:rPr>
+          <w:rFonts w:ascii="Aptos" w:eastAsia="Aptos" w:hAnsi="Aptos" w:cs="Aptos"/>
+        </w:rPr>
+        <w:t xml:space="preserve"> </w:t>
       </w:r>
     </w:p>
     <w:p>
@@ -4366,63 +5307,41 @@
           <w:b/>
           <w:bCs/>
         </w:rPr>
-        <w:t>What happened:</w:t>
-      </w:r>
-      <w:r>
-        <w:rPr>
-          <w:rFonts w:ascii="Aptos" w:eastAsia="Aptos" w:hAnsi="Aptos" w:cs="Aptos"/>
-        </w:rPr>
-        <w:br/>
-        <w:t>Separate browser profiles and independent WebSocket connections were established, but both visitors produced the same observable browser behavior. Effective request-specific BrowserOptions isolation could not be demonstrated</w:t>
-      </w:r>
-      <w:r>
-        <w:rPr>
-          <w:rFonts w:ascii="Aptos" w:eastAsia="Aptos" w:hAnsi="Aptos" w:cs="Aptos"/>
-        </w:rPr>
-        <w:t>.</w:t>
+        <w:t>Steps to reproduce:</w:t>
       </w:r>
     </w:p>
     <w:p>
       <w:pPr>
         <w:rPr>
           <w:rFonts w:ascii="Aptos" w:eastAsia="Aptos" w:hAnsi="Aptos" w:cs="Aptos"/>
-        </w:rPr>
-      </w:pPr>
-      <w:r>
-        <w:rPr>
-          <w:rFonts w:ascii="Aptos" w:eastAsia="Aptos" w:hAnsi="Aptos" w:cs="Aptos"/>
           <w:b/>
           <w:bCs/>
         </w:rPr>
-        <w:t>What you expected instead:</w:t>
-      </w:r>
-      <w:r>
-        <w:rPr>
-          <w:rFonts w:ascii="Aptos" w:eastAsia="Aptos" w:hAnsi="Aptos" w:cs="Aptos"/>
-        </w:rPr>
-        <w:br/>
-        <w:t>Two visitors receiving different BrowserOptions should demonstrate different browser behavior at runtime.</w:t>
-      </w:r>
-      <w:r>
-        <w:rPr>
-          <w:rFonts w:ascii="Aptos" w:eastAsia="Aptos" w:hAnsi="Aptos" w:cs="Aptos"/>
-        </w:rPr>
-        <w:t xml:space="preserve"> </w:t>
+      </w:pPr>
+      <w:r>
+        <w:rPr>
+          <w:rFonts w:ascii="Aptos" w:eastAsia="Aptos" w:hAnsi="Aptos" w:cs="Aptos"/>
+          <w:b/>
+          <w:bCs/>
+        </w:rPr>
+        <w:t>Use the Interactive Server sample because it produces deterministic Blazor startup messages and supports two concurrent circuits.</w:t>
       </w:r>
     </w:p>
     <w:p>
       <w:pPr>
         <w:rPr>
           <w:rFonts w:ascii="Aptos" w:eastAsia="Aptos" w:hAnsi="Aptos" w:cs="Aptos"/>
-        </w:rPr>
-      </w:pPr>
-      <w:r>
-        <w:rPr>
-          <w:rFonts w:ascii="Aptos" w:eastAsia="Aptos" w:hAnsi="Aptos" w:cs="Aptos"/>
           <w:b/>
           <w:bCs/>
         </w:rPr>
-        <w:t>Steps to reproduce:</w:t>
+      </w:pPr>
+      <w:r>
+        <w:rPr>
+          <w:rFonts w:ascii="Aptos" w:eastAsia="Aptos" w:hAnsi="Aptos" w:cs="Aptos"/>
+          <w:b/>
+          <w:bCs/>
+        </w:rPr>
+        <w:t>1. Start the sample</w:t>
       </w:r>
     </w:p>
     <w:p>
@@ -4439,40 +5358,7 @@
           <w:b/>
           <w:bCs/>
         </w:rPr>
-        <w:t>Use the Interactive Server sample because it produces deterministic Blazor startup messages and supports two concurrent circuits.</w:t>
-      </w:r>
-    </w:p>
-    <w:p>
-      <w:pPr>
-        <w:rPr>
-          <w:rFonts w:ascii="Aptos" w:eastAsia="Aptos" w:hAnsi="Aptos" w:cs="Aptos"/>
-          <w:b/>
-          <w:bCs/>
-        </w:rPr>
-      </w:pPr>
-      <w:r>
-        <w:rPr>
-          <w:rFonts w:ascii="Aptos" w:eastAsia="Aptos" w:hAnsi="Aptos" w:cs="Aptos"/>
-          <w:b/>
-          <w:bCs/>
-        </w:rPr>
-        <w:t>1. Start the sample</w:t>
-      </w:r>
-    </w:p>
-    <w:p>
-      <w:pPr>
-        <w:rPr>
-          <w:rFonts w:ascii="Aptos" w:eastAsia="Aptos" w:hAnsi="Aptos" w:cs="Aptos"/>
-          <w:b/>
-          <w:bCs/>
-        </w:rPr>
-      </w:pPr>
-      <w:r>
-        <w:rPr>
-          <w:rFonts w:ascii="Aptos" w:eastAsia="Aptos" w:hAnsi="Aptos" w:cs="Aptos"/>
-          <w:b/>
-          <w:bCs/>
-        </w:rPr>
+        <w:lastRenderedPageBreak/>
         <w:t>From the repository root:</w:t>
       </w:r>
     </w:p>
@@ -4500,8 +5386,49 @@
               <w:rPr>
                 <w:rFonts w:ascii="Aptos" w:eastAsia="Aptos" w:hAnsi="Aptos" w:cs="Aptos"/>
               </w:rPr>
-              <w:lastRenderedPageBreak/>
-              <w:t>dotnet run --project .\BlazorServerApp\BlazorServerApp\BlazorServerApp.csproj --launch-profile http</w:t>
+              <w:t>dotnet run --project .\</w:t>
+            </w:r>
+            <w:proofErr w:type="spellStart"/>
+            <w:r>
+              <w:rPr>
+                <w:rFonts w:ascii="Aptos" w:eastAsia="Aptos" w:hAnsi="Aptos" w:cs="Aptos"/>
+              </w:rPr>
+              <w:t>BlazorServerApp</w:t>
+            </w:r>
+            <w:proofErr w:type="spellEnd"/>
+            <w:r>
+              <w:rPr>
+                <w:rFonts w:ascii="Aptos" w:eastAsia="Aptos" w:hAnsi="Aptos" w:cs="Aptos"/>
+              </w:rPr>
+              <w:t>\</w:t>
+            </w:r>
+            <w:proofErr w:type="spellStart"/>
+            <w:r>
+              <w:rPr>
+                <w:rFonts w:ascii="Aptos" w:eastAsia="Aptos" w:hAnsi="Aptos" w:cs="Aptos"/>
+              </w:rPr>
+              <w:t>BlazorServerApp</w:t>
+            </w:r>
+            <w:proofErr w:type="spellEnd"/>
+            <w:r>
+              <w:rPr>
+                <w:rFonts w:ascii="Aptos" w:eastAsia="Aptos" w:hAnsi="Aptos" w:cs="Aptos"/>
+              </w:rPr>
+              <w:t>\</w:t>
+            </w:r>
+            <w:proofErr w:type="spellStart"/>
+            <w:r>
+              <w:rPr>
+                <w:rFonts w:ascii="Aptos" w:eastAsia="Aptos" w:hAnsi="Aptos" w:cs="Aptos"/>
+              </w:rPr>
+              <w:t>BlazorServerApp.csproj</w:t>
+            </w:r>
+            <w:proofErr w:type="spellEnd"/>
+            <w:r>
+              <w:rPr>
+                <w:rFonts w:ascii="Aptos" w:eastAsia="Aptos" w:hAnsi="Aptos" w:cs="Aptos"/>
+              </w:rPr>
+              <w:t xml:space="preserve"> --launch-profile http</w:t>
             </w:r>
           </w:p>
         </w:tc>
@@ -4848,12 +5775,14 @@
                 <w:rFonts w:ascii="Aptos" w:eastAsia="Aptos" w:hAnsi="Aptos" w:cs="Aptos"/>
               </w:rPr>
             </w:pPr>
+            <w:proofErr w:type="spellStart"/>
             <w:r>
               <w:rPr>
                 <w:rFonts w:ascii="Aptos" w:eastAsia="Aptos" w:hAnsi="Aptos" w:cs="Aptos"/>
               </w:rPr>
               <w:t>LogLevel.Warning</w:t>
             </w:r>
+            <w:proofErr w:type="spellEnd"/>
           </w:p>
         </w:tc>
       </w:tr>
@@ -4981,12 +5910,14 @@
                 <w:rFonts w:ascii="Aptos" w:eastAsia="Aptos" w:hAnsi="Aptos" w:cs="Aptos"/>
               </w:rPr>
             </w:pPr>
+            <w:proofErr w:type="spellStart"/>
             <w:r>
               <w:rPr>
                 <w:rFonts w:ascii="Aptos" w:eastAsia="Aptos" w:hAnsi="Aptos" w:cs="Aptos"/>
               </w:rPr>
               <w:t>LogLevel.Trace</w:t>
             </w:r>
+            <w:proofErr w:type="spellEnd"/>
           </w:p>
         </w:tc>
       </w:tr>
@@ -5023,8 +5954,16 @@
         <w:rPr>
           <w:rFonts w:ascii="Aptos" w:eastAsia="Aptos" w:hAnsi="Aptos" w:cs="Aptos"/>
         </w:rPr>
-        <w:t>3. Prepare DevTools</w:t>
-      </w:r>
+        <w:t xml:space="preserve">3. Prepare </w:t>
+      </w:r>
+      <w:proofErr w:type="spellStart"/>
+      <w:r>
+        <w:rPr>
+          <w:rFonts w:ascii="Aptos" w:eastAsia="Aptos" w:hAnsi="Aptos" w:cs="Aptos"/>
+        </w:rPr>
+        <w:t>DevTools</w:t>
+      </w:r>
+      <w:proofErr w:type="spellEnd"/>
     </w:p>
     <w:p>
       <w:pPr>
@@ -5053,7 +5992,21 @@
         <w:rPr>
           <w:rFonts w:ascii="Aptos" w:eastAsia="Aptos" w:hAnsi="Aptos" w:cs="Aptos"/>
         </w:rPr>
-        <w:t>Open DevTools.</w:t>
+        <w:t xml:space="preserve">Open </w:t>
+      </w:r>
+      <w:proofErr w:type="spellStart"/>
+      <w:r>
+        <w:rPr>
+          <w:rFonts w:ascii="Aptos" w:eastAsia="Aptos" w:hAnsi="Aptos" w:cs="Aptos"/>
+        </w:rPr>
+        <w:t>DevTools</w:t>
+      </w:r>
+      <w:proofErr w:type="spellEnd"/>
+      <w:r>
+        <w:rPr>
+          <w:rFonts w:ascii="Aptos" w:eastAsia="Aptos" w:hAnsi="Aptos" w:cs="Aptos"/>
+        </w:rPr>
+        <w:t>.</w:t>
       </w:r>
     </w:p>
     <w:p>
@@ -5157,7 +6110,21 @@
         <w:rPr>
           <w:rFonts w:ascii="Aptos" w:eastAsia="Aptos" w:hAnsi="Aptos" w:cs="Aptos"/>
         </w:rPr>
-        <w:t>Perform a hard reload with Ctrl+Shift+R.</w:t>
+        <w:t xml:space="preserve">Perform a hard reload with </w:t>
+      </w:r>
+      <w:proofErr w:type="spellStart"/>
+      <w:r>
+        <w:rPr>
+          <w:rFonts w:ascii="Aptos" w:eastAsia="Aptos" w:hAnsi="Aptos" w:cs="Aptos"/>
+        </w:rPr>
+        <w:t>Ctrl+Shift+R</w:t>
+      </w:r>
+      <w:proofErr w:type="spellEnd"/>
+      <w:r>
+        <w:rPr>
+          <w:rFonts w:ascii="Aptos" w:eastAsia="Aptos" w:hAnsi="Aptos" w:cs="Aptos"/>
+        </w:rPr>
+        <w:t>.</w:t>
       </w:r>
     </w:p>
     <w:p>
@@ -5170,7 +6137,35 @@
         <w:rPr>
           <w:rFonts w:ascii="Aptos" w:eastAsia="Aptos" w:hAnsi="Aptos" w:cs="Aptos"/>
         </w:rPr>
-        <w:t>Use a full document reload. Do not switch between normal and detailed URLs using Blazor enhanced navigation because BrowserOptions are applied during startup.</w:t>
+        <w:t xml:space="preserve">Use a full document </w:t>
+      </w:r>
+      <w:proofErr w:type="gramStart"/>
+      <w:r>
+        <w:rPr>
+          <w:rFonts w:ascii="Aptos" w:eastAsia="Aptos" w:hAnsi="Aptos" w:cs="Aptos"/>
+        </w:rPr>
+        <w:t>reload</w:t>
+      </w:r>
+      <w:proofErr w:type="gramEnd"/>
+      <w:r>
+        <w:rPr>
+          <w:rFonts w:ascii="Aptos" w:eastAsia="Aptos" w:hAnsi="Aptos" w:cs="Aptos"/>
+        </w:rPr>
+        <w:t xml:space="preserve">. Do not switch between normal and detailed URLs using Blazor enhanced navigation because </w:t>
+      </w:r>
+      <w:proofErr w:type="spellStart"/>
+      <w:r>
+        <w:rPr>
+          <w:rFonts w:ascii="Aptos" w:eastAsia="Aptos" w:hAnsi="Aptos" w:cs="Aptos"/>
+        </w:rPr>
+        <w:t>BrowserOptions</w:t>
+      </w:r>
+      <w:proofErr w:type="spellEnd"/>
+      <w:r>
+        <w:rPr>
+          <w:rFonts w:ascii="Aptos" w:eastAsia="Aptos" w:hAnsi="Aptos" w:cs="Aptos"/>
+        </w:rPr>
+        <w:t xml:space="preserve"> are applied during startup.</w:t>
       </w:r>
     </w:p>
     <w:p>
@@ -5220,7 +6215,6 @@
           <w:b/>
           <w:bCs/>
         </w:rPr>
-        <w:lastRenderedPageBreak/>
         <w:t>Expected difference:</w:t>
       </w:r>
     </w:p>
@@ -5438,7 +6432,21 @@
         <w:rPr>
           <w:rFonts w:ascii="Aptos" w:eastAsia="Aptos" w:hAnsi="Aptos" w:cs="Aptos"/>
         </w:rPr>
-        <w:t>Confirm each Network panel has an active /_blazor WebSocket.</w:t>
+        <w:t>Confirm each Network panel has an active /_</w:t>
+      </w:r>
+      <w:proofErr w:type="spellStart"/>
+      <w:r>
+        <w:rPr>
+          <w:rFonts w:ascii="Aptos" w:eastAsia="Aptos" w:hAnsi="Aptos" w:cs="Aptos"/>
+        </w:rPr>
+        <w:t>blazor</w:t>
+      </w:r>
+      <w:proofErr w:type="spellEnd"/>
+      <w:r>
+        <w:rPr>
+          <w:rFonts w:ascii="Aptos" w:eastAsia="Aptos" w:hAnsi="Aptos" w:cs="Aptos"/>
+        </w:rPr>
+        <w:t> WebSocket.</w:t>
       </w:r>
     </w:p>
     <w:p>
@@ -5472,7 +6480,21 @@
         <w:rPr>
           <w:rFonts w:ascii="Aptos" w:eastAsia="Aptos" w:hAnsi="Aptos" w:cs="Aptos"/>
         </w:rPr>
-        <w:t>Click the counter in both pages.</w:t>
+        <w:t xml:space="preserve">Click the counter </w:t>
+      </w:r>
+      <w:proofErr w:type="gramStart"/>
+      <w:r>
+        <w:rPr>
+          <w:rFonts w:ascii="Aptos" w:eastAsia="Aptos" w:hAnsi="Aptos" w:cs="Aptos"/>
+        </w:rPr>
+        <w:t>in</w:t>
+      </w:r>
+      <w:proofErr w:type="gramEnd"/>
+      <w:r>
+        <w:rPr>
+          <w:rFonts w:ascii="Aptos" w:eastAsia="Aptos" w:hAnsi="Aptos" w:cs="Aptos"/>
+        </w:rPr>
+        <w:t xml:space="preserve"> both pages.</w:t>
       </w:r>
     </w:p>
     <w:p>
@@ -5760,7 +6782,7 @@
                     <pic:cNvPicPr/>
                   </pic:nvPicPr>
                   <pic:blipFill>
-                    <a:blip r:embed="rId10"/>
+                    <a:blip r:embed="rId20"/>
                     <a:stretch>
                       <a:fillRect/>
                     </a:stretch>
@@ -5798,11 +6820,70 @@
     </w:p>
     <w:p>
       <w:pPr>
+        <w:pStyle w:val="Heading1"/>
+      </w:pPr>
+      <w:r>
+        <w:t>5</w:t>
+      </w:r>
+      <w:r>
+        <w:t xml:space="preserve">. (Validation failure) </w:t>
+      </w:r>
+      <w:proofErr w:type="spellStart"/>
+      <w:r>
+        <w:t>BrowserOptions</w:t>
+      </w:r>
+      <w:proofErr w:type="spellEnd"/>
+      <w:r>
+        <w:t xml:space="preserve"> isolation could not be demonstrated through proxy scenario</w:t>
+      </w:r>
+    </w:p>
+    <w:p>
+      <w:pPr>
+        <w:rPr>
+          <w:rFonts w:ascii="Aptos" w:eastAsia="Aptos" w:hAnsi="Aptos" w:cs="Aptos"/>
+        </w:rPr>
+      </w:pPr>
+      <w:r>
         <w:rPr>
           <w:rFonts w:ascii="Aptos" w:eastAsia="Aptos" w:hAnsi="Aptos" w:cs="Aptos"/>
           <w:b/>
           <w:bCs/>
         </w:rPr>
+        <w:t>What happened:</w:t>
+      </w:r>
+      <w:r>
+        <w:rPr>
+          <w:rFonts w:ascii="Aptos" w:eastAsia="Aptos" w:hAnsi="Aptos" w:cs="Aptos"/>
+        </w:rPr>
+        <w:br/>
+        <w:t xml:space="preserve">Backend routing, request identity, WebSocket affinity, and sticky sessions were successfully validated. However, the browser behavior did not distinguish the normal and detailed clients, preventing verification of effective </w:t>
+      </w:r>
+      <w:proofErr w:type="spellStart"/>
+      <w:r>
+        <w:rPr>
+          <w:rFonts w:ascii="Aptos" w:eastAsia="Aptos" w:hAnsi="Aptos" w:cs="Aptos"/>
+        </w:rPr>
+        <w:t>BrowserOptions</w:t>
+      </w:r>
+      <w:proofErr w:type="spellEnd"/>
+      <w:r>
+        <w:rPr>
+          <w:rFonts w:ascii="Aptos" w:eastAsia="Aptos" w:hAnsi="Aptos" w:cs="Aptos"/>
+        </w:rPr>
+        <w:t xml:space="preserve"> isolation through the proxy.</w:t>
+      </w:r>
+      <w:r>
+        <w:rPr>
+          <w:rFonts w:ascii="Aptos" w:eastAsia="Aptos" w:hAnsi="Aptos" w:cs="Aptos"/>
+        </w:rPr>
+        <w:t xml:space="preserve"> </w:t>
+      </w:r>
+    </w:p>
+    <w:p>
+      <w:pPr>
+        <w:rPr>
+          <w:rFonts w:ascii="Aptos" w:eastAsia="Aptos" w:hAnsi="Aptos" w:cs="Aptos"/>
+        </w:rPr>
       </w:pPr>
       <w:r>
         <w:rPr>
@@ -5810,57 +6891,28 @@
           <w:b/>
           <w:bCs/>
         </w:rPr>
-        <w:t>6. (Validation failure) BrowserOptions isolation could not be demonstrated through proxy scenario</w:t>
-      </w:r>
-    </w:p>
-    <w:p>
-      <w:pPr>
-        <w:rPr>
-          <w:rFonts w:ascii="Aptos" w:eastAsia="Aptos" w:hAnsi="Aptos" w:cs="Aptos"/>
-        </w:rPr>
-      </w:pPr>
-      <w:r>
-        <w:rPr>
-          <w:rFonts w:ascii="Aptos" w:eastAsia="Aptos" w:hAnsi="Aptos" w:cs="Aptos"/>
-          <w:b/>
-          <w:bCs/>
-        </w:rPr>
-        <w:t>What happened:</w:t>
+        <w:t>What you expected instead:</w:t>
       </w:r>
       <w:r>
         <w:rPr>
           <w:rFonts w:ascii="Aptos" w:eastAsia="Aptos" w:hAnsi="Aptos" w:cs="Aptos"/>
         </w:rPr>
         <w:br/>
-        <w:t>Backend routing, request identity, WebSocket affinity, and sticky sessions were successfully validated. However, the browser behavior did not distinguish the normal and detailed clients, preventing verification of effective BrowserOptions isolation through the proxy.</w:t>
-      </w:r>
-      <w:r>
-        <w:rPr>
-          <w:rFonts w:ascii="Aptos" w:eastAsia="Aptos" w:hAnsi="Aptos" w:cs="Aptos"/>
-        </w:rPr>
-        <w:t xml:space="preserve"> </w:t>
-      </w:r>
-    </w:p>
-    <w:p>
-      <w:pPr>
-        <w:rPr>
-          <w:rFonts w:ascii="Aptos" w:eastAsia="Aptos" w:hAnsi="Aptos" w:cs="Aptos"/>
-        </w:rPr>
-      </w:pPr>
-      <w:r>
-        <w:rPr>
-          <w:rFonts w:ascii="Aptos" w:eastAsia="Aptos" w:hAnsi="Aptos" w:cs="Aptos"/>
-          <w:b/>
-          <w:bCs/>
-        </w:rPr>
-        <w:t>What you expected instead:</w:t>
-      </w:r>
-      <w:r>
-        <w:rPr>
-          <w:rFonts w:ascii="Aptos" w:eastAsia="Aptos" w:hAnsi="Aptos" w:cs="Aptos"/>
-        </w:rPr>
-        <w:br/>
-        <w:t xml:space="preserve">Clients routed through the proxy should demonstrate different browser behavior when different BrowserOptions are applied. </w:t>
+        <w:t xml:space="preserve">Clients routed through the proxy should demonstrate different browser behavior when different </w:t>
+      </w:r>
+      <w:proofErr w:type="spellStart"/>
+      <w:r>
+        <w:rPr>
+          <w:rFonts w:ascii="Aptos" w:eastAsia="Aptos" w:hAnsi="Aptos" w:cs="Aptos"/>
+        </w:rPr>
+        <w:t>BrowserOptions</w:t>
+      </w:r>
+      <w:proofErr w:type="spellEnd"/>
+      <w:r>
+        <w:rPr>
+          <w:rFonts w:ascii="Aptos" w:eastAsia="Aptos" w:hAnsi="Aptos" w:cs="Aptos"/>
+        </w:rPr>
+        <w:t xml:space="preserve"> are applied. </w:t>
       </w:r>
     </w:p>
     <w:p>
@@ -5920,8 +6972,60 @@
               <w:rPr>
                 <w:rFonts w:ascii="Aptos" w:eastAsia="Aptos" w:hAnsi="Aptos" w:cs="Aptos"/>
               </w:rPr>
-              <w:t>dotnet build .\BlazorServerApp\BlazorServerApp.slnx -nologo -v:minimal</w:t>
-            </w:r>
+              <w:t>dotnet build .\</w:t>
+            </w:r>
+            <w:proofErr w:type="spellStart"/>
+            <w:r>
+              <w:rPr>
+                <w:rFonts w:ascii="Aptos" w:eastAsia="Aptos" w:hAnsi="Aptos" w:cs="Aptos"/>
+              </w:rPr>
+              <w:t>BlazorServerApp</w:t>
+            </w:r>
+            <w:proofErr w:type="spellEnd"/>
+            <w:r>
+              <w:rPr>
+                <w:rFonts w:ascii="Aptos" w:eastAsia="Aptos" w:hAnsi="Aptos" w:cs="Aptos"/>
+              </w:rPr>
+              <w:t>\</w:t>
+            </w:r>
+            <w:proofErr w:type="spellStart"/>
+            <w:r>
+              <w:rPr>
+                <w:rFonts w:ascii="Aptos" w:eastAsia="Aptos" w:hAnsi="Aptos" w:cs="Aptos"/>
+              </w:rPr>
+              <w:t>BlazorServerApp.slnx</w:t>
+            </w:r>
+            <w:proofErr w:type="spellEnd"/>
+            <w:r>
+              <w:rPr>
+                <w:rFonts w:ascii="Aptos" w:eastAsia="Aptos" w:hAnsi="Aptos" w:cs="Aptos"/>
+              </w:rPr>
+              <w:t xml:space="preserve"> -</w:t>
+            </w:r>
+            <w:proofErr w:type="spellStart"/>
+            <w:r>
+              <w:rPr>
+                <w:rFonts w:ascii="Aptos" w:eastAsia="Aptos" w:hAnsi="Aptos" w:cs="Aptos"/>
+              </w:rPr>
+              <w:t>nologo</w:t>
+            </w:r>
+            <w:proofErr w:type="spellEnd"/>
+            <w:r>
+              <w:rPr>
+                <w:rFonts w:ascii="Aptos" w:eastAsia="Aptos" w:hAnsi="Aptos" w:cs="Aptos"/>
+              </w:rPr>
+              <w:t xml:space="preserve"> -</w:t>
+            </w:r>
+            <w:proofErr w:type="spellStart"/>
+            <w:proofErr w:type="gramStart"/>
+            <w:r>
+              <w:rPr>
+                <w:rFonts w:ascii="Aptos" w:eastAsia="Aptos" w:hAnsi="Aptos" w:cs="Aptos"/>
+              </w:rPr>
+              <w:t>v:minimal</w:t>
+            </w:r>
+            <w:proofErr w:type="spellEnd"/>
+            <w:proofErr w:type="gramEnd"/>
           </w:p>
           <w:p>
             <w:pPr>
@@ -5983,6 +7087,7 @@
         <w:rPr>
           <w:rFonts w:ascii="Aptos" w:eastAsia="Aptos" w:hAnsi="Aptos" w:cs="Aptos"/>
         </w:rPr>
+        <w:lastRenderedPageBreak/>
         <w:t>Open Developer Tools before navigation.</w:t>
       </w:r>
     </w:p>
@@ -6000,7 +7105,6 @@
         <w:rPr>
           <w:rFonts w:ascii="Aptos" w:eastAsia="Aptos" w:hAnsi="Aptos" w:cs="Aptos"/>
         </w:rPr>
-        <w:lastRenderedPageBreak/>
         <w:t xml:space="preserve">Enable </w:t>
       </w:r>
       <w:r>
@@ -6121,7 +7225,49 @@
               <w:rPr>
                 <w:rFonts w:ascii="Aptos" w:eastAsia="Aptos" w:hAnsi="Aptos" w:cs="Aptos"/>
               </w:rPr>
-              <w:t>dotnet run --project .\BlazorServerApp\BlazorServerApp\BlazorServerApp.csproj --launch-profile backend-a --no-build</w:t>
+              <w:t>dotnet run --project .\</w:t>
+            </w:r>
+            <w:proofErr w:type="spellStart"/>
+            <w:r>
+              <w:rPr>
+                <w:rFonts w:ascii="Aptos" w:eastAsia="Aptos" w:hAnsi="Aptos" w:cs="Aptos"/>
+              </w:rPr>
+              <w:t>BlazorServerApp</w:t>
+            </w:r>
+            <w:proofErr w:type="spellEnd"/>
+            <w:r>
+              <w:rPr>
+                <w:rFonts w:ascii="Aptos" w:eastAsia="Aptos" w:hAnsi="Aptos" w:cs="Aptos"/>
+              </w:rPr>
+              <w:t>\</w:t>
+            </w:r>
+            <w:proofErr w:type="spellStart"/>
+            <w:r>
+              <w:rPr>
+                <w:rFonts w:ascii="Aptos" w:eastAsia="Aptos" w:hAnsi="Aptos" w:cs="Aptos"/>
+              </w:rPr>
+              <w:t>BlazorServerApp</w:t>
+            </w:r>
+            <w:proofErr w:type="spellEnd"/>
+            <w:r>
+              <w:rPr>
+                <w:rFonts w:ascii="Aptos" w:eastAsia="Aptos" w:hAnsi="Aptos" w:cs="Aptos"/>
+              </w:rPr>
+              <w:t>\</w:t>
+            </w:r>
+            <w:proofErr w:type="spellStart"/>
+            <w:r>
+              <w:rPr>
+                <w:rFonts w:ascii="Aptos" w:eastAsia="Aptos" w:hAnsi="Aptos" w:cs="Aptos"/>
+              </w:rPr>
+              <w:t>BlazorServerApp.csproj</w:t>
+            </w:r>
+            <w:proofErr w:type="spellEnd"/>
+            <w:r>
+              <w:rPr>
+                <w:rFonts w:ascii="Aptos" w:eastAsia="Aptos" w:hAnsi="Aptos" w:cs="Aptos"/>
+              </w:rPr>
+              <w:t xml:space="preserve"> --launch-profile backend-a --no-build</w:t>
             </w:r>
           </w:p>
           <w:p>
@@ -6135,7 +7281,49 @@
               <w:rPr>
                 <w:rFonts w:ascii="Aptos" w:eastAsia="Aptos" w:hAnsi="Aptos" w:cs="Aptos"/>
               </w:rPr>
-              <w:t>dotnet run --project .\BlazorServerApp\BlazorServerApp\BlazorServerApp.csproj --launch-profile backend-b --no-build</w:t>
+              <w:t>dotnet run --project .\</w:t>
+            </w:r>
+            <w:proofErr w:type="spellStart"/>
+            <w:r>
+              <w:rPr>
+                <w:rFonts w:ascii="Aptos" w:eastAsia="Aptos" w:hAnsi="Aptos" w:cs="Aptos"/>
+              </w:rPr>
+              <w:t>BlazorServerApp</w:t>
+            </w:r>
+            <w:proofErr w:type="spellEnd"/>
+            <w:r>
+              <w:rPr>
+                <w:rFonts w:ascii="Aptos" w:eastAsia="Aptos" w:hAnsi="Aptos" w:cs="Aptos"/>
+              </w:rPr>
+              <w:t>\</w:t>
+            </w:r>
+            <w:proofErr w:type="spellStart"/>
+            <w:r>
+              <w:rPr>
+                <w:rFonts w:ascii="Aptos" w:eastAsia="Aptos" w:hAnsi="Aptos" w:cs="Aptos"/>
+              </w:rPr>
+              <w:t>BlazorServerApp</w:t>
+            </w:r>
+            <w:proofErr w:type="spellEnd"/>
+            <w:r>
+              <w:rPr>
+                <w:rFonts w:ascii="Aptos" w:eastAsia="Aptos" w:hAnsi="Aptos" w:cs="Aptos"/>
+              </w:rPr>
+              <w:t>\</w:t>
+            </w:r>
+            <w:proofErr w:type="spellStart"/>
+            <w:r>
+              <w:rPr>
+                <w:rFonts w:ascii="Aptos" w:eastAsia="Aptos" w:hAnsi="Aptos" w:cs="Aptos"/>
+              </w:rPr>
+              <w:t>BlazorServerApp.csproj</w:t>
+            </w:r>
+            <w:proofErr w:type="spellEnd"/>
+            <w:r>
+              <w:rPr>
+                <w:rFonts w:ascii="Aptos" w:eastAsia="Aptos" w:hAnsi="Aptos" w:cs="Aptos"/>
+              </w:rPr>
+              <w:t xml:space="preserve"> --launch-profile backend-b --no-build</w:t>
             </w:r>
           </w:p>
           <w:p>
@@ -6558,7 +7746,21 @@
         <w:rPr>
           <w:rFonts w:ascii="Aptos" w:eastAsia="Aptos" w:hAnsi="Aptos" w:cs="Aptos"/>
         </w:rPr>
-        <w:t>/_blazor/negotiate returns HTTP 200.</w:t>
+        <w:t>/_</w:t>
+      </w:r>
+      <w:proofErr w:type="spellStart"/>
+      <w:r>
+        <w:rPr>
+          <w:rFonts w:ascii="Aptos" w:eastAsia="Aptos" w:hAnsi="Aptos" w:cs="Aptos"/>
+        </w:rPr>
+        <w:t>blazor</w:t>
+      </w:r>
+      <w:proofErr w:type="spellEnd"/>
+      <w:r>
+        <w:rPr>
+          <w:rFonts w:ascii="Aptos" w:eastAsia="Aptos" w:hAnsi="Aptos" w:cs="Aptos"/>
+        </w:rPr>
+        <w:t>/negotiate returns HTTP 200.</w:t>
       </w:r>
     </w:p>
     <w:p>
@@ -6575,7 +7777,21 @@
         <w:rPr>
           <w:rFonts w:ascii="Aptos" w:eastAsia="Aptos" w:hAnsi="Aptos" w:cs="Aptos"/>
         </w:rPr>
-        <w:t>Affinity cookie is generated.</w:t>
+        <w:t xml:space="preserve">Affinity </w:t>
+      </w:r>
+      <w:proofErr w:type="gramStart"/>
+      <w:r>
+        <w:rPr>
+          <w:rFonts w:ascii="Aptos" w:eastAsia="Aptos" w:hAnsi="Aptos" w:cs="Aptos"/>
+        </w:rPr>
+        <w:t>cookie is</w:t>
+      </w:r>
+      <w:proofErr w:type="gramEnd"/>
+      <w:r>
+        <w:rPr>
+          <w:rFonts w:ascii="Aptos" w:eastAsia="Aptos" w:hAnsi="Aptos" w:cs="Aptos"/>
+        </w:rPr>
+        <w:t xml:space="preserve"> generated.</w:t>
       </w:r>
     </w:p>
     <w:p>
@@ -6592,7 +7808,22 @@
         <w:rPr>
           <w:rFonts w:ascii="Aptos" w:eastAsia="Aptos" w:hAnsi="Aptos" w:cs="Aptos"/>
         </w:rPr>
-        <w:t>Active /_blazor WebSocket upgrades with HTTP 101.</w:t>
+        <w:lastRenderedPageBreak/>
+        <w:t>Active /_</w:t>
+      </w:r>
+      <w:proofErr w:type="spellStart"/>
+      <w:r>
+        <w:rPr>
+          <w:rFonts w:ascii="Aptos" w:eastAsia="Aptos" w:hAnsi="Aptos" w:cs="Aptos"/>
+        </w:rPr>
+        <w:t>blazor</w:t>
+      </w:r>
+      <w:proofErr w:type="spellEnd"/>
+      <w:r>
+        <w:rPr>
+          <w:rFonts w:ascii="Aptos" w:eastAsia="Aptos" w:hAnsi="Aptos" w:cs="Aptos"/>
+        </w:rPr>
+        <w:t xml:space="preserve"> WebSocket upgrades with HTTP 101.</w:t>
       </w:r>
     </w:p>
     <w:p>
@@ -6609,7 +7840,6 @@
         <w:rPr>
           <w:rFonts w:ascii="Aptos" w:eastAsia="Aptos" w:hAnsi="Aptos" w:cs="Aptos"/>
         </w:rPr>
-        <w:lastRenderedPageBreak/>
         <w:t>Interactive counter remains functional.</w:t>
       </w:r>
     </w:p>
@@ -6776,7 +8006,25 @@
           <w:b/>
           <w:bCs/>
         </w:rPr>
-        <w:t>Effective BrowserOptions Validation</w:t>
+        <w:t xml:space="preserve">Effective </w:t>
+      </w:r>
+      <w:proofErr w:type="spellStart"/>
+      <w:r>
+        <w:rPr>
+          <w:rFonts w:ascii="Aptos" w:eastAsia="Aptos" w:hAnsi="Aptos" w:cs="Aptos"/>
+          <w:b/>
+          <w:bCs/>
+        </w:rPr>
+        <w:t>BrowserOptions</w:t>
+      </w:r>
+      <w:proofErr w:type="spellEnd"/>
+      <w:r>
+        <w:rPr>
+          <w:rFonts w:ascii="Aptos" w:eastAsia="Aptos" w:hAnsi="Aptos" w:cs="Aptos"/>
+          <w:b/>
+          <w:bCs/>
+        </w:rPr>
+        <w:t xml:space="preserve"> Validation</w:t>
       </w:r>
     </w:p>
     <w:p>
@@ -6894,7 +8142,21 @@
         <w:rPr>
           <w:rFonts w:ascii="Aptos" w:eastAsia="Aptos" w:hAnsi="Aptos" w:cs="Aptos"/>
         </w:rPr>
-        <w:t>Open both URLs in separate browser profiles.</w:t>
+        <w:t xml:space="preserve">Open both URLs </w:t>
+      </w:r>
+      <w:proofErr w:type="gramStart"/>
+      <w:r>
+        <w:rPr>
+          <w:rFonts w:ascii="Aptos" w:eastAsia="Aptos" w:hAnsi="Aptos" w:cs="Aptos"/>
+        </w:rPr>
+        <w:t>in</w:t>
+      </w:r>
+      <w:proofErr w:type="gramEnd"/>
+      <w:r>
+        <w:rPr>
+          <w:rFonts w:ascii="Aptos" w:eastAsia="Aptos" w:hAnsi="Aptos" w:cs="Aptos"/>
+        </w:rPr>
+        <w:t xml:space="preserve"> separate browser profiles.</w:t>
       </w:r>
     </w:p>
     <w:p>
@@ -7074,8 +8336,21 @@
                 <w:szCs w:val="24"/>
                 <w:lang w:bidi="ta-IN"/>
               </w:rPr>
-              <w:t>Configured LogLevel</w:t>
-            </w:r>
+              <w:t xml:space="preserve">Configured </w:t>
+            </w:r>
+            <w:proofErr w:type="spellStart"/>
+            <w:r>
+              <w:rPr>
+                <w:rFonts w:ascii="Times New Roman" w:eastAsia="Times New Roman" w:hAnsi="Times New Roman" w:cs="Times New Roman"/>
+                <w:b/>
+                <w:bCs/>
+                <w:sz w:val="24"/>
+                <w:szCs w:val="24"/>
+                <w:lang w:bidi="ta-IN"/>
+              </w:rPr>
+              <w:t>LogLevel</w:t>
+            </w:r>
+            <w:proofErr w:type="spellEnd"/>
           </w:p>
         </w:tc>
         <w:tc>
@@ -7131,6 +8406,7 @@
                 <w:szCs w:val="24"/>
                 <w:lang w:bidi="ta-IN"/>
               </w:rPr>
+              <w:lastRenderedPageBreak/>
               <w:t>Normal</w:t>
             </w:r>
           </w:p>
@@ -7208,7 +8484,6 @@
                 <w:szCs w:val="24"/>
                 <w:lang w:bidi="ta-IN"/>
               </w:rPr>
-              <w:lastRenderedPageBreak/>
               <w:t>Detailed</w:t>
             </w:r>
           </w:p>
@@ -7561,6 +8836,7 @@
                 <w:lang w:bidi="ta-IN"/>
               </w:rPr>
             </w:pPr>
+            <w:proofErr w:type="spellStart"/>
             <w:r>
               <w:rPr>
                 <w:rFonts w:ascii="Times New Roman" w:eastAsia="Times New Roman" w:hAnsi="Times New Roman" w:cs="Times New Roman"/>
@@ -7568,7 +8844,17 @@
                 <w:szCs w:val="24"/>
                 <w:lang w:bidi="ta-IN"/>
               </w:rPr>
-              <w:t>BrowserOptions isolation through proxy</w:t>
+              <w:t>BrowserOptions</w:t>
+            </w:r>
+            <w:proofErr w:type="spellEnd"/>
+            <w:r>
+              <w:rPr>
+                <w:rFonts w:ascii="Times New Roman" w:eastAsia="Times New Roman" w:hAnsi="Times New Roman" w:cs="Times New Roman"/>
+                <w:sz w:val="24"/>
+                <w:szCs w:val="24"/>
+                <w:lang w:bidi="ta-IN"/>
+              </w:rPr>
+              <w:t xml:space="preserve"> isolation through proxy</w:t>
             </w:r>
           </w:p>
         </w:tc>
@@ -7645,7 +8931,27 @@
                 <w:szCs w:val="24"/>
                 <w:lang w:bidi="ta-IN"/>
               </w:rPr>
-              <w:t>Request-specific BrowserOptions differentiation</w:t>
+              <w:t xml:space="preserve">Request-specific </w:t>
+            </w:r>
+            <w:proofErr w:type="spellStart"/>
+            <w:r>
+              <w:rPr>
+                <w:rFonts w:ascii="Times New Roman" w:eastAsia="Times New Roman" w:hAnsi="Times New Roman" w:cs="Times New Roman"/>
+                <w:sz w:val="24"/>
+                <w:szCs w:val="24"/>
+                <w:lang w:bidi="ta-IN"/>
+              </w:rPr>
+              <w:t>BrowserOptions</w:t>
+            </w:r>
+            <w:proofErr w:type="spellEnd"/>
+            <w:r>
+              <w:rPr>
+                <w:rFonts w:ascii="Times New Roman" w:eastAsia="Times New Roman" w:hAnsi="Times New Roman" w:cs="Times New Roman"/>
+                <w:sz w:val="24"/>
+                <w:szCs w:val="24"/>
+                <w:lang w:bidi="ta-IN"/>
+              </w:rPr>
+              <w:t xml:space="preserve"> differentiation</w:t>
             </w:r>
           </w:p>
         </w:tc>
@@ -7695,7 +9001,27 @@
                 <w:szCs w:val="24"/>
                 <w:lang w:bidi="ta-IN"/>
               </w:rPr>
-              <w:t>Different request inputs were supplied, but effective browser behavior did not demonstrate different BrowserOptions outcomes</w:t>
+              <w:t xml:space="preserve">Different request inputs were supplied, but effective browser behavior did not demonstrate different </w:t>
+            </w:r>
+            <w:proofErr w:type="spellStart"/>
+            <w:r>
+              <w:rPr>
+                <w:rFonts w:ascii="Times New Roman" w:eastAsia="Times New Roman" w:hAnsi="Times New Roman" w:cs="Times New Roman"/>
+                <w:sz w:val="24"/>
+                <w:szCs w:val="24"/>
+                <w:lang w:bidi="ta-IN"/>
+              </w:rPr>
+              <w:t>BrowserOptions</w:t>
+            </w:r>
+            <w:proofErr w:type="spellEnd"/>
+            <w:r>
+              <w:rPr>
+                <w:rFonts w:ascii="Times New Roman" w:eastAsia="Times New Roman" w:hAnsi="Times New Roman" w:cs="Times New Roman"/>
+                <w:sz w:val="24"/>
+                <w:szCs w:val="24"/>
+                <w:lang w:bidi="ta-IN"/>
+              </w:rPr>
+              <w:t xml:space="preserve"> outcomes</w:t>
             </w:r>
           </w:p>
         </w:tc>
@@ -7772,7 +9098,27 @@
                 <w:szCs w:val="24"/>
                 <w:lang w:bidi="ta-IN"/>
               </w:rPr>
-              <w:t>Client isolation at routing level was demonstrated, but BrowserOptions isolation could not be proven through browser behavior</w:t>
+              <w:t xml:space="preserve">Client isolation at routing level was demonstrated, but </w:t>
+            </w:r>
+            <w:proofErr w:type="spellStart"/>
+            <w:r>
+              <w:rPr>
+                <w:rFonts w:ascii="Times New Roman" w:eastAsia="Times New Roman" w:hAnsi="Times New Roman" w:cs="Times New Roman"/>
+                <w:sz w:val="24"/>
+                <w:szCs w:val="24"/>
+                <w:lang w:bidi="ta-IN"/>
+              </w:rPr>
+              <w:t>BrowserOptions</w:t>
+            </w:r>
+            <w:proofErr w:type="spellEnd"/>
+            <w:r>
+              <w:rPr>
+                <w:rFonts w:ascii="Times New Roman" w:eastAsia="Times New Roman" w:hAnsi="Times New Roman" w:cs="Times New Roman"/>
+                <w:sz w:val="24"/>
+                <w:szCs w:val="24"/>
+                <w:lang w:bidi="ta-IN"/>
+              </w:rPr>
+              <w:t xml:space="preserve"> isolation could not be proven through browser behavior</w:t>
             </w:r>
           </w:p>
         </w:tc>
@@ -7805,14 +9151,32 @@
           <w:b/>
           <w:bCs/>
         </w:rPr>
-        <w:t xml:space="preserve"> (BrowserOption differentiation not attained, was the actual issue)</w:t>
-      </w:r>
+        <w:t xml:space="preserve"> (</w:t>
+      </w:r>
+      <w:proofErr w:type="spellStart"/>
       <w:r>
         <w:rPr>
           <w:rFonts w:ascii="Aptos" w:eastAsia="Aptos" w:hAnsi="Aptos" w:cs="Aptos"/>
           <w:b/>
           <w:bCs/>
         </w:rPr>
+        <w:t>BrowserOption</w:t>
+      </w:r>
+      <w:proofErr w:type="spellEnd"/>
+      <w:r>
+        <w:rPr>
+          <w:rFonts w:ascii="Aptos" w:eastAsia="Aptos" w:hAnsi="Aptos" w:cs="Aptos"/>
+          <w:b/>
+          <w:bCs/>
+        </w:rPr>
+        <w:t xml:space="preserve"> differentiation not attained, was the actual issue)</w:t>
+      </w:r>
+      <w:r>
+        <w:rPr>
+          <w:rFonts w:ascii="Aptos" w:eastAsia="Aptos" w:hAnsi="Aptos" w:cs="Aptos"/>
+          <w:b/>
+          <w:bCs/>
+        </w:rPr>
         <w:t>:</w:t>
       </w:r>
       <w:r>
@@ -7821,14 +9185,55 @@
         </w:rPr>
         <w:br/>
       </w:r>
-      <w:hyperlink r:id="rId11" w:history="1">
+      <w:hyperlink r:id="rId21" w:history="1">
         <w:r>
           <w:rPr>
             <w:rStyle w:val="Hyperlink"/>
             <w:rFonts w:ascii="Aptos" w:eastAsia="Aptos" w:hAnsi="Aptos" w:cs="Aptos"/>
           </w:rPr>
-          <w:t>BrowserOptionsServerConfiguration/evidence/interactive-server/proxy validation.mp4 at main · irfanajaffer/BrowserOptionsServerConfiguration</w:t>
+          <w:t>BrowserOptionsServerConfiguration/evidence/</w:t>
         </w:r>
+        <w:proofErr w:type="gramStart"/>
+        <w:r>
+          <w:rPr>
+            <w:rStyle w:val="Hyperlink"/>
+            <w:rFonts w:ascii="Aptos" w:eastAsia="Aptos" w:hAnsi="Aptos" w:cs="Aptos"/>
+          </w:rPr>
+          <w:t>interactive-server</w:t>
+        </w:r>
+        <w:proofErr w:type="gramEnd"/>
+        <w:r>
+          <w:rPr>
+            <w:rStyle w:val="Hyperlink"/>
+            <w:rFonts w:ascii="Aptos" w:eastAsia="Aptos" w:hAnsi="Aptos" w:cs="Aptos"/>
+          </w:rPr>
+          <w:t xml:space="preserve">/proxy validation.mp4 at main · </w:t>
+        </w:r>
+        <w:proofErr w:type="spellStart"/>
+        <w:r>
+          <w:rPr>
+            <w:rStyle w:val="Hyperlink"/>
+            <w:rFonts w:ascii="Aptos" w:eastAsia="Aptos" w:hAnsi="Aptos" w:cs="Aptos"/>
+          </w:rPr>
+          <w:t>irfanajaffer</w:t>
+        </w:r>
+        <w:proofErr w:type="spellEnd"/>
+        <w:r>
+          <w:rPr>
+            <w:rStyle w:val="Hyperlink"/>
+            <w:rFonts w:ascii="Aptos" w:eastAsia="Aptos" w:hAnsi="Aptos" w:cs="Aptos"/>
+          </w:rPr>
+          <w:t>/</w:t>
+        </w:r>
+        <w:proofErr w:type="spellStart"/>
+        <w:r>
+          <w:rPr>
+            <w:rStyle w:val="Hyperlink"/>
+            <w:rFonts w:ascii="Aptos" w:eastAsia="Aptos" w:hAnsi="Aptos" w:cs="Aptos"/>
+          </w:rPr>
+          <w:t>BrowserOptionsServerConfiguration</w:t>
+        </w:r>
+        <w:proofErr w:type="spellEnd"/>
       </w:hyperlink>
     </w:p>
     <w:p>
@@ -7848,11 +9253,113 @@
     </w:p>
     <w:p>
       <w:pPr>
+        <w:pStyle w:val="Heading1"/>
+      </w:pPr>
+      <w:r>
+        <w:t>6</w:t>
+      </w:r>
+      <w:r>
+        <w:t xml:space="preserve">. (SDK limitation) </w:t>
+      </w:r>
+      <w:proofErr w:type="spellStart"/>
+      <w:r>
+        <w:t>BrowserOptions.GetBrowserOptions</w:t>
+      </w:r>
+      <w:proofErr w:type="spellEnd"/>
+      <w:r>
+        <w:t>(</w:t>
+      </w:r>
+      <w:proofErr w:type="spellStart"/>
+      <w:r>
+        <w:t>HttpContext</w:t>
+      </w:r>
+      <w:proofErr w:type="spellEnd"/>
+      <w:r>
+        <w:t>) unavailable</w:t>
+      </w:r>
+    </w:p>
+    <w:p>
+      <w:pPr>
+        <w:rPr>
+          <w:rFonts w:ascii="Aptos" w:eastAsia="Aptos" w:hAnsi="Aptos" w:cs="Aptos"/>
+        </w:rPr>
+      </w:pPr>
+      <w:r>
         <w:rPr>
           <w:rFonts w:ascii="Aptos" w:eastAsia="Aptos" w:hAnsi="Aptos" w:cs="Aptos"/>
           <w:b/>
           <w:bCs/>
         </w:rPr>
+        <w:t>What happened:</w:t>
+      </w:r>
+      <w:r>
+        <w:rPr>
+          <w:rFonts w:ascii="Aptos" w:eastAsia="Aptos" w:hAnsi="Aptos" w:cs="Aptos"/>
+        </w:rPr>
+        <w:br/>
+      </w:r>
+      <w:proofErr w:type="spellStart"/>
+      <w:r>
+        <w:rPr>
+          <w:rFonts w:ascii="Aptos" w:eastAsia="Aptos" w:hAnsi="Aptos" w:cs="Aptos"/>
+        </w:rPr>
+        <w:t>BrowserOptions.GetBrowserOptions</w:t>
+      </w:r>
+      <w:proofErr w:type="spellEnd"/>
+      <w:r>
+        <w:rPr>
+          <w:rFonts w:ascii="Aptos" w:eastAsia="Aptos" w:hAnsi="Aptos" w:cs="Aptos"/>
+        </w:rPr>
+        <w:t>(</w:t>
+      </w:r>
+      <w:proofErr w:type="spellStart"/>
+      <w:r>
+        <w:rPr>
+          <w:rFonts w:ascii="Aptos" w:eastAsia="Aptos" w:hAnsi="Aptos" w:cs="Aptos"/>
+        </w:rPr>
+        <w:t>HttpContext</w:t>
+      </w:r>
+      <w:proofErr w:type="spellEnd"/>
+      <w:r>
+        <w:rPr>
+          <w:rFonts w:ascii="Aptos" w:eastAsia="Aptos" w:hAnsi="Aptos" w:cs="Aptos"/>
+        </w:rPr>
+        <w:t xml:space="preserve">) referenced in Issue #68815 was not available in the pinned .NET 11 Preview 7 SDK. </w:t>
+      </w:r>
+      <w:proofErr w:type="gramStart"/>
+      <w:r>
+        <w:rPr>
+          <w:rFonts w:ascii="Aptos" w:eastAsia="Aptos" w:hAnsi="Aptos" w:cs="Aptos"/>
+        </w:rPr>
+        <w:t>Therefore</w:t>
+      </w:r>
+      <w:proofErr w:type="gramEnd"/>
+      <w:r>
+        <w:rPr>
+          <w:rFonts w:ascii="Aptos" w:eastAsia="Aptos" w:hAnsi="Aptos" w:cs="Aptos"/>
+        </w:rPr>
+        <w:t xml:space="preserve"> effective </w:t>
+      </w:r>
+      <w:proofErr w:type="spellStart"/>
+      <w:r>
+        <w:rPr>
+          <w:rFonts w:ascii="Aptos" w:eastAsia="Aptos" w:hAnsi="Aptos" w:cs="Aptos"/>
+        </w:rPr>
+        <w:t>BrowserOptions</w:t>
+      </w:r>
+      <w:proofErr w:type="spellEnd"/>
+      <w:r>
+        <w:rPr>
+          <w:rFonts w:ascii="Aptos" w:eastAsia="Aptos" w:hAnsi="Aptos" w:cs="Aptos"/>
+        </w:rPr>
+        <w:t xml:space="preserve"> readback could not be performed. </w:t>
+      </w:r>
+    </w:p>
+    <w:p>
+      <w:pPr>
+        <w:rPr>
+          <w:rFonts w:ascii="Aptos" w:eastAsia="Aptos" w:hAnsi="Aptos" w:cs="Aptos"/>
+        </w:rPr>
       </w:pPr>
       <w:r>
         <w:rPr>
@@ -7860,51 +9367,28 @@
           <w:b/>
           <w:bCs/>
         </w:rPr>
-        <w:t>7. (SDK limitation) BrowserOptions.GetBrowserOptions(HttpContext) unavailable</w:t>
-      </w:r>
-    </w:p>
-    <w:p>
-      <w:pPr>
-        <w:rPr>
-          <w:rFonts w:ascii="Aptos" w:eastAsia="Aptos" w:hAnsi="Aptos" w:cs="Aptos"/>
-        </w:rPr>
-      </w:pPr>
-      <w:r>
-        <w:rPr>
-          <w:rFonts w:ascii="Aptos" w:eastAsia="Aptos" w:hAnsi="Aptos" w:cs="Aptos"/>
-          <w:b/>
-          <w:bCs/>
-        </w:rPr>
-        <w:t>What happened:</w:t>
+        <w:t>What you expected instead:</w:t>
       </w:r>
       <w:r>
         <w:rPr>
           <w:rFonts w:ascii="Aptos" w:eastAsia="Aptos" w:hAnsi="Aptos" w:cs="Aptos"/>
         </w:rPr>
         <w:br/>
-        <w:t xml:space="preserve">BrowserOptions.GetBrowserOptions(HttpContext) referenced in Issue #68815 was not available in the pinned .NET 11 Preview 7 SDK. Therefore effective BrowserOptions readback could not be performed. </w:t>
-      </w:r>
-    </w:p>
-    <w:p>
-      <w:pPr>
-        <w:rPr>
-          <w:rFonts w:ascii="Aptos" w:eastAsia="Aptos" w:hAnsi="Aptos" w:cs="Aptos"/>
-        </w:rPr>
-      </w:pPr>
-      <w:r>
-        <w:rPr>
-          <w:rFonts w:ascii="Aptos" w:eastAsia="Aptos" w:hAnsi="Aptos" w:cs="Aptos"/>
-          <w:b/>
-          <w:bCs/>
-        </w:rPr>
-        <w:t>What you expected instead:</w:t>
-      </w:r>
-      <w:r>
-        <w:rPr>
-          <w:rFonts w:ascii="Aptos" w:eastAsia="Aptos" w:hAnsi="Aptos" w:cs="Aptos"/>
-        </w:rPr>
-        <w:br/>
-        <w:t>The API should be available so that effective merged BrowserOptions can be read back and compared against observed browser behavior.</w:t>
+        <w:t xml:space="preserve">The API should be available so that effective merged </w:t>
+      </w:r>
+      <w:proofErr w:type="spellStart"/>
+      <w:r>
+        <w:rPr>
+          <w:rFonts w:ascii="Aptos" w:eastAsia="Aptos" w:hAnsi="Aptos" w:cs="Aptos"/>
+        </w:rPr>
+        <w:t>BrowserOptions</w:t>
+      </w:r>
+      <w:proofErr w:type="spellEnd"/>
+      <w:r>
+        <w:rPr>
+          <w:rFonts w:ascii="Aptos" w:eastAsia="Aptos" w:hAnsi="Aptos" w:cs="Aptos"/>
+        </w:rPr>
+        <w:t xml:space="preserve"> can be read back and compared against observed browser behavior.</w:t>
       </w:r>
       <w:r>
         <w:rPr>
@@ -7959,7 +9443,36 @@
         <w:rPr>
           <w:rFonts w:ascii="Aptos" w:eastAsia="Aptos" w:hAnsi="Aptos" w:cs="Aptos"/>
         </w:rPr>
-        <w:t>Attempt to locate BrowserOptions.GetBrowserOptions(HttpContext).</w:t>
+        <w:lastRenderedPageBreak/>
+        <w:t xml:space="preserve">Attempt to locate </w:t>
+      </w:r>
+      <w:proofErr w:type="spellStart"/>
+      <w:r>
+        <w:rPr>
+          <w:rFonts w:ascii="Aptos" w:eastAsia="Aptos" w:hAnsi="Aptos" w:cs="Aptos"/>
+        </w:rPr>
+        <w:t>BrowserOptions.GetBrowserOptions</w:t>
+      </w:r>
+      <w:proofErr w:type="spellEnd"/>
+      <w:r>
+        <w:rPr>
+          <w:rFonts w:ascii="Aptos" w:eastAsia="Aptos" w:hAnsi="Aptos" w:cs="Aptos"/>
+        </w:rPr>
+        <w:t>(</w:t>
+      </w:r>
+      <w:proofErr w:type="spellStart"/>
+      <w:r>
+        <w:rPr>
+          <w:rFonts w:ascii="Aptos" w:eastAsia="Aptos" w:hAnsi="Aptos" w:cs="Aptos"/>
+        </w:rPr>
+        <w:t>HttpContext</w:t>
+      </w:r>
+      <w:proofErr w:type="spellEnd"/>
+      <w:r>
+        <w:rPr>
+          <w:rFonts w:ascii="Aptos" w:eastAsia="Aptos" w:hAnsi="Aptos" w:cs="Aptos"/>
+        </w:rPr>
+        <w:t>).</w:t>
       </w:r>
     </w:p>
     <w:p>
@@ -7991,7 +9504,6 @@
           <w:b/>
           <w:bCs/>
         </w:rPr>
-        <w:lastRenderedPageBreak/>
         <w:t>Evidence:</w:t>
       </w:r>
       <w:r>
@@ -7999,7 +9511,52 @@
           <w:rFonts w:ascii="Aptos" w:eastAsia="Aptos" w:hAnsi="Aptos" w:cs="Aptos"/>
         </w:rPr>
         <w:br/>
-        <w:t xml:space="preserve">SDK API review and validation report findings. </w:t>
+      </w:r>
+      <w:r>
+        <w:rPr>
+          <w:rFonts w:ascii="Aptos" w:eastAsia="Aptos" w:hAnsi="Aptos" w:cs="Aptos"/>
+        </w:rPr>
+        <w:drawing>
+          <wp:inline distT="0" distB="0" distL="0" distR="0" wp14:anchorId="178EF4B4" wp14:editId="2B612953">
+            <wp:extent cx="5486400" cy="1550035"/>
+            <wp:effectExtent l="0" t="0" r="0" b="0"/>
+            <wp:docPr id="131567569" name="Picture 1"/>
+            <wp:cNvGraphicFramePr>
+              <a:graphicFrameLocks xmlns:a="http://schemas.openxmlformats.org/drawingml/2006/main" noChangeAspect="1"/>
+            </wp:cNvGraphicFramePr>
+            <a:graphic xmlns:a="http://schemas.openxmlformats.org/drawingml/2006/main">
+              <a:graphicData uri="http://schemas.openxmlformats.org/drawingml/2006/picture">
+                <pic:pic xmlns:pic="http://schemas.openxmlformats.org/drawingml/2006/picture">
+                  <pic:nvPicPr>
+                    <pic:cNvPr id="131567569" name=""/>
+                    <pic:cNvPicPr/>
+                  </pic:nvPicPr>
+                  <pic:blipFill>
+                    <a:blip r:embed="rId22"/>
+                    <a:stretch>
+                      <a:fillRect/>
+                    </a:stretch>
+                  </pic:blipFill>
+                  <pic:spPr>
+                    <a:xfrm>
+                      <a:off x="0" y="0"/>
+                      <a:ext cx="5486400" cy="1550035"/>
+                    </a:xfrm>
+                    <a:prstGeom prst="rect">
+                      <a:avLst/>
+                    </a:prstGeom>
+                  </pic:spPr>
+                </pic:pic>
+              </a:graphicData>
+            </a:graphic>
+          </wp:inline>
+        </w:drawing>
+      </w:r>
+      <w:r>
+        <w:rPr>
+          <w:rFonts w:ascii="Aptos" w:eastAsia="Aptos" w:hAnsi="Aptos" w:cs="Aptos"/>
+        </w:rPr>
+        <w:t xml:space="preserve">. </w:t>
       </w:r>
     </w:p>
     <w:p>

--- a/evidence/68815-BrowserOptions-Full-Report.docx
+++ b/evidence/68815-BrowserOptions-Full-Report.docx
@@ -13,7 +13,21 @@
         <w:rPr>
           <w:rFonts w:ascii="Aptos" w:eastAsia="Aptos" w:hAnsi="Aptos" w:cs="Aptos"/>
         </w:rPr>
-        <w:t>Test Report: BrowserOptions Server Configuration</w:t>
+        <w:t xml:space="preserve">Test Report: </w:t>
+      </w:r>
+      <w:proofErr w:type="spellStart"/>
+      <w:r>
+        <w:rPr>
+          <w:rFonts w:ascii="Aptos" w:eastAsia="Aptos" w:hAnsi="Aptos" w:cs="Aptos"/>
+        </w:rPr>
+        <w:t>BrowserOptions</w:t>
+      </w:r>
+      <w:proofErr w:type="spellEnd"/>
+      <w:r>
+        <w:rPr>
+          <w:rFonts w:ascii="Aptos" w:eastAsia="Aptos" w:hAnsi="Aptos" w:cs="Aptos"/>
+        </w:rPr>
+        <w:t xml:space="preserve"> Server Configuration</w:t>
       </w:r>
     </w:p>
     <w:tbl>
@@ -97,7 +111,21 @@
               <w:rPr>
                 <w:rFonts w:ascii="Aptos" w:eastAsia="Aptos" w:hAnsi="Aptos" w:cs="Aptos"/>
               </w:rPr>
-              <w:t>dotnet/aspnetcore #68815</w:t>
+              <w:t>dotnet/</w:t>
+            </w:r>
+            <w:proofErr w:type="spellStart"/>
+            <w:r>
+              <w:rPr>
+                <w:rFonts w:ascii="Aptos" w:eastAsia="Aptos" w:hAnsi="Aptos" w:cs="Aptos"/>
+              </w:rPr>
+              <w:t>aspnetcore</w:t>
+            </w:r>
+            <w:proofErr w:type="spellEnd"/>
+            <w:r>
+              <w:rPr>
+                <w:rFonts w:ascii="Aptos" w:eastAsia="Aptos" w:hAnsi="Aptos" w:cs="Aptos"/>
+              </w:rPr>
+              <w:t xml:space="preserve"> #68815</w:t>
             </w:r>
           </w:p>
         </w:tc>
@@ -135,7 +163,21 @@
               <w:rPr>
                 <w:rFonts w:ascii="Aptos" w:eastAsia="Aptos" w:hAnsi="Aptos" w:cs="Aptos"/>
               </w:rPr>
-              <w:t>dotnet/aspnetcore #68479</w:t>
+              <w:t>dotnet/</w:t>
+            </w:r>
+            <w:proofErr w:type="spellStart"/>
+            <w:r>
+              <w:rPr>
+                <w:rFonts w:ascii="Aptos" w:eastAsia="Aptos" w:hAnsi="Aptos" w:cs="Aptos"/>
+              </w:rPr>
+              <w:t>aspnetcore</w:t>
+            </w:r>
+            <w:proofErr w:type="spellEnd"/>
+            <w:r>
+              <w:rPr>
+                <w:rFonts w:ascii="Aptos" w:eastAsia="Aptos" w:hAnsi="Aptos" w:cs="Aptos"/>
+              </w:rPr>
+              <w:t xml:space="preserve"> #68479</w:t>
             </w:r>
           </w:p>
         </w:tc>
@@ -242,14 +284,14 @@
           <w:p>
             <w:pPr>
               <w:rPr>
-                <w:rFonts w:ascii="Aptos" w:eastAsia="Aptos" w:hAnsi="Aptos" w:cs="Aptos"/>
+                <w:rFonts w:ascii="Aptos" w:hAnsi="Aptos"/>
               </w:rPr>
             </w:pPr>
             <w:r>
               <w:rPr>
-                <w:rFonts w:ascii="Aptos" w:eastAsia="Aptos" w:hAnsi="Aptos" w:cs="Aptos"/>
-              </w:rPr>
-              <w:t>PARTIALLY PASSED WITH DOCUMENTED FAILURES</w:t>
+                <w:rFonts w:ascii="Aptos" w:hAnsi="Aptos"/>
+              </w:rPr>
+              <w:t>PARTIALLY PASSED — SERVER MERGE/DISTRIBUTION PASS; BROWSER CONSUMPTION FAILURE</w:t>
             </w:r>
           </w:p>
         </w:tc>
@@ -392,8 +434,16 @@
         <w:rPr>
           <w:rFonts w:ascii="Aptos" w:eastAsia="Aptos" w:hAnsi="Aptos" w:cs="Aptos"/>
         </w:rPr>
-        <w:t>Endpoint-level configuration using WithBrowserOptions</w:t>
-      </w:r>
+        <w:t xml:space="preserve">Endpoint-level configuration using </w:t>
+      </w:r>
+      <w:proofErr w:type="spellStart"/>
+      <w:r>
+        <w:rPr>
+          <w:rFonts w:ascii="Aptos" w:eastAsia="Aptos" w:hAnsi="Aptos" w:cs="Aptos"/>
+        </w:rPr>
+        <w:t>WithBrowserOptions</w:t>
+      </w:r>
+      <w:proofErr w:type="spellEnd"/>
     </w:p>
     <w:p>
       <w:pPr>
@@ -406,7 +456,21 @@
         <w:rPr>
           <w:rFonts w:ascii="Aptos" w:eastAsia="Aptos" w:hAnsi="Aptos" w:cs="Aptos"/>
         </w:rPr>
-        <w:t>Request-level configuration using &lt;ConfigureBrowser&gt;</w:t>
+        <w:t>Request-level configuration using &lt;</w:t>
+      </w:r>
+      <w:proofErr w:type="spellStart"/>
+      <w:r>
+        <w:rPr>
+          <w:rFonts w:ascii="Aptos" w:eastAsia="Aptos" w:hAnsi="Aptos" w:cs="Aptos"/>
+        </w:rPr>
+        <w:t>ConfigureBrowser</w:t>
+      </w:r>
+      <w:proofErr w:type="spellEnd"/>
+      <w:r>
+        <w:rPr>
+          <w:rFonts w:ascii="Aptos" w:eastAsia="Aptos" w:hAnsi="Aptos" w:cs="Aptos"/>
+        </w:rPr>
+        <w:t>&gt;</w:t>
       </w:r>
     </w:p>
     <w:p>
@@ -420,7 +484,35 @@
         <w:rPr>
           <w:rFonts w:ascii="Aptos" w:eastAsia="Aptos" w:hAnsi="Aptos" w:cs="Aptos"/>
         </w:rPr>
-        <w:t>Effective configuration readback using BrowserOptions.GetBrowserOptions(HttpContext)</w:t>
+        <w:t xml:space="preserve">Effective configuration readback using </w:t>
+      </w:r>
+      <w:proofErr w:type="spellStart"/>
+      <w:r>
+        <w:rPr>
+          <w:rFonts w:ascii="Aptos" w:eastAsia="Aptos" w:hAnsi="Aptos" w:cs="Aptos"/>
+        </w:rPr>
+        <w:t>BrowserOptions.GetBrowserOptions</w:t>
+      </w:r>
+      <w:proofErr w:type="spellEnd"/>
+      <w:r>
+        <w:rPr>
+          <w:rFonts w:ascii="Aptos" w:eastAsia="Aptos" w:hAnsi="Aptos" w:cs="Aptos"/>
+        </w:rPr>
+        <w:t>(</w:t>
+      </w:r>
+      <w:proofErr w:type="spellStart"/>
+      <w:r>
+        <w:rPr>
+          <w:rFonts w:ascii="Aptos" w:eastAsia="Aptos" w:hAnsi="Aptos" w:cs="Aptos"/>
+        </w:rPr>
+        <w:t>HttpContext</w:t>
+      </w:r>
+      <w:proofErr w:type="spellEnd"/>
+      <w:r>
+        <w:rPr>
+          <w:rFonts w:ascii="Aptos" w:eastAsia="Aptos" w:hAnsi="Aptos" w:cs="Aptos"/>
+        </w:rPr>
+        <w:t>)</w:t>
       </w:r>
     </w:p>
     <w:p>
@@ -586,8 +678,8 @@
       </w:tblPr>
       <w:tblGrid>
         <w:gridCol w:w="3703"/>
-        <w:gridCol w:w="1500"/>
-        <w:gridCol w:w="4602"/>
+        <w:gridCol w:w="2233"/>
+        <w:gridCol w:w="3869"/>
       </w:tblGrid>
       <w:tr>
         <w:tc>
@@ -685,14 +777,14 @@
           <w:p>
             <w:pPr>
               <w:rPr>
-                <w:rFonts w:ascii="Aptos" w:eastAsia="Aptos" w:hAnsi="Aptos" w:cs="Aptos"/>
+                <w:rFonts w:ascii="Aptos" w:hAnsi="Aptos"/>
               </w:rPr>
             </w:pPr>
             <w:r>
               <w:rPr>
-                <w:rFonts w:ascii="Aptos" w:eastAsia="Aptos" w:hAnsi="Aptos" w:cs="Aptos"/>
-              </w:rPr>
-              <w:t>Failed</w:t>
+                <w:rFonts w:ascii="Aptos" w:hAnsi="Aptos"/>
+              </w:rPr>
+              <w:t>Server configuration passed; browser consumption failed</w:t>
             </w:r>
           </w:p>
         </w:tc>
@@ -703,28 +795,28 @@
           <w:p>
             <w:pPr>
               <w:rPr>
-                <w:rFonts w:ascii="Aptos" w:eastAsia="Aptos" w:hAnsi="Aptos" w:cs="Aptos"/>
+                <w:rFonts w:ascii="Aptos" w:hAnsi="Aptos"/>
               </w:rPr>
             </w:pPr>
             <w:r>
               <w:rPr>
-                <w:rFonts w:ascii="Aptos" w:eastAsia="Aptos" w:hAnsi="Aptos" w:cs="Aptos"/>
-              </w:rPr>
-              <w:t xml:space="preserve">Browser console reflects endpoint </w:t>
+                <w:rFonts w:ascii="Aptos" w:hAnsi="Aptos"/>
+              </w:rPr>
+              <w:t xml:space="preserve">Endpoint configuration is serialized correctly; Preview 7 browser runtime should observably apply the configured </w:t>
             </w:r>
             <w:proofErr w:type="spellStart"/>
             <w:r>
               <w:rPr>
-                <w:rFonts w:ascii="Aptos" w:eastAsia="Aptos" w:hAnsi="Aptos" w:cs="Aptos"/>
+                <w:rFonts w:ascii="Aptos" w:hAnsi="Aptos"/>
               </w:rPr>
               <w:t>LogLevel</w:t>
             </w:r>
             <w:proofErr w:type="spellEnd"/>
             <w:r>
               <w:rPr>
-                <w:rFonts w:ascii="Aptos" w:eastAsia="Aptos" w:hAnsi="Aptos" w:cs="Aptos"/>
-              </w:rPr>
-              <w:t xml:space="preserve"> configuration</w:t>
+                <w:rFonts w:ascii="Aptos" w:hAnsi="Aptos"/>
+              </w:rPr>
+              <w:t>.</w:t>
             </w:r>
           </w:p>
         </w:tc>
@@ -769,14 +861,14 @@
           <w:p>
             <w:pPr>
               <w:rPr>
-                <w:rFonts w:ascii="Aptos" w:eastAsia="Aptos" w:hAnsi="Aptos" w:cs="Aptos"/>
+                <w:rFonts w:ascii="Aptos" w:hAnsi="Aptos"/>
               </w:rPr>
             </w:pPr>
             <w:r>
               <w:rPr>
-                <w:rFonts w:ascii="Aptos" w:eastAsia="Aptos" w:hAnsi="Aptos" w:cs="Aptos"/>
-              </w:rPr>
-              <w:t>Failed</w:t>
+                <w:rFonts w:ascii="Aptos" w:hAnsi="Aptos"/>
+              </w:rPr>
+              <w:t>Server merge passed; browser consumption failed</w:t>
             </w:r>
           </w:p>
         </w:tc>
@@ -787,14 +879,28 @@
           <w:p>
             <w:pPr>
               <w:rPr>
-                <w:rFonts w:ascii="Aptos" w:eastAsia="Aptos" w:hAnsi="Aptos" w:cs="Aptos"/>
+                <w:rFonts w:ascii="Aptos" w:hAnsi="Aptos"/>
               </w:rPr>
             </w:pPr>
             <w:r>
               <w:rPr>
-                <w:rFonts w:ascii="Aptos" w:eastAsia="Aptos" w:hAnsi="Aptos" w:cs="Aptos"/>
-              </w:rPr>
-              <w:t>Detailed request receives overridden configuration while normal request retains endpoint configuration</w:t>
+                <w:rFonts w:ascii="Aptos" w:hAnsi="Aptos"/>
+              </w:rPr>
+              <w:t xml:space="preserve">Detailed request receives the overridden serialized value while the normal request retains the endpoint value; the browser should observably apply each </w:t>
+            </w:r>
+            <w:proofErr w:type="spellStart"/>
+            <w:r>
+              <w:rPr>
+                <w:rFonts w:ascii="Aptos" w:hAnsi="Aptos"/>
+              </w:rPr>
+              <w:t>LogLevel</w:t>
+            </w:r>
+            <w:proofErr w:type="spellEnd"/>
+            <w:r>
+              <w:rPr>
+                <w:rFonts w:ascii="Aptos" w:hAnsi="Aptos"/>
+              </w:rPr>
+              <w:t>.</w:t>
             </w:r>
           </w:p>
         </w:tc>
@@ -951,14 +1057,14 @@
           <w:p>
             <w:pPr>
               <w:rPr>
-                <w:rFonts w:ascii="Aptos" w:eastAsia="Aptos" w:hAnsi="Aptos" w:cs="Aptos"/>
+                <w:rFonts w:ascii="Aptos" w:hAnsi="Aptos"/>
               </w:rPr>
             </w:pPr>
             <w:r>
               <w:rPr>
-                <w:rFonts w:ascii="Aptos" w:eastAsia="Aptos" w:hAnsi="Aptos" w:cs="Aptos"/>
-              </w:rPr>
-              <w:t>Failed</w:t>
+                <w:rFonts w:ascii="Aptos" w:hAnsi="Aptos"/>
+              </w:rPr>
+              <w:t>Server configuration passed; browser consumption failed</w:t>
             </w:r>
           </w:p>
         </w:tc>
@@ -969,28 +1075,28 @@
           <w:p>
             <w:pPr>
               <w:rPr>
-                <w:rFonts w:ascii="Aptos" w:eastAsia="Aptos" w:hAnsi="Aptos" w:cs="Aptos"/>
+                <w:rFonts w:ascii="Aptos" w:hAnsi="Aptos"/>
               </w:rPr>
             </w:pPr>
             <w:r>
               <w:rPr>
-                <w:rFonts w:ascii="Aptos" w:eastAsia="Aptos" w:hAnsi="Aptos" w:cs="Aptos"/>
-              </w:rPr>
-              <w:t xml:space="preserve">Browser uses endpoint </w:t>
+                <w:rFonts w:ascii="Aptos" w:hAnsi="Aptos"/>
+              </w:rPr>
+              <w:t xml:space="preserve">Endpoint </w:t>
             </w:r>
             <w:proofErr w:type="spellStart"/>
             <w:r>
               <w:rPr>
-                <w:rFonts w:ascii="Aptos" w:eastAsia="Aptos" w:hAnsi="Aptos" w:cs="Aptos"/>
+                <w:rFonts w:ascii="Aptos" w:hAnsi="Aptos"/>
               </w:rPr>
               <w:t>BrowserOptions</w:t>
             </w:r>
             <w:proofErr w:type="spellEnd"/>
             <w:r>
               <w:rPr>
-                <w:rFonts w:ascii="Aptos" w:eastAsia="Aptos" w:hAnsi="Aptos" w:cs="Aptos"/>
-              </w:rPr>
-              <w:t xml:space="preserve"> values</w:t>
+                <w:rFonts w:ascii="Aptos" w:hAnsi="Aptos"/>
+              </w:rPr>
+              <w:t xml:space="preserve"> value is serialized correctly; the Preview 7 browser runtime should observably apply it.</w:t>
             </w:r>
           </w:p>
         </w:tc>
@@ -1021,14 +1127,14 @@
           <w:p>
             <w:pPr>
               <w:rPr>
-                <w:rFonts w:ascii="Aptos" w:eastAsia="Aptos" w:hAnsi="Aptos" w:cs="Aptos"/>
+                <w:rFonts w:ascii="Aptos" w:hAnsi="Aptos"/>
               </w:rPr>
             </w:pPr>
             <w:r>
               <w:rPr>
-                <w:rFonts w:ascii="Aptos" w:eastAsia="Aptos" w:hAnsi="Aptos" w:cs="Aptos"/>
-              </w:rPr>
-              <w:t>Failed</w:t>
+                <w:rFonts w:ascii="Aptos" w:hAnsi="Aptos"/>
+              </w:rPr>
+              <w:t>Server merge passed; browser consumption failed</w:t>
             </w:r>
           </w:p>
         </w:tc>
@@ -1039,28 +1145,28 @@
           <w:p>
             <w:pPr>
               <w:rPr>
-                <w:rFonts w:ascii="Aptos" w:eastAsia="Aptos" w:hAnsi="Aptos" w:cs="Aptos"/>
+                <w:rFonts w:ascii="Aptos" w:hAnsi="Aptos"/>
               </w:rPr>
             </w:pPr>
             <w:r>
               <w:rPr>
-                <w:rFonts w:ascii="Aptos" w:eastAsia="Aptos" w:hAnsi="Aptos" w:cs="Aptos"/>
+                <w:rFonts w:ascii="Aptos" w:hAnsi="Aptos"/>
               </w:rPr>
               <w:t xml:space="preserve">Request-specific </w:t>
             </w:r>
             <w:proofErr w:type="spellStart"/>
             <w:r>
               <w:rPr>
-                <w:rFonts w:ascii="Aptos" w:eastAsia="Aptos" w:hAnsi="Aptos" w:cs="Aptos"/>
+                <w:rFonts w:ascii="Aptos" w:hAnsi="Aptos"/>
               </w:rPr>
               <w:t>BrowserOptions</w:t>
             </w:r>
             <w:proofErr w:type="spellEnd"/>
             <w:r>
               <w:rPr>
-                <w:rFonts w:ascii="Aptos" w:eastAsia="Aptos" w:hAnsi="Aptos" w:cs="Aptos"/>
-              </w:rPr>
-              <w:t xml:space="preserve"> applied successfully</w:t>
+                <w:rFonts w:ascii="Aptos" w:hAnsi="Aptos"/>
+              </w:rPr>
+              <w:t xml:space="preserve"> override is present in the serialized payload; the browser should observably apply it.</w:t>
             </w:r>
           </w:p>
         </w:tc>
@@ -1163,14 +1269,14 @@
           <w:p>
             <w:pPr>
               <w:rPr>
-                <w:rFonts w:ascii="Aptos" w:eastAsia="Aptos" w:hAnsi="Aptos" w:cs="Aptos"/>
+                <w:rFonts w:ascii="Aptos" w:hAnsi="Aptos"/>
               </w:rPr>
             </w:pPr>
             <w:r>
               <w:rPr>
-                <w:rFonts w:ascii="Aptos" w:eastAsia="Aptos" w:hAnsi="Aptos" w:cs="Aptos"/>
-              </w:rPr>
-              <w:t>Failed</w:t>
+                <w:rFonts w:ascii="Aptos" w:hAnsi="Aptos"/>
+              </w:rPr>
+              <w:t>Server precedence passed; browser consumption failed</w:t>
             </w:r>
           </w:p>
         </w:tc>
@@ -1181,14 +1287,22 @@
           <w:p>
             <w:pPr>
               <w:rPr>
-                <w:rFonts w:ascii="Aptos" w:eastAsia="Aptos" w:hAnsi="Aptos" w:cs="Aptos"/>
+                <w:rFonts w:ascii="Aptos" w:hAnsi="Aptos"/>
               </w:rPr>
             </w:pPr>
-            <w:r>
-              <w:rPr>
-                <w:rFonts w:ascii="Aptos" w:eastAsia="Aptos" w:hAnsi="Aptos" w:cs="Aptos"/>
-              </w:rPr>
-              <w:t>ConfigureBrowser values override endpoint values</w:t>
+            <w:proofErr w:type="spellStart"/>
+            <w:r>
+              <w:rPr>
+                <w:rFonts w:ascii="Aptos" w:hAnsi="Aptos"/>
+              </w:rPr>
+              <w:t>ConfigureBrowser</w:t>
+            </w:r>
+            <w:proofErr w:type="spellEnd"/>
+            <w:r>
+              <w:rPr>
+                <w:rFonts w:ascii="Aptos" w:hAnsi="Aptos"/>
+              </w:rPr>
+              <w:t xml:space="preserve"> overrides the endpoint value in the serialized payload; the browser-side logging effect should reflect the effective value.</w:t>
             </w:r>
           </w:p>
         </w:tc>
@@ -1440,7 +1554,21 @@
               <w:rPr>
                 <w:rFonts w:ascii="Aptos" w:eastAsia="Aptos" w:hAnsi="Aptos" w:cs="Aptos"/>
               </w:rPr>
-              <w:t>Server-backed mode established with active /_blazor connection</w:t>
+              <w:t>Server-backed mode established with active /_</w:t>
+            </w:r>
+            <w:proofErr w:type="spellStart"/>
+            <w:r>
+              <w:rPr>
+                <w:rFonts w:ascii="Aptos" w:eastAsia="Aptos" w:hAnsi="Aptos" w:cs="Aptos"/>
+              </w:rPr>
+              <w:t>blazor</w:t>
+            </w:r>
+            <w:proofErr w:type="spellEnd"/>
+            <w:r>
+              <w:rPr>
+                <w:rFonts w:ascii="Aptos" w:eastAsia="Aptos" w:hAnsi="Aptos" w:cs="Aptos"/>
+              </w:rPr>
+              <w:t xml:space="preserve"> connection</w:t>
             </w:r>
           </w:p>
         </w:tc>
@@ -1471,14 +1599,14 @@
           <w:p>
             <w:pPr>
               <w:rPr>
-                <w:rFonts w:ascii="Aptos" w:eastAsia="Aptos" w:hAnsi="Aptos" w:cs="Aptos"/>
+                <w:rFonts w:ascii="Aptos" w:hAnsi="Aptos"/>
               </w:rPr>
             </w:pPr>
             <w:r>
               <w:rPr>
-                <w:rFonts w:ascii="Aptos" w:eastAsia="Aptos" w:hAnsi="Aptos" w:cs="Aptos"/>
-              </w:rPr>
-              <w:t>Failed</w:t>
+                <w:rFonts w:ascii="Aptos" w:hAnsi="Aptos"/>
+              </w:rPr>
+              <w:t>Server merge passed; browser consumption failed</w:t>
             </w:r>
           </w:p>
         </w:tc>
@@ -1489,14 +1617,28 @@
           <w:p>
             <w:pPr>
               <w:rPr>
-                <w:rFonts w:ascii="Aptos" w:eastAsia="Aptos" w:hAnsi="Aptos" w:cs="Aptos"/>
+                <w:rFonts w:ascii="Aptos" w:hAnsi="Aptos"/>
               </w:rPr>
             </w:pPr>
             <w:r>
               <w:rPr>
-                <w:rFonts w:ascii="Aptos" w:eastAsia="Aptos" w:hAnsi="Aptos" w:cs="Aptos"/>
-              </w:rPr>
-              <w:t>Request-level BrowserOptions override applied during server-backed visit</w:t>
+                <w:rFonts w:ascii="Aptos" w:hAnsi="Aptos"/>
+              </w:rPr>
+              <w:t xml:space="preserve">The request-level override is serialized during the server-backed visit; the browser should observably apply the resulting </w:t>
+            </w:r>
+            <w:proofErr w:type="spellStart"/>
+            <w:r>
+              <w:rPr>
+                <w:rFonts w:ascii="Aptos" w:hAnsi="Aptos"/>
+              </w:rPr>
+              <w:t>LogLevel</w:t>
+            </w:r>
+            <w:proofErr w:type="spellEnd"/>
+            <w:r>
+              <w:rPr>
+                <w:rFonts w:ascii="Aptos" w:hAnsi="Aptos"/>
+              </w:rPr>
+              <w:t>.</w:t>
             </w:r>
           </w:p>
         </w:tc>
@@ -1552,7 +1694,21 @@
               <w:rPr>
                 <w:rFonts w:ascii="Aptos" w:eastAsia="Aptos" w:hAnsi="Aptos" w:cs="Aptos"/>
               </w:rPr>
-              <w:t>Application transitions to WebAssembly-backed execution</w:t>
+              <w:t xml:space="preserve">Application transitions to </w:t>
+            </w:r>
+            <w:proofErr w:type="spellStart"/>
+            <w:r>
+              <w:rPr>
+                <w:rFonts w:ascii="Aptos" w:eastAsia="Aptos" w:hAnsi="Aptos" w:cs="Aptos"/>
+              </w:rPr>
+              <w:t>WebAssembly</w:t>
+            </w:r>
+            <w:proofErr w:type="spellEnd"/>
+            <w:r>
+              <w:rPr>
+                <w:rFonts w:ascii="Aptos" w:eastAsia="Aptos" w:hAnsi="Aptos" w:cs="Aptos"/>
+              </w:rPr>
+              <w:t>-backed execution</w:t>
             </w:r>
           </w:p>
         </w:tc>
@@ -1622,7 +1778,21 @@
               <w:rPr>
                 <w:rFonts w:ascii="Aptos" w:eastAsia="Aptos" w:hAnsi="Aptos" w:cs="Aptos"/>
               </w:rPr>
-              <w:t>No server reconnect dialog appears after transition to WebAssembly mode</w:t>
+              <w:t xml:space="preserve">No server reconnect dialog appears after transition to </w:t>
+            </w:r>
+            <w:proofErr w:type="spellStart"/>
+            <w:r>
+              <w:rPr>
+                <w:rFonts w:ascii="Aptos" w:eastAsia="Aptos" w:hAnsi="Aptos" w:cs="Aptos"/>
+              </w:rPr>
+              <w:t>WebAssembly</w:t>
+            </w:r>
+            <w:proofErr w:type="spellEnd"/>
+            <w:r>
+              <w:rPr>
+                <w:rFonts w:ascii="Aptos" w:eastAsia="Aptos" w:hAnsi="Aptos" w:cs="Aptos"/>
+              </w:rPr>
+              <w:t xml:space="preserve"> mode</w:t>
             </w:r>
           </w:p>
         </w:tc>
@@ -1642,6 +1812,7 @@
               <w:rPr>
                 <w:rFonts w:ascii="Aptos" w:eastAsia="Aptos" w:hAnsi="Aptos" w:cs="Aptos"/>
               </w:rPr>
+              <w:lastRenderedPageBreak/>
               <w:t>Multiple server instance / proxy scenario</w:t>
             </w:r>
           </w:p>
@@ -1653,14 +1824,14 @@
           <w:p>
             <w:pPr>
               <w:rPr>
-                <w:rFonts w:ascii="Aptos" w:eastAsia="Aptos" w:hAnsi="Aptos" w:cs="Aptos"/>
+                <w:rFonts w:ascii="Aptos" w:hAnsi="Aptos"/>
               </w:rPr>
             </w:pPr>
             <w:r>
               <w:rPr>
-                <w:rFonts w:ascii="Aptos" w:eastAsia="Aptos" w:hAnsi="Aptos" w:cs="Aptos"/>
-              </w:rPr>
-              <w:t>Failed</w:t>
+                <w:rFonts w:ascii="Aptos" w:hAnsi="Aptos"/>
+              </w:rPr>
+              <w:t>Distribution/isolation passed; browser consumption failed</w:t>
             </w:r>
           </w:p>
         </w:tc>
@@ -1671,28 +1842,56 @@
           <w:p>
             <w:pPr>
               <w:rPr>
-                <w:rFonts w:ascii="Aptos" w:eastAsia="Aptos" w:hAnsi="Aptos" w:cs="Aptos"/>
+                <w:rFonts w:ascii="Aptos" w:hAnsi="Aptos"/>
               </w:rPr>
             </w:pPr>
             <w:r>
               <w:rPr>
-                <w:rFonts w:ascii="Aptos" w:eastAsia="Aptos" w:hAnsi="Aptos" w:cs="Aptos"/>
-              </w:rPr>
-              <w:t xml:space="preserve">BrowserOptions remain isolated </w:t>
+                <w:rFonts w:ascii="Aptos" w:hAnsi="Aptos"/>
+              </w:rPr>
+              <w:t xml:space="preserve">Distinct </w:t>
+            </w:r>
+            <w:proofErr w:type="spellStart"/>
+            <w:r>
+              <w:rPr>
+                <w:rFonts w:ascii="Aptos" w:hAnsi="Aptos"/>
+              </w:rPr>
+              <w:t>BrowserOptions</w:t>
+            </w:r>
+            <w:proofErr w:type="spellEnd"/>
+            <w:r>
+              <w:rPr>
+                <w:rFonts w:ascii="Aptos" w:hAnsi="Aptos"/>
+              </w:rPr>
+              <w:t xml:space="preserve"> payloads remain isolated per client through proxy routing; the browser should observably </w:t>
             </w:r>
             <w:proofErr w:type="gramStart"/>
             <w:r>
               <w:rPr>
-                <w:rFonts w:ascii="Aptos" w:eastAsia="Aptos" w:hAnsi="Aptos" w:cs="Aptos"/>
-              </w:rPr>
-              <w:t>per</w:t>
+                <w:rFonts w:ascii="Aptos" w:hAnsi="Aptos"/>
+              </w:rPr>
+              <w:t>apply</w:t>
             </w:r>
             <w:proofErr w:type="gramEnd"/>
             <w:r>
               <w:rPr>
-                <w:rFonts w:ascii="Aptos" w:eastAsia="Aptos" w:hAnsi="Aptos" w:cs="Aptos"/>
-              </w:rPr>
-              <w:t xml:space="preserve"> request with no configuration leakage between clients</w:t>
+                <w:rFonts w:ascii="Aptos" w:hAnsi="Aptos"/>
+              </w:rPr>
+              <w:t xml:space="preserve"> each client’s </w:t>
+            </w:r>
+            <w:proofErr w:type="spellStart"/>
+            <w:r>
+              <w:rPr>
+                <w:rFonts w:ascii="Aptos" w:hAnsi="Aptos"/>
+              </w:rPr>
+              <w:t>LogLevel</w:t>
+            </w:r>
+            <w:proofErr w:type="spellEnd"/>
+            <w:r>
+              <w:rPr>
+                <w:rFonts w:ascii="Aptos" w:hAnsi="Aptos"/>
+              </w:rPr>
+              <w:t>.</w:t>
             </w:r>
           </w:p>
         </w:tc>
@@ -1711,6 +1910,912 @@
         </w:rPr>
         <w:t>Mandatory Validation Checks</w:t>
       </w:r>
+    </w:p>
+    <w:tbl>
+      <w:tblPr>
+        <w:tblStyle w:val="TableGrid"/>
+        <w:tblW w:w="8630" w:type="dxa"/>
+        <w:tblLook w:val="04A0" w:firstRow="1" w:lastRow="0" w:firstColumn="1" w:lastColumn="0" w:noHBand="0" w:noVBand="1"/>
+      </w:tblPr>
+      <w:tblGrid>
+        <w:gridCol w:w="5760"/>
+        <w:gridCol w:w="2870"/>
+      </w:tblGrid>
+      <w:tr>
+        <w:tc>
+          <w:tcPr>
+            <w:tcW w:w="5760" w:type="dxa"/>
+            <w:hideMark/>
+          </w:tcPr>
+          <w:p>
+            <w:pPr>
+              <w:spacing w:after="200" w:line="276" w:lineRule="auto"/>
+              <w:rPr>
+                <w:rFonts w:ascii="Aptos" w:hAnsi="Aptos"/>
+                <w:b/>
+                <w:bCs/>
+              </w:rPr>
+            </w:pPr>
+            <w:r>
+              <w:rPr>
+                <w:rFonts w:ascii="Aptos" w:hAnsi="Aptos"/>
+                <w:b/>
+                <w:bCs/>
+              </w:rPr>
+              <w:t>Must Hold Condition</w:t>
+            </w:r>
+          </w:p>
+        </w:tc>
+        <w:tc>
+          <w:tcPr>
+            <w:tcW w:w="2870" w:type="dxa"/>
+            <w:hideMark/>
+          </w:tcPr>
+          <w:p>
+            <w:pPr>
+              <w:spacing w:after="200" w:line="276" w:lineRule="auto"/>
+              <w:rPr>
+                <w:rFonts w:ascii="Aptos" w:hAnsi="Aptos"/>
+                <w:b/>
+                <w:bCs/>
+              </w:rPr>
+            </w:pPr>
+            <w:r>
+              <w:rPr>
+                <w:rFonts w:ascii="Aptos" w:hAnsi="Aptos"/>
+                <w:b/>
+                <w:bCs/>
+              </w:rPr>
+              <w:t>Result</w:t>
+            </w:r>
+          </w:p>
+        </w:tc>
+      </w:tr>
+      <w:tr>
+        <w:tc>
+          <w:tcPr>
+            <w:tcW w:w="5760" w:type="dxa"/>
+            <w:hideMark/>
+          </w:tcPr>
+          <w:p>
+            <w:pPr>
+              <w:spacing w:after="200" w:line="276" w:lineRule="auto"/>
+              <w:rPr>
+                <w:rFonts w:ascii="Aptos" w:hAnsi="Aptos"/>
+              </w:rPr>
+            </w:pPr>
+            <w:proofErr w:type="spellStart"/>
+            <w:r>
+              <w:rPr>
+                <w:rFonts w:ascii="Aptos" w:hAnsi="Aptos"/>
+              </w:rPr>
+              <w:t>BrowserOptions</w:t>
+            </w:r>
+            <w:proofErr w:type="spellEnd"/>
+            <w:r>
+              <w:rPr>
+                <w:rFonts w:ascii="Aptos" w:hAnsi="Aptos"/>
+              </w:rPr>
+              <w:t xml:space="preserve"> configurable through server code</w:t>
+            </w:r>
+          </w:p>
+        </w:tc>
+        <w:tc>
+          <w:tcPr>
+            <w:tcW w:w="2870" w:type="dxa"/>
+            <w:hideMark/>
+          </w:tcPr>
+          <w:p>
+            <w:pPr>
+              <w:spacing w:after="200" w:line="276" w:lineRule="auto"/>
+              <w:rPr>
+                <w:rFonts w:ascii="Aptos" w:hAnsi="Aptos"/>
+              </w:rPr>
+            </w:pPr>
+            <w:r>
+              <w:rPr>
+                <w:rFonts w:ascii="Aptos" w:hAnsi="Aptos"/>
+              </w:rPr>
+              <w:t>Passed</w:t>
+            </w:r>
+          </w:p>
+        </w:tc>
+      </w:tr>
+      <w:tr>
+        <w:tc>
+          <w:tcPr>
+            <w:tcW w:w="5760" w:type="dxa"/>
+            <w:hideMark/>
+          </w:tcPr>
+          <w:p>
+            <w:pPr>
+              <w:spacing w:after="200" w:line="276" w:lineRule="auto"/>
+              <w:rPr>
+                <w:rFonts w:ascii="Aptos" w:hAnsi="Aptos"/>
+              </w:rPr>
+            </w:pPr>
+            <w:proofErr w:type="spellStart"/>
+            <w:r>
+              <w:rPr>
+                <w:rFonts w:ascii="Aptos" w:hAnsi="Aptos"/>
+              </w:rPr>
+              <w:t>WithBrowserOptions</w:t>
+            </w:r>
+            <w:proofErr w:type="spellEnd"/>
+            <w:r>
+              <w:rPr>
+                <w:rFonts w:ascii="Aptos" w:hAnsi="Aptos"/>
+              </w:rPr>
+              <w:t xml:space="preserve"> endpoint-level configuration can be configured</w:t>
+            </w:r>
+          </w:p>
+        </w:tc>
+        <w:tc>
+          <w:tcPr>
+            <w:tcW w:w="2870" w:type="dxa"/>
+            <w:hideMark/>
+          </w:tcPr>
+          <w:p>
+            <w:pPr>
+              <w:spacing w:after="200" w:line="276" w:lineRule="auto"/>
+              <w:rPr>
+                <w:rFonts w:ascii="Aptos" w:hAnsi="Aptos"/>
+              </w:rPr>
+            </w:pPr>
+            <w:r>
+              <w:rPr>
+                <w:rFonts w:ascii="Aptos" w:hAnsi="Aptos"/>
+              </w:rPr>
+              <w:t>Passed</w:t>
+            </w:r>
+          </w:p>
+        </w:tc>
+      </w:tr>
+      <w:tr>
+        <w:tc>
+          <w:tcPr>
+            <w:tcW w:w="5760" w:type="dxa"/>
+            <w:hideMark/>
+          </w:tcPr>
+          <w:p>
+            <w:pPr>
+              <w:spacing w:after="200" w:line="276" w:lineRule="auto"/>
+              <w:rPr>
+                <w:rFonts w:ascii="Aptos" w:hAnsi="Aptos"/>
+              </w:rPr>
+            </w:pPr>
+            <w:r>
+              <w:rPr>
+                <w:rFonts w:ascii="Aptos" w:hAnsi="Aptos"/>
+              </w:rPr>
+              <w:t>&lt;</w:t>
+            </w:r>
+            <w:proofErr w:type="spellStart"/>
+            <w:r>
+              <w:rPr>
+                <w:rFonts w:ascii="Aptos" w:hAnsi="Aptos"/>
+              </w:rPr>
+              <w:t>ConfigureBrowser</w:t>
+            </w:r>
+            <w:proofErr w:type="spellEnd"/>
+            <w:r>
+              <w:rPr>
+                <w:rFonts w:ascii="Aptos" w:hAnsi="Aptos"/>
+              </w:rPr>
+              <w:t>&gt; request-level configuration can be configured</w:t>
+            </w:r>
+          </w:p>
+        </w:tc>
+        <w:tc>
+          <w:tcPr>
+            <w:tcW w:w="2870" w:type="dxa"/>
+            <w:hideMark/>
+          </w:tcPr>
+          <w:p>
+            <w:pPr>
+              <w:spacing w:after="200" w:line="276" w:lineRule="auto"/>
+              <w:rPr>
+                <w:rFonts w:ascii="Aptos" w:hAnsi="Aptos"/>
+              </w:rPr>
+            </w:pPr>
+            <w:r>
+              <w:rPr>
+                <w:rFonts w:ascii="Aptos" w:hAnsi="Aptos"/>
+              </w:rPr>
+              <w:t>Passed</w:t>
+            </w:r>
+          </w:p>
+        </w:tc>
+      </w:tr>
+      <w:tr>
+        <w:tc>
+          <w:tcPr>
+            <w:tcW w:w="5760" w:type="dxa"/>
+            <w:hideMark/>
+          </w:tcPr>
+          <w:p>
+            <w:pPr>
+              <w:spacing w:after="200" w:line="276" w:lineRule="auto"/>
+              <w:rPr>
+                <w:rFonts w:ascii="Aptos" w:hAnsi="Aptos"/>
+              </w:rPr>
+            </w:pPr>
+            <w:r>
+              <w:rPr>
+                <w:rFonts w:ascii="Aptos" w:hAnsi="Aptos"/>
+              </w:rPr>
+              <w:t xml:space="preserve">Browser console reflects configured </w:t>
+            </w:r>
+            <w:proofErr w:type="spellStart"/>
+            <w:r>
+              <w:rPr>
+                <w:rFonts w:ascii="Aptos" w:hAnsi="Aptos"/>
+              </w:rPr>
+              <w:t>LogLevel</w:t>
+            </w:r>
+            <w:proofErr w:type="spellEnd"/>
+            <w:r>
+              <w:rPr>
+                <w:rFonts w:ascii="Aptos" w:hAnsi="Aptos"/>
+              </w:rPr>
+              <w:t xml:space="preserve"> rather than default behavior</w:t>
+            </w:r>
+          </w:p>
+        </w:tc>
+        <w:tc>
+          <w:tcPr>
+            <w:tcW w:w="2870" w:type="dxa"/>
+            <w:hideMark/>
+          </w:tcPr>
+          <w:p>
+            <w:pPr>
+              <w:spacing w:after="200" w:line="276" w:lineRule="auto"/>
+              <w:rPr>
+                <w:rFonts w:ascii="Aptos" w:hAnsi="Aptos"/>
+              </w:rPr>
+            </w:pPr>
+            <w:r>
+              <w:rPr>
+                <w:rFonts w:ascii="Aptos" w:hAnsi="Aptos"/>
+              </w:rPr>
+              <w:t>Failed</w:t>
+            </w:r>
+          </w:p>
+        </w:tc>
+      </w:tr>
+      <w:tr>
+        <w:tc>
+          <w:tcPr>
+            <w:tcW w:w="5760" w:type="dxa"/>
+            <w:hideMark/>
+          </w:tcPr>
+          <w:p>
+            <w:pPr>
+              <w:spacing w:after="200" w:line="276" w:lineRule="auto"/>
+              <w:rPr>
+                <w:rFonts w:ascii="Aptos" w:hAnsi="Aptos"/>
+              </w:rPr>
+            </w:pPr>
+            <w:r>
+              <w:rPr>
+                <w:rFonts w:ascii="Aptos" w:hAnsi="Aptos"/>
+              </w:rPr>
+              <w:t>Request-level configuration overrides endpoint-level configuration</w:t>
+            </w:r>
+          </w:p>
+        </w:tc>
+        <w:tc>
+          <w:tcPr>
+            <w:tcW w:w="2870" w:type="dxa"/>
+            <w:hideMark/>
+          </w:tcPr>
+          <w:p>
+            <w:pPr>
+              <w:rPr>
+                <w:rFonts w:ascii="Aptos" w:hAnsi="Aptos"/>
+              </w:rPr>
+            </w:pPr>
+            <w:r>
+              <w:rPr>
+                <w:rFonts w:ascii="Aptos" w:hAnsi="Aptos"/>
+              </w:rPr>
+              <w:t>Passed at server merge/payload layer; failed at browser consumption layer</w:t>
+            </w:r>
+          </w:p>
+        </w:tc>
+      </w:tr>
+      <w:tr>
+        <w:tc>
+          <w:tcPr>
+            <w:tcW w:w="5760" w:type="dxa"/>
+            <w:hideMark/>
+          </w:tcPr>
+          <w:p>
+            <w:pPr>
+              <w:spacing w:after="200" w:line="276" w:lineRule="auto"/>
+              <w:rPr>
+                <w:rFonts w:ascii="Aptos" w:hAnsi="Aptos"/>
+              </w:rPr>
+            </w:pPr>
+            <w:proofErr w:type="spellStart"/>
+            <w:r>
+              <w:rPr>
+                <w:rFonts w:ascii="Aptos" w:hAnsi="Aptos"/>
+              </w:rPr>
+              <w:t>BrowserOptions.GetBrowserOptions</w:t>
+            </w:r>
+            <w:proofErr w:type="spellEnd"/>
+            <w:r>
+              <w:rPr>
+                <w:rFonts w:ascii="Aptos" w:hAnsi="Aptos"/>
+              </w:rPr>
+              <w:t>(</w:t>
+            </w:r>
+            <w:proofErr w:type="spellStart"/>
+            <w:r>
+              <w:rPr>
+                <w:rFonts w:ascii="Aptos" w:hAnsi="Aptos"/>
+              </w:rPr>
+              <w:t>HttpContext</w:t>
+            </w:r>
+            <w:proofErr w:type="spellEnd"/>
+            <w:r>
+              <w:rPr>
+                <w:rFonts w:ascii="Aptos" w:hAnsi="Aptos"/>
+              </w:rPr>
+              <w:t>) returns effective values</w:t>
+            </w:r>
+          </w:p>
+        </w:tc>
+        <w:tc>
+          <w:tcPr>
+            <w:tcW w:w="2870" w:type="dxa"/>
+            <w:hideMark/>
+          </w:tcPr>
+          <w:p>
+            <w:pPr>
+              <w:spacing w:after="200" w:line="276" w:lineRule="auto"/>
+              <w:rPr>
+                <w:rFonts w:ascii="Aptos" w:hAnsi="Aptos"/>
+              </w:rPr>
+            </w:pPr>
+            <w:r>
+              <w:rPr>
+                <w:rFonts w:ascii="Aptos" w:hAnsi="Aptos"/>
+              </w:rPr>
+              <w:t>Not Verifiable</w:t>
+            </w:r>
+          </w:p>
+        </w:tc>
+      </w:tr>
+      <w:tr>
+        <w:tc>
+          <w:tcPr>
+            <w:tcW w:w="5760" w:type="dxa"/>
+            <w:hideMark/>
+          </w:tcPr>
+          <w:p>
+            <w:pPr>
+              <w:spacing w:after="200" w:line="276" w:lineRule="auto"/>
+              <w:rPr>
+                <w:rFonts w:ascii="Aptos" w:hAnsi="Aptos"/>
+              </w:rPr>
+            </w:pPr>
+            <w:proofErr w:type="spellStart"/>
+            <w:r>
+              <w:rPr>
+                <w:rFonts w:ascii="Aptos" w:hAnsi="Aptos"/>
+              </w:rPr>
+              <w:t>Ssr.PreserveDom</w:t>
+            </w:r>
+            <w:proofErr w:type="spellEnd"/>
+            <w:r>
+              <w:rPr>
+                <w:rFonts w:ascii="Aptos" w:hAnsi="Aptos"/>
+              </w:rPr>
+              <w:t xml:space="preserve">=true and </w:t>
+            </w:r>
+            <w:proofErr w:type="spellStart"/>
+            <w:r>
+              <w:rPr>
+                <w:rFonts w:ascii="Aptos" w:hAnsi="Aptos"/>
+              </w:rPr>
+              <w:t>Ssr.PreserveDom</w:t>
+            </w:r>
+            <w:proofErr w:type="spellEnd"/>
+            <w:r>
+              <w:rPr>
+                <w:rFonts w:ascii="Aptos" w:hAnsi="Aptos"/>
+              </w:rPr>
+              <w:t>=false produce the expected inverse behavior</w:t>
+            </w:r>
+          </w:p>
+        </w:tc>
+        <w:tc>
+          <w:tcPr>
+            <w:tcW w:w="2870" w:type="dxa"/>
+            <w:hideMark/>
+          </w:tcPr>
+          <w:p>
+            <w:pPr>
+              <w:spacing w:after="200" w:line="276" w:lineRule="auto"/>
+              <w:rPr>
+                <w:rFonts w:ascii="Aptos" w:hAnsi="Aptos"/>
+              </w:rPr>
+            </w:pPr>
+            <w:r>
+              <w:rPr>
+                <w:rFonts w:ascii="Aptos" w:hAnsi="Aptos"/>
+              </w:rPr>
+              <w:t>Failed</w:t>
+            </w:r>
+          </w:p>
+        </w:tc>
+      </w:tr>
+      <w:tr>
+        <w:tc>
+          <w:tcPr>
+            <w:tcW w:w="5760" w:type="dxa"/>
+            <w:hideMark/>
+          </w:tcPr>
+          <w:p>
+            <w:pPr>
+              <w:spacing w:after="200" w:line="276" w:lineRule="auto"/>
+              <w:rPr>
+                <w:rFonts w:ascii="Aptos" w:hAnsi="Aptos"/>
+              </w:rPr>
+            </w:pPr>
+            <w:r>
+              <w:rPr>
+                <w:rFonts w:ascii="Aptos" w:hAnsi="Aptos"/>
+              </w:rPr>
+              <w:t>Custom reconnect UI is displayed instead of the default dialog</w:t>
+            </w:r>
+          </w:p>
+        </w:tc>
+        <w:tc>
+          <w:tcPr>
+            <w:tcW w:w="2870" w:type="dxa"/>
+            <w:hideMark/>
+          </w:tcPr>
+          <w:p>
+            <w:pPr>
+              <w:spacing w:after="200" w:line="276" w:lineRule="auto"/>
+              <w:rPr>
+                <w:rFonts w:ascii="Aptos" w:hAnsi="Aptos"/>
+              </w:rPr>
+            </w:pPr>
+            <w:r>
+              <w:rPr>
+                <w:rFonts w:ascii="Aptos" w:hAnsi="Aptos"/>
+              </w:rPr>
+              <w:t>Passed</w:t>
+            </w:r>
+          </w:p>
+        </w:tc>
+      </w:tr>
+      <w:tr>
+        <w:tc>
+          <w:tcPr>
+            <w:tcW w:w="5760" w:type="dxa"/>
+            <w:hideMark/>
+          </w:tcPr>
+          <w:p>
+            <w:pPr>
+              <w:spacing w:after="200" w:line="276" w:lineRule="auto"/>
+              <w:rPr>
+                <w:rFonts w:ascii="Aptos" w:hAnsi="Aptos"/>
+              </w:rPr>
+            </w:pPr>
+            <w:proofErr w:type="gramStart"/>
+            <w:r>
+              <w:rPr>
+                <w:rFonts w:ascii="Aptos" w:hAnsi="Aptos"/>
+              </w:rPr>
+              <w:t>Reconnection</w:t>
+            </w:r>
+            <w:proofErr w:type="gramEnd"/>
+            <w:r>
+              <w:rPr>
+                <w:rFonts w:ascii="Aptos" w:hAnsi="Aptos"/>
+              </w:rPr>
+              <w:t xml:space="preserve"> retry count and interval honor configured values</w:t>
+            </w:r>
+          </w:p>
+        </w:tc>
+        <w:tc>
+          <w:tcPr>
+            <w:tcW w:w="2870" w:type="dxa"/>
+            <w:hideMark/>
+          </w:tcPr>
+          <w:p>
+            <w:pPr>
+              <w:spacing w:after="200" w:line="276" w:lineRule="auto"/>
+              <w:rPr>
+                <w:rFonts w:ascii="Aptos" w:hAnsi="Aptos"/>
+              </w:rPr>
+            </w:pPr>
+            <w:r>
+              <w:rPr>
+                <w:rFonts w:ascii="Aptos" w:hAnsi="Aptos"/>
+              </w:rPr>
+              <w:t>Passed</w:t>
+            </w:r>
+          </w:p>
+        </w:tc>
+      </w:tr>
+      <w:tr>
+        <w:tc>
+          <w:tcPr>
+            <w:tcW w:w="5760" w:type="dxa"/>
+            <w:hideMark/>
+          </w:tcPr>
+          <w:p>
+            <w:pPr>
+              <w:spacing w:after="200" w:line="276" w:lineRule="auto"/>
+              <w:rPr>
+                <w:rFonts w:ascii="Aptos" w:hAnsi="Aptos"/>
+              </w:rPr>
+            </w:pPr>
+            <w:r>
+              <w:rPr>
+                <w:rFonts w:ascii="Aptos" w:hAnsi="Aptos"/>
+              </w:rPr>
+              <w:t>Reconnection recovery occurs before retry exhaustion when the server returns</w:t>
+            </w:r>
+          </w:p>
+        </w:tc>
+        <w:tc>
+          <w:tcPr>
+            <w:tcW w:w="2870" w:type="dxa"/>
+            <w:hideMark/>
+          </w:tcPr>
+          <w:p>
+            <w:pPr>
+              <w:spacing w:after="200" w:line="276" w:lineRule="auto"/>
+              <w:rPr>
+                <w:rFonts w:ascii="Aptos" w:hAnsi="Aptos"/>
+              </w:rPr>
+            </w:pPr>
+            <w:r>
+              <w:rPr>
+                <w:rFonts w:ascii="Aptos" w:hAnsi="Aptos"/>
+              </w:rPr>
+              <w:t>Passed</w:t>
+            </w:r>
+          </w:p>
+        </w:tc>
+      </w:tr>
+      <w:tr>
+        <w:tc>
+          <w:tcPr>
+            <w:tcW w:w="5760" w:type="dxa"/>
+            <w:hideMark/>
+          </w:tcPr>
+          <w:p>
+            <w:pPr>
+              <w:spacing w:after="200" w:line="276" w:lineRule="auto"/>
+              <w:rPr>
+                <w:rFonts w:ascii="Aptos" w:hAnsi="Aptos"/>
+              </w:rPr>
+            </w:pPr>
+            <w:r>
+              <w:rPr>
+                <w:rFonts w:ascii="Aptos" w:hAnsi="Aptos"/>
+              </w:rPr>
+              <w:t>Configured retry exhaustion reaches the expected terminal state</w:t>
+            </w:r>
+          </w:p>
+        </w:tc>
+        <w:tc>
+          <w:tcPr>
+            <w:tcW w:w="2870" w:type="dxa"/>
+            <w:hideMark/>
+          </w:tcPr>
+          <w:p>
+            <w:pPr>
+              <w:spacing w:after="200" w:line="276" w:lineRule="auto"/>
+              <w:rPr>
+                <w:rFonts w:ascii="Aptos" w:hAnsi="Aptos"/>
+              </w:rPr>
+            </w:pPr>
+            <w:r>
+              <w:rPr>
+                <w:rFonts w:ascii="Aptos" w:hAnsi="Aptos"/>
+              </w:rPr>
+              <w:t>Passed</w:t>
+            </w:r>
+          </w:p>
+        </w:tc>
+      </w:tr>
+      <w:tr>
+        <w:tc>
+          <w:tcPr>
+            <w:tcW w:w="5760" w:type="dxa"/>
+            <w:hideMark/>
+          </w:tcPr>
+          <w:p>
+            <w:pPr>
+              <w:spacing w:after="200" w:line="276" w:lineRule="auto"/>
+              <w:rPr>
+                <w:rFonts w:ascii="Aptos" w:hAnsi="Aptos"/>
+              </w:rPr>
+            </w:pPr>
+            <w:r>
+              <w:rPr>
+                <w:rFonts w:ascii="Aptos" w:hAnsi="Aptos"/>
+              </w:rPr>
+              <w:t xml:space="preserve">Removing </w:t>
+            </w:r>
+            <w:proofErr w:type="spellStart"/>
+            <w:r>
+              <w:rPr>
+                <w:rFonts w:ascii="Aptos" w:hAnsi="Aptos"/>
+              </w:rPr>
+              <w:t>BrowserOptions</w:t>
+            </w:r>
+            <w:proofErr w:type="spellEnd"/>
+            <w:r>
+              <w:rPr>
+                <w:rFonts w:ascii="Aptos" w:hAnsi="Aptos"/>
+              </w:rPr>
+              <w:t xml:space="preserve"> restores default reconnect behavior</w:t>
+            </w:r>
+          </w:p>
+        </w:tc>
+        <w:tc>
+          <w:tcPr>
+            <w:tcW w:w="2870" w:type="dxa"/>
+            <w:hideMark/>
+          </w:tcPr>
+          <w:p>
+            <w:pPr>
+              <w:spacing w:after="200" w:line="276" w:lineRule="auto"/>
+              <w:rPr>
+                <w:rFonts w:ascii="Aptos" w:hAnsi="Aptos"/>
+              </w:rPr>
+            </w:pPr>
+            <w:r>
+              <w:rPr>
+                <w:rFonts w:ascii="Aptos" w:hAnsi="Aptos"/>
+              </w:rPr>
+              <w:t>Passed</w:t>
+            </w:r>
+          </w:p>
+        </w:tc>
+      </w:tr>
+      <w:tr>
+        <w:tc>
+          <w:tcPr>
+            <w:tcW w:w="5760" w:type="dxa"/>
+            <w:hideMark/>
+          </w:tcPr>
+          <w:p>
+            <w:pPr>
+              <w:spacing w:after="200" w:line="276" w:lineRule="auto"/>
+              <w:rPr>
+                <w:rFonts w:ascii="Aptos" w:hAnsi="Aptos"/>
+              </w:rPr>
+            </w:pPr>
+            <w:r>
+              <w:rPr>
+                <w:rFonts w:ascii="Aptos" w:hAnsi="Aptos"/>
+              </w:rPr>
+              <w:lastRenderedPageBreak/>
+              <w:t xml:space="preserve">Interactive Auto correctly transitions between Server-backed and </w:t>
+            </w:r>
+            <w:proofErr w:type="spellStart"/>
+            <w:r>
+              <w:rPr>
+                <w:rFonts w:ascii="Aptos" w:hAnsi="Aptos"/>
+              </w:rPr>
+              <w:t>WebAssembly</w:t>
+            </w:r>
+            <w:proofErr w:type="spellEnd"/>
+            <w:r>
+              <w:rPr>
+                <w:rFonts w:ascii="Aptos" w:hAnsi="Aptos"/>
+              </w:rPr>
+              <w:t>-backed execution</w:t>
+            </w:r>
+          </w:p>
+        </w:tc>
+        <w:tc>
+          <w:tcPr>
+            <w:tcW w:w="2870" w:type="dxa"/>
+            <w:hideMark/>
+          </w:tcPr>
+          <w:p>
+            <w:pPr>
+              <w:spacing w:after="200" w:line="276" w:lineRule="auto"/>
+              <w:rPr>
+                <w:rFonts w:ascii="Aptos" w:hAnsi="Aptos"/>
+              </w:rPr>
+            </w:pPr>
+            <w:r>
+              <w:rPr>
+                <w:rFonts w:ascii="Aptos" w:hAnsi="Aptos"/>
+              </w:rPr>
+              <w:t>Passed</w:t>
+            </w:r>
+          </w:p>
+        </w:tc>
+      </w:tr>
+      <w:tr>
+        <w:tc>
+          <w:tcPr>
+            <w:tcW w:w="5760" w:type="dxa"/>
+            <w:hideMark/>
+          </w:tcPr>
+          <w:p>
+            <w:pPr>
+              <w:spacing w:after="200" w:line="276" w:lineRule="auto"/>
+              <w:rPr>
+                <w:rFonts w:ascii="Aptos" w:hAnsi="Aptos"/>
+              </w:rPr>
+            </w:pPr>
+            <w:r>
+              <w:rPr>
+                <w:rFonts w:ascii="Aptos" w:hAnsi="Aptos"/>
+              </w:rPr>
+              <w:t xml:space="preserve">Different visitors receive independently applied </w:t>
+            </w:r>
+            <w:proofErr w:type="spellStart"/>
+            <w:r>
+              <w:rPr>
+                <w:rFonts w:ascii="Aptos" w:hAnsi="Aptos"/>
+              </w:rPr>
+              <w:t>BrowserOptions</w:t>
+            </w:r>
+            <w:proofErr w:type="spellEnd"/>
+          </w:p>
+        </w:tc>
+        <w:tc>
+          <w:tcPr>
+            <w:tcW w:w="2870" w:type="dxa"/>
+            <w:hideMark/>
+          </w:tcPr>
+          <w:p>
+            <w:pPr>
+              <w:rPr>
+                <w:rFonts w:ascii="Aptos" w:hAnsi="Aptos"/>
+              </w:rPr>
+            </w:pPr>
+            <w:r>
+              <w:rPr>
+                <w:rFonts w:ascii="Aptos" w:hAnsi="Aptos"/>
+              </w:rPr>
+              <w:t>Passed for distinct serialized values; failed for observable browser logging effect</w:t>
+            </w:r>
+          </w:p>
+        </w:tc>
+      </w:tr>
+      <w:tr>
+        <w:tc>
+          <w:tcPr>
+            <w:tcW w:w="5760" w:type="dxa"/>
+            <w:hideMark/>
+          </w:tcPr>
+          <w:p>
+            <w:pPr>
+              <w:spacing w:after="200" w:line="276" w:lineRule="auto"/>
+              <w:rPr>
+                <w:rFonts w:ascii="Aptos" w:hAnsi="Aptos"/>
+              </w:rPr>
+            </w:pPr>
+            <w:proofErr w:type="spellStart"/>
+            <w:r>
+              <w:rPr>
+                <w:rFonts w:ascii="Aptos" w:hAnsi="Aptos"/>
+              </w:rPr>
+              <w:t>BrowserOptions</w:t>
+            </w:r>
+            <w:proofErr w:type="spellEnd"/>
+            <w:r>
+              <w:rPr>
+                <w:rFonts w:ascii="Aptos" w:hAnsi="Aptos"/>
+              </w:rPr>
+              <w:t xml:space="preserve"> remain isolated across concurrent requests</w:t>
+            </w:r>
+          </w:p>
+        </w:tc>
+        <w:tc>
+          <w:tcPr>
+            <w:tcW w:w="2870" w:type="dxa"/>
+            <w:hideMark/>
+          </w:tcPr>
+          <w:p>
+            <w:pPr>
+              <w:rPr>
+                <w:rFonts w:ascii="Aptos" w:hAnsi="Aptos"/>
+              </w:rPr>
+            </w:pPr>
+            <w:r>
+              <w:rPr>
+                <w:rFonts w:ascii="Aptos" w:hAnsi="Aptos"/>
+              </w:rPr>
+              <w:t>Passed at server distribution/payload layer; failed at browser consumption layer</w:t>
+            </w:r>
+          </w:p>
+        </w:tc>
+      </w:tr>
+      <w:tr>
+        <w:tc>
+          <w:tcPr>
+            <w:tcW w:w="5760" w:type="dxa"/>
+            <w:hideMark/>
+          </w:tcPr>
+          <w:p>
+            <w:pPr>
+              <w:spacing w:after="200" w:line="276" w:lineRule="auto"/>
+              <w:rPr>
+                <w:rFonts w:ascii="Aptos" w:hAnsi="Aptos"/>
+              </w:rPr>
+            </w:pPr>
+            <w:proofErr w:type="spellStart"/>
+            <w:r>
+              <w:rPr>
+                <w:rFonts w:ascii="Aptos" w:hAnsi="Aptos"/>
+              </w:rPr>
+              <w:t>BrowserOptions</w:t>
+            </w:r>
+            <w:proofErr w:type="spellEnd"/>
+            <w:r>
+              <w:rPr>
+                <w:rFonts w:ascii="Aptos" w:hAnsi="Aptos"/>
+              </w:rPr>
+              <w:t xml:space="preserve"> remain isolated through multi-instance proxy routing</w:t>
+            </w:r>
+          </w:p>
+        </w:tc>
+        <w:tc>
+          <w:tcPr>
+            <w:tcW w:w="2870" w:type="dxa"/>
+            <w:hideMark/>
+          </w:tcPr>
+          <w:p>
+            <w:pPr>
+              <w:rPr>
+                <w:rFonts w:ascii="Aptos" w:hAnsi="Aptos"/>
+              </w:rPr>
+            </w:pPr>
+            <w:r>
+              <w:rPr>
+                <w:rFonts w:ascii="Aptos" w:hAnsi="Aptos"/>
+              </w:rPr>
+              <w:t>Passed at routing and serialized payload layers; failed at browser consumption layer</w:t>
+            </w:r>
+          </w:p>
+        </w:tc>
+      </w:tr>
+    </w:tbl>
+    <w:p>
+      <w:pPr>
+        <w:rPr>
+          <w:rFonts w:ascii="Aptos" w:hAnsi="Aptos"/>
+        </w:rPr>
+      </w:pPr>
+    </w:p>
+    <w:p>
+      <w:pPr>
+        <w:pStyle w:val="Heading1"/>
+        <w:rPr>
+          <w:rFonts w:ascii="Aptos" w:eastAsia="Aptos" w:hAnsi="Aptos" w:cs="Aptos"/>
+        </w:rPr>
+      </w:pPr>
+      <w:r>
+        <w:rPr>
+          <w:rFonts w:ascii="Aptos" w:eastAsia="Aptos" w:hAnsi="Aptos" w:cs="Aptos"/>
+        </w:rPr>
+        <w:t>Evidence Captured</w:t>
+      </w:r>
+    </w:p>
+    <w:p>
+      <w:pPr>
+        <w:rPr>
+          <w:rFonts w:ascii="Aptos" w:hAnsi="Aptos"/>
+        </w:rPr>
+      </w:pPr>
     </w:p>
     <w:tbl>
       <w:tblPr>
@@ -1719,8 +2824,8 @@
         <w:tblLook w:val="04A0" w:firstRow="1" w:lastRow="0" w:firstColumn="1" w:lastColumn="0" w:noHBand="0" w:noVBand="1"/>
       </w:tblPr>
       <w:tblGrid>
-        <w:gridCol w:w="7243"/>
-        <w:gridCol w:w="1387"/>
+        <w:gridCol w:w="2118"/>
+        <w:gridCol w:w="6512"/>
       </w:tblGrid>
       <w:tr>
         <w:tc>
@@ -1743,7 +2848,7 @@
                 <w:b/>
                 <w:bCs/>
               </w:rPr>
-              <w:t>Must Hold Condition</w:t>
+              <w:t>Evidence</w:t>
             </w:r>
           </w:p>
         </w:tc>
@@ -1767,7 +2872,7 @@
                 <w:b/>
                 <w:bCs/>
               </w:rPr>
-              <w:t>Result</w:t>
+              <w:t>Description</w:t>
             </w:r>
           </w:p>
         </w:tc>
@@ -1785,19 +2890,11 @@
                 <w:rFonts w:ascii="Aptos" w:hAnsi="Aptos"/>
               </w:rPr>
             </w:pPr>
-            <w:proofErr w:type="spellStart"/>
-            <w:r>
-              <w:rPr>
-                <w:rFonts w:ascii="Aptos" w:hAnsi="Aptos"/>
-              </w:rPr>
-              <w:t>BrowserOptions</w:t>
-            </w:r>
-            <w:proofErr w:type="spellEnd"/>
-            <w:r>
-              <w:rPr>
-                <w:rFonts w:ascii="Aptos" w:hAnsi="Aptos"/>
-              </w:rPr>
-              <w:t xml:space="preserve"> configurable through server code</w:t>
+            <w:r>
+              <w:rPr>
+                <w:rFonts w:ascii="Aptos" w:hAnsi="Aptos"/>
+              </w:rPr>
+              <w:t>SDK Verification</w:t>
             </w:r>
           </w:p>
         </w:tc>
@@ -1816,10 +2913,8 @@
             <w:r>
               <w:rPr>
                 <w:rFonts w:ascii="Aptos" w:hAnsi="Aptos"/>
-                <w:b/>
-                <w:bCs/>
-              </w:rPr>
-              <w:t>Passed</w:t>
+              </w:rPr>
+              <w:t>dotnet --info output confirming .NET SDK 11.0.100-preview.7.26381.103</w:t>
             </w:r>
           </w:p>
         </w:tc>
@@ -1837,19 +2932,11 @@
                 <w:rFonts w:ascii="Aptos" w:hAnsi="Aptos"/>
               </w:rPr>
             </w:pPr>
-            <w:proofErr w:type="spellStart"/>
-            <w:r>
-              <w:rPr>
-                <w:rFonts w:ascii="Aptos" w:hAnsi="Aptos"/>
-              </w:rPr>
-              <w:t>WithBrowserOptions</w:t>
-            </w:r>
-            <w:proofErr w:type="spellEnd"/>
-            <w:r>
-              <w:rPr>
-                <w:rFonts w:ascii="Aptos" w:hAnsi="Aptos"/>
-              </w:rPr>
-              <w:t xml:space="preserve"> endpoint-level configuration can be configured</w:t>
+            <w:r>
+              <w:rPr>
+                <w:rFonts w:ascii="Aptos" w:hAnsi="Aptos"/>
+              </w:rPr>
+              <w:t>Build Output</w:t>
             </w:r>
           </w:p>
         </w:tc>
@@ -1865,13 +2952,19 @@
                 <w:rFonts w:ascii="Aptos" w:hAnsi="Aptos"/>
               </w:rPr>
             </w:pPr>
-            <w:r>
-              <w:rPr>
-                <w:rFonts w:ascii="Aptos" w:hAnsi="Aptos"/>
-                <w:b/>
-                <w:bCs/>
-              </w:rPr>
-              <w:t>Passed</w:t>
+            <w:proofErr w:type="gramStart"/>
+            <w:r>
+              <w:rPr>
+                <w:rFonts w:ascii="Aptos" w:hAnsi="Aptos"/>
+              </w:rPr>
+              <w:t>Successful</w:t>
+            </w:r>
+            <w:proofErr w:type="gramEnd"/>
+            <w:r>
+              <w:rPr>
+                <w:rFonts w:ascii="Aptos" w:hAnsi="Aptos"/>
+              </w:rPr>
+              <w:t xml:space="preserve"> clean build logs for final validation runs</w:t>
             </w:r>
           </w:p>
         </w:tc>
@@ -1889,26 +2982,29 @@
                 <w:rFonts w:ascii="Aptos" w:hAnsi="Aptos"/>
               </w:rPr>
             </w:pPr>
-            <w:r>
-              <w:rPr>
-                <w:rFonts w:ascii="Aptos" w:hAnsi="Aptos"/>
-              </w:rPr>
-              <w:t>&lt;</w:t>
-            </w:r>
-            <w:proofErr w:type="spellStart"/>
-            <w:r>
-              <w:rPr>
-                <w:rFonts w:ascii="Aptos" w:hAnsi="Aptos"/>
-              </w:rPr>
-              <w:t>ConfigureBrowser</w:t>
-            </w:r>
-            <w:proofErr w:type="spellEnd"/>
-            <w:r>
-              <w:rPr>
-                <w:rFonts w:ascii="Aptos" w:hAnsi="Aptos"/>
-              </w:rPr>
-              <w:t>&gt; request-level configuration can be configured</w:t>
-            </w:r>
+            <w:hyperlink r:id="rId6" w:history="1">
+              <w:r>
+                <w:rPr>
+                  <w:rStyle w:val="Hyperlink"/>
+                  <w:rFonts w:ascii="Aptos" w:hAnsi="Aptos"/>
+                </w:rPr>
+                <w:t>Static SSR Logg</w:t>
+              </w:r>
+              <w:r>
+                <w:rPr>
+                  <w:rStyle w:val="Hyperlink"/>
+                  <w:rFonts w:ascii="Aptos" w:hAnsi="Aptos"/>
+                </w:rPr>
+                <w:t>i</w:t>
+              </w:r>
+              <w:r>
+                <w:rPr>
+                  <w:rStyle w:val="Hyperlink"/>
+                  <w:rFonts w:ascii="Aptos" w:hAnsi="Aptos"/>
+                </w:rPr>
+                <w:t>ng Validation</w:t>
+              </w:r>
+            </w:hyperlink>
           </w:p>
         </w:tc>
         <w:tc>
@@ -1926,11 +3022,31 @@
             <w:r>
               <w:rPr>
                 <w:rFonts w:ascii="Aptos" w:hAnsi="Aptos"/>
-                <w:b/>
-                <w:bCs/>
-              </w:rPr>
-              <w:t>Passed</w:t>
-            </w:r>
+              </w:rPr>
+              <w:t xml:space="preserve">Normal vs detailed console output comparison showing no observable </w:t>
+            </w:r>
+            <w:proofErr w:type="spellStart"/>
+            <w:r>
+              <w:rPr>
+                <w:rFonts w:ascii="Aptos" w:hAnsi="Aptos"/>
+              </w:rPr>
+              <w:t>LogLevel</w:t>
+            </w:r>
+            <w:proofErr w:type="spellEnd"/>
+            <w:r>
+              <w:rPr>
+                <w:rFonts w:ascii="Aptos" w:hAnsi="Aptos"/>
+              </w:rPr>
+              <w:t xml:space="preserve"> differentiation</w:t>
+            </w:r>
+          </w:p>
+          <w:p>
+            <w:pPr>
+              <w:spacing w:after="200" w:line="276" w:lineRule="auto"/>
+              <w:rPr>
+                <w:rFonts w:ascii="Aptos" w:hAnsi="Aptos"/>
+              </w:rPr>
+            </w:pPr>
           </w:p>
         </w:tc>
       </w:tr>
@@ -1951,22 +3067,7 @@
               <w:rPr>
                 <w:rFonts w:ascii="Aptos" w:hAnsi="Aptos"/>
               </w:rPr>
-              <w:lastRenderedPageBreak/>
-              <w:t xml:space="preserve">Browser console reflects configured </w:t>
-            </w:r>
-            <w:proofErr w:type="spellStart"/>
-            <w:r>
-              <w:rPr>
-                <w:rFonts w:ascii="Aptos" w:hAnsi="Aptos"/>
-              </w:rPr>
-              <w:t>LogLevel</w:t>
-            </w:r>
-            <w:proofErr w:type="spellEnd"/>
-            <w:r>
-              <w:rPr>
-                <w:rFonts w:ascii="Aptos" w:hAnsi="Aptos"/>
-              </w:rPr>
-              <w:t xml:space="preserve"> rather than default behavior</w:t>
+              <w:t>Interactive Server Logging Validation</w:t>
             </w:r>
           </w:p>
         </w:tc>
@@ -1982,13 +3083,35 @@
                 <w:rFonts w:ascii="Aptos" w:hAnsi="Aptos"/>
               </w:rPr>
             </w:pPr>
-            <w:r>
-              <w:rPr>
-                <w:rFonts w:ascii="Aptos" w:hAnsi="Aptos"/>
-                <w:b/>
-                <w:bCs/>
-              </w:rPr>
-              <w:t>Failed</w:t>
+            <w:hyperlink r:id="rId7" w:history="1">
+              <w:r>
+                <w:rPr>
+                  <w:rStyle w:val="Hyperlink"/>
+                  <w:rFonts w:ascii="Aptos" w:hAnsi="Aptos"/>
+                </w:rPr>
+                <w:t>Normal</w:t>
+              </w:r>
+            </w:hyperlink>
+            <w:r>
+              <w:rPr>
+                <w:rFonts w:ascii="Aptos" w:hAnsi="Aptos"/>
+              </w:rPr>
+              <w:t xml:space="preserve"> vs </w:t>
+            </w:r>
+            <w:hyperlink r:id="rId8" w:history="1">
+              <w:r>
+                <w:rPr>
+                  <w:rStyle w:val="Hyperlink"/>
+                  <w:rFonts w:ascii="Aptos" w:hAnsi="Aptos"/>
+                </w:rPr>
+                <w:t>detailed</w:t>
+              </w:r>
+            </w:hyperlink>
+            <w:r>
+              <w:rPr>
+                <w:rFonts w:ascii="Aptos" w:hAnsi="Aptos"/>
+              </w:rPr>
+              <w:t xml:space="preserve"> console output comparison showing identical Information-level messages</w:t>
             </w:r>
           </w:p>
         </w:tc>
@@ -2010,7 +3133,21 @@
               <w:rPr>
                 <w:rFonts w:ascii="Aptos" w:hAnsi="Aptos"/>
               </w:rPr>
-              <w:t>Request-level configuration overrides endpoint-level configuration</w:t>
+              <w:t xml:space="preserve">Static SSR </w:t>
+            </w:r>
+            <w:proofErr w:type="spellStart"/>
+            <w:r>
+              <w:rPr>
+                <w:rFonts w:ascii="Aptos" w:hAnsi="Aptos"/>
+              </w:rPr>
+              <w:t>PreserveDom</w:t>
+            </w:r>
+            <w:proofErr w:type="spellEnd"/>
+            <w:r>
+              <w:rPr>
+                <w:rFonts w:ascii="Aptos" w:hAnsi="Aptos"/>
+              </w:rPr>
+              <w:t xml:space="preserve"> Validation</w:t>
             </w:r>
           </w:p>
         </w:tc>
@@ -2029,10 +3166,36 @@
             <w:r>
               <w:rPr>
                 <w:rFonts w:ascii="Aptos" w:hAnsi="Aptos"/>
-                <w:b/>
-                <w:bCs/>
-              </w:rPr>
-              <w:t>Failed</w:t>
+              </w:rPr>
+              <w:t xml:space="preserve">Feature-only </w:t>
+            </w:r>
+            <w:proofErr w:type="spellStart"/>
+            <w:r>
+              <w:rPr>
+                <w:rFonts w:ascii="Aptos" w:hAnsi="Aptos"/>
+              </w:rPr>
+              <w:t>Ssr.PreserveDom</w:t>
+            </w:r>
+            <w:proofErr w:type="spellEnd"/>
+            <w:r>
+              <w:rPr>
+                <w:rFonts w:ascii="Aptos" w:hAnsi="Aptos"/>
+              </w:rPr>
+              <w:t xml:space="preserve">=true and </w:t>
+            </w:r>
+            <w:proofErr w:type="spellStart"/>
+            <w:r>
+              <w:rPr>
+                <w:rFonts w:ascii="Aptos" w:hAnsi="Aptos"/>
+              </w:rPr>
+              <w:t>Ssr.PreserveDom</w:t>
+            </w:r>
+            <w:proofErr w:type="spellEnd"/>
+            <w:r>
+              <w:rPr>
+                <w:rFonts w:ascii="Aptos" w:hAnsi="Aptos"/>
+              </w:rPr>
+              <w:t>=false comparison evidence</w:t>
             </w:r>
           </w:p>
         </w:tc>
@@ -2055,28 +3218,14 @@
               <w:rPr>
                 <w:rFonts w:ascii="Aptos" w:hAnsi="Aptos"/>
               </w:rPr>
-              <w:t>BrowserOptions.GetBrowserOptions</w:t>
+              <w:t>PreserveDom</w:t>
             </w:r>
             <w:proofErr w:type="spellEnd"/>
             <w:r>
               <w:rPr>
                 <w:rFonts w:ascii="Aptos" w:hAnsi="Aptos"/>
               </w:rPr>
-              <w:t>(</w:t>
-            </w:r>
-            <w:proofErr w:type="spellStart"/>
-            <w:r>
-              <w:rPr>
-                <w:rFonts w:ascii="Aptos" w:hAnsi="Aptos"/>
-              </w:rPr>
-              <w:t>HttpContext</w:t>
-            </w:r>
-            <w:proofErr w:type="spellEnd"/>
-            <w:r>
-              <w:rPr>
-                <w:rFonts w:ascii="Aptos" w:hAnsi="Aptos"/>
-              </w:rPr>
-              <w:t>) returns effective values</w:t>
+              <w:t xml:space="preserve"> Inverse Behavior Validation</w:t>
             </w:r>
           </w:p>
         </w:tc>
@@ -2095,935 +3244,8 @@
             <w:r>
               <w:rPr>
                 <w:rFonts w:ascii="Aptos" w:hAnsi="Aptos"/>
-                <w:b/>
-                <w:bCs/>
-              </w:rPr>
-              <w:t>Not Verifiable</w:t>
-            </w:r>
-          </w:p>
-        </w:tc>
-      </w:tr>
-      <w:tr>
-        <w:tc>
-          <w:tcPr>
-            <w:tcW w:w="0" w:type="auto"/>
-            <w:hideMark/>
-          </w:tcPr>
-          <w:p>
-            <w:pPr>
-              <w:spacing w:after="200" w:line="276" w:lineRule="auto"/>
-              <w:rPr>
-                <w:rFonts w:ascii="Aptos" w:hAnsi="Aptos"/>
-              </w:rPr>
-            </w:pPr>
-            <w:proofErr w:type="spellStart"/>
-            <w:r>
-              <w:rPr>
-                <w:rFonts w:ascii="Aptos" w:hAnsi="Aptos"/>
-              </w:rPr>
-              <w:t>Ssr.PreserveDom</w:t>
-            </w:r>
-            <w:proofErr w:type="spellEnd"/>
-            <w:r>
-              <w:rPr>
-                <w:rFonts w:ascii="Aptos" w:hAnsi="Aptos"/>
-              </w:rPr>
-              <w:t xml:space="preserve">=true and </w:t>
-            </w:r>
-            <w:proofErr w:type="spellStart"/>
-            <w:r>
-              <w:rPr>
-                <w:rFonts w:ascii="Aptos" w:hAnsi="Aptos"/>
-              </w:rPr>
-              <w:t>Ssr.PreserveDom</w:t>
-            </w:r>
-            <w:proofErr w:type="spellEnd"/>
-            <w:r>
-              <w:rPr>
-                <w:rFonts w:ascii="Aptos" w:hAnsi="Aptos"/>
-              </w:rPr>
-              <w:t>=false produce the expected inverse behavior</w:t>
-            </w:r>
-          </w:p>
-        </w:tc>
-        <w:tc>
-          <w:tcPr>
-            <w:tcW w:w="0" w:type="auto"/>
-            <w:hideMark/>
-          </w:tcPr>
-          <w:p>
-            <w:pPr>
-              <w:spacing w:after="200" w:line="276" w:lineRule="auto"/>
-              <w:rPr>
-                <w:rFonts w:ascii="Aptos" w:hAnsi="Aptos"/>
-              </w:rPr>
-            </w:pPr>
-            <w:r>
-              <w:rPr>
-                <w:rFonts w:ascii="Aptos" w:hAnsi="Aptos"/>
-                <w:b/>
-                <w:bCs/>
-              </w:rPr>
-              <w:t>Failed</w:t>
-            </w:r>
-          </w:p>
-        </w:tc>
-      </w:tr>
-      <w:tr>
-        <w:tc>
-          <w:tcPr>
-            <w:tcW w:w="0" w:type="auto"/>
-            <w:hideMark/>
-          </w:tcPr>
-          <w:p>
-            <w:pPr>
-              <w:spacing w:after="200" w:line="276" w:lineRule="auto"/>
-              <w:rPr>
-                <w:rFonts w:ascii="Aptos" w:hAnsi="Aptos"/>
-              </w:rPr>
-            </w:pPr>
-            <w:r>
-              <w:rPr>
-                <w:rFonts w:ascii="Aptos" w:hAnsi="Aptos"/>
-              </w:rPr>
-              <w:t>Custom reconnect UI is displayed instead of the default dialog</w:t>
-            </w:r>
-          </w:p>
-        </w:tc>
-        <w:tc>
-          <w:tcPr>
-            <w:tcW w:w="0" w:type="auto"/>
-            <w:hideMark/>
-          </w:tcPr>
-          <w:p>
-            <w:pPr>
-              <w:spacing w:after="200" w:line="276" w:lineRule="auto"/>
-              <w:rPr>
-                <w:rFonts w:ascii="Aptos" w:hAnsi="Aptos"/>
-              </w:rPr>
-            </w:pPr>
-            <w:r>
-              <w:rPr>
-                <w:rFonts w:ascii="Aptos" w:hAnsi="Aptos"/>
-                <w:b/>
-                <w:bCs/>
-              </w:rPr>
-              <w:t>Passed</w:t>
-            </w:r>
-          </w:p>
-        </w:tc>
-      </w:tr>
-      <w:tr>
-        <w:tc>
-          <w:tcPr>
-            <w:tcW w:w="0" w:type="auto"/>
-            <w:hideMark/>
-          </w:tcPr>
-          <w:p>
-            <w:pPr>
-              <w:spacing w:after="200" w:line="276" w:lineRule="auto"/>
-              <w:rPr>
-                <w:rFonts w:ascii="Aptos" w:hAnsi="Aptos"/>
-              </w:rPr>
-            </w:pPr>
-            <w:proofErr w:type="gramStart"/>
-            <w:r>
-              <w:rPr>
-                <w:rFonts w:ascii="Aptos" w:hAnsi="Aptos"/>
-              </w:rPr>
-              <w:t>Reconnection</w:t>
-            </w:r>
-            <w:proofErr w:type="gramEnd"/>
-            <w:r>
-              <w:rPr>
-                <w:rFonts w:ascii="Aptos" w:hAnsi="Aptos"/>
-              </w:rPr>
-              <w:t xml:space="preserve"> retry count and interval honor configured values</w:t>
-            </w:r>
-          </w:p>
-        </w:tc>
-        <w:tc>
-          <w:tcPr>
-            <w:tcW w:w="0" w:type="auto"/>
-            <w:hideMark/>
-          </w:tcPr>
-          <w:p>
-            <w:pPr>
-              <w:spacing w:after="200" w:line="276" w:lineRule="auto"/>
-              <w:rPr>
-                <w:rFonts w:ascii="Aptos" w:hAnsi="Aptos"/>
-              </w:rPr>
-            </w:pPr>
-            <w:r>
-              <w:rPr>
-                <w:rFonts w:ascii="Aptos" w:hAnsi="Aptos"/>
-                <w:b/>
-                <w:bCs/>
-              </w:rPr>
-              <w:t>Passed</w:t>
-            </w:r>
-          </w:p>
-        </w:tc>
-      </w:tr>
-      <w:tr>
-        <w:tc>
-          <w:tcPr>
-            <w:tcW w:w="0" w:type="auto"/>
-            <w:hideMark/>
-          </w:tcPr>
-          <w:p>
-            <w:pPr>
-              <w:spacing w:after="200" w:line="276" w:lineRule="auto"/>
-              <w:rPr>
-                <w:rFonts w:ascii="Aptos" w:hAnsi="Aptos"/>
-              </w:rPr>
-            </w:pPr>
-            <w:r>
-              <w:rPr>
-                <w:rFonts w:ascii="Aptos" w:hAnsi="Aptos"/>
-              </w:rPr>
-              <w:t>Reconnection recovery occurs before retry exhaustion when the server returns</w:t>
-            </w:r>
-          </w:p>
-        </w:tc>
-        <w:tc>
-          <w:tcPr>
-            <w:tcW w:w="0" w:type="auto"/>
-            <w:hideMark/>
-          </w:tcPr>
-          <w:p>
-            <w:pPr>
-              <w:spacing w:after="200" w:line="276" w:lineRule="auto"/>
-              <w:rPr>
-                <w:rFonts w:ascii="Aptos" w:hAnsi="Aptos"/>
-              </w:rPr>
-            </w:pPr>
-            <w:r>
-              <w:rPr>
-                <w:rFonts w:ascii="Aptos" w:hAnsi="Aptos"/>
-                <w:b/>
-                <w:bCs/>
-              </w:rPr>
-              <w:t>Passed</w:t>
-            </w:r>
-          </w:p>
-        </w:tc>
-      </w:tr>
-      <w:tr>
-        <w:tc>
-          <w:tcPr>
-            <w:tcW w:w="0" w:type="auto"/>
-            <w:hideMark/>
-          </w:tcPr>
-          <w:p>
-            <w:pPr>
-              <w:spacing w:after="200" w:line="276" w:lineRule="auto"/>
-              <w:rPr>
-                <w:rFonts w:ascii="Aptos" w:hAnsi="Aptos"/>
-              </w:rPr>
-            </w:pPr>
-            <w:r>
-              <w:rPr>
-                <w:rFonts w:ascii="Aptos" w:hAnsi="Aptos"/>
-              </w:rPr>
-              <w:t>Configured retry exhaustion reaches the expected terminal state</w:t>
-            </w:r>
-          </w:p>
-        </w:tc>
-        <w:tc>
-          <w:tcPr>
-            <w:tcW w:w="0" w:type="auto"/>
-            <w:hideMark/>
-          </w:tcPr>
-          <w:p>
-            <w:pPr>
-              <w:spacing w:after="200" w:line="276" w:lineRule="auto"/>
-              <w:rPr>
-                <w:rFonts w:ascii="Aptos" w:hAnsi="Aptos"/>
-              </w:rPr>
-            </w:pPr>
-            <w:r>
-              <w:rPr>
-                <w:rFonts w:ascii="Aptos" w:hAnsi="Aptos"/>
-                <w:b/>
-                <w:bCs/>
-              </w:rPr>
-              <w:t>Passed</w:t>
-            </w:r>
-          </w:p>
-        </w:tc>
-      </w:tr>
-      <w:tr>
-        <w:tc>
-          <w:tcPr>
-            <w:tcW w:w="0" w:type="auto"/>
-            <w:hideMark/>
-          </w:tcPr>
-          <w:p>
-            <w:pPr>
-              <w:spacing w:after="200" w:line="276" w:lineRule="auto"/>
-              <w:rPr>
-                <w:rFonts w:ascii="Aptos" w:hAnsi="Aptos"/>
-              </w:rPr>
-            </w:pPr>
-            <w:r>
-              <w:rPr>
-                <w:rFonts w:ascii="Aptos" w:hAnsi="Aptos"/>
-              </w:rPr>
-              <w:t xml:space="preserve">Removing </w:t>
-            </w:r>
-            <w:proofErr w:type="spellStart"/>
-            <w:r>
-              <w:rPr>
-                <w:rFonts w:ascii="Aptos" w:hAnsi="Aptos"/>
-              </w:rPr>
-              <w:t>BrowserOptions</w:t>
-            </w:r>
-            <w:proofErr w:type="spellEnd"/>
-            <w:r>
-              <w:rPr>
-                <w:rFonts w:ascii="Aptos" w:hAnsi="Aptos"/>
-              </w:rPr>
-              <w:t xml:space="preserve"> restores default reconnect behavior</w:t>
-            </w:r>
-          </w:p>
-        </w:tc>
-        <w:tc>
-          <w:tcPr>
-            <w:tcW w:w="0" w:type="auto"/>
-            <w:hideMark/>
-          </w:tcPr>
-          <w:p>
-            <w:pPr>
-              <w:spacing w:after="200" w:line="276" w:lineRule="auto"/>
-              <w:rPr>
-                <w:rFonts w:ascii="Aptos" w:hAnsi="Aptos"/>
-              </w:rPr>
-            </w:pPr>
-            <w:r>
-              <w:rPr>
-                <w:rFonts w:ascii="Aptos" w:hAnsi="Aptos"/>
-                <w:b/>
-                <w:bCs/>
-              </w:rPr>
-              <w:t>Passed</w:t>
-            </w:r>
-          </w:p>
-        </w:tc>
-      </w:tr>
-      <w:tr>
-        <w:tc>
-          <w:tcPr>
-            <w:tcW w:w="0" w:type="auto"/>
-            <w:hideMark/>
-          </w:tcPr>
-          <w:p>
-            <w:pPr>
-              <w:spacing w:after="200" w:line="276" w:lineRule="auto"/>
-              <w:rPr>
-                <w:rFonts w:ascii="Aptos" w:hAnsi="Aptos"/>
-              </w:rPr>
-            </w:pPr>
-            <w:r>
-              <w:rPr>
-                <w:rFonts w:ascii="Aptos" w:hAnsi="Aptos"/>
-              </w:rPr>
-              <w:t xml:space="preserve">Interactive Auto correctly transitions between Server-backed and </w:t>
-            </w:r>
-            <w:proofErr w:type="spellStart"/>
-            <w:r>
-              <w:rPr>
-                <w:rFonts w:ascii="Aptos" w:hAnsi="Aptos"/>
-              </w:rPr>
-              <w:t>WebAssembly</w:t>
-            </w:r>
-            <w:proofErr w:type="spellEnd"/>
-            <w:r>
-              <w:rPr>
-                <w:rFonts w:ascii="Aptos" w:hAnsi="Aptos"/>
-              </w:rPr>
-              <w:t>-backed execution</w:t>
-            </w:r>
-          </w:p>
-        </w:tc>
-        <w:tc>
-          <w:tcPr>
-            <w:tcW w:w="0" w:type="auto"/>
-            <w:hideMark/>
-          </w:tcPr>
-          <w:p>
-            <w:pPr>
-              <w:spacing w:after="200" w:line="276" w:lineRule="auto"/>
-              <w:rPr>
-                <w:rFonts w:ascii="Aptos" w:hAnsi="Aptos"/>
-              </w:rPr>
-            </w:pPr>
-            <w:r>
-              <w:rPr>
-                <w:rFonts w:ascii="Aptos" w:hAnsi="Aptos"/>
-                <w:b/>
-                <w:bCs/>
-              </w:rPr>
-              <w:t>Passed</w:t>
-            </w:r>
-          </w:p>
-        </w:tc>
-      </w:tr>
-      <w:tr>
-        <w:tc>
-          <w:tcPr>
-            <w:tcW w:w="0" w:type="auto"/>
-            <w:hideMark/>
-          </w:tcPr>
-          <w:p>
-            <w:pPr>
-              <w:spacing w:after="200" w:line="276" w:lineRule="auto"/>
-              <w:rPr>
-                <w:rFonts w:ascii="Aptos" w:hAnsi="Aptos"/>
-              </w:rPr>
-            </w:pPr>
-            <w:r>
-              <w:rPr>
-                <w:rFonts w:ascii="Aptos" w:hAnsi="Aptos"/>
-              </w:rPr>
-              <w:t xml:space="preserve">Different visitors receive independently applied </w:t>
-            </w:r>
-            <w:proofErr w:type="spellStart"/>
-            <w:r>
-              <w:rPr>
-                <w:rFonts w:ascii="Aptos" w:hAnsi="Aptos"/>
-              </w:rPr>
-              <w:t>BrowserOptions</w:t>
-            </w:r>
-            <w:proofErr w:type="spellEnd"/>
-          </w:p>
-        </w:tc>
-        <w:tc>
-          <w:tcPr>
-            <w:tcW w:w="0" w:type="auto"/>
-            <w:hideMark/>
-          </w:tcPr>
-          <w:p>
-            <w:pPr>
-              <w:spacing w:after="200" w:line="276" w:lineRule="auto"/>
-              <w:rPr>
-                <w:rFonts w:ascii="Aptos" w:hAnsi="Aptos"/>
-              </w:rPr>
-            </w:pPr>
-            <w:r>
-              <w:rPr>
-                <w:rFonts w:ascii="Aptos" w:hAnsi="Aptos"/>
-                <w:b/>
-                <w:bCs/>
-              </w:rPr>
-              <w:t>Failed</w:t>
-            </w:r>
-          </w:p>
-        </w:tc>
-      </w:tr>
-      <w:tr>
-        <w:tc>
-          <w:tcPr>
-            <w:tcW w:w="0" w:type="auto"/>
-            <w:hideMark/>
-          </w:tcPr>
-          <w:p>
-            <w:pPr>
-              <w:spacing w:after="200" w:line="276" w:lineRule="auto"/>
-              <w:rPr>
-                <w:rFonts w:ascii="Aptos" w:hAnsi="Aptos"/>
-              </w:rPr>
-            </w:pPr>
-            <w:proofErr w:type="spellStart"/>
-            <w:r>
-              <w:rPr>
-                <w:rFonts w:ascii="Aptos" w:hAnsi="Aptos"/>
-              </w:rPr>
-              <w:t>BrowserOptions</w:t>
-            </w:r>
-            <w:proofErr w:type="spellEnd"/>
-            <w:r>
-              <w:rPr>
-                <w:rFonts w:ascii="Aptos" w:hAnsi="Aptos"/>
-              </w:rPr>
-              <w:t xml:space="preserve"> remain isolated across concurrent requests</w:t>
-            </w:r>
-          </w:p>
-        </w:tc>
-        <w:tc>
-          <w:tcPr>
-            <w:tcW w:w="0" w:type="auto"/>
-            <w:hideMark/>
-          </w:tcPr>
-          <w:p>
-            <w:pPr>
-              <w:spacing w:after="200" w:line="276" w:lineRule="auto"/>
-              <w:rPr>
-                <w:rFonts w:ascii="Aptos" w:hAnsi="Aptos"/>
-              </w:rPr>
-            </w:pPr>
-            <w:r>
-              <w:rPr>
-                <w:rFonts w:ascii="Aptos" w:hAnsi="Aptos"/>
-                <w:b/>
-                <w:bCs/>
-              </w:rPr>
-              <w:t>Failed</w:t>
-            </w:r>
-          </w:p>
-        </w:tc>
-      </w:tr>
-      <w:tr>
-        <w:tc>
-          <w:tcPr>
-            <w:tcW w:w="0" w:type="auto"/>
-            <w:hideMark/>
-          </w:tcPr>
-          <w:p>
-            <w:pPr>
-              <w:spacing w:after="200" w:line="276" w:lineRule="auto"/>
-              <w:rPr>
-                <w:rFonts w:ascii="Aptos" w:hAnsi="Aptos"/>
-              </w:rPr>
-            </w:pPr>
-            <w:proofErr w:type="spellStart"/>
-            <w:r>
-              <w:rPr>
-                <w:rFonts w:ascii="Aptos" w:hAnsi="Aptos"/>
-              </w:rPr>
-              <w:t>BrowserOptions</w:t>
-            </w:r>
-            <w:proofErr w:type="spellEnd"/>
-            <w:r>
-              <w:rPr>
-                <w:rFonts w:ascii="Aptos" w:hAnsi="Aptos"/>
-              </w:rPr>
-              <w:t xml:space="preserve"> remain isolated through multi-instance proxy routing</w:t>
-            </w:r>
-          </w:p>
-        </w:tc>
-        <w:tc>
-          <w:tcPr>
-            <w:tcW w:w="0" w:type="auto"/>
-            <w:hideMark/>
-          </w:tcPr>
-          <w:p>
-            <w:pPr>
-              <w:spacing w:after="200" w:line="276" w:lineRule="auto"/>
-              <w:rPr>
-                <w:rFonts w:ascii="Aptos" w:hAnsi="Aptos"/>
-              </w:rPr>
-            </w:pPr>
-            <w:r>
-              <w:rPr>
-                <w:rFonts w:ascii="Aptos" w:hAnsi="Aptos"/>
-                <w:b/>
-                <w:bCs/>
-              </w:rPr>
-              <w:t>Failed</w:t>
-            </w:r>
-          </w:p>
-        </w:tc>
-      </w:tr>
-    </w:tbl>
-    <w:p>
-      <w:pPr>
-        <w:rPr>
-          <w:rFonts w:ascii="Aptos" w:hAnsi="Aptos"/>
-        </w:rPr>
-      </w:pPr>
-    </w:p>
-    <w:p>
-      <w:pPr>
-        <w:pStyle w:val="Heading1"/>
-        <w:rPr>
-          <w:rFonts w:ascii="Aptos" w:eastAsia="Aptos" w:hAnsi="Aptos" w:cs="Aptos"/>
-        </w:rPr>
-      </w:pPr>
-      <w:r>
-        <w:rPr>
-          <w:rFonts w:ascii="Aptos" w:eastAsia="Aptos" w:hAnsi="Aptos" w:cs="Aptos"/>
-        </w:rPr>
-        <w:t>Evidence Captured</w:t>
-      </w:r>
-    </w:p>
-    <w:p>
-      <w:pPr>
-        <w:rPr>
-          <w:rFonts w:ascii="Aptos" w:hAnsi="Aptos"/>
-        </w:rPr>
-      </w:pPr>
-    </w:p>
-    <w:tbl>
-      <w:tblPr>
-        <w:tblStyle w:val="TableGrid"/>
-        <w:tblW w:w="0" w:type="auto"/>
-        <w:tblLook w:val="04A0" w:firstRow="1" w:lastRow="0" w:firstColumn="1" w:lastColumn="0" w:noHBand="0" w:noVBand="1"/>
-      </w:tblPr>
-      <w:tblGrid>
-        <w:gridCol w:w="2374"/>
-        <w:gridCol w:w="6256"/>
-      </w:tblGrid>
-      <w:tr>
-        <w:tc>
-          <w:tcPr>
-            <w:tcW w:w="0" w:type="auto"/>
-            <w:hideMark/>
-          </w:tcPr>
-          <w:p>
-            <w:pPr>
-              <w:spacing w:after="200" w:line="276" w:lineRule="auto"/>
-              <w:rPr>
-                <w:rFonts w:ascii="Aptos" w:hAnsi="Aptos"/>
-                <w:b/>
-                <w:bCs/>
-              </w:rPr>
-            </w:pPr>
-            <w:r>
-              <w:rPr>
-                <w:rFonts w:ascii="Aptos" w:hAnsi="Aptos"/>
-                <w:b/>
-                <w:bCs/>
-              </w:rPr>
-              <w:t>Evidence</w:t>
-            </w:r>
-          </w:p>
-        </w:tc>
-        <w:tc>
-          <w:tcPr>
-            <w:tcW w:w="0" w:type="auto"/>
-            <w:hideMark/>
-          </w:tcPr>
-          <w:p>
-            <w:pPr>
-              <w:spacing w:after="200" w:line="276" w:lineRule="auto"/>
-              <w:rPr>
-                <w:rFonts w:ascii="Aptos" w:hAnsi="Aptos"/>
-                <w:b/>
-                <w:bCs/>
-              </w:rPr>
-            </w:pPr>
-            <w:r>
-              <w:rPr>
-                <w:rFonts w:ascii="Aptos" w:hAnsi="Aptos"/>
-                <w:b/>
-                <w:bCs/>
-              </w:rPr>
-              <w:t>Description</w:t>
-            </w:r>
-          </w:p>
-        </w:tc>
-      </w:tr>
-      <w:tr>
-        <w:tc>
-          <w:tcPr>
-            <w:tcW w:w="0" w:type="auto"/>
-            <w:hideMark/>
-          </w:tcPr>
-          <w:p>
-            <w:pPr>
-              <w:spacing w:after="200" w:line="276" w:lineRule="auto"/>
-              <w:rPr>
-                <w:rFonts w:ascii="Aptos" w:hAnsi="Aptos"/>
-              </w:rPr>
-            </w:pPr>
-            <w:r>
-              <w:rPr>
-                <w:rFonts w:ascii="Aptos" w:hAnsi="Aptos"/>
-              </w:rPr>
-              <w:t>SDK Verification</w:t>
-            </w:r>
-          </w:p>
-        </w:tc>
-        <w:tc>
-          <w:tcPr>
-            <w:tcW w:w="0" w:type="auto"/>
-            <w:hideMark/>
-          </w:tcPr>
-          <w:p>
-            <w:pPr>
-              <w:spacing w:after="200" w:line="276" w:lineRule="auto"/>
-              <w:rPr>
-                <w:rFonts w:ascii="Aptos" w:hAnsi="Aptos"/>
-              </w:rPr>
-            </w:pPr>
-            <w:r>
-              <w:rPr>
-                <w:rFonts w:ascii="Aptos" w:hAnsi="Aptos"/>
-              </w:rPr>
-              <w:t>dotnet --info output confirming .NET SDK 11.0.100-preview.7.26381.103</w:t>
-            </w:r>
-          </w:p>
-        </w:tc>
-      </w:tr>
-      <w:tr>
-        <w:tc>
-          <w:tcPr>
-            <w:tcW w:w="0" w:type="auto"/>
-            <w:hideMark/>
-          </w:tcPr>
-          <w:p>
-            <w:pPr>
-              <w:spacing w:after="200" w:line="276" w:lineRule="auto"/>
-              <w:rPr>
-                <w:rFonts w:ascii="Aptos" w:hAnsi="Aptos"/>
-              </w:rPr>
-            </w:pPr>
-            <w:r>
-              <w:rPr>
-                <w:rFonts w:ascii="Aptos" w:hAnsi="Aptos"/>
-              </w:rPr>
-              <w:t>Build Output</w:t>
-            </w:r>
-          </w:p>
-        </w:tc>
-        <w:tc>
-          <w:tcPr>
-            <w:tcW w:w="0" w:type="auto"/>
-            <w:hideMark/>
-          </w:tcPr>
-          <w:p>
-            <w:pPr>
-              <w:spacing w:after="200" w:line="276" w:lineRule="auto"/>
-              <w:rPr>
-                <w:rFonts w:ascii="Aptos" w:hAnsi="Aptos"/>
-              </w:rPr>
-            </w:pPr>
-            <w:proofErr w:type="gramStart"/>
-            <w:r>
-              <w:rPr>
-                <w:rFonts w:ascii="Aptos" w:hAnsi="Aptos"/>
-              </w:rPr>
-              <w:t>Successful</w:t>
-            </w:r>
-            <w:proofErr w:type="gramEnd"/>
-            <w:r>
-              <w:rPr>
-                <w:rFonts w:ascii="Aptos" w:hAnsi="Aptos"/>
-              </w:rPr>
-              <w:t xml:space="preserve"> clean build logs for final validation runs</w:t>
-            </w:r>
-          </w:p>
-        </w:tc>
-      </w:tr>
-      <w:tr>
-        <w:tc>
-          <w:tcPr>
-            <w:tcW w:w="0" w:type="auto"/>
-            <w:hideMark/>
-          </w:tcPr>
-          <w:p>
-            <w:pPr>
-              <w:spacing w:after="200" w:line="276" w:lineRule="auto"/>
-              <w:rPr>
-                <w:rFonts w:ascii="Aptos" w:hAnsi="Aptos"/>
-              </w:rPr>
-            </w:pPr>
-            <w:r>
-              <w:rPr>
-                <w:rFonts w:ascii="Aptos" w:hAnsi="Aptos"/>
-              </w:rPr>
-              <w:t>Static SSR Logging Validation</w:t>
-            </w:r>
-          </w:p>
-        </w:tc>
-        <w:tc>
-          <w:tcPr>
-            <w:tcW w:w="0" w:type="auto"/>
-            <w:hideMark/>
-          </w:tcPr>
-          <w:p>
-            <w:pPr>
-              <w:spacing w:after="200" w:line="276" w:lineRule="auto"/>
-              <w:rPr>
-                <w:rFonts w:ascii="Aptos" w:hAnsi="Aptos"/>
-              </w:rPr>
-            </w:pPr>
-            <w:r>
-              <w:rPr>
-                <w:rFonts w:ascii="Aptos" w:hAnsi="Aptos"/>
-              </w:rPr>
-              <w:t xml:space="preserve">Normal vs detailed console output </w:t>
-            </w:r>
-            <w:hyperlink r:id="rId6" w:history="1">
-              <w:r>
-                <w:rPr>
-                  <w:rStyle w:val="Hyperlink"/>
-                  <w:rFonts w:ascii="Aptos" w:hAnsi="Aptos"/>
-                </w:rPr>
-                <w:t>comparison</w:t>
-              </w:r>
-            </w:hyperlink>
-            <w:r>
-              <w:rPr>
-                <w:rFonts w:ascii="Aptos" w:hAnsi="Aptos"/>
-              </w:rPr>
-              <w:t xml:space="preserve"> showing no observable </w:t>
-            </w:r>
-            <w:proofErr w:type="spellStart"/>
-            <w:r>
-              <w:rPr>
-                <w:rFonts w:ascii="Aptos" w:hAnsi="Aptos"/>
-              </w:rPr>
-              <w:t>LogLevel</w:t>
-            </w:r>
-            <w:proofErr w:type="spellEnd"/>
-            <w:r>
-              <w:rPr>
-                <w:rFonts w:ascii="Aptos" w:hAnsi="Aptos"/>
-              </w:rPr>
-              <w:t xml:space="preserve"> differentiation</w:t>
-            </w:r>
-          </w:p>
-        </w:tc>
-      </w:tr>
-      <w:tr>
-        <w:tc>
-          <w:tcPr>
-            <w:tcW w:w="0" w:type="auto"/>
-            <w:hideMark/>
-          </w:tcPr>
-          <w:p>
-            <w:pPr>
-              <w:spacing w:after="200" w:line="276" w:lineRule="auto"/>
-              <w:rPr>
-                <w:rFonts w:ascii="Aptos" w:hAnsi="Aptos"/>
-              </w:rPr>
-            </w:pPr>
-            <w:r>
-              <w:rPr>
-                <w:rFonts w:ascii="Aptos" w:hAnsi="Aptos"/>
-              </w:rPr>
-              <w:lastRenderedPageBreak/>
-              <w:t>Interactive Server Logging Validation</w:t>
-            </w:r>
-          </w:p>
-        </w:tc>
-        <w:tc>
-          <w:tcPr>
-            <w:tcW w:w="0" w:type="auto"/>
-            <w:hideMark/>
-          </w:tcPr>
-          <w:p>
-            <w:pPr>
-              <w:spacing w:after="200" w:line="276" w:lineRule="auto"/>
-              <w:rPr>
-                <w:rFonts w:ascii="Aptos" w:hAnsi="Aptos"/>
-              </w:rPr>
-            </w:pPr>
-            <w:hyperlink r:id="rId7" w:history="1">
-              <w:r>
-                <w:rPr>
-                  <w:rStyle w:val="Hyperlink"/>
-                  <w:rFonts w:ascii="Aptos" w:hAnsi="Aptos"/>
-                </w:rPr>
-                <w:t>Normal</w:t>
-              </w:r>
-            </w:hyperlink>
-            <w:r>
-              <w:rPr>
-                <w:rFonts w:ascii="Aptos" w:hAnsi="Aptos"/>
-              </w:rPr>
-              <w:t xml:space="preserve"> vs </w:t>
-            </w:r>
-            <w:hyperlink r:id="rId8" w:history="1">
-              <w:r>
-                <w:rPr>
-                  <w:rStyle w:val="Hyperlink"/>
-                  <w:rFonts w:ascii="Aptos" w:hAnsi="Aptos"/>
-                </w:rPr>
-                <w:t>detailed</w:t>
-              </w:r>
-            </w:hyperlink>
-            <w:r>
-              <w:rPr>
-                <w:rFonts w:ascii="Aptos" w:hAnsi="Aptos"/>
-              </w:rPr>
-              <w:t xml:space="preserve"> console output comparison showing identical Information-level messages</w:t>
-            </w:r>
-          </w:p>
-        </w:tc>
-      </w:tr>
-      <w:tr>
-        <w:tc>
-          <w:tcPr>
-            <w:tcW w:w="0" w:type="auto"/>
-            <w:hideMark/>
-          </w:tcPr>
-          <w:p>
-            <w:pPr>
-              <w:spacing w:after="200" w:line="276" w:lineRule="auto"/>
-              <w:rPr>
-                <w:rFonts w:ascii="Aptos" w:hAnsi="Aptos"/>
-              </w:rPr>
-            </w:pPr>
-            <w:r>
-              <w:rPr>
-                <w:rFonts w:ascii="Aptos" w:hAnsi="Aptos"/>
-              </w:rPr>
-              <w:t xml:space="preserve">Static SSR </w:t>
-            </w:r>
-            <w:proofErr w:type="spellStart"/>
-            <w:r>
-              <w:rPr>
-                <w:rFonts w:ascii="Aptos" w:hAnsi="Aptos"/>
-              </w:rPr>
-              <w:t>PreserveDom</w:t>
-            </w:r>
-            <w:proofErr w:type="spellEnd"/>
-            <w:r>
-              <w:rPr>
-                <w:rFonts w:ascii="Aptos" w:hAnsi="Aptos"/>
-              </w:rPr>
-              <w:t xml:space="preserve"> Validation</w:t>
-            </w:r>
-          </w:p>
-        </w:tc>
-        <w:tc>
-          <w:tcPr>
-            <w:tcW w:w="0" w:type="auto"/>
-            <w:hideMark/>
-          </w:tcPr>
-          <w:p>
-            <w:pPr>
-              <w:spacing w:after="200" w:line="276" w:lineRule="auto"/>
-              <w:rPr>
-                <w:rFonts w:ascii="Aptos" w:hAnsi="Aptos"/>
-              </w:rPr>
-            </w:pPr>
-            <w:r>
-              <w:rPr>
-                <w:rFonts w:ascii="Aptos" w:hAnsi="Aptos"/>
-              </w:rPr>
-              <w:t xml:space="preserve">Feature-only </w:t>
-            </w:r>
-            <w:proofErr w:type="spellStart"/>
-            <w:r>
-              <w:rPr>
-                <w:rFonts w:ascii="Aptos" w:hAnsi="Aptos"/>
-              </w:rPr>
-              <w:t>Ssr.PreserveDom</w:t>
-            </w:r>
-            <w:proofErr w:type="spellEnd"/>
-            <w:r>
-              <w:rPr>
-                <w:rFonts w:ascii="Aptos" w:hAnsi="Aptos"/>
-              </w:rPr>
-              <w:t xml:space="preserve">=true and </w:t>
-            </w:r>
-            <w:proofErr w:type="spellStart"/>
-            <w:r>
-              <w:rPr>
-                <w:rFonts w:ascii="Aptos" w:hAnsi="Aptos"/>
-              </w:rPr>
-              <w:t>Ssr.PreserveDom</w:t>
-            </w:r>
-            <w:proofErr w:type="spellEnd"/>
-            <w:r>
-              <w:rPr>
-                <w:rFonts w:ascii="Aptos" w:hAnsi="Aptos"/>
-              </w:rPr>
-              <w:t xml:space="preserve">=false </w:t>
+              </w:rPr>
+              <w:t xml:space="preserve">Evidence demonstrating lack of expected </w:t>
             </w:r>
             <w:hyperlink r:id="rId9" w:history="1">
               <w:r>
@@ -3031,184 +3253,23 @@
                   <w:rStyle w:val="Hyperlink"/>
                   <w:rFonts w:ascii="Aptos" w:hAnsi="Aptos"/>
                 </w:rPr>
-                <w:t>comparison</w:t>
+                <w:t xml:space="preserve">inverse behavior between </w:t>
               </w:r>
-            </w:hyperlink>
-            <w:r>
-              <w:rPr>
-                <w:rFonts w:ascii="Aptos" w:hAnsi="Aptos"/>
-              </w:rPr>
-              <w:t xml:space="preserve"> evidence</w:t>
-            </w:r>
-          </w:p>
-        </w:tc>
-      </w:tr>
-      <w:tr>
-        <w:tc>
-          <w:tcPr>
-            <w:tcW w:w="0" w:type="auto"/>
-            <w:hideMark/>
-          </w:tcPr>
-          <w:p>
-            <w:pPr>
-              <w:spacing w:after="200" w:line="276" w:lineRule="auto"/>
-              <w:rPr>
-                <w:rFonts w:ascii="Aptos" w:hAnsi="Aptos"/>
-              </w:rPr>
-            </w:pPr>
-            <w:proofErr w:type="spellStart"/>
-            <w:r>
-              <w:rPr>
-                <w:rFonts w:ascii="Aptos" w:hAnsi="Aptos"/>
-              </w:rPr>
-              <w:t>PreserveDom</w:t>
-            </w:r>
-            <w:proofErr w:type="spellEnd"/>
-            <w:r>
-              <w:rPr>
-                <w:rFonts w:ascii="Aptos" w:hAnsi="Aptos"/>
-              </w:rPr>
-              <w:t xml:space="preserve"> Inverse Behavior Validation</w:t>
-            </w:r>
-          </w:p>
-        </w:tc>
-        <w:tc>
-          <w:tcPr>
-            <w:tcW w:w="0" w:type="auto"/>
-            <w:hideMark/>
-          </w:tcPr>
-          <w:p>
-            <w:pPr>
-              <w:spacing w:after="200" w:line="276" w:lineRule="auto"/>
-              <w:rPr>
-                <w:rFonts w:ascii="Aptos" w:hAnsi="Aptos"/>
-              </w:rPr>
-            </w:pPr>
-            <w:r>
-              <w:rPr>
-                <w:rFonts w:ascii="Aptos" w:hAnsi="Aptos"/>
-              </w:rPr>
-              <w:t xml:space="preserve">Evidence demonstrating lack of expected inverse behavior between </w:t>
-            </w:r>
-            <w:proofErr w:type="spellStart"/>
-            <w:r>
-              <w:rPr>
-                <w:rFonts w:ascii="Aptos" w:hAnsi="Aptos"/>
-              </w:rPr>
-              <w:t>PreserveDom</w:t>
-            </w:r>
-            <w:proofErr w:type="spellEnd"/>
-            <w:r>
-              <w:rPr>
-                <w:rFonts w:ascii="Aptos" w:hAnsi="Aptos"/>
-              </w:rPr>
-              <w:t xml:space="preserve"> settings</w:t>
-            </w:r>
-          </w:p>
-        </w:tc>
-      </w:tr>
-      <w:tr>
-        <w:tc>
-          <w:tcPr>
-            <w:tcW w:w="0" w:type="auto"/>
-            <w:hideMark/>
-          </w:tcPr>
-          <w:p>
-            <w:pPr>
-              <w:spacing w:after="200" w:line="276" w:lineRule="auto"/>
-              <w:rPr>
-                <w:rFonts w:ascii="Aptos" w:hAnsi="Aptos"/>
-              </w:rPr>
-            </w:pPr>
-            <w:r>
-              <w:rPr>
-                <w:rFonts w:ascii="Aptos" w:hAnsi="Aptos"/>
-              </w:rPr>
-              <w:t>Interactive Server Request Override Validation</w:t>
-            </w:r>
-          </w:p>
-        </w:tc>
-        <w:tc>
-          <w:tcPr>
-            <w:tcW w:w="0" w:type="auto"/>
-            <w:hideMark/>
-          </w:tcPr>
-          <w:p>
-            <w:pPr>
-              <w:spacing w:after="200" w:line="276" w:lineRule="auto"/>
-              <w:rPr>
-                <w:rFonts w:ascii="Aptos" w:hAnsi="Aptos"/>
-              </w:rPr>
-            </w:pPr>
-            <w:r>
-              <w:rPr>
-                <w:rFonts w:ascii="Aptos" w:hAnsi="Aptos"/>
-              </w:rPr>
-              <w:t xml:space="preserve">Endpoint and request-level </w:t>
-            </w:r>
-            <w:proofErr w:type="spellStart"/>
-            <w:r>
-              <w:rPr>
-                <w:rFonts w:ascii="Aptos" w:hAnsi="Aptos"/>
-              </w:rPr>
-              <w:t>BrowserOptions</w:t>
-            </w:r>
-            <w:proofErr w:type="spellEnd"/>
-            <w:r>
-              <w:rPr>
-                <w:rFonts w:ascii="Aptos" w:hAnsi="Aptos"/>
-              </w:rPr>
-              <w:t xml:space="preserve"> comparison evidence</w:t>
-            </w:r>
-          </w:p>
-        </w:tc>
-      </w:tr>
-      <w:tr>
-        <w:tc>
-          <w:tcPr>
-            <w:tcW w:w="0" w:type="auto"/>
-            <w:hideMark/>
-          </w:tcPr>
-          <w:p>
-            <w:pPr>
-              <w:spacing w:after="200" w:line="276" w:lineRule="auto"/>
-              <w:rPr>
-                <w:rFonts w:ascii="Aptos" w:hAnsi="Aptos"/>
-              </w:rPr>
-            </w:pPr>
-            <w:r>
-              <w:rPr>
-                <w:rFonts w:ascii="Aptos" w:hAnsi="Aptos"/>
-              </w:rPr>
-              <w:t>Custom Reconnect Dialog Validation</w:t>
-            </w:r>
-          </w:p>
-        </w:tc>
-        <w:tc>
-          <w:tcPr>
-            <w:tcW w:w="0" w:type="auto"/>
-            <w:hideMark/>
-          </w:tcPr>
-          <w:p>
-            <w:pPr>
-              <w:spacing w:after="200" w:line="276" w:lineRule="auto"/>
-              <w:rPr>
-                <w:rFonts w:ascii="Aptos" w:hAnsi="Aptos"/>
-              </w:rPr>
-            </w:pPr>
-            <w:r>
-              <w:rPr>
-                <w:rFonts w:ascii="Aptos" w:hAnsi="Aptos"/>
-              </w:rPr>
-              <w:t xml:space="preserve">Screenshot showing configured </w:t>
-            </w:r>
-            <w:hyperlink r:id="rId10" w:history="1">
+              <w:proofErr w:type="spellStart"/>
               <w:r>
                 <w:rPr>
                   <w:rStyle w:val="Hyperlink"/>
                   <w:rFonts w:ascii="Aptos" w:hAnsi="Aptos"/>
                 </w:rPr>
-                <w:t>reconnect dialog is displayed</w:t>
+                <w:t>PreserveDom</w:t>
+              </w:r>
+              <w:proofErr w:type="spellEnd"/>
+              <w:r>
+                <w:rPr>
+                  <w:rStyle w:val="Hyperlink"/>
+                  <w:rFonts w:ascii="Aptos" w:hAnsi="Aptos"/>
+                </w:rPr>
+                <w:t xml:space="preserve"> settings</w:t>
               </w:r>
             </w:hyperlink>
           </w:p>
@@ -3231,7 +3292,78 @@
               <w:rPr>
                 <w:rFonts w:ascii="Aptos" w:hAnsi="Aptos"/>
               </w:rPr>
-              <w:t>Retry Timing Validation</w:t>
+              <w:lastRenderedPageBreak/>
+              <w:t>Interactive Server Request Override Validation</w:t>
+            </w:r>
+          </w:p>
+        </w:tc>
+        <w:tc>
+          <w:tcPr>
+            <w:tcW w:w="0" w:type="auto"/>
+            <w:hideMark/>
+          </w:tcPr>
+          <w:p>
+            <w:pPr>
+              <w:rPr>
+                <w:rFonts w:ascii="Aptos" w:hAnsi="Aptos"/>
+              </w:rPr>
+            </w:pPr>
+            <w:r>
+              <w:rPr>
+                <w:rFonts w:ascii="Aptos" w:hAnsi="Aptos"/>
+              </w:rPr>
+              <w:t xml:space="preserve">Server payload evidence confirms the request-level </w:t>
+            </w:r>
+            <w:proofErr w:type="spellStart"/>
+            <w:r>
+              <w:rPr>
+                <w:rFonts w:ascii="Aptos" w:hAnsi="Aptos"/>
+              </w:rPr>
+              <w:t>BrowserOptions</w:t>
+            </w:r>
+            <w:proofErr w:type="spellEnd"/>
+            <w:r>
+              <w:rPr>
+                <w:rFonts w:ascii="Aptos" w:hAnsi="Aptos"/>
+              </w:rPr>
+              <w:t xml:space="preserve"> value overrides the endpoint value; </w:t>
+            </w:r>
+            <w:hyperlink r:id="rId10" w:history="1">
+              <w:r>
+                <w:rPr>
+                  <w:rStyle w:val="Hyperlink"/>
+                  <w:rFonts w:ascii="Aptos" w:hAnsi="Aptos"/>
+                </w:rPr>
+                <w:t>browser console output remains non-differentiating</w:t>
+              </w:r>
+            </w:hyperlink>
+            <w:r>
+              <w:rPr>
+                <w:rFonts w:ascii="Aptos" w:hAnsi="Aptos"/>
+              </w:rPr>
+              <w:t>.</w:t>
+            </w:r>
+          </w:p>
+        </w:tc>
+      </w:tr>
+      <w:tr>
+        <w:tc>
+          <w:tcPr>
+            <w:tcW w:w="0" w:type="auto"/>
+            <w:hideMark/>
+          </w:tcPr>
+          <w:p>
+            <w:pPr>
+              <w:spacing w:after="200" w:line="276" w:lineRule="auto"/>
+              <w:rPr>
+                <w:rFonts w:ascii="Aptos" w:hAnsi="Aptos"/>
+              </w:rPr>
+            </w:pPr>
+            <w:r>
+              <w:rPr>
+                <w:rFonts w:ascii="Aptos" w:hAnsi="Aptos"/>
+              </w:rPr>
+              <w:t>Custom Reconnect Dialog Validation</w:t>
             </w:r>
           </w:p>
         </w:tc>
@@ -3251,7 +3383,7 @@
               <w:rPr>
                 <w:rFonts w:ascii="Aptos" w:hAnsi="Aptos"/>
               </w:rPr>
-              <w:t xml:space="preserve">Timestamped evidence demonstrating three reconnect attempts at approximately </w:t>
+              <w:t xml:space="preserve">Screenshot showing </w:t>
             </w:r>
             <w:hyperlink r:id="rId11" w:history="1">
               <w:r>
@@ -3259,7 +3391,234 @@
                   <w:rStyle w:val="Hyperlink"/>
                   <w:rFonts w:ascii="Aptos" w:hAnsi="Aptos"/>
                 </w:rPr>
-                <w:t>five-second intervals</w:t>
+                <w:t>configured reconnect dialog</w:t>
+              </w:r>
+            </w:hyperlink>
+            <w:r>
+              <w:rPr>
+                <w:rFonts w:ascii="Aptos" w:hAnsi="Aptos"/>
+              </w:rPr>
+              <w:t xml:space="preserve"> is displayed</w:t>
+            </w:r>
+          </w:p>
+        </w:tc>
+      </w:tr>
+      <w:tr>
+        <w:tc>
+          <w:tcPr>
+            <w:tcW w:w="0" w:type="auto"/>
+            <w:hideMark/>
+          </w:tcPr>
+          <w:p>
+            <w:pPr>
+              <w:spacing w:after="200" w:line="276" w:lineRule="auto"/>
+              <w:rPr>
+                <w:rFonts w:ascii="Aptos" w:hAnsi="Aptos"/>
+              </w:rPr>
+            </w:pPr>
+            <w:r>
+              <w:rPr>
+                <w:rFonts w:ascii="Aptos" w:hAnsi="Aptos"/>
+              </w:rPr>
+              <w:t>Retry Timing Validation</w:t>
+            </w:r>
+          </w:p>
+        </w:tc>
+        <w:tc>
+          <w:tcPr>
+            <w:tcW w:w="0" w:type="auto"/>
+            <w:hideMark/>
+          </w:tcPr>
+          <w:p>
+            <w:pPr>
+              <w:spacing w:after="200" w:line="276" w:lineRule="auto"/>
+              <w:rPr>
+                <w:rFonts w:ascii="Aptos" w:hAnsi="Aptos"/>
+              </w:rPr>
+            </w:pPr>
+            <w:r>
+              <w:rPr>
+                <w:rFonts w:ascii="Aptos" w:hAnsi="Aptos"/>
+              </w:rPr>
+              <w:t xml:space="preserve">Timestamped evidence demonstrating </w:t>
+            </w:r>
+            <w:hyperlink r:id="rId12" w:history="1">
+              <w:r>
+                <w:rPr>
+                  <w:rStyle w:val="Hyperlink"/>
+                  <w:rFonts w:ascii="Aptos" w:hAnsi="Aptos"/>
+                </w:rPr>
+                <w:t>three reconnect attempts</w:t>
+              </w:r>
+            </w:hyperlink>
+            <w:r>
+              <w:rPr>
+                <w:rFonts w:ascii="Aptos" w:hAnsi="Aptos"/>
+              </w:rPr>
+              <w:t xml:space="preserve"> at approximately five-second intervals</w:t>
+            </w:r>
+          </w:p>
+        </w:tc>
+      </w:tr>
+      <w:tr>
+        <w:tc>
+          <w:tcPr>
+            <w:tcW w:w="0" w:type="auto"/>
+            <w:hideMark/>
+          </w:tcPr>
+          <w:p>
+            <w:pPr>
+              <w:spacing w:after="200" w:line="276" w:lineRule="auto"/>
+              <w:rPr>
+                <w:rFonts w:ascii="Aptos" w:hAnsi="Aptos"/>
+              </w:rPr>
+            </w:pPr>
+            <w:r>
+              <w:rPr>
+                <w:rFonts w:ascii="Aptos" w:hAnsi="Aptos"/>
+              </w:rPr>
+              <w:t>Reconnect Recovery Validation</w:t>
+            </w:r>
+          </w:p>
+        </w:tc>
+        <w:tc>
+          <w:tcPr>
+            <w:tcW w:w="0" w:type="auto"/>
+            <w:hideMark/>
+          </w:tcPr>
+          <w:p>
+            <w:pPr>
+              <w:spacing w:after="200" w:line="276" w:lineRule="auto"/>
+              <w:rPr>
+                <w:rFonts w:ascii="Aptos" w:hAnsi="Aptos"/>
+              </w:rPr>
+            </w:pPr>
+            <w:r>
+              <w:rPr>
+                <w:rFonts w:ascii="Aptos" w:hAnsi="Aptos"/>
+              </w:rPr>
+              <w:t xml:space="preserve">Evidence showing </w:t>
+            </w:r>
+            <w:hyperlink r:id="rId13" w:history="1">
+              <w:r>
+                <w:rPr>
+                  <w:rStyle w:val="Hyperlink"/>
+                  <w:rFonts w:ascii="Aptos" w:hAnsi="Aptos"/>
+                </w:rPr>
+                <w:t>successful recovery</w:t>
+              </w:r>
+            </w:hyperlink>
+            <w:r>
+              <w:rPr>
+                <w:rFonts w:ascii="Aptos" w:hAnsi="Aptos"/>
+              </w:rPr>
+              <w:t xml:space="preserve"> before retry exhaustion</w:t>
+            </w:r>
+          </w:p>
+        </w:tc>
+      </w:tr>
+      <w:tr>
+        <w:tc>
+          <w:tcPr>
+            <w:tcW w:w="0" w:type="auto"/>
+            <w:hideMark/>
+          </w:tcPr>
+          <w:p>
+            <w:pPr>
+              <w:spacing w:after="200" w:line="276" w:lineRule="auto"/>
+              <w:rPr>
+                <w:rFonts w:ascii="Aptos" w:hAnsi="Aptos"/>
+              </w:rPr>
+            </w:pPr>
+            <w:r>
+              <w:rPr>
+                <w:rFonts w:ascii="Aptos" w:hAnsi="Aptos"/>
+              </w:rPr>
+              <w:t>Retry Exhaustion Validation</w:t>
+            </w:r>
+          </w:p>
+        </w:tc>
+        <w:tc>
+          <w:tcPr>
+            <w:tcW w:w="0" w:type="auto"/>
+            <w:hideMark/>
+          </w:tcPr>
+          <w:p>
+            <w:pPr>
+              <w:spacing w:after="200" w:line="276" w:lineRule="auto"/>
+              <w:rPr>
+                <w:rFonts w:ascii="Aptos" w:hAnsi="Aptos"/>
+              </w:rPr>
+            </w:pPr>
+            <w:r>
+              <w:rPr>
+                <w:rFonts w:ascii="Aptos" w:hAnsi="Aptos"/>
+              </w:rPr>
+              <w:t>Evidence showing terminal failed-to-rejoin state after configured retries are exhausted</w:t>
+            </w:r>
+          </w:p>
+        </w:tc>
+      </w:tr>
+      <w:tr>
+        <w:tc>
+          <w:tcPr>
+            <w:tcW w:w="0" w:type="auto"/>
+            <w:hideMark/>
+          </w:tcPr>
+          <w:p>
+            <w:pPr>
+              <w:spacing w:after="200" w:line="276" w:lineRule="auto"/>
+              <w:rPr>
+                <w:rFonts w:ascii="Aptos" w:hAnsi="Aptos"/>
+              </w:rPr>
+            </w:pPr>
+            <w:r>
+              <w:rPr>
+                <w:rFonts w:ascii="Aptos" w:hAnsi="Aptos"/>
+              </w:rPr>
+              <w:t>Default Reconnect Comparison</w:t>
+            </w:r>
+          </w:p>
+        </w:tc>
+        <w:tc>
+          <w:tcPr>
+            <w:tcW w:w="0" w:type="auto"/>
+            <w:hideMark/>
+          </w:tcPr>
+          <w:p>
+            <w:pPr>
+              <w:spacing w:after="200" w:line="276" w:lineRule="auto"/>
+              <w:rPr>
+                <w:rFonts w:ascii="Aptos" w:hAnsi="Aptos"/>
+              </w:rPr>
+            </w:pPr>
+            <w:r>
+              <w:rPr>
+                <w:rFonts w:ascii="Aptos" w:hAnsi="Aptos"/>
+              </w:rPr>
+              <w:t xml:space="preserve">Evidence captured after removing </w:t>
+            </w:r>
+            <w:proofErr w:type="spellStart"/>
+            <w:r>
+              <w:rPr>
+                <w:rFonts w:ascii="Aptos" w:hAnsi="Aptos"/>
+              </w:rPr>
+              <w:t>BrowserOptions</w:t>
+            </w:r>
+            <w:proofErr w:type="spellEnd"/>
+            <w:r>
+              <w:rPr>
+                <w:rFonts w:ascii="Aptos" w:hAnsi="Aptos"/>
+              </w:rPr>
+              <w:t xml:space="preserve"> configuration and validating </w:t>
+            </w:r>
+            <w:hyperlink r:id="rId14" w:history="1">
+              <w:r>
+                <w:rPr>
+                  <w:rStyle w:val="Hyperlink"/>
+                  <w:rFonts w:ascii="Aptos" w:hAnsi="Aptos"/>
+                </w:rPr>
+                <w:t>default reconnect behavior</w:t>
               </w:r>
             </w:hyperlink>
           </w:p>
@@ -3278,11 +3637,19 @@
                 <w:rFonts w:ascii="Aptos" w:hAnsi="Aptos"/>
               </w:rPr>
             </w:pPr>
-            <w:r>
-              <w:rPr>
-                <w:rFonts w:ascii="Aptos" w:hAnsi="Aptos"/>
-              </w:rPr>
-              <w:t>Reconnect Recovery Validation</w:t>
+            <w:proofErr w:type="spellStart"/>
+            <w:r>
+              <w:rPr>
+                <w:rFonts w:ascii="Aptos" w:hAnsi="Aptos"/>
+              </w:rPr>
+              <w:t>BrowserOptions</w:t>
+            </w:r>
+            <w:proofErr w:type="spellEnd"/>
+            <w:r>
+              <w:rPr>
+                <w:rFonts w:ascii="Aptos" w:hAnsi="Aptos"/>
+              </w:rPr>
+              <w:t xml:space="preserve"> Readback Investigation</w:t>
             </w:r>
           </w:p>
         </w:tc>
@@ -3302,7 +3669,35 @@
               <w:rPr>
                 <w:rFonts w:ascii="Aptos" w:hAnsi="Aptos"/>
               </w:rPr>
-              <w:t>Evidence showing successful recovery before retry exhaustion</w:t>
+              <w:t xml:space="preserve">Validation notes confirming </w:t>
+            </w:r>
+            <w:proofErr w:type="spellStart"/>
+            <w:r>
+              <w:rPr>
+                <w:rFonts w:ascii="Aptos" w:hAnsi="Aptos"/>
+              </w:rPr>
+              <w:t>BrowserOptions.GetBrowserOptions</w:t>
+            </w:r>
+            <w:proofErr w:type="spellEnd"/>
+            <w:r>
+              <w:rPr>
+                <w:rFonts w:ascii="Aptos" w:hAnsi="Aptos"/>
+              </w:rPr>
+              <w:t>(</w:t>
+            </w:r>
+            <w:proofErr w:type="spellStart"/>
+            <w:r>
+              <w:rPr>
+                <w:rFonts w:ascii="Aptos" w:hAnsi="Aptos"/>
+              </w:rPr>
+              <w:t>HttpContext</w:t>
+            </w:r>
+            <w:proofErr w:type="spellEnd"/>
+            <w:r>
+              <w:rPr>
+                <w:rFonts w:ascii="Aptos" w:hAnsi="Aptos"/>
+              </w:rPr>
+              <w:t>) is unavailable in the pinned SDK</w:t>
             </w:r>
           </w:p>
         </w:tc>
@@ -3324,7 +3719,7 @@
               <w:rPr>
                 <w:rFonts w:ascii="Aptos" w:hAnsi="Aptos"/>
               </w:rPr>
-              <w:t>Retry Exhaustion Validation</w:t>
+              <w:t>Interactive Auto First Visit</w:t>
             </w:r>
           </w:p>
         </w:tc>
@@ -3344,208 +3739,23 @@
               <w:rPr>
                 <w:rFonts w:ascii="Aptos" w:hAnsi="Aptos"/>
               </w:rPr>
-              <w:t xml:space="preserve">Evidence showing terminal failed-to-rejoin state after configured retries are </w:t>
-            </w:r>
-            <w:hyperlink r:id="rId12" w:history="1">
-              <w:r>
-                <w:rPr>
-                  <w:rStyle w:val="Hyperlink"/>
-                  <w:rFonts w:ascii="Aptos" w:hAnsi="Aptos"/>
-                </w:rPr>
-                <w:t>exhausted</w:t>
-              </w:r>
-            </w:hyperlink>
-          </w:p>
-        </w:tc>
-      </w:tr>
-      <w:tr>
-        <w:tc>
-          <w:tcPr>
-            <w:tcW w:w="0" w:type="auto"/>
-            <w:hideMark/>
-          </w:tcPr>
-          <w:p>
-            <w:pPr>
-              <w:spacing w:after="200" w:line="276" w:lineRule="auto"/>
-              <w:rPr>
-                <w:rFonts w:ascii="Aptos" w:hAnsi="Aptos"/>
-              </w:rPr>
-            </w:pPr>
-            <w:r>
-              <w:rPr>
-                <w:rFonts w:ascii="Aptos" w:hAnsi="Aptos"/>
-              </w:rPr>
-              <w:t>Default Reconnect Comparison</w:t>
-            </w:r>
-          </w:p>
-        </w:tc>
-        <w:tc>
-          <w:tcPr>
-            <w:tcW w:w="0" w:type="auto"/>
-            <w:hideMark/>
-          </w:tcPr>
-          <w:p>
-            <w:pPr>
-              <w:spacing w:after="200" w:line="276" w:lineRule="auto"/>
-              <w:rPr>
-                <w:rFonts w:ascii="Aptos" w:hAnsi="Aptos"/>
-              </w:rPr>
-            </w:pPr>
-            <w:r>
-              <w:rPr>
-                <w:rFonts w:ascii="Aptos" w:hAnsi="Aptos"/>
-              </w:rPr>
-              <w:t xml:space="preserve">Evidence captured after removing </w:t>
+              <w:t>Network capture showing active /_</w:t>
             </w:r>
             <w:proofErr w:type="spellStart"/>
             <w:r>
               <w:rPr>
                 <w:rFonts w:ascii="Aptos" w:hAnsi="Aptos"/>
               </w:rPr>
-              <w:t>BrowserOptions</w:t>
+              <w:t>blazor</w:t>
             </w:r>
             <w:proofErr w:type="spellEnd"/>
             <w:r>
               <w:rPr>
                 <w:rFonts w:ascii="Aptos" w:hAnsi="Aptos"/>
               </w:rPr>
-              <w:t xml:space="preserve"> configuration and validating default reconnect behavior</w:t>
-            </w:r>
-          </w:p>
-        </w:tc>
-      </w:tr>
-      <w:tr>
-        <w:tc>
-          <w:tcPr>
-            <w:tcW w:w="0" w:type="auto"/>
-            <w:hideMark/>
-          </w:tcPr>
-          <w:p>
-            <w:pPr>
-              <w:spacing w:after="200" w:line="276" w:lineRule="auto"/>
-              <w:rPr>
-                <w:rFonts w:ascii="Aptos" w:hAnsi="Aptos"/>
-              </w:rPr>
-            </w:pPr>
-            <w:proofErr w:type="spellStart"/>
-            <w:r>
-              <w:rPr>
-                <w:rFonts w:ascii="Aptos" w:hAnsi="Aptos"/>
-              </w:rPr>
-              <w:t>BrowserOptions</w:t>
-            </w:r>
-            <w:proofErr w:type="spellEnd"/>
-            <w:r>
-              <w:rPr>
-                <w:rFonts w:ascii="Aptos" w:hAnsi="Aptos"/>
-              </w:rPr>
-              <w:t xml:space="preserve"> Readback Investigation</w:t>
-            </w:r>
-          </w:p>
-        </w:tc>
-        <w:tc>
-          <w:tcPr>
-            <w:tcW w:w="0" w:type="auto"/>
-            <w:hideMark/>
-          </w:tcPr>
-          <w:p>
-            <w:pPr>
-              <w:spacing w:after="200" w:line="276" w:lineRule="auto"/>
-              <w:rPr>
-                <w:rFonts w:ascii="Aptos" w:hAnsi="Aptos"/>
-              </w:rPr>
-            </w:pPr>
-            <w:r>
-              <w:rPr>
-                <w:rFonts w:ascii="Aptos" w:hAnsi="Aptos"/>
-              </w:rPr>
-              <w:t xml:space="preserve">Validation notes confirming </w:t>
-            </w:r>
-            <w:proofErr w:type="spellStart"/>
-            <w:r>
-              <w:rPr>
-                <w:rFonts w:ascii="Aptos" w:hAnsi="Aptos"/>
-              </w:rPr>
-              <w:t>BrowserOptions.GetBrowserOptions</w:t>
-            </w:r>
-            <w:proofErr w:type="spellEnd"/>
-            <w:r>
-              <w:rPr>
-                <w:rFonts w:ascii="Aptos" w:hAnsi="Aptos"/>
-              </w:rPr>
-              <w:t>(</w:t>
-            </w:r>
-            <w:proofErr w:type="spellStart"/>
-            <w:r>
-              <w:rPr>
-                <w:rFonts w:ascii="Aptos" w:hAnsi="Aptos"/>
-              </w:rPr>
-              <w:t>HttpContext</w:t>
-            </w:r>
-            <w:proofErr w:type="spellEnd"/>
-            <w:r>
-              <w:rPr>
-                <w:rFonts w:ascii="Aptos" w:hAnsi="Aptos"/>
-              </w:rPr>
-              <w:t>) is unavailable in the pinned SDK</w:t>
-            </w:r>
-          </w:p>
-        </w:tc>
-      </w:tr>
-      <w:tr>
-        <w:tc>
-          <w:tcPr>
-            <w:tcW w:w="0" w:type="auto"/>
-            <w:hideMark/>
-          </w:tcPr>
-          <w:p>
-            <w:pPr>
-              <w:spacing w:after="200" w:line="276" w:lineRule="auto"/>
-              <w:rPr>
-                <w:rFonts w:ascii="Aptos" w:hAnsi="Aptos"/>
-              </w:rPr>
-            </w:pPr>
-            <w:r>
-              <w:rPr>
-                <w:rFonts w:ascii="Aptos" w:hAnsi="Aptos"/>
-              </w:rPr>
-              <w:t>Interactive Auto First Visit</w:t>
-            </w:r>
-          </w:p>
-        </w:tc>
-        <w:tc>
-          <w:tcPr>
-            <w:tcW w:w="0" w:type="auto"/>
-            <w:hideMark/>
-          </w:tcPr>
-          <w:p>
-            <w:pPr>
-              <w:spacing w:after="200" w:line="276" w:lineRule="auto"/>
-              <w:rPr>
-                <w:rFonts w:ascii="Aptos" w:hAnsi="Aptos"/>
-              </w:rPr>
-            </w:pPr>
-            <w:r>
-              <w:rPr>
-                <w:rFonts w:ascii="Aptos" w:hAnsi="Aptos"/>
-              </w:rPr>
-              <w:t>Network capture showing active /_</w:t>
-            </w:r>
-            <w:proofErr w:type="spellStart"/>
-            <w:r>
-              <w:rPr>
-                <w:rFonts w:ascii="Aptos" w:hAnsi="Aptos"/>
-              </w:rPr>
-              <w:t>blazor</w:t>
-            </w:r>
-            <w:proofErr w:type="spellEnd"/>
-            <w:r>
-              <w:rPr>
-                <w:rFonts w:ascii="Aptos" w:hAnsi="Aptos"/>
-              </w:rPr>
               <w:t xml:space="preserve"> connection during </w:t>
             </w:r>
-            <w:hyperlink r:id="rId13" w:history="1">
+            <w:hyperlink r:id="rId15" w:history="1">
               <w:r>
                 <w:rPr>
                   <w:rStyle w:val="Hyperlink"/>
@@ -3594,9 +3804,16 @@
               <w:rPr>
                 <w:rFonts w:ascii="Aptos" w:hAnsi="Aptos"/>
               </w:rPr>
-              <w:t xml:space="preserve">Network capture showing transition to </w:t>
-            </w:r>
-            <w:hyperlink r:id="rId14" w:history="1">
+              <w:t xml:space="preserve">Network capture showing transition </w:t>
+            </w:r>
+            <w:hyperlink r:id="rId16" w:history="1">
+              <w:r>
+                <w:rPr>
+                  <w:rStyle w:val="Hyperlink"/>
+                  <w:rFonts w:ascii="Aptos" w:hAnsi="Aptos"/>
+                </w:rPr>
+                <w:t xml:space="preserve">to </w:t>
+              </w:r>
               <w:proofErr w:type="spellStart"/>
               <w:r>
                 <w:rPr>
@@ -3701,7 +3918,6 @@
           </w:tcPr>
           <w:p>
             <w:pPr>
-              <w:spacing w:after="200" w:line="276" w:lineRule="auto"/>
               <w:rPr>
                 <w:rFonts w:ascii="Aptos" w:hAnsi="Aptos"/>
               </w:rPr>
@@ -3710,7 +3926,21 @@
               <w:rPr>
                 <w:rFonts w:ascii="Aptos" w:hAnsi="Aptos"/>
               </w:rPr>
-              <w:t>Browser comparison evidence for endpoint vs request-level configuration</w:t>
+              <w:t xml:space="preserve">Serialized payload comparison confirms request-level </w:t>
+            </w:r>
+            <w:proofErr w:type="spellStart"/>
+            <w:r>
+              <w:rPr>
+                <w:rFonts w:ascii="Aptos" w:hAnsi="Aptos"/>
+              </w:rPr>
+              <w:t>LogLevel</w:t>
+            </w:r>
+            <w:proofErr w:type="spellEnd"/>
+            <w:r>
+              <w:rPr>
+                <w:rFonts w:ascii="Aptos" w:hAnsi="Aptos"/>
+              </w:rPr>
+              <w:t xml:space="preserve"> precedence over the endpoint value; Preview 7 does not apply the distinct values observably in browser logging.</w:t>
             </w:r>
           </w:p>
         </w:tc>
@@ -3732,7 +3962,6 @@
               <w:rPr>
                 <w:rFonts w:ascii="Aptos" w:hAnsi="Aptos"/>
               </w:rPr>
-              <w:lastRenderedPageBreak/>
               <w:t>Concurrent Visitor Validation</w:t>
             </w:r>
           </w:p>
@@ -3744,7 +3973,6 @@
           </w:tcPr>
           <w:p>
             <w:pPr>
-              <w:spacing w:after="200" w:line="276" w:lineRule="auto"/>
               <w:rPr>
                 <w:rFonts w:ascii="Aptos" w:hAnsi="Aptos"/>
               </w:rPr>
@@ -3753,156 +3981,9 @@
               <w:rPr>
                 <w:rFonts w:ascii="Aptos" w:hAnsi="Aptos"/>
               </w:rPr>
-              <w:t>Side-by-side browser profiles, request identifiers, and WebSocket connections</w:t>
-            </w:r>
-          </w:p>
-        </w:tc>
-      </w:tr>
-      <w:tr>
-        <w:tc>
-          <w:tcPr>
-            <w:tcW w:w="0" w:type="auto"/>
-            <w:hideMark/>
-          </w:tcPr>
-          <w:p>
-            <w:pPr>
-              <w:spacing w:after="200" w:line="276" w:lineRule="auto"/>
-              <w:rPr>
-                <w:rFonts w:ascii="Aptos" w:hAnsi="Aptos"/>
-              </w:rPr>
-            </w:pPr>
-            <w:r>
-              <w:rPr>
-                <w:rFonts w:ascii="Aptos" w:hAnsi="Aptos"/>
-              </w:rPr>
-              <w:t>Concurrent Visitor Isolation Assessment</w:t>
-            </w:r>
-          </w:p>
-        </w:tc>
-        <w:tc>
-          <w:tcPr>
-            <w:tcW w:w="0" w:type="auto"/>
-            <w:hideMark/>
-          </w:tcPr>
-          <w:p>
-            <w:pPr>
-              <w:spacing w:after="200" w:line="276" w:lineRule="auto"/>
-              <w:rPr>
-                <w:rFonts w:ascii="Aptos" w:hAnsi="Aptos"/>
-              </w:rPr>
-            </w:pPr>
-            <w:r>
-              <w:rPr>
-                <w:rFonts w:ascii="Aptos" w:hAnsi="Aptos"/>
-              </w:rPr>
-              <w:t xml:space="preserve">Evidence showing effective </w:t>
-            </w:r>
-            <w:proofErr w:type="spellStart"/>
-            <w:r>
-              <w:rPr>
-                <w:rFonts w:ascii="Aptos" w:hAnsi="Aptos"/>
-              </w:rPr>
-              <w:t>BrowserOptions</w:t>
-            </w:r>
-            <w:proofErr w:type="spellEnd"/>
-            <w:r>
-              <w:rPr>
-                <w:rFonts w:ascii="Aptos" w:hAnsi="Aptos"/>
-              </w:rPr>
-              <w:t xml:space="preserve"> isolation could not be distinguished through browser behavior</w:t>
-            </w:r>
-            <w:r>
-              <w:rPr>
-                <w:rFonts w:ascii="Aptos" w:hAnsi="Aptos"/>
-              </w:rPr>
-              <w:t xml:space="preserve"> </w:t>
-            </w:r>
-          </w:p>
-        </w:tc>
-      </w:tr>
-      <w:tr>
-        <w:tc>
-          <w:tcPr>
-            <w:tcW w:w="0" w:type="auto"/>
-            <w:hideMark/>
-          </w:tcPr>
-          <w:p>
-            <w:pPr>
-              <w:spacing w:after="200" w:line="276" w:lineRule="auto"/>
-              <w:rPr>
-                <w:rFonts w:ascii="Aptos" w:hAnsi="Aptos"/>
-              </w:rPr>
-            </w:pPr>
-            <w:r>
-              <w:rPr>
-                <w:rFonts w:ascii="Aptos" w:hAnsi="Aptos"/>
-              </w:rPr>
-              <w:t>Multi-Instance Proxy Routing Validation</w:t>
-            </w:r>
-          </w:p>
-        </w:tc>
-        <w:tc>
-          <w:tcPr>
-            <w:tcW w:w="0" w:type="auto"/>
-            <w:hideMark/>
-          </w:tcPr>
-          <w:p>
-            <w:pPr>
-              <w:spacing w:after="200" w:line="276" w:lineRule="auto"/>
-              <w:rPr>
-                <w:rFonts w:ascii="Aptos" w:hAnsi="Aptos"/>
-              </w:rPr>
-            </w:pPr>
-            <w:r>
-              <w:rPr>
-                <w:rFonts w:ascii="Aptos" w:hAnsi="Aptos"/>
-              </w:rPr>
-              <w:t>Backend routing, request identity, affinity, and sticky-session evidence</w:t>
-            </w:r>
-          </w:p>
-        </w:tc>
-      </w:tr>
-      <w:tr>
-        <w:tc>
-          <w:tcPr>
-            <w:tcW w:w="0" w:type="auto"/>
-            <w:hideMark/>
-          </w:tcPr>
-          <w:p>
-            <w:pPr>
-              <w:spacing w:after="200" w:line="276" w:lineRule="auto"/>
-              <w:rPr>
-                <w:rFonts w:ascii="Aptos" w:hAnsi="Aptos"/>
-              </w:rPr>
-            </w:pPr>
-            <w:r>
-              <w:rPr>
-                <w:rFonts w:ascii="Aptos" w:hAnsi="Aptos"/>
-              </w:rPr>
-              <w:t>Proxy Isolation Assessment</w:t>
-            </w:r>
-          </w:p>
-        </w:tc>
-        <w:tc>
-          <w:tcPr>
-            <w:tcW w:w="0" w:type="auto"/>
-            <w:hideMark/>
-          </w:tcPr>
-          <w:p>
-            <w:pPr>
-              <w:spacing w:after="200" w:line="276" w:lineRule="auto"/>
-              <w:rPr>
-                <w:rFonts w:ascii="Aptos" w:hAnsi="Aptos"/>
-              </w:rPr>
-            </w:pPr>
-            <w:hyperlink r:id="rId15" w:history="1">
-              <w:r>
-                <w:rPr>
-                  <w:rStyle w:val="Hyperlink"/>
-                  <w:rFonts w:ascii="Aptos" w:hAnsi="Aptos"/>
-                </w:rPr>
-                <w:t xml:space="preserve">Evidence showing proxy routing succeeded but </w:t>
-              </w:r>
+              <w:t xml:space="preserve">Side-by-side browser profiles, request identifiers, WebSocket connections, and distinct serialized </w:t>
+            </w:r>
+            <w:hyperlink r:id="rId17" w:history="1">
               <w:proofErr w:type="spellStart"/>
               <w:r>
                 <w:rPr>
@@ -3917,7 +3998,7 @@
                   <w:rStyle w:val="Hyperlink"/>
                   <w:rFonts w:ascii="Aptos" w:hAnsi="Aptos"/>
                 </w:rPr>
-                <w:t xml:space="preserve"> isolation remained indistinguishable</w:t>
+                <w:t xml:space="preserve"> values for the two visitors.</w:t>
               </w:r>
             </w:hyperlink>
           </w:p>
@@ -3940,6 +4021,187 @@
               <w:rPr>
                 <w:rFonts w:ascii="Aptos" w:hAnsi="Aptos"/>
               </w:rPr>
+              <w:t>Concurrent Visitor Isolation Assessment</w:t>
+            </w:r>
+          </w:p>
+        </w:tc>
+        <w:tc>
+          <w:tcPr>
+            <w:tcW w:w="0" w:type="auto"/>
+            <w:hideMark/>
+          </w:tcPr>
+          <w:p>
+            <w:pPr>
+              <w:rPr>
+                <w:rFonts w:ascii="Aptos" w:hAnsi="Aptos"/>
+              </w:rPr>
+            </w:pPr>
+            <w:r>
+              <w:rPr>
+                <w:rFonts w:ascii="Aptos" w:hAnsi="Aptos"/>
+              </w:rPr>
+              <w:t xml:space="preserve">Server distribution and per-request payload isolation pass; browser-side </w:t>
+            </w:r>
+            <w:proofErr w:type="spellStart"/>
+            <w:r>
+              <w:rPr>
+                <w:rFonts w:ascii="Aptos" w:hAnsi="Aptos"/>
+              </w:rPr>
+              <w:t>LogLevel</w:t>
+            </w:r>
+            <w:proofErr w:type="spellEnd"/>
+            <w:r>
+              <w:rPr>
+                <w:rFonts w:ascii="Aptos" w:hAnsi="Aptos"/>
+              </w:rPr>
+              <w:t xml:space="preserve"> consumption remains non-differentiating.</w:t>
+            </w:r>
+          </w:p>
+        </w:tc>
+      </w:tr>
+      <w:tr>
+        <w:tc>
+          <w:tcPr>
+            <w:tcW w:w="0" w:type="auto"/>
+            <w:hideMark/>
+          </w:tcPr>
+          <w:p>
+            <w:pPr>
+              <w:spacing w:after="200" w:line="276" w:lineRule="auto"/>
+              <w:rPr>
+                <w:rFonts w:ascii="Aptos" w:hAnsi="Aptos"/>
+              </w:rPr>
+            </w:pPr>
+            <w:r>
+              <w:rPr>
+                <w:rFonts w:ascii="Aptos" w:hAnsi="Aptos"/>
+              </w:rPr>
+              <w:lastRenderedPageBreak/>
+              <w:t>Multi-Instance Proxy Routing Validation</w:t>
+            </w:r>
+          </w:p>
+        </w:tc>
+        <w:tc>
+          <w:tcPr>
+            <w:tcW w:w="0" w:type="auto"/>
+            <w:hideMark/>
+          </w:tcPr>
+          <w:p>
+            <w:pPr>
+              <w:rPr>
+                <w:rFonts w:ascii="Aptos" w:hAnsi="Aptos"/>
+              </w:rPr>
+            </w:pPr>
+            <w:r>
+              <w:rPr>
+                <w:rFonts w:ascii="Aptos" w:hAnsi="Aptos"/>
+              </w:rPr>
+              <w:t xml:space="preserve">Backend routing, request identity, affinity, sticky sessions, and distinct serialized </w:t>
+            </w:r>
+            <w:proofErr w:type="spellStart"/>
+            <w:r>
+              <w:rPr>
+                <w:rFonts w:ascii="Aptos" w:hAnsi="Aptos"/>
+              </w:rPr>
+              <w:t>BrowserOptions</w:t>
+            </w:r>
+            <w:proofErr w:type="spellEnd"/>
+            <w:r>
+              <w:rPr>
+                <w:rFonts w:ascii="Aptos" w:hAnsi="Aptos"/>
+              </w:rPr>
+              <w:t xml:space="preserve"> payload delivery per client.</w:t>
+            </w:r>
+          </w:p>
+        </w:tc>
+      </w:tr>
+      <w:tr>
+        <w:tc>
+          <w:tcPr>
+            <w:tcW w:w="0" w:type="auto"/>
+            <w:hideMark/>
+          </w:tcPr>
+          <w:p>
+            <w:pPr>
+              <w:spacing w:after="200" w:line="276" w:lineRule="auto"/>
+              <w:rPr>
+                <w:rFonts w:ascii="Aptos" w:hAnsi="Aptos"/>
+              </w:rPr>
+            </w:pPr>
+            <w:r>
+              <w:rPr>
+                <w:rFonts w:ascii="Aptos" w:hAnsi="Aptos"/>
+              </w:rPr>
+              <w:t>Proxy Isolation Assessment</w:t>
+            </w:r>
+          </w:p>
+        </w:tc>
+        <w:tc>
+          <w:tcPr>
+            <w:tcW w:w="0" w:type="auto"/>
+            <w:hideMark/>
+          </w:tcPr>
+          <w:p>
+            <w:pPr>
+              <w:rPr>
+                <w:rFonts w:ascii="Aptos" w:hAnsi="Aptos"/>
+              </w:rPr>
+            </w:pPr>
+            <w:r>
+              <w:rPr>
+                <w:rFonts w:ascii="Aptos" w:hAnsi="Aptos"/>
+              </w:rPr>
+              <w:t xml:space="preserve">Proxy routing and payload isolation pass; the Preview 7 browser runtime does not produce </w:t>
+            </w:r>
+            <w:hyperlink r:id="rId18" w:history="1">
+              <w:r>
+                <w:rPr>
+                  <w:rStyle w:val="Hyperlink"/>
+                  <w:rFonts w:ascii="Aptos" w:hAnsi="Aptos"/>
+                </w:rPr>
+                <w:t>distinct logging behavior</w:t>
+              </w:r>
+            </w:hyperlink>
+            <w:r>
+              <w:rPr>
+                <w:rFonts w:ascii="Aptos" w:hAnsi="Aptos"/>
+              </w:rPr>
+              <w:t xml:space="preserve"> for the delivered </w:t>
+            </w:r>
+            <w:proofErr w:type="spellStart"/>
+            <w:r>
+              <w:rPr>
+                <w:rFonts w:ascii="Aptos" w:hAnsi="Aptos"/>
+              </w:rPr>
+              <w:t>LogLevel</w:t>
+            </w:r>
+            <w:proofErr w:type="spellEnd"/>
+            <w:r>
+              <w:rPr>
+                <w:rFonts w:ascii="Aptos" w:hAnsi="Aptos"/>
+              </w:rPr>
+              <w:t xml:space="preserve"> values.</w:t>
+            </w:r>
+          </w:p>
+        </w:tc>
+      </w:tr>
+      <w:tr>
+        <w:tc>
+          <w:tcPr>
+            <w:tcW w:w="0" w:type="auto"/>
+            <w:hideMark/>
+          </w:tcPr>
+          <w:p>
+            <w:pPr>
+              <w:spacing w:after="200" w:line="276" w:lineRule="auto"/>
+              <w:rPr>
+                <w:rFonts w:ascii="Aptos" w:hAnsi="Aptos"/>
+              </w:rPr>
+            </w:pPr>
+            <w:r>
+              <w:rPr>
+                <w:rFonts w:ascii="Aptos" w:hAnsi="Aptos"/>
+              </w:rPr>
               <w:t>Runtime Cleanliness Validation</w:t>
             </w:r>
           </w:p>
@@ -3995,9 +4257,31 @@
       </w:pPr>
       <w:r>
         <w:rPr>
-          <w:rFonts w:ascii="Aptos" w:eastAsia="Aptos" w:hAnsi="Aptos" w:cs="Aptos"/>
-        </w:rPr>
-        <w:t>Overall Result: PARTIALLY PASSED WITH DOCUMENTED FAILURES.</w:t>
+          <w:rFonts w:ascii="Aptos" w:hAnsi="Aptos"/>
+          <w:b/>
+          <w:bCs/>
+        </w:rPr>
+        <w:t>Overall Result</w:t>
+      </w:r>
+      <w:r>
+        <w:rPr>
+          <w:rFonts w:ascii="Aptos" w:hAnsi="Aptos"/>
+        </w:rPr>
+        <w:t xml:space="preserve">: PARTIALLY PASSED. Server merge and distribution were validated, while browser consumption of distinct </w:t>
+      </w:r>
+      <w:proofErr w:type="spellStart"/>
+      <w:r>
+        <w:rPr>
+          <w:rFonts w:ascii="Aptos" w:hAnsi="Aptos"/>
+        </w:rPr>
+        <w:t>LogLevel</w:t>
+      </w:r>
+      <w:proofErr w:type="spellEnd"/>
+      <w:r>
+        <w:rPr>
+          <w:rFonts w:ascii="Aptos" w:hAnsi="Aptos"/>
+        </w:rPr>
+        <w:t xml:space="preserve"> values failed observably in the Preview 7 runtime.</w:t>
       </w:r>
     </w:p>
     <w:p>
@@ -4008,7 +4292,7 @@
       </w:pPr>
       <w:r>
         <w:rPr>
-          <w:rFonts w:ascii="Aptos" w:eastAsia="Aptos" w:hAnsi="Aptos" w:cs="Aptos"/>
+          <w:rFonts w:ascii="Aptos" w:hAnsi="Aptos"/>
           <w:b/>
           <w:bCs/>
         </w:rPr>
@@ -4016,54 +4300,130 @@
       </w:r>
       <w:r>
         <w:rPr>
-          <w:rFonts w:ascii="Aptos" w:eastAsia="Aptos" w:hAnsi="Aptos" w:cs="Aptos"/>
-        </w:rPr>
-        <w:t>: reconnect configuration, retry timing, custom reconnect dialog, reconnect recovery, Interactive Auto Server-to-WebAssembly transition, runtime cleanliness, build validation, and evidence reproducibility.</w:t>
+          <w:rFonts w:ascii="Aptos" w:hAnsi="Aptos"/>
+        </w:rPr>
+        <w:t>: server-side endpoint configuration, request-level merge/precedence, distinct per-visitor serialized values, proxy routing and payload isolation, reconnect configuration, retry timing, custom reconnect dialog, reconnect recovery, Interactive Auto Server-to-</w:t>
+      </w:r>
+      <w:proofErr w:type="spellStart"/>
+      <w:r>
+        <w:rPr>
+          <w:rFonts w:ascii="Aptos" w:hAnsi="Aptos"/>
+        </w:rPr>
+        <w:t>WebAssembly</w:t>
+      </w:r>
+      <w:proofErr w:type="spellEnd"/>
+      <w:r>
+        <w:rPr>
+          <w:rFonts w:ascii="Aptos" w:hAnsi="Aptos"/>
+        </w:rPr>
+        <w:t xml:space="preserve"> transition, runtime cleanliness, build validation, and evidence reproducibility.</w:t>
       </w:r>
     </w:p>
     <w:p>
       <w:pPr>
         <w:rPr>
           <w:rFonts w:ascii="Aptos" w:eastAsia="Aptos" w:hAnsi="Aptos" w:cs="Aptos"/>
-        </w:rPr>
-      </w:pPr>
-      <w:r>
-        <w:rPr>
-          <w:rFonts w:ascii="Aptos" w:eastAsia="Aptos" w:hAnsi="Aptos" w:cs="Aptos"/>
           <w:b/>
           <w:bCs/>
         </w:rPr>
-        <w:t>Problems:</w:t>
+      </w:pPr>
+      <w:r>
+        <w:rPr>
+          <w:rFonts w:ascii="Aptos" w:hAnsi="Aptos"/>
+          <w:b/>
+          <w:bCs/>
+        </w:rPr>
+        <w:t>Layered Findings:</w:t>
       </w:r>
     </w:p>
     <w:p>
       <w:pPr>
-        <w:pStyle w:val="Heading1"/>
-      </w:pPr>
-      <w:r>
-        <w:t xml:space="preserve">1. (Validation failure) Browser </w:t>
+        <w:rPr>
+          <w:rFonts w:ascii="Aptos" w:eastAsia="Aptos" w:hAnsi="Aptos" w:cs="Aptos"/>
+        </w:rPr>
+      </w:pPr>
+      <w:r>
+        <w:rPr>
+          <w:rFonts w:ascii="Aptos" w:hAnsi="Aptos"/>
+        </w:rPr>
+        <w:t xml:space="preserve">Reviewer clarification: The results below </w:t>
+      </w:r>
+      <w:proofErr w:type="gramStart"/>
+      <w:r>
+        <w:rPr>
+          <w:rFonts w:ascii="Aptos" w:hAnsi="Aptos"/>
+        </w:rPr>
+        <w:t>distinguish</w:t>
+      </w:r>
+      <w:proofErr w:type="gramEnd"/>
+      <w:r>
+        <w:rPr>
+          <w:rFonts w:ascii="Aptos" w:hAnsi="Aptos"/>
+        </w:rPr>
+        <w:t xml:space="preserve"> two layers. Server merge/distribution passed: endpoint values were overridden correctly and concurrent/proxied visitors received distinct serialized values. Browser consumption failed: the .NET 11 Preview 7 runtime did not apply the distinct </w:t>
       </w:r>
       <w:proofErr w:type="spellStart"/>
       <w:r>
+        <w:rPr>
+          <w:rFonts w:ascii="Aptos" w:hAnsi="Aptos"/>
+        </w:rPr>
         <w:t>LogLevel</w:t>
       </w:r>
       <w:proofErr w:type="spellEnd"/>
       <w:r>
-        <w:t xml:space="preserve"> configuration does not produce observable browser behavior</w:t>
+        <w:rPr>
+          <w:rFonts w:ascii="Aptos" w:hAnsi="Aptos"/>
+        </w:rPr>
+        <w:t xml:space="preserve"> values observably.</w:t>
       </w:r>
     </w:p>
     <w:p>
       <w:pPr>
         <w:rPr>
           <w:rFonts w:ascii="Aptos" w:eastAsia="Aptos" w:hAnsi="Aptos" w:cs="Aptos"/>
-        </w:rPr>
-      </w:pPr>
-      <w:r>
-        <w:rPr>
-          <w:rFonts w:ascii="Aptos" w:eastAsia="Aptos" w:hAnsi="Aptos" w:cs="Aptos"/>
           <w:b/>
           <w:bCs/>
         </w:rPr>
+      </w:pPr>
+      <w:r>
+        <w:rPr>
+          <w:rFonts w:ascii="Aptos" w:eastAsia="Aptos" w:hAnsi="Aptos" w:cs="Aptos"/>
+          <w:b/>
+          <w:bCs/>
+        </w:rPr>
+        <w:t xml:space="preserve">1. (Validation failure) Browser </w:t>
+      </w:r>
+      <w:proofErr w:type="spellStart"/>
+      <w:r>
+        <w:rPr>
+          <w:rFonts w:ascii="Aptos" w:eastAsia="Aptos" w:hAnsi="Aptos" w:cs="Aptos"/>
+          <w:b/>
+          <w:bCs/>
+        </w:rPr>
+        <w:t>LogLevel</w:t>
+      </w:r>
+      <w:proofErr w:type="spellEnd"/>
+      <w:r>
+        <w:rPr>
+          <w:rFonts w:ascii="Aptos" w:eastAsia="Aptos" w:hAnsi="Aptos" w:cs="Aptos"/>
+          <w:b/>
+          <w:bCs/>
+        </w:rPr>
+        <w:t xml:space="preserve"> configuration does not produce observable browser behavior</w:t>
+      </w:r>
+    </w:p>
+    <w:p>
+      <w:pPr>
+        <w:rPr>
+          <w:rFonts w:ascii="Aptos" w:eastAsia="Aptos" w:hAnsi="Aptos" w:cs="Aptos"/>
+        </w:rPr>
+      </w:pPr>
+      <w:r>
+        <w:rPr>
+          <w:rFonts w:ascii="Aptos" w:eastAsia="Aptos" w:hAnsi="Aptos" w:cs="Aptos"/>
+          <w:b/>
+          <w:bCs/>
+        </w:rPr>
         <w:t>What happened:</w:t>
       </w:r>
       <w:r>
@@ -4150,6 +4510,7 @@
           <w:b/>
           <w:bCs/>
         </w:rPr>
+        <w:lastRenderedPageBreak/>
         <w:t>Steps to reproduce:</w:t>
       </w:r>
     </w:p>
@@ -4201,7 +4562,6 @@
         <w:rPr>
           <w:rFonts w:ascii="Aptos" w:eastAsia="Aptos" w:hAnsi="Aptos" w:cs="Aptos"/>
         </w:rPr>
-        <w:lastRenderedPageBreak/>
         <w:t>Open the detailed request page.</w:t>
       </w:r>
     </w:p>
@@ -4280,7 +4640,7 @@
       </w:r>
       <w:r>
         <w:rPr>
-          <w:rFonts w:ascii="Times New Roman" w:eastAsia="Times New Roman" w:hAnsi="Times New Roman" w:cs="Times New Roman"/>
+          <w:rFonts w:ascii="Aptos" w:eastAsia="Times New Roman" w:hAnsi="Aptos" w:cs="Times New Roman"/>
           <w:sz w:val="24"/>
           <w:szCs w:val="24"/>
           <w:lang w:bidi="ta-IN"/>
@@ -4292,6 +4652,7 @@
           <w:rFonts w:ascii="Aptos" w:eastAsia="Aptos" w:hAnsi="Aptos" w:cs="Aptos"/>
           <w:b/>
           <w:bCs/>
+          <w:noProof/>
         </w:rPr>
         <w:drawing>
           <wp:inline distT="0" distB="0" distL="0" distR="0" wp14:anchorId="79121D67" wp14:editId="429B1E12">
@@ -4311,7 +4672,7 @@
                     </pic:cNvPicPr>
                   </pic:nvPicPr>
                   <pic:blipFill>
-                    <a:blip r:embed="rId16">
+                    <a:blip r:embed="rId19">
                       <a:extLst>
                         <a:ext uri="{28A0092B-C50C-407E-A947-70E740481C1C}">
                           <a14:useLocalDpi xmlns:a14="http://schemas.microsoft.com/office/drawing/2010/main" val="0"/>
@@ -4400,6 +4761,7 @@
           <w:rFonts w:ascii="Aptos" w:eastAsia="Aptos" w:hAnsi="Aptos" w:cs="Aptos"/>
           <w:b/>
           <w:bCs/>
+          <w:noProof/>
         </w:rPr>
         <w:lastRenderedPageBreak/>
         <w:drawing>
@@ -4418,7 +4780,7 @@
                     <pic:cNvPicPr/>
                   </pic:nvPicPr>
                   <pic:blipFill>
-                    <a:blip r:embed="rId17"/>
+                    <a:blip r:embed="rId20"/>
                     <a:stretch>
                       <a:fillRect/>
                     </a:stretch>
@@ -4450,34 +4812,68 @@
           <w:rFonts w:ascii="Aptos" w:eastAsia="Aptos" w:hAnsi="Aptos" w:cs="Aptos"/>
         </w:rPr>
         <w:pict w14:anchorId="63DB7282">
-          <v:rect id="_x0000_i1093" style="width:0;height:1.5pt" o:hralign="center" o:hrstd="t" o:hr="t" fillcolor="#a0a0a0" stroked="f"/>
+          <v:rect id="_x0000_i1025" style="width:0;height:1.5pt" o:hralign="center" o:hrstd="t" o:hr="t" fillcolor="#a0a0a0" stroked="f"/>
         </w:pict>
       </w:r>
     </w:p>
     <w:p>
       <w:pPr>
-        <w:pStyle w:val="Heading1"/>
-      </w:pPr>
-      <w:r>
+        <w:rPr>
+          <w:rFonts w:ascii="Aptos" w:eastAsia="Aptos" w:hAnsi="Aptos" w:cs="Aptos"/>
+          <w:b/>
+          <w:bCs/>
+        </w:rPr>
+      </w:pPr>
+      <w:r>
+        <w:rPr>
+          <w:rFonts w:ascii="Aptos" w:eastAsia="Aptos" w:hAnsi="Aptos" w:cs="Aptos"/>
+          <w:b/>
+          <w:bCs/>
+        </w:rPr>
         <w:t>2.</w:t>
       </w:r>
       <w:r>
+        <w:rPr>
+          <w:rFonts w:ascii="Aptos" w:eastAsia="Aptos" w:hAnsi="Aptos" w:cs="Aptos"/>
+          <w:b/>
+          <w:bCs/>
+        </w:rPr>
         <w:t xml:space="preserve"> (Validation failure) </w:t>
       </w:r>
       <w:proofErr w:type="spellStart"/>
       <w:r>
+        <w:rPr>
+          <w:rFonts w:ascii="Aptos" w:eastAsia="Aptos" w:hAnsi="Aptos" w:cs="Aptos"/>
+          <w:b/>
+          <w:bCs/>
+        </w:rPr>
         <w:t>Ssr.PreserveDom</w:t>
       </w:r>
       <w:proofErr w:type="spellEnd"/>
       <w:r>
+        <w:rPr>
+          <w:rFonts w:ascii="Aptos" w:eastAsia="Aptos" w:hAnsi="Aptos" w:cs="Aptos"/>
+          <w:b/>
+          <w:bCs/>
+        </w:rPr>
         <w:t xml:space="preserve">=false and </w:t>
       </w:r>
       <w:proofErr w:type="spellStart"/>
       <w:r>
+        <w:rPr>
+          <w:rFonts w:ascii="Aptos" w:eastAsia="Aptos" w:hAnsi="Aptos" w:cs="Aptos"/>
+          <w:b/>
+          <w:bCs/>
+        </w:rPr>
         <w:t>Ssr.PreserveDom</w:t>
       </w:r>
       <w:proofErr w:type="spellEnd"/>
       <w:r>
+        <w:rPr>
+          <w:rFonts w:ascii="Aptos" w:eastAsia="Aptos" w:hAnsi="Aptos" w:cs="Aptos"/>
+          <w:b/>
+          <w:bCs/>
+        </w:rPr>
         <w:t>=true produce the same behavior</w:t>
       </w:r>
     </w:p>
@@ -4771,6 +5167,7 @@
       <w:r>
         <w:rPr>
           <w:rFonts w:ascii="Aptos" w:eastAsia="Aptos" w:hAnsi="Aptos" w:cs="Aptos"/>
+          <w:noProof/>
         </w:rPr>
         <w:drawing>
           <wp:inline distT="0" distB="0" distL="0" distR="0" wp14:anchorId="11D9714C" wp14:editId="7B55DC38">
@@ -4788,7 +5185,7 @@
                     <pic:cNvPicPr/>
                   </pic:nvPicPr>
                   <pic:blipFill>
-                    <a:blip r:embed="rId18"/>
+                    <a:blip r:embed="rId21"/>
                     <a:stretch>
                       <a:fillRect/>
                     </a:stretch>
@@ -4839,6 +5236,7 @@
       <w:r>
         <w:rPr>
           <w:rFonts w:ascii="Aptos" w:eastAsia="Aptos" w:hAnsi="Aptos" w:cs="Aptos"/>
+          <w:noProof/>
         </w:rPr>
         <w:drawing>
           <wp:inline distT="0" distB="0" distL="0" distR="0" wp14:anchorId="71B3F21C" wp14:editId="6EBB0BCC">
@@ -4856,7 +5254,7 @@
                     <pic:cNvPicPr/>
                   </pic:nvPicPr>
                   <pic:blipFill>
-                    <a:blip r:embed="rId19"/>
+                    <a:blip r:embed="rId22"/>
                     <a:stretch>
                       <a:fillRect/>
                     </a:stretch>
@@ -4888,28 +5286,23 @@
           <w:rFonts w:ascii="Aptos" w:eastAsia="Aptos" w:hAnsi="Aptos" w:cs="Aptos"/>
         </w:rPr>
         <w:pict w14:anchorId="74C4C2BC">
-          <v:rect id="_x0000_i1094" style="width:0;height:1.5pt" o:hralign="center" o:hrstd="t" o:hr="t" fillcolor="#a0a0a0" stroked="f"/>
+          <v:rect id="_x0000_i1026" style="width:0;height:1.5pt" o:hralign="center" o:hrstd="t" o:hr="t" fillcolor="#a0a0a0" stroked="f"/>
         </w:pict>
       </w:r>
     </w:p>
     <w:p>
       <w:pPr>
-        <w:pStyle w:val="Heading1"/>
-      </w:pPr>
-      <w:r>
-        <w:lastRenderedPageBreak/>
-        <w:t>3</w:t>
-      </w:r>
-      <w:r>
-        <w:t xml:space="preserve">. (Validation failure) Request-level </w:t>
-      </w:r>
-      <w:proofErr w:type="spellStart"/>
-      <w:r>
-        <w:t>BrowserOptions</w:t>
-      </w:r>
-      <w:proofErr w:type="spellEnd"/>
-      <w:r>
-        <w:t xml:space="preserve"> override does not demonstrate precedence</w:t>
+        <w:rPr>
+          <w:rFonts w:ascii="Aptos" w:eastAsia="Aptos" w:hAnsi="Aptos" w:cs="Aptos"/>
+          <w:b/>
+          <w:bCs/>
+        </w:rPr>
+      </w:pPr>
+      <w:r>
+        <w:rPr>
+          <w:rFonts w:ascii="Aptos" w:hAnsi="Aptos"/>
+        </w:rPr>
+        <w:t>3. (Browser consumption failure) Request-level precedence passes in the server payload but is not applied observably by the browser</w:t>
       </w:r>
     </w:p>
     <w:p>
@@ -4924,6 +5317,7 @@
           <w:b/>
           <w:bCs/>
         </w:rPr>
+        <w:lastRenderedPageBreak/>
         <w:t>What happened:</w:t>
       </w:r>
       <w:r>
@@ -5020,13 +5414,7 @@
         <w:rPr>
           <w:rFonts w:ascii="Aptos" w:eastAsia="Aptos" w:hAnsi="Aptos" w:cs="Aptos"/>
         </w:rPr>
-        <w:t xml:space="preserve">using </w:t>
-      </w:r>
-      <w:r>
-        <w:rPr>
-          <w:rFonts w:ascii="Aptos" w:eastAsia="Aptos" w:hAnsi="Aptos" w:cs="Aptos"/>
-        </w:rPr>
-        <w:t xml:space="preserve"> </w:t>
+        <w:t xml:space="preserve">using  </w:t>
       </w:r>
       <w:proofErr w:type="spellStart"/>
       <w:r>
@@ -5188,27 +5576,23 @@
           <w:rFonts w:ascii="Aptos" w:eastAsia="Aptos" w:hAnsi="Aptos" w:cs="Aptos"/>
         </w:rPr>
         <w:pict w14:anchorId="3B6F9A83">
-          <v:rect id="_x0000_i1095" style="width:0;height:1.5pt" o:hralign="center" o:hrstd="t" o:hr="t" fillcolor="#a0a0a0" stroked="f"/>
+          <v:rect id="_x0000_i1027" style="width:0;height:1.5pt" o:hralign="center" o:hrstd="t" o:hr="t" fillcolor="#a0a0a0" stroked="f"/>
         </w:pict>
       </w:r>
     </w:p>
     <w:p>
       <w:pPr>
-        <w:pStyle w:val="Heading1"/>
-      </w:pPr>
-      <w:r>
-        <w:t>4</w:t>
-      </w:r>
-      <w:r>
-        <w:t xml:space="preserve">. (Validation failure) Concurrent visitors do not demonstrate effective </w:t>
-      </w:r>
-      <w:proofErr w:type="spellStart"/>
-      <w:r>
-        <w:t>BrowserOptions</w:t>
-      </w:r>
-      <w:proofErr w:type="spellEnd"/>
-      <w:r>
-        <w:t xml:space="preserve"> isolation</w:t>
+        <w:rPr>
+          <w:rFonts w:ascii="Aptos" w:eastAsia="Aptos" w:hAnsi="Aptos" w:cs="Aptos"/>
+          <w:b/>
+          <w:bCs/>
+        </w:rPr>
+      </w:pPr>
+      <w:r>
+        <w:rPr>
+          <w:rFonts w:ascii="Aptos" w:hAnsi="Aptos"/>
+        </w:rPr>
+        <w:t>5. (Browser consumption failure) Concurrent visitor payload isolation passes, but browser logging remains indistinguishable</w:t>
       </w:r>
     </w:p>
     <w:p>
@@ -5244,13 +5628,7 @@
         <w:rPr>
           <w:rFonts w:ascii="Aptos" w:eastAsia="Aptos" w:hAnsi="Aptos" w:cs="Aptos"/>
         </w:rPr>
-        <w:t xml:space="preserve"> isolation could not be demonstrated</w:t>
-      </w:r>
-      <w:r>
-        <w:rPr>
-          <w:rFonts w:ascii="Aptos" w:eastAsia="Aptos" w:hAnsi="Aptos" w:cs="Aptos"/>
-        </w:rPr>
-        <w:t>.</w:t>
+        <w:t xml:space="preserve"> isolation could not be demonstrated.</w:t>
       </w:r>
     </w:p>
     <w:p>
@@ -5286,13 +5664,7 @@
         <w:rPr>
           <w:rFonts w:ascii="Aptos" w:eastAsia="Aptos" w:hAnsi="Aptos" w:cs="Aptos"/>
         </w:rPr>
-        <w:t xml:space="preserve"> should demonstrate different browser behavior at runtime.</w:t>
-      </w:r>
-      <w:r>
-        <w:rPr>
-          <w:rFonts w:ascii="Aptos" w:eastAsia="Aptos" w:hAnsi="Aptos" w:cs="Aptos"/>
-        </w:rPr>
-        <w:t xml:space="preserve"> </w:t>
+        <w:t xml:space="preserve"> should demonstrate different browser behavior at runtime. </w:t>
       </w:r>
     </w:p>
     <w:p>
@@ -5358,7 +5730,6 @@
           <w:b/>
           <w:bCs/>
         </w:rPr>
-        <w:lastRenderedPageBreak/>
         <w:t>From the repository root:</w:t>
       </w:r>
     </w:p>
@@ -5386,6 +5757,7 @@
               <w:rPr>
                 <w:rFonts w:ascii="Aptos" w:eastAsia="Aptos" w:hAnsi="Aptos" w:cs="Aptos"/>
               </w:rPr>
+              <w:lastRenderedPageBreak/>
               <w:t>dotnet run --project .\</w:t>
             </w:r>
             <w:proofErr w:type="spellStart"/>
@@ -6215,6 +6587,7 @@
           <w:b/>
           <w:bCs/>
         </w:rPr>
+        <w:lastRenderedPageBreak/>
         <w:t>Expected difference:</w:t>
       </w:r>
     </w:p>
@@ -6765,6 +7138,7 @@
       <w:r>
         <w:rPr>
           <w:rFonts w:ascii="Aptos" w:eastAsia="Aptos" w:hAnsi="Aptos" w:cs="Aptos"/>
+          <w:noProof/>
         </w:rPr>
         <w:drawing>
           <wp:inline distT="0" distB="0" distL="0" distR="0" wp14:anchorId="539DDCA7" wp14:editId="2FB811FA">
@@ -6782,7 +7156,7 @@
                     <pic:cNvPicPr/>
                   </pic:nvPicPr>
                   <pic:blipFill>
-                    <a:blip r:embed="rId20"/>
+                    <a:blip r:embed="rId23"/>
                     <a:stretch>
                       <a:fillRect/>
                     </a:stretch>
@@ -6814,27 +7188,23 @@
           <w:rFonts w:ascii="Aptos" w:eastAsia="Aptos" w:hAnsi="Aptos" w:cs="Aptos"/>
         </w:rPr>
         <w:pict w14:anchorId="438762F0">
-          <v:rect id="_x0000_i1096" style="width:0;height:1.5pt" o:hralign="center" o:hrstd="t" o:hr="t" fillcolor="#a0a0a0" stroked="f"/>
+          <v:rect id="_x0000_i1028" style="width:0;height:1.5pt" o:hralign="center" o:hrstd="t" o:hr="t" fillcolor="#a0a0a0" stroked="f"/>
         </w:pict>
       </w:r>
     </w:p>
     <w:p>
       <w:pPr>
-        <w:pStyle w:val="Heading1"/>
-      </w:pPr>
-      <w:r>
-        <w:t>5</w:t>
-      </w:r>
-      <w:r>
-        <w:t xml:space="preserve">. (Validation failure) </w:t>
-      </w:r>
-      <w:proofErr w:type="spellStart"/>
-      <w:r>
-        <w:t>BrowserOptions</w:t>
-      </w:r>
-      <w:proofErr w:type="spellEnd"/>
-      <w:r>
-        <w:t xml:space="preserve"> isolation could not be demonstrated through proxy scenario</w:t>
+        <w:rPr>
+          <w:rFonts w:ascii="Aptos" w:eastAsia="Aptos" w:hAnsi="Aptos" w:cs="Aptos"/>
+          <w:b/>
+          <w:bCs/>
+        </w:rPr>
+      </w:pPr>
+      <w:r>
+        <w:rPr>
+          <w:rFonts w:ascii="Aptos" w:hAnsi="Aptos"/>
+        </w:rPr>
+        <w:t>6. (Browser consumption failure) Proxy routing and payload isolation pass, but browser logging remains indistinguishable</w:t>
       </w:r>
     </w:p>
     <w:p>
@@ -6870,13 +7240,7 @@
         <w:rPr>
           <w:rFonts w:ascii="Aptos" w:eastAsia="Aptos" w:hAnsi="Aptos" w:cs="Aptos"/>
         </w:rPr>
-        <w:t xml:space="preserve"> isolation through the proxy.</w:t>
-      </w:r>
-      <w:r>
-        <w:rPr>
-          <w:rFonts w:ascii="Aptos" w:eastAsia="Aptos" w:hAnsi="Aptos" w:cs="Aptos"/>
-        </w:rPr>
-        <w:t xml:space="preserve"> </w:t>
+        <w:t xml:space="preserve"> isolation through the proxy. </w:t>
       </w:r>
     </w:p>
     <w:p>
@@ -7087,7 +7451,6 @@
         <w:rPr>
           <w:rFonts w:ascii="Aptos" w:eastAsia="Aptos" w:hAnsi="Aptos" w:cs="Aptos"/>
         </w:rPr>
-        <w:lastRenderedPageBreak/>
         <w:t>Open Developer Tools before navigation.</w:t>
       </w:r>
     </w:p>
@@ -7105,6 +7468,7 @@
         <w:rPr>
           <w:rFonts w:ascii="Aptos" w:eastAsia="Aptos" w:hAnsi="Aptos" w:cs="Aptos"/>
         </w:rPr>
+        <w:lastRenderedPageBreak/>
         <w:t xml:space="preserve">Enable </w:t>
       </w:r>
       <w:r>
@@ -7746,7 +8110,7 @@
         <w:rPr>
           <w:rFonts w:ascii="Aptos" w:eastAsia="Aptos" w:hAnsi="Aptos" w:cs="Aptos"/>
         </w:rPr>
-        <w:t>/_</w:t>
+        <w:t>/</w:t>
       </w:r>
       <w:proofErr w:type="spellStart"/>
       <w:r>
@@ -7808,7 +8172,6 @@
         <w:rPr>
           <w:rFonts w:ascii="Aptos" w:eastAsia="Aptos" w:hAnsi="Aptos" w:cs="Aptos"/>
         </w:rPr>
-        <w:lastRenderedPageBreak/>
         <w:t>Active /_</w:t>
       </w:r>
       <w:proofErr w:type="spellStart"/>
@@ -7840,6 +8203,7 @@
         <w:rPr>
           <w:rFonts w:ascii="Aptos" w:eastAsia="Aptos" w:hAnsi="Aptos" w:cs="Aptos"/>
         </w:rPr>
+        <w:lastRenderedPageBreak/>
         <w:t>Interactive counter remains functional.</w:t>
       </w:r>
     </w:p>
@@ -7853,13 +8217,7 @@
         <w:rPr>
           <w:rFonts w:ascii="Aptos" w:eastAsia="Aptos" w:hAnsi="Aptos" w:cs="Aptos"/>
         </w:rPr>
-        <w:t>Evidence collected</w:t>
-      </w:r>
-      <w:r>
-        <w:rPr>
-          <w:rFonts w:ascii="Aptos" w:eastAsia="Aptos" w:hAnsi="Aptos" w:cs="Aptos"/>
-        </w:rPr>
-        <w:t xml:space="preserve"> (</w:t>
+        <w:t>Evidence collected (</w:t>
       </w:r>
       <w:r>
         <w:rPr>
@@ -7873,13 +8231,7 @@
         <w:rPr>
           <w:rFonts w:ascii="Aptos" w:eastAsia="Aptos" w:hAnsi="Aptos" w:cs="Aptos"/>
         </w:rPr>
-        <w:t>)</w:t>
-      </w:r>
-      <w:r>
-        <w:rPr>
-          <w:rFonts w:ascii="Aptos" w:eastAsia="Aptos" w:hAnsi="Aptos" w:cs="Aptos"/>
-        </w:rPr>
-        <w:t>:</w:t>
+        <w:t>):</w:t>
       </w:r>
     </w:p>
     <w:p>
@@ -8248,7 +8600,7 @@
       <w:pPr>
         <w:spacing w:before="100" w:beforeAutospacing="1" w:after="100" w:afterAutospacing="1" w:line="300" w:lineRule="atLeast"/>
         <w:rPr>
-          <w:rFonts w:ascii="Segoe UI" w:eastAsia="Times New Roman" w:hAnsi="Segoe UI" w:cs="Segoe UI"/>
+          <w:rFonts w:ascii="Aptos" w:eastAsia="Times New Roman" w:hAnsi="Aptos" w:cs="Segoe UI"/>
           <w:b/>
           <w:bCs/>
           <w:sz w:val="21"/>
@@ -8258,7 +8610,7 @@
       </w:pPr>
       <w:r>
         <w:rPr>
-          <w:rFonts w:ascii="Segoe UI" w:eastAsia="Times New Roman" w:hAnsi="Segoe UI" w:cs="Segoe UI"/>
+          <w:rFonts w:ascii="Aptos" w:eastAsia="Times New Roman" w:hAnsi="Aptos" w:cs="Segoe UI"/>
           <w:b/>
           <w:bCs/>
           <w:sz w:val="21"/>
@@ -8275,8 +8627,8 @@
         <w:tblLook w:val="04A0" w:firstRow="1" w:lastRow="0" w:firstColumn="1" w:lastColumn="0" w:noHBand="0" w:noVBand="1"/>
       </w:tblPr>
       <w:tblGrid>
-        <w:gridCol w:w="1029"/>
-        <w:gridCol w:w="2352"/>
+        <w:gridCol w:w="1093"/>
+        <w:gridCol w:w="2288"/>
         <w:gridCol w:w="5249"/>
       </w:tblGrid>
       <w:tr>
@@ -8289,7 +8641,7 @@
             <w:pPr>
               <w:jc w:val="center"/>
               <w:rPr>
-                <w:rFonts w:ascii="Times New Roman" w:eastAsia="Times New Roman" w:hAnsi="Times New Roman" w:cs="Times New Roman"/>
+                <w:rFonts w:ascii="Aptos" w:eastAsia="Times New Roman" w:hAnsi="Aptos" w:cs="Times New Roman"/>
                 <w:b/>
                 <w:bCs/>
                 <w:sz w:val="24"/>
@@ -8299,7 +8651,7 @@
             </w:pPr>
             <w:r>
               <w:rPr>
-                <w:rFonts w:ascii="Times New Roman" w:eastAsia="Times New Roman" w:hAnsi="Times New Roman" w:cs="Times New Roman"/>
+                <w:rFonts w:ascii="Aptos" w:eastAsia="Times New Roman" w:hAnsi="Aptos" w:cs="Times New Roman"/>
                 <w:b/>
                 <w:bCs/>
                 <w:sz w:val="24"/>
@@ -8319,7 +8671,7 @@
             <w:pPr>
               <w:jc w:val="center"/>
               <w:rPr>
-                <w:rFonts w:ascii="Times New Roman" w:eastAsia="Times New Roman" w:hAnsi="Times New Roman" w:cs="Times New Roman"/>
+                <w:rFonts w:ascii="Aptos" w:eastAsia="Times New Roman" w:hAnsi="Aptos" w:cs="Times New Roman"/>
                 <w:b/>
                 <w:bCs/>
                 <w:sz w:val="24"/>
@@ -8329,7 +8681,7 @@
             </w:pPr>
             <w:r>
               <w:rPr>
-                <w:rFonts w:ascii="Times New Roman" w:eastAsia="Times New Roman" w:hAnsi="Times New Roman" w:cs="Times New Roman"/>
+                <w:rFonts w:ascii="Aptos" w:eastAsia="Times New Roman" w:hAnsi="Aptos" w:cs="Times New Roman"/>
                 <w:b/>
                 <w:bCs/>
                 <w:sz w:val="24"/>
@@ -8341,7 +8693,7 @@
             <w:proofErr w:type="spellStart"/>
             <w:r>
               <w:rPr>
-                <w:rFonts w:ascii="Times New Roman" w:eastAsia="Times New Roman" w:hAnsi="Times New Roman" w:cs="Times New Roman"/>
+                <w:rFonts w:ascii="Aptos" w:eastAsia="Times New Roman" w:hAnsi="Aptos" w:cs="Times New Roman"/>
                 <w:b/>
                 <w:bCs/>
                 <w:sz w:val="24"/>
@@ -8362,7 +8714,7 @@
             <w:pPr>
               <w:jc w:val="center"/>
               <w:rPr>
-                <w:rFonts w:ascii="Times New Roman" w:eastAsia="Times New Roman" w:hAnsi="Times New Roman" w:cs="Times New Roman"/>
+                <w:rFonts w:ascii="Aptos" w:eastAsia="Times New Roman" w:hAnsi="Aptos" w:cs="Times New Roman"/>
                 <w:b/>
                 <w:bCs/>
                 <w:sz w:val="24"/>
@@ -8372,7 +8724,7 @@
             </w:pPr>
             <w:r>
               <w:rPr>
-                <w:rFonts w:ascii="Times New Roman" w:eastAsia="Times New Roman" w:hAnsi="Times New Roman" w:cs="Times New Roman"/>
+                <w:rFonts w:ascii="Aptos" w:eastAsia="Times New Roman" w:hAnsi="Aptos" w:cs="Times New Roman"/>
                 <w:b/>
                 <w:bCs/>
                 <w:sz w:val="24"/>
@@ -8393,7 +8745,7 @@
           <w:p>
             <w:pPr>
               <w:rPr>
-                <w:rFonts w:ascii="Times New Roman" w:eastAsia="Times New Roman" w:hAnsi="Times New Roman" w:cs="Times New Roman"/>
+                <w:rFonts w:ascii="Aptos" w:eastAsia="Times New Roman" w:hAnsi="Aptos" w:cs="Times New Roman"/>
                 <w:sz w:val="24"/>
                 <w:szCs w:val="24"/>
                 <w:lang w:bidi="ta-IN"/>
@@ -8401,12 +8753,11 @@
             </w:pPr>
             <w:r>
               <w:rPr>
-                <w:rFonts w:ascii="Times New Roman" w:eastAsia="Times New Roman" w:hAnsi="Times New Roman" w:cs="Times New Roman"/>
+                <w:rFonts w:ascii="Aptos" w:eastAsia="Times New Roman" w:hAnsi="Aptos" w:cs="Times New Roman"/>
                 <w:sz w:val="24"/>
                 <w:szCs w:val="24"/>
                 <w:lang w:bidi="ta-IN"/>
               </w:rPr>
-              <w:lastRenderedPageBreak/>
               <w:t>Normal</w:t>
             </w:r>
           </w:p>
@@ -8419,7 +8770,7 @@
           <w:p>
             <w:pPr>
               <w:rPr>
-                <w:rFonts w:ascii="Times New Roman" w:eastAsia="Times New Roman" w:hAnsi="Times New Roman" w:cs="Times New Roman"/>
+                <w:rFonts w:ascii="Aptos" w:eastAsia="Times New Roman" w:hAnsi="Aptos" w:cs="Times New Roman"/>
                 <w:sz w:val="24"/>
                 <w:szCs w:val="24"/>
                 <w:lang w:bidi="ta-IN"/>
@@ -8427,7 +8778,7 @@
             </w:pPr>
             <w:r>
               <w:rPr>
-                <w:rFonts w:ascii="Times New Roman" w:eastAsia="Times New Roman" w:hAnsi="Times New Roman" w:cs="Times New Roman"/>
+                <w:rFonts w:ascii="Aptos" w:eastAsia="Times New Roman" w:hAnsi="Aptos" w:cs="Times New Roman"/>
                 <w:sz w:val="24"/>
                 <w:szCs w:val="24"/>
                 <w:lang w:bidi="ta-IN"/>
@@ -8444,7 +8795,7 @@
           <w:p>
             <w:pPr>
               <w:rPr>
-                <w:rFonts w:ascii="Times New Roman" w:eastAsia="Times New Roman" w:hAnsi="Times New Roman" w:cs="Times New Roman"/>
+                <w:rFonts w:ascii="Aptos" w:eastAsia="Times New Roman" w:hAnsi="Aptos" w:cs="Times New Roman"/>
                 <w:sz w:val="24"/>
                 <w:szCs w:val="24"/>
                 <w:lang w:bidi="ta-IN"/>
@@ -8452,7 +8803,7 @@
             </w:pPr>
             <w:r>
               <w:rPr>
-                <w:rFonts w:ascii="Times New Roman" w:eastAsia="Times New Roman" w:hAnsi="Times New Roman" w:cs="Times New Roman"/>
+                <w:rFonts w:ascii="Aptos" w:eastAsia="Times New Roman" w:hAnsi="Aptos" w:cs="Times New Roman"/>
                 <w:sz w:val="24"/>
                 <w:szCs w:val="24"/>
                 <w:lang w:bidi="ta-IN"/>
@@ -8471,7 +8822,7 @@
           <w:p>
             <w:pPr>
               <w:rPr>
-                <w:rFonts w:ascii="Times New Roman" w:eastAsia="Times New Roman" w:hAnsi="Times New Roman" w:cs="Times New Roman"/>
+                <w:rFonts w:ascii="Aptos" w:eastAsia="Times New Roman" w:hAnsi="Aptos" w:cs="Times New Roman"/>
                 <w:sz w:val="24"/>
                 <w:szCs w:val="24"/>
                 <w:lang w:bidi="ta-IN"/>
@@ -8479,11 +8830,12 @@
             </w:pPr>
             <w:r>
               <w:rPr>
-                <w:rFonts w:ascii="Times New Roman" w:eastAsia="Times New Roman" w:hAnsi="Times New Roman" w:cs="Times New Roman"/>
+                <w:rFonts w:ascii="Aptos" w:eastAsia="Times New Roman" w:hAnsi="Aptos" w:cs="Times New Roman"/>
                 <w:sz w:val="24"/>
                 <w:szCs w:val="24"/>
                 <w:lang w:bidi="ta-IN"/>
               </w:rPr>
+              <w:lastRenderedPageBreak/>
               <w:t>Detailed</w:t>
             </w:r>
           </w:p>
@@ -8496,7 +8848,7 @@
           <w:p>
             <w:pPr>
               <w:rPr>
-                <w:rFonts w:ascii="Times New Roman" w:eastAsia="Times New Roman" w:hAnsi="Times New Roman" w:cs="Times New Roman"/>
+                <w:rFonts w:ascii="Aptos" w:eastAsia="Times New Roman" w:hAnsi="Aptos" w:cs="Times New Roman"/>
                 <w:sz w:val="24"/>
                 <w:szCs w:val="24"/>
                 <w:lang w:bidi="ta-IN"/>
@@ -8504,7 +8856,7 @@
             </w:pPr>
             <w:r>
               <w:rPr>
-                <w:rFonts w:ascii="Times New Roman" w:eastAsia="Times New Roman" w:hAnsi="Times New Roman" w:cs="Times New Roman"/>
+                <w:rFonts w:ascii="Aptos" w:eastAsia="Times New Roman" w:hAnsi="Aptos" w:cs="Times New Roman"/>
                 <w:sz w:val="24"/>
                 <w:szCs w:val="24"/>
                 <w:lang w:bidi="ta-IN"/>
@@ -8521,7 +8873,7 @@
           <w:p>
             <w:pPr>
               <w:rPr>
-                <w:rFonts w:ascii="Times New Roman" w:eastAsia="Times New Roman" w:hAnsi="Times New Roman" w:cs="Times New Roman"/>
+                <w:rFonts w:ascii="Aptos" w:eastAsia="Times New Roman" w:hAnsi="Aptos" w:cs="Times New Roman"/>
                 <w:sz w:val="24"/>
                 <w:szCs w:val="24"/>
                 <w:lang w:bidi="ta-IN"/>
@@ -8529,7 +8881,7 @@
             </w:pPr>
             <w:r>
               <w:rPr>
-                <w:rFonts w:ascii="Times New Roman" w:eastAsia="Times New Roman" w:hAnsi="Times New Roman" w:cs="Times New Roman"/>
+                <w:rFonts w:ascii="Aptos" w:eastAsia="Times New Roman" w:hAnsi="Aptos" w:cs="Times New Roman"/>
                 <w:sz w:val="24"/>
                 <w:szCs w:val="24"/>
                 <w:lang w:bidi="ta-IN"/>
@@ -8544,7 +8896,7 @@
       <w:pPr>
         <w:spacing w:before="100" w:beforeAutospacing="1" w:after="100" w:afterAutospacing="1" w:line="300" w:lineRule="atLeast"/>
         <w:rPr>
-          <w:rFonts w:ascii="Segoe UI" w:eastAsia="Times New Roman" w:hAnsi="Segoe UI" w:cs="Segoe UI"/>
+          <w:rFonts w:ascii="Aptos" w:eastAsia="Times New Roman" w:hAnsi="Aptos" w:cs="Segoe UI"/>
           <w:b/>
           <w:bCs/>
           <w:sz w:val="21"/>
@@ -8554,7 +8906,7 @@
       </w:pPr>
       <w:r>
         <w:rPr>
-          <w:rFonts w:ascii="Segoe UI" w:eastAsia="Times New Roman" w:hAnsi="Segoe UI" w:cs="Segoe UI"/>
+          <w:rFonts w:ascii="Aptos" w:eastAsia="Times New Roman" w:hAnsi="Aptos" w:cs="Segoe UI"/>
           <w:b/>
           <w:bCs/>
           <w:sz w:val="21"/>
@@ -8571,9 +8923,9 @@
         <w:tblLook w:val="04A0" w:firstRow="1" w:lastRow="0" w:firstColumn="1" w:lastColumn="0" w:noHBand="0" w:noVBand="1"/>
       </w:tblPr>
       <w:tblGrid>
-        <w:gridCol w:w="2730"/>
-        <w:gridCol w:w="870"/>
-        <w:gridCol w:w="5030"/>
+        <w:gridCol w:w="2567"/>
+        <w:gridCol w:w="2121"/>
+        <w:gridCol w:w="3942"/>
       </w:tblGrid>
       <w:tr>
         <w:tc>
@@ -8585,7 +8937,7 @@
             <w:pPr>
               <w:jc w:val="center"/>
               <w:rPr>
-                <w:rFonts w:ascii="Times New Roman" w:eastAsia="Times New Roman" w:hAnsi="Times New Roman" w:cs="Times New Roman"/>
+                <w:rFonts w:ascii="Aptos" w:eastAsia="Times New Roman" w:hAnsi="Aptos" w:cs="Times New Roman"/>
                 <w:b/>
                 <w:bCs/>
                 <w:sz w:val="24"/>
@@ -8595,7 +8947,7 @@
             </w:pPr>
             <w:r>
               <w:rPr>
-                <w:rFonts w:ascii="Times New Roman" w:eastAsia="Times New Roman" w:hAnsi="Times New Roman" w:cs="Times New Roman"/>
+                <w:rFonts w:ascii="Aptos" w:eastAsia="Times New Roman" w:hAnsi="Aptos" w:cs="Times New Roman"/>
                 <w:b/>
                 <w:bCs/>
                 <w:sz w:val="24"/>
@@ -8615,7 +8967,7 @@
             <w:pPr>
               <w:jc w:val="center"/>
               <w:rPr>
-                <w:rFonts w:ascii="Times New Roman" w:eastAsia="Times New Roman" w:hAnsi="Times New Roman" w:cs="Times New Roman"/>
+                <w:rFonts w:ascii="Aptos" w:eastAsia="Times New Roman" w:hAnsi="Aptos" w:cs="Times New Roman"/>
                 <w:b/>
                 <w:bCs/>
                 <w:sz w:val="24"/>
@@ -8625,7 +8977,7 @@
             </w:pPr>
             <w:r>
               <w:rPr>
-                <w:rFonts w:ascii="Times New Roman" w:eastAsia="Times New Roman" w:hAnsi="Times New Roman" w:cs="Times New Roman"/>
+                <w:rFonts w:ascii="Aptos" w:eastAsia="Times New Roman" w:hAnsi="Aptos" w:cs="Times New Roman"/>
                 <w:b/>
                 <w:bCs/>
                 <w:sz w:val="24"/>
@@ -8645,7 +8997,7 @@
             <w:pPr>
               <w:jc w:val="center"/>
               <w:rPr>
-                <w:rFonts w:ascii="Times New Roman" w:eastAsia="Times New Roman" w:hAnsi="Times New Roman" w:cs="Times New Roman"/>
+                <w:rFonts w:ascii="Aptos" w:eastAsia="Times New Roman" w:hAnsi="Aptos" w:cs="Times New Roman"/>
                 <w:b/>
                 <w:bCs/>
                 <w:sz w:val="24"/>
@@ -8655,7 +9007,7 @@
             </w:pPr>
             <w:r>
               <w:rPr>
-                <w:rFonts w:ascii="Times New Roman" w:eastAsia="Times New Roman" w:hAnsi="Times New Roman" w:cs="Times New Roman"/>
+                <w:rFonts w:ascii="Aptos" w:eastAsia="Times New Roman" w:hAnsi="Aptos" w:cs="Times New Roman"/>
                 <w:b/>
                 <w:bCs/>
                 <w:sz w:val="24"/>
@@ -8676,7 +9028,7 @@
           <w:p>
             <w:pPr>
               <w:rPr>
-                <w:rFonts w:ascii="Times New Roman" w:eastAsia="Times New Roman" w:hAnsi="Times New Roman" w:cs="Times New Roman"/>
+                <w:rFonts w:ascii="Aptos" w:eastAsia="Times New Roman" w:hAnsi="Aptos" w:cs="Times New Roman"/>
                 <w:sz w:val="24"/>
                 <w:szCs w:val="24"/>
                 <w:lang w:bidi="ta-IN"/>
@@ -8684,7 +9036,7 @@
             </w:pPr>
             <w:r>
               <w:rPr>
-                <w:rFonts w:ascii="Times New Roman" w:eastAsia="Times New Roman" w:hAnsi="Times New Roman" w:cs="Times New Roman"/>
+                <w:rFonts w:ascii="Aptos" w:eastAsia="Times New Roman" w:hAnsi="Aptos" w:cs="Times New Roman"/>
                 <w:sz w:val="24"/>
                 <w:szCs w:val="24"/>
                 <w:lang w:bidi="ta-IN"/>
@@ -8701,7 +9053,7 @@
           <w:p>
             <w:pPr>
               <w:rPr>
-                <w:rFonts w:ascii="Times New Roman" w:eastAsia="Times New Roman" w:hAnsi="Times New Roman" w:cs="Times New Roman"/>
+                <w:rFonts w:ascii="Aptos" w:eastAsia="Times New Roman" w:hAnsi="Aptos" w:cs="Times New Roman"/>
                 <w:sz w:val="24"/>
                 <w:szCs w:val="24"/>
                 <w:lang w:bidi="ta-IN"/>
@@ -8709,7 +9061,7 @@
             </w:pPr>
             <w:r>
               <w:rPr>
-                <w:rFonts w:ascii="Times New Roman" w:eastAsia="Times New Roman" w:hAnsi="Times New Roman" w:cs="Times New Roman"/>
+                <w:rFonts w:ascii="Aptos" w:eastAsia="Times New Roman" w:hAnsi="Aptos" w:cs="Times New Roman"/>
                 <w:sz w:val="24"/>
                 <w:szCs w:val="24"/>
                 <w:lang w:bidi="ta-IN"/>
@@ -8726,7 +9078,7 @@
           <w:p>
             <w:pPr>
               <w:rPr>
-                <w:rFonts w:ascii="Times New Roman" w:eastAsia="Times New Roman" w:hAnsi="Times New Roman" w:cs="Times New Roman"/>
+                <w:rFonts w:ascii="Aptos" w:eastAsia="Times New Roman" w:hAnsi="Aptos" w:cs="Times New Roman"/>
                 <w:sz w:val="24"/>
                 <w:szCs w:val="24"/>
                 <w:lang w:bidi="ta-IN"/>
@@ -8734,7 +9086,7 @@
             </w:pPr>
             <w:r>
               <w:rPr>
-                <w:rFonts w:ascii="Times New Roman" w:eastAsia="Times New Roman" w:hAnsi="Times New Roman" w:cs="Times New Roman"/>
+                <w:rFonts w:ascii="Aptos" w:eastAsia="Times New Roman" w:hAnsi="Aptos" w:cs="Times New Roman"/>
                 <w:sz w:val="24"/>
                 <w:szCs w:val="24"/>
                 <w:lang w:bidi="ta-IN"/>
@@ -8753,7 +9105,7 @@
           <w:p>
             <w:pPr>
               <w:rPr>
-                <w:rFonts w:ascii="Times New Roman" w:eastAsia="Times New Roman" w:hAnsi="Times New Roman" w:cs="Times New Roman"/>
+                <w:rFonts w:ascii="Aptos" w:eastAsia="Times New Roman" w:hAnsi="Aptos" w:cs="Times New Roman"/>
                 <w:sz w:val="24"/>
                 <w:szCs w:val="24"/>
                 <w:lang w:bidi="ta-IN"/>
@@ -8761,7 +9113,7 @@
             </w:pPr>
             <w:r>
               <w:rPr>
-                <w:rFonts w:ascii="Times New Roman" w:eastAsia="Times New Roman" w:hAnsi="Times New Roman" w:cs="Times New Roman"/>
+                <w:rFonts w:ascii="Aptos" w:eastAsia="Times New Roman" w:hAnsi="Aptos" w:cs="Times New Roman"/>
                 <w:sz w:val="24"/>
                 <w:szCs w:val="24"/>
                 <w:lang w:bidi="ta-IN"/>
@@ -8778,7 +9130,7 @@
           <w:p>
             <w:pPr>
               <w:rPr>
-                <w:rFonts w:ascii="Times New Roman" w:eastAsia="Times New Roman" w:hAnsi="Times New Roman" w:cs="Times New Roman"/>
+                <w:rFonts w:ascii="Aptos" w:eastAsia="Times New Roman" w:hAnsi="Aptos" w:cs="Times New Roman"/>
                 <w:sz w:val="24"/>
                 <w:szCs w:val="24"/>
                 <w:lang w:bidi="ta-IN"/>
@@ -8786,7 +9138,7 @@
             </w:pPr>
             <w:r>
               <w:rPr>
-                <w:rFonts w:ascii="Times New Roman" w:eastAsia="Times New Roman" w:hAnsi="Times New Roman" w:cs="Times New Roman"/>
+                <w:rFonts w:ascii="Aptos" w:eastAsia="Times New Roman" w:hAnsi="Aptos" w:cs="Times New Roman"/>
                 <w:sz w:val="24"/>
                 <w:szCs w:val="24"/>
                 <w:lang w:bidi="ta-IN"/>
@@ -8803,7 +9155,7 @@
           <w:p>
             <w:pPr>
               <w:rPr>
-                <w:rFonts w:ascii="Times New Roman" w:eastAsia="Times New Roman" w:hAnsi="Times New Roman" w:cs="Times New Roman"/>
+                <w:rFonts w:ascii="Aptos" w:eastAsia="Times New Roman" w:hAnsi="Aptos" w:cs="Times New Roman"/>
                 <w:sz w:val="24"/>
                 <w:szCs w:val="24"/>
                 <w:lang w:bidi="ta-IN"/>
@@ -8811,7 +9163,7 @@
             </w:pPr>
             <w:r>
               <w:rPr>
-                <w:rFonts w:ascii="Times New Roman" w:eastAsia="Times New Roman" w:hAnsi="Times New Roman" w:cs="Times New Roman"/>
+                <w:rFonts w:ascii="Aptos" w:eastAsia="Times New Roman" w:hAnsi="Aptos" w:cs="Times New Roman"/>
                 <w:sz w:val="24"/>
                 <w:szCs w:val="24"/>
                 <w:lang w:bidi="ta-IN"/>
@@ -8830,7 +9182,7 @@
           <w:p>
             <w:pPr>
               <w:rPr>
-                <w:rFonts w:ascii="Times New Roman" w:eastAsia="Times New Roman" w:hAnsi="Times New Roman" w:cs="Times New Roman"/>
+                <w:rFonts w:ascii="Aptos" w:eastAsia="Times New Roman" w:hAnsi="Aptos" w:cs="Times New Roman"/>
                 <w:sz w:val="24"/>
                 <w:szCs w:val="24"/>
                 <w:lang w:bidi="ta-IN"/>
@@ -8839,7 +9191,7 @@
             <w:proofErr w:type="spellStart"/>
             <w:r>
               <w:rPr>
-                <w:rFonts w:ascii="Times New Roman" w:eastAsia="Times New Roman" w:hAnsi="Times New Roman" w:cs="Times New Roman"/>
+                <w:rFonts w:ascii="Aptos" w:eastAsia="Times New Roman" w:hAnsi="Aptos" w:cs="Times New Roman"/>
                 <w:sz w:val="24"/>
                 <w:szCs w:val="24"/>
                 <w:lang w:bidi="ta-IN"/>
@@ -8849,7 +9201,7 @@
             <w:proofErr w:type="spellEnd"/>
             <w:r>
               <w:rPr>
-                <w:rFonts w:ascii="Times New Roman" w:eastAsia="Times New Roman" w:hAnsi="Times New Roman" w:cs="Times New Roman"/>
+                <w:rFonts w:ascii="Aptos" w:eastAsia="Times New Roman" w:hAnsi="Aptos" w:cs="Times New Roman"/>
                 <w:sz w:val="24"/>
                 <w:szCs w:val="24"/>
                 <w:lang w:bidi="ta-IN"/>
@@ -8866,21 +9218,23 @@
           <w:p>
             <w:pPr>
               <w:rPr>
-                <w:rFonts w:ascii="Times New Roman" w:eastAsia="Times New Roman" w:hAnsi="Times New Roman" w:cs="Times New Roman"/>
-                <w:sz w:val="24"/>
-                <w:szCs w:val="24"/>
-                <w:lang w:bidi="ta-IN"/>
+                <w:rFonts w:ascii="Aptos" w:hAnsi="Aptos"/>
               </w:rPr>
             </w:pPr>
             <w:r>
               <w:rPr>
-                <w:rFonts w:ascii="Times New Roman" w:eastAsia="Times New Roman" w:hAnsi="Times New Roman" w:cs="Times New Roman"/>
-                <w:sz w:val="24"/>
-                <w:szCs w:val="24"/>
-                <w:lang w:bidi="ta-IN"/>
-              </w:rPr>
-              <w:t>Failed</w:t>
-            </w:r>
+                <w:rFonts w:ascii="Aptos" w:hAnsi="Aptos"/>
+              </w:rPr>
+              <w:t xml:space="preserve">Server payload pass; browser consumption </w:t>
+            </w:r>
+            <w:proofErr w:type="gramStart"/>
+            <w:r>
+              <w:rPr>
+                <w:rFonts w:ascii="Aptos" w:hAnsi="Aptos"/>
+              </w:rPr>
+              <w:t>fail</w:t>
+            </w:r>
+            <w:proofErr w:type="gramEnd"/>
           </w:p>
         </w:tc>
         <w:tc>
@@ -8891,20 +9245,14 @@
           <w:p>
             <w:pPr>
               <w:rPr>
-                <w:rFonts w:ascii="Times New Roman" w:eastAsia="Times New Roman" w:hAnsi="Times New Roman" w:cs="Times New Roman"/>
-                <w:sz w:val="24"/>
-                <w:szCs w:val="24"/>
-                <w:lang w:bidi="ta-IN"/>
+                <w:rFonts w:ascii="Aptos" w:hAnsi="Aptos"/>
               </w:rPr>
             </w:pPr>
             <w:r>
               <w:rPr>
-                <w:rFonts w:ascii="Times New Roman" w:eastAsia="Times New Roman" w:hAnsi="Times New Roman" w:cs="Times New Roman"/>
-                <w:sz w:val="24"/>
-                <w:szCs w:val="24"/>
-                <w:lang w:bidi="ta-IN"/>
-              </w:rPr>
-              <w:t>Normal and detailed requests produced identical browser logging behavior</w:t>
+                <w:rFonts w:ascii="Aptos" w:hAnsi="Aptos"/>
+              </w:rPr>
+              <w:t>Distinct serialized values remained isolated by client, but the Preview 7 browser runtime produced identical logging behavior.</w:t>
             </w:r>
           </w:p>
         </w:tc>
@@ -8918,7 +9266,7 @@
           <w:p>
             <w:pPr>
               <w:rPr>
-                <w:rFonts w:ascii="Times New Roman" w:eastAsia="Times New Roman" w:hAnsi="Times New Roman" w:cs="Times New Roman"/>
+                <w:rFonts w:ascii="Aptos" w:eastAsia="Times New Roman" w:hAnsi="Aptos" w:cs="Times New Roman"/>
                 <w:sz w:val="24"/>
                 <w:szCs w:val="24"/>
                 <w:lang w:bidi="ta-IN"/>
@@ -8926,7 +9274,7 @@
             </w:pPr>
             <w:r>
               <w:rPr>
-                <w:rFonts w:ascii="Times New Roman" w:eastAsia="Times New Roman" w:hAnsi="Times New Roman" w:cs="Times New Roman"/>
+                <w:rFonts w:ascii="Aptos" w:eastAsia="Times New Roman" w:hAnsi="Aptos" w:cs="Times New Roman"/>
                 <w:sz w:val="24"/>
                 <w:szCs w:val="24"/>
                 <w:lang w:bidi="ta-IN"/>
@@ -8936,7 +9284,7 @@
             <w:proofErr w:type="spellStart"/>
             <w:r>
               <w:rPr>
-                <w:rFonts w:ascii="Times New Roman" w:eastAsia="Times New Roman" w:hAnsi="Times New Roman" w:cs="Times New Roman"/>
+                <w:rFonts w:ascii="Aptos" w:eastAsia="Times New Roman" w:hAnsi="Aptos" w:cs="Times New Roman"/>
                 <w:sz w:val="24"/>
                 <w:szCs w:val="24"/>
                 <w:lang w:bidi="ta-IN"/>
@@ -8946,7 +9294,7 @@
             <w:proofErr w:type="spellEnd"/>
             <w:r>
               <w:rPr>
-                <w:rFonts w:ascii="Times New Roman" w:eastAsia="Times New Roman" w:hAnsi="Times New Roman" w:cs="Times New Roman"/>
+                <w:rFonts w:ascii="Aptos" w:eastAsia="Times New Roman" w:hAnsi="Aptos" w:cs="Times New Roman"/>
                 <w:sz w:val="24"/>
                 <w:szCs w:val="24"/>
                 <w:lang w:bidi="ta-IN"/>
@@ -8963,21 +9311,23 @@
           <w:p>
             <w:pPr>
               <w:rPr>
-                <w:rFonts w:ascii="Times New Roman" w:eastAsia="Times New Roman" w:hAnsi="Times New Roman" w:cs="Times New Roman"/>
-                <w:sz w:val="24"/>
-                <w:szCs w:val="24"/>
-                <w:lang w:bidi="ta-IN"/>
+                <w:rFonts w:ascii="Aptos" w:hAnsi="Aptos"/>
               </w:rPr>
             </w:pPr>
             <w:r>
               <w:rPr>
-                <w:rFonts w:ascii="Times New Roman" w:eastAsia="Times New Roman" w:hAnsi="Times New Roman" w:cs="Times New Roman"/>
-                <w:sz w:val="24"/>
-                <w:szCs w:val="24"/>
-                <w:lang w:bidi="ta-IN"/>
-              </w:rPr>
-              <w:t>Failed</w:t>
-            </w:r>
+                <w:rFonts w:ascii="Aptos" w:hAnsi="Aptos"/>
+              </w:rPr>
+              <w:t xml:space="preserve">Server merge pass; browser consumption </w:t>
+            </w:r>
+            <w:proofErr w:type="gramStart"/>
+            <w:r>
+              <w:rPr>
+                <w:rFonts w:ascii="Aptos" w:hAnsi="Aptos"/>
+              </w:rPr>
+              <w:t>fail</w:t>
+            </w:r>
+            <w:proofErr w:type="gramEnd"/>
           </w:p>
         </w:tc>
         <w:tc>
@@ -8988,40 +9338,14 @@
           <w:p>
             <w:pPr>
               <w:rPr>
-                <w:rFonts w:ascii="Times New Roman" w:eastAsia="Times New Roman" w:hAnsi="Times New Roman" w:cs="Times New Roman"/>
-                <w:sz w:val="24"/>
-                <w:szCs w:val="24"/>
-                <w:lang w:bidi="ta-IN"/>
+                <w:rFonts w:ascii="Aptos" w:hAnsi="Aptos"/>
               </w:rPr>
             </w:pPr>
             <w:r>
               <w:rPr>
-                <w:rFonts w:ascii="Times New Roman" w:eastAsia="Times New Roman" w:hAnsi="Times New Roman" w:cs="Times New Roman"/>
-                <w:sz w:val="24"/>
-                <w:szCs w:val="24"/>
-                <w:lang w:bidi="ta-IN"/>
-              </w:rPr>
-              <w:t xml:space="preserve">Different request inputs were supplied, but effective browser behavior did not demonstrate different </w:t>
-            </w:r>
-            <w:proofErr w:type="spellStart"/>
-            <w:r>
-              <w:rPr>
-                <w:rFonts w:ascii="Times New Roman" w:eastAsia="Times New Roman" w:hAnsi="Times New Roman" w:cs="Times New Roman"/>
-                <w:sz w:val="24"/>
-                <w:szCs w:val="24"/>
-                <w:lang w:bidi="ta-IN"/>
-              </w:rPr>
-              <w:t>BrowserOptions</w:t>
-            </w:r>
-            <w:proofErr w:type="spellEnd"/>
-            <w:r>
-              <w:rPr>
-                <w:rFonts w:ascii="Times New Roman" w:eastAsia="Times New Roman" w:hAnsi="Times New Roman" w:cs="Times New Roman"/>
-                <w:sz w:val="24"/>
-                <w:szCs w:val="24"/>
-                <w:lang w:bidi="ta-IN"/>
-              </w:rPr>
-              <w:t xml:space="preserve"> outcomes</w:t>
+                <w:rFonts w:ascii="Aptos" w:hAnsi="Aptos"/>
+              </w:rPr>
+              <w:t>Different request inputs produced different effective serialized values; browser behavior did not reflect the difference.</w:t>
             </w:r>
           </w:p>
         </w:tc>
@@ -9035,7 +9359,7 @@
           <w:p>
             <w:pPr>
               <w:rPr>
-                <w:rFonts w:ascii="Times New Roman" w:eastAsia="Times New Roman" w:hAnsi="Times New Roman" w:cs="Times New Roman"/>
+                <w:rFonts w:ascii="Aptos" w:eastAsia="Times New Roman" w:hAnsi="Aptos" w:cs="Times New Roman"/>
                 <w:sz w:val="24"/>
                 <w:szCs w:val="24"/>
                 <w:lang w:bidi="ta-IN"/>
@@ -9043,7 +9367,7 @@
             </w:pPr>
             <w:r>
               <w:rPr>
-                <w:rFonts w:ascii="Times New Roman" w:eastAsia="Times New Roman" w:hAnsi="Times New Roman" w:cs="Times New Roman"/>
+                <w:rFonts w:ascii="Aptos" w:eastAsia="Times New Roman" w:hAnsi="Aptos" w:cs="Times New Roman"/>
                 <w:sz w:val="24"/>
                 <w:szCs w:val="24"/>
                 <w:lang w:bidi="ta-IN"/>
@@ -9060,21 +9384,23 @@
           <w:p>
             <w:pPr>
               <w:rPr>
-                <w:rFonts w:ascii="Times New Roman" w:eastAsia="Times New Roman" w:hAnsi="Times New Roman" w:cs="Times New Roman"/>
-                <w:sz w:val="24"/>
-                <w:szCs w:val="24"/>
-                <w:lang w:bidi="ta-IN"/>
+                <w:rFonts w:ascii="Aptos" w:hAnsi="Aptos"/>
               </w:rPr>
             </w:pPr>
             <w:r>
               <w:rPr>
-                <w:rFonts w:ascii="Times New Roman" w:eastAsia="Times New Roman" w:hAnsi="Times New Roman" w:cs="Times New Roman"/>
-                <w:sz w:val="24"/>
-                <w:szCs w:val="24"/>
-                <w:lang w:bidi="ta-IN"/>
-              </w:rPr>
-              <w:t>Failed</w:t>
-            </w:r>
+                <w:rFonts w:ascii="Aptos" w:hAnsi="Aptos"/>
+              </w:rPr>
+              <w:t xml:space="preserve">Distribution pass; browser consumption </w:t>
+            </w:r>
+            <w:proofErr w:type="gramStart"/>
+            <w:r>
+              <w:rPr>
+                <w:rFonts w:ascii="Aptos" w:hAnsi="Aptos"/>
+              </w:rPr>
+              <w:t>fail</w:t>
+            </w:r>
+            <w:proofErr w:type="gramEnd"/>
           </w:p>
         </w:tc>
         <w:tc>
@@ -9085,40 +9411,28 @@
           <w:p>
             <w:pPr>
               <w:rPr>
-                <w:rFonts w:ascii="Times New Roman" w:eastAsia="Times New Roman" w:hAnsi="Times New Roman" w:cs="Times New Roman"/>
-                <w:sz w:val="24"/>
-                <w:szCs w:val="24"/>
-                <w:lang w:bidi="ta-IN"/>
+                <w:rFonts w:ascii="Aptos" w:hAnsi="Aptos"/>
               </w:rPr>
             </w:pPr>
             <w:r>
               <w:rPr>
-                <w:rFonts w:ascii="Times New Roman" w:eastAsia="Times New Roman" w:hAnsi="Times New Roman" w:cs="Times New Roman"/>
-                <w:sz w:val="24"/>
-                <w:szCs w:val="24"/>
-                <w:lang w:bidi="ta-IN"/>
-              </w:rPr>
-              <w:t xml:space="preserve">Client isolation at routing level was demonstrated, but </w:t>
+                <w:rFonts w:ascii="Aptos" w:hAnsi="Aptos"/>
+              </w:rPr>
+              <w:t xml:space="preserve">Routing, connection, and payload isolation were demonstrated; browser-side </w:t>
             </w:r>
             <w:proofErr w:type="spellStart"/>
             <w:r>
               <w:rPr>
-                <w:rFonts w:ascii="Times New Roman" w:eastAsia="Times New Roman" w:hAnsi="Times New Roman" w:cs="Times New Roman"/>
-                <w:sz w:val="24"/>
-                <w:szCs w:val="24"/>
-                <w:lang w:bidi="ta-IN"/>
-              </w:rPr>
-              <w:t>BrowserOptions</w:t>
+                <w:rFonts w:ascii="Aptos" w:hAnsi="Aptos"/>
+              </w:rPr>
+              <w:t>LogLevel</w:t>
             </w:r>
             <w:proofErr w:type="spellEnd"/>
             <w:r>
               <w:rPr>
-                <w:rFonts w:ascii="Times New Roman" w:eastAsia="Times New Roman" w:hAnsi="Times New Roman" w:cs="Times New Roman"/>
-                <w:sz w:val="24"/>
-                <w:szCs w:val="24"/>
-                <w:lang w:bidi="ta-IN"/>
-              </w:rPr>
-              <w:t xml:space="preserve"> isolation could not be proven through browser behavior</w:t>
+                <w:rFonts w:ascii="Aptos" w:hAnsi="Aptos"/>
+              </w:rPr>
+              <w:t xml:space="preserve"> effects remained indistinguishable.</w:t>
             </w:r>
           </w:p>
         </w:tc>
@@ -9185,7 +9499,7 @@
         </w:rPr>
         <w:br/>
       </w:r>
-      <w:hyperlink r:id="rId21" w:history="1">
+      <w:hyperlink r:id="rId24" w:history="1">
         <w:r>
           <w:rPr>
             <w:rStyle w:val="Hyperlink"/>
@@ -9247,34 +9561,60 @@
           <w:rFonts w:ascii="Aptos" w:eastAsia="Aptos" w:hAnsi="Aptos" w:cs="Aptos"/>
         </w:rPr>
         <w:pict w14:anchorId="3BEB78BD">
-          <v:rect id="_x0000_i1097" style="width:0;height:1.5pt" o:hralign="center" o:hrstd="t" o:hr="t" fillcolor="#a0a0a0" stroked="f"/>
+          <v:rect id="_x0000_i1029" style="width:0;height:1.5pt" o:hralign="center" o:hrstd="t" o:hr="t" fillcolor="#a0a0a0" stroked="f"/>
         </w:pict>
       </w:r>
     </w:p>
     <w:p>
       <w:pPr>
-        <w:pStyle w:val="Heading1"/>
-      </w:pPr>
-      <w:r>
-        <w:t>6</w:t>
-      </w:r>
-      <w:r>
-        <w:t xml:space="preserve">. (SDK limitation) </w:t>
+        <w:rPr>
+          <w:rFonts w:ascii="Aptos" w:eastAsia="Aptos" w:hAnsi="Aptos" w:cs="Aptos"/>
+          <w:b/>
+          <w:bCs/>
+        </w:rPr>
+      </w:pPr>
+      <w:r>
+        <w:rPr>
+          <w:rFonts w:ascii="Aptos" w:eastAsia="Aptos" w:hAnsi="Aptos" w:cs="Aptos"/>
+          <w:b/>
+          <w:bCs/>
+        </w:rPr>
+        <w:t xml:space="preserve">7. (SDK limitation) </w:t>
       </w:r>
       <w:proofErr w:type="spellStart"/>
       <w:r>
+        <w:rPr>
+          <w:rFonts w:ascii="Aptos" w:eastAsia="Aptos" w:hAnsi="Aptos" w:cs="Aptos"/>
+          <w:b/>
+          <w:bCs/>
+        </w:rPr>
         <w:t>BrowserOptions.GetBrowserOptions</w:t>
       </w:r>
       <w:proofErr w:type="spellEnd"/>
       <w:r>
+        <w:rPr>
+          <w:rFonts w:ascii="Aptos" w:eastAsia="Aptos" w:hAnsi="Aptos" w:cs="Aptos"/>
+          <w:b/>
+          <w:bCs/>
+        </w:rPr>
         <w:t>(</w:t>
       </w:r>
       <w:proofErr w:type="spellStart"/>
       <w:r>
+        <w:rPr>
+          <w:rFonts w:ascii="Aptos" w:eastAsia="Aptos" w:hAnsi="Aptos" w:cs="Aptos"/>
+          <w:b/>
+          <w:bCs/>
+        </w:rPr>
         <w:t>HttpContext</w:t>
       </w:r>
       <w:proofErr w:type="spellEnd"/>
       <w:r>
+        <w:rPr>
+          <w:rFonts w:ascii="Aptos" w:eastAsia="Aptos" w:hAnsi="Aptos" w:cs="Aptos"/>
+          <w:b/>
+          <w:bCs/>
+        </w:rPr>
         <w:t>) unavailable</w:t>
       </w:r>
     </w:p>
@@ -9388,13 +9728,7 @@
         <w:rPr>
           <w:rFonts w:ascii="Aptos" w:eastAsia="Aptos" w:hAnsi="Aptos" w:cs="Aptos"/>
         </w:rPr>
-        <w:t xml:space="preserve"> can be read back and compared against observed browser behavior.</w:t>
-      </w:r>
-      <w:r>
-        <w:rPr>
-          <w:rFonts w:ascii="Aptos" w:eastAsia="Aptos" w:hAnsi="Aptos" w:cs="Aptos"/>
-        </w:rPr>
-        <w:t xml:space="preserve"> </w:t>
+        <w:t xml:space="preserve"> can be read back and compared against observed browser behavior. </w:t>
       </w:r>
     </w:p>
     <w:p>
@@ -9426,6 +9760,7 @@
         <w:rPr>
           <w:rFonts w:ascii="Aptos" w:eastAsia="Aptos" w:hAnsi="Aptos" w:cs="Aptos"/>
         </w:rPr>
+        <w:lastRenderedPageBreak/>
         <w:t>Use .NET SDK 11.0.100-preview.7.26381.103.</w:t>
       </w:r>
     </w:p>
@@ -9443,7 +9778,6 @@
         <w:rPr>
           <w:rFonts w:ascii="Aptos" w:eastAsia="Aptos" w:hAnsi="Aptos" w:cs="Aptos"/>
         </w:rPr>
-        <w:lastRenderedPageBreak/>
         <w:t xml:space="preserve">Attempt to locate </w:t>
       </w:r>
       <w:proofErr w:type="spellStart"/>
@@ -9514,13 +9848,13 @@
       </w:r>
       <w:r>
         <w:rPr>
-          <w:rFonts w:ascii="Aptos" w:eastAsia="Aptos" w:hAnsi="Aptos" w:cs="Aptos"/>
+          <w:noProof/>
         </w:rPr>
         <w:drawing>
-          <wp:inline distT="0" distB="0" distL="0" distR="0" wp14:anchorId="178EF4B4" wp14:editId="2B612953">
-            <wp:extent cx="5486400" cy="1550035"/>
+          <wp:inline distT="0" distB="0" distL="0" distR="0" wp14:anchorId="09BEC993" wp14:editId="7705E21B">
+            <wp:extent cx="5486400" cy="1549400"/>
             <wp:effectExtent l="0" t="0" r="0" b="0"/>
-            <wp:docPr id="131567569" name="Picture 1"/>
+            <wp:docPr id="1490009004" name="Picture 1"/>
             <wp:cNvGraphicFramePr>
               <a:graphicFrameLocks xmlns:a="http://schemas.openxmlformats.org/drawingml/2006/main" noChangeAspect="1"/>
             </wp:cNvGraphicFramePr>
@@ -9528,35 +9862,42 @@
               <a:graphicData uri="http://schemas.openxmlformats.org/drawingml/2006/picture">
                 <pic:pic xmlns:pic="http://schemas.openxmlformats.org/drawingml/2006/picture">
                   <pic:nvPicPr>
-                    <pic:cNvPr id="131567569" name=""/>
-                    <pic:cNvPicPr/>
+                    <pic:cNvPr id="0" name="Picture 11"/>
+                    <pic:cNvPicPr>
+                      <a:picLocks noChangeAspect="1" noChangeArrowheads="1"/>
+                    </pic:cNvPicPr>
                   </pic:nvPicPr>
                   <pic:blipFill>
-                    <a:blip r:embed="rId22"/>
+                    <a:blip r:embed="rId25">
+                      <a:extLst>
+                        <a:ext uri="{28A0092B-C50C-407E-A947-70E740481C1C}">
+                          <a14:useLocalDpi xmlns:a14="http://schemas.microsoft.com/office/drawing/2010/main" val="0"/>
+                        </a:ext>
+                      </a:extLst>
+                    </a:blip>
+                    <a:srcRect/>
                     <a:stretch>
                       <a:fillRect/>
                     </a:stretch>
                   </pic:blipFill>
-                  <pic:spPr>
+                  <pic:spPr bwMode="auto">
                     <a:xfrm>
                       <a:off x="0" y="0"/>
-                      <a:ext cx="5486400" cy="1550035"/>
+                      <a:ext cx="5486400" cy="1549400"/>
                     </a:xfrm>
                     <a:prstGeom prst="rect">
                       <a:avLst/>
                     </a:prstGeom>
+                    <a:noFill/>
+                    <a:ln>
+                      <a:noFill/>
+                    </a:ln>
                   </pic:spPr>
                 </pic:pic>
               </a:graphicData>
             </a:graphic>
           </wp:inline>
         </w:drawing>
-      </w:r>
-      <w:r>
-        <w:rPr>
-          <w:rFonts w:ascii="Aptos" w:eastAsia="Aptos" w:hAnsi="Aptos" w:cs="Aptos"/>
-        </w:rPr>
-        <w:t xml:space="preserve">. </w:t>
       </w:r>
     </w:p>
     <w:p>
@@ -23285,6 +23626,18 @@
       <w:szCs w:val="24"/>
     </w:rPr>
   </w:style>
+  <w:style w:type="character" w:styleId="FollowedHyperlink">
+    <w:name w:val="FollowedHyperlink"/>
+    <w:basedOn w:val="DefaultParagraphFont"/>
+    <w:uiPriority w:val="99"/>
+    <w:semiHidden/>
+    <w:unhideWhenUsed/>
+    <w:rsid w:val="006D254A"/>
+    <w:rPr>
+      <w:color w:val="800080" w:themeColor="followedHyperlink"/>
+      <w:u w:val="single"/>
+    </w:rPr>
+  </w:style>
 </w:styles>
 </file>
 
@@ -23618,4 +23971,10 @@
     <ds:schemaRef ds:uri="http://schemas.openxmlformats.org/officeDocument/2006/bibliography"/>
   </ds:schemaRefs>
 </ds:datastoreItem>
+</file>
+
+<file path=docMetadata/LabelInfo.xml><?xml version="1.0" encoding="utf-8"?>
+<clbl:labelList xmlns:clbl="http://schemas.microsoft.com/office/2020/mipLabelMetadata">
+  <clbl:label id="{f42aa342-8706-4288-bd11-ebb85995028c}" enabled="1" method="Standard" siteId="{72f988bf-86f1-41af-91ab-2d7cd011db47}" removed="0"/>
+</clbl:labelList>
 </file>
--- a/evidence/68815-BrowserOptions-Full-Report.docx
+++ b/evidence/68815-BrowserOptions-Full-Report.docx
@@ -610,21 +610,7 @@
         <w:rPr>
           <w:rFonts w:ascii="Aptos" w:eastAsia="Aptos" w:hAnsi="Aptos" w:cs="Aptos"/>
         </w:rPr>
-        <w:t xml:space="preserve">Custom </w:t>
-      </w:r>
-      <w:proofErr w:type="gramStart"/>
-      <w:r>
-        <w:rPr>
-          <w:rFonts w:ascii="Aptos" w:eastAsia="Aptos" w:hAnsi="Aptos" w:cs="Aptos"/>
-        </w:rPr>
-        <w:t>reconnect</w:t>
-      </w:r>
-      <w:proofErr w:type="gramEnd"/>
-      <w:r>
-        <w:rPr>
-          <w:rFonts w:ascii="Aptos" w:eastAsia="Aptos" w:hAnsi="Aptos" w:cs="Aptos"/>
-        </w:rPr>
-        <w:t xml:space="preserve"> UI</w:t>
+        <w:t>Custom reconnect UI</w:t>
       </w:r>
     </w:p>
     <w:p>
@@ -1378,21 +1364,7 @@
               <w:rPr>
                 <w:rFonts w:ascii="Aptos" w:eastAsia="Aptos" w:hAnsi="Aptos" w:cs="Aptos"/>
               </w:rPr>
-              <w:t xml:space="preserve">Interactive Server </w:t>
-            </w:r>
-            <w:proofErr w:type="gramStart"/>
-            <w:r>
-              <w:rPr>
-                <w:rFonts w:ascii="Aptos" w:eastAsia="Aptos" w:hAnsi="Aptos" w:cs="Aptos"/>
-              </w:rPr>
-              <w:t>retry</w:t>
-            </w:r>
-            <w:proofErr w:type="gramEnd"/>
-            <w:r>
-              <w:rPr>
-                <w:rFonts w:ascii="Aptos" w:eastAsia="Aptos" w:hAnsi="Aptos" w:cs="Aptos"/>
-              </w:rPr>
-              <w:t xml:space="preserve"> configuration</w:t>
+              <w:t>Interactive Server retry configuration</w:t>
             </w:r>
           </w:p>
         </w:tc>
@@ -1448,21 +1420,7 @@
               <w:rPr>
                 <w:rFonts w:ascii="Aptos" w:eastAsia="Aptos" w:hAnsi="Aptos" w:cs="Aptos"/>
               </w:rPr>
-              <w:t xml:space="preserve">Interactive Server </w:t>
-            </w:r>
-            <w:proofErr w:type="gramStart"/>
-            <w:r>
-              <w:rPr>
-                <w:rFonts w:ascii="Aptos" w:eastAsia="Aptos" w:hAnsi="Aptos" w:cs="Aptos"/>
-              </w:rPr>
-              <w:t>reconnect</w:t>
-            </w:r>
-            <w:proofErr w:type="gramEnd"/>
-            <w:r>
-              <w:rPr>
-                <w:rFonts w:ascii="Aptos" w:eastAsia="Aptos" w:hAnsi="Aptos" w:cs="Aptos"/>
-              </w:rPr>
-              <w:t xml:space="preserve"> recovery</w:t>
+              <w:t>Interactive Server reconnect recovery</w:t>
             </w:r>
           </w:p>
         </w:tc>
@@ -1728,21 +1686,7 @@
               <w:rPr>
                 <w:rFonts w:ascii="Aptos" w:eastAsia="Aptos" w:hAnsi="Aptos" w:cs="Aptos"/>
               </w:rPr>
-              <w:t xml:space="preserve">Interactive Auto </w:t>
-            </w:r>
-            <w:proofErr w:type="gramStart"/>
-            <w:r>
-              <w:rPr>
-                <w:rFonts w:ascii="Aptos" w:eastAsia="Aptos" w:hAnsi="Aptos" w:cs="Aptos"/>
-              </w:rPr>
-              <w:t>cached</w:t>
-            </w:r>
-            <w:proofErr w:type="gramEnd"/>
-            <w:r>
-              <w:rPr>
-                <w:rFonts w:ascii="Aptos" w:eastAsia="Aptos" w:hAnsi="Aptos" w:cs="Aptos"/>
-              </w:rPr>
-              <w:t xml:space="preserve"> reload reconnect behavior</w:t>
+              <w:t>Interactive Auto cached reload reconnect behavior</w:t>
             </w:r>
           </w:p>
         </w:tc>
@@ -1863,21 +1807,7 @@
               <w:rPr>
                 <w:rFonts w:ascii="Aptos" w:hAnsi="Aptos"/>
               </w:rPr>
-              <w:t xml:space="preserve"> payloads remain isolated per client through proxy routing; the browser should observably </w:t>
-            </w:r>
-            <w:proofErr w:type="gramStart"/>
-            <w:r>
-              <w:rPr>
-                <w:rFonts w:ascii="Aptos" w:hAnsi="Aptos"/>
-              </w:rPr>
-              <w:t>apply</w:t>
-            </w:r>
-            <w:proofErr w:type="gramEnd"/>
-            <w:r>
-              <w:rPr>
-                <w:rFonts w:ascii="Aptos" w:hAnsi="Aptos"/>
-              </w:rPr>
-              <w:t xml:space="preserve"> each client’s </w:t>
+              <w:t xml:space="preserve"> payloads remain isolated per client through proxy routing; the browser should observably apply each client’s </w:t>
             </w:r>
             <w:proofErr w:type="spellStart"/>
             <w:r>
@@ -2407,19 +2337,11 @@
                 <w:rFonts w:ascii="Aptos" w:hAnsi="Aptos"/>
               </w:rPr>
             </w:pPr>
-            <w:proofErr w:type="gramStart"/>
-            <w:r>
-              <w:rPr>
-                <w:rFonts w:ascii="Aptos" w:hAnsi="Aptos"/>
-              </w:rPr>
-              <w:t>Reconnection</w:t>
-            </w:r>
-            <w:proofErr w:type="gramEnd"/>
-            <w:r>
-              <w:rPr>
-                <w:rFonts w:ascii="Aptos" w:hAnsi="Aptos"/>
-              </w:rPr>
-              <w:t xml:space="preserve"> retry count and interval honor configured values</w:t>
+            <w:r>
+              <w:rPr>
+                <w:rFonts w:ascii="Aptos" w:hAnsi="Aptos"/>
+              </w:rPr>
+              <w:t>Reconnection retry count and interval honor configured values</w:t>
             </w:r>
           </w:p>
         </w:tc>
@@ -2952,19 +2874,11 @@
                 <w:rFonts w:ascii="Aptos" w:hAnsi="Aptos"/>
               </w:rPr>
             </w:pPr>
-            <w:proofErr w:type="gramStart"/>
-            <w:r>
-              <w:rPr>
-                <w:rFonts w:ascii="Aptos" w:hAnsi="Aptos"/>
-              </w:rPr>
-              <w:t>Successful</w:t>
-            </w:r>
-            <w:proofErr w:type="gramEnd"/>
-            <w:r>
-              <w:rPr>
-                <w:rFonts w:ascii="Aptos" w:hAnsi="Aptos"/>
-              </w:rPr>
-              <w:t xml:space="preserve"> clean build logs for final validation runs</w:t>
+            <w:r>
+              <w:rPr>
+                <w:rFonts w:ascii="Aptos" w:hAnsi="Aptos"/>
+              </w:rPr>
+              <w:t>Successful clean build logs for final validation runs</w:t>
             </w:r>
           </w:p>
         </w:tc>
@@ -2982,29 +2896,12 @@
                 <w:rFonts w:ascii="Aptos" w:hAnsi="Aptos"/>
               </w:rPr>
             </w:pPr>
-            <w:hyperlink r:id="rId6" w:history="1">
-              <w:r>
-                <w:rPr>
-                  <w:rStyle w:val="Hyperlink"/>
-                  <w:rFonts w:ascii="Aptos" w:hAnsi="Aptos"/>
-                </w:rPr>
-                <w:t>Static SSR Logg</w:t>
-              </w:r>
-              <w:r>
-                <w:rPr>
-                  <w:rStyle w:val="Hyperlink"/>
-                  <w:rFonts w:ascii="Aptos" w:hAnsi="Aptos"/>
-                </w:rPr>
-                <w:t>i</w:t>
-              </w:r>
-              <w:r>
-                <w:rPr>
-                  <w:rStyle w:val="Hyperlink"/>
-                  <w:rFonts w:ascii="Aptos" w:hAnsi="Aptos"/>
-                </w:rPr>
-                <w:t>ng Validation</w:t>
-              </w:r>
-            </w:hyperlink>
+            <w:r>
+              <w:rPr>
+                <w:rFonts w:ascii="Aptos" w:hAnsi="Aptos"/>
+              </w:rPr>
+              <w:t>Static SSR Logging Validation</w:t>
+            </w:r>
           </w:p>
         </w:tc>
         <w:tc>
@@ -3025,20 +2922,24 @@
               </w:rPr>
               <w:t xml:space="preserve">Normal vs detailed console output comparison showing no observable </w:t>
             </w:r>
-            <w:proofErr w:type="spellStart"/>
-            <w:r>
-              <w:rPr>
-                <w:rFonts w:ascii="Aptos" w:hAnsi="Aptos"/>
-              </w:rPr>
-              <w:t>LogLevel</w:t>
-            </w:r>
-            <w:proofErr w:type="spellEnd"/>
-            <w:r>
-              <w:rPr>
-                <w:rFonts w:ascii="Aptos" w:hAnsi="Aptos"/>
-              </w:rPr>
-              <w:t xml:space="preserve"> differentiation</w:t>
-            </w:r>
+            <w:hyperlink r:id="rId6" w:history="1">
+              <w:proofErr w:type="spellStart"/>
+              <w:r>
+                <w:rPr>
+                  <w:rStyle w:val="Hyperlink"/>
+                  <w:rFonts w:ascii="Aptos" w:hAnsi="Aptos"/>
+                </w:rPr>
+                <w:t>LogLevel</w:t>
+              </w:r>
+              <w:proofErr w:type="spellEnd"/>
+              <w:r>
+                <w:rPr>
+                  <w:rStyle w:val="Hyperlink"/>
+                  <w:rFonts w:ascii="Aptos" w:hAnsi="Aptos"/>
+                </w:rPr>
+                <w:t xml:space="preserve"> differentiation</w:t>
+              </w:r>
+            </w:hyperlink>
           </w:p>
           <w:p>
             <w:pPr>
@@ -3292,7 +3193,6 @@
               <w:rPr>
                 <w:rFonts w:ascii="Aptos" w:hAnsi="Aptos"/>
               </w:rPr>
-              <w:lastRenderedPageBreak/>
               <w:t>Interactive Server Request Override Validation</w:t>
             </w:r>
           </w:p>
@@ -3363,6 +3263,7 @@
               <w:rPr>
                 <w:rFonts w:ascii="Aptos" w:hAnsi="Aptos"/>
               </w:rPr>
+              <w:lastRenderedPageBreak/>
               <w:t>Custom Reconnect Dialog Validation</w:t>
             </w:r>
           </w:p>
@@ -4076,7 +3977,6 @@
               <w:rPr>
                 <w:rFonts w:ascii="Aptos" w:hAnsi="Aptos"/>
               </w:rPr>
-              <w:lastRenderedPageBreak/>
               <w:t>Multi-Instance Proxy Routing Validation</w:t>
             </w:r>
           </w:p>
@@ -4202,6 +4102,7 @@
               <w:rPr>
                 <w:rFonts w:ascii="Aptos" w:hAnsi="Aptos"/>
               </w:rPr>
+              <w:lastRenderedPageBreak/>
               <w:t>Runtime Cleanliness Validation</w:t>
             </w:r>
           </w:p>
@@ -4346,21 +4247,7 @@
         <w:rPr>
           <w:rFonts w:ascii="Aptos" w:hAnsi="Aptos"/>
         </w:rPr>
-        <w:t xml:space="preserve">Reviewer clarification: The results below </w:t>
-      </w:r>
-      <w:proofErr w:type="gramStart"/>
-      <w:r>
-        <w:rPr>
-          <w:rFonts w:ascii="Aptos" w:hAnsi="Aptos"/>
-        </w:rPr>
-        <w:t>distinguish</w:t>
-      </w:r>
-      <w:proofErr w:type="gramEnd"/>
-      <w:r>
-        <w:rPr>
-          <w:rFonts w:ascii="Aptos" w:hAnsi="Aptos"/>
-        </w:rPr>
-        <w:t xml:space="preserve"> two layers. Server merge/distribution passed: endpoint values were overridden correctly and concurrent/proxied visitors received distinct serialized values. Browser consumption failed: the .NET 11 Preview 7 runtime did not apply the distinct </w:t>
+        <w:t xml:space="preserve">Reviewer clarification: The results below distinguish two layers. Server merge/distribution passed: endpoint values were overridden correctly and concurrent/proxied visitors received distinct serialized values. Browser consumption failed: the .NET 11 Preview 7 runtime did not apply the distinct </w:t>
       </w:r>
       <w:proofErr w:type="spellStart"/>
       <w:r>
@@ -4431,21 +4318,7 @@
           <w:rFonts w:ascii="Aptos" w:eastAsia="Aptos" w:hAnsi="Aptos" w:cs="Aptos"/>
         </w:rPr>
         <w:br/>
-        <w:t xml:space="preserve">The normal request was configured with </w:t>
-      </w:r>
-      <w:proofErr w:type="gramStart"/>
-      <w:r>
-        <w:rPr>
-          <w:rFonts w:ascii="Aptos" w:eastAsia="Aptos" w:hAnsi="Aptos" w:cs="Aptos"/>
-        </w:rPr>
-        <w:t>Warning</w:t>
-      </w:r>
-      <w:proofErr w:type="gramEnd"/>
-      <w:r>
-        <w:rPr>
-          <w:rFonts w:ascii="Aptos" w:eastAsia="Aptos" w:hAnsi="Aptos" w:cs="Aptos"/>
-        </w:rPr>
-        <w:t xml:space="preserve"> and the detailed request was configured with Trace, but no observable browser-console difference was produced. Interactive Server emitted the same Blazor Information startup messages for both requests, and Static SSR produced empty or non-differentiating output. </w:t>
+        <w:t xml:space="preserve">The normal request was configured with Warning and the detailed request was configured with Trace, but no observable browser-console difference was produced. Interactive Server emitted the same Blazor Information startup messages for both requests, and Static SSR produced empty or non-differentiating output. </w:t>
       </w:r>
     </w:p>
     <w:p>
@@ -4510,7 +4383,6 @@
           <w:b/>
           <w:bCs/>
         </w:rPr>
-        <w:lastRenderedPageBreak/>
         <w:t>Steps to reproduce:</w:t>
       </w:r>
     </w:p>
@@ -4579,6 +4451,7 @@
         <w:rPr>
           <w:rFonts w:ascii="Aptos" w:eastAsia="Aptos" w:hAnsi="Aptos" w:cs="Aptos"/>
         </w:rPr>
+        <w:lastRenderedPageBreak/>
         <w:t>Compare browser console output.</w:t>
       </w:r>
     </w:p>
@@ -4727,25 +4600,7 @@
           <w:b/>
           <w:bCs/>
         </w:rPr>
-        <w:t xml:space="preserve">Server </w:t>
-      </w:r>
-      <w:proofErr w:type="gramStart"/>
-      <w:r>
-        <w:rPr>
-          <w:rFonts w:ascii="Aptos" w:eastAsia="Aptos" w:hAnsi="Aptos" w:cs="Aptos"/>
-          <w:b/>
-          <w:bCs/>
-        </w:rPr>
-        <w:t>Application(</w:t>
-      </w:r>
-      <w:proofErr w:type="gramEnd"/>
-      <w:r>
-        <w:rPr>
-          <w:rFonts w:ascii="Aptos" w:eastAsia="Aptos" w:hAnsi="Aptos" w:cs="Aptos"/>
-          <w:b/>
-          <w:bCs/>
-        </w:rPr>
-        <w:t>Identical logs):</w:t>
+        <w:t>Server Application(Identical logs):</w:t>
       </w:r>
     </w:p>
     <w:p>
@@ -5407,14 +5262,7 @@
         <w:rPr>
           <w:rFonts w:ascii="Aptos" w:eastAsia="Aptos" w:hAnsi="Aptos" w:cs="Aptos"/>
         </w:rPr>
-        <w:t xml:space="preserve"> </w:t>
-      </w:r>
-      <w:proofErr w:type="gramStart"/>
-      <w:r>
-        <w:rPr>
-          <w:rFonts w:ascii="Aptos" w:eastAsia="Aptos" w:hAnsi="Aptos" w:cs="Aptos"/>
-        </w:rPr>
-        <w:t xml:space="preserve">using  </w:t>
+        <w:t xml:space="preserve"> using  </w:t>
       </w:r>
       <w:proofErr w:type="spellStart"/>
       <w:r>
@@ -5430,7 +5278,6 @@
         <w:t>BrowserOptions</w:t>
       </w:r>
       <w:proofErr w:type="spellEnd"/>
-      <w:proofErr w:type="gramEnd"/>
       <w:r>
         <w:rPr>
           <w:rFonts w:ascii="Aptos" w:eastAsia="Aptos" w:hAnsi="Aptos" w:cs="Aptos"/>
@@ -6509,21 +6356,7 @@
         <w:rPr>
           <w:rFonts w:ascii="Aptos" w:eastAsia="Aptos" w:hAnsi="Aptos" w:cs="Aptos"/>
         </w:rPr>
-        <w:t xml:space="preserve">Use a full document </w:t>
-      </w:r>
-      <w:proofErr w:type="gramStart"/>
-      <w:r>
-        <w:rPr>
-          <w:rFonts w:ascii="Aptos" w:eastAsia="Aptos" w:hAnsi="Aptos" w:cs="Aptos"/>
-        </w:rPr>
-        <w:t>reload</w:t>
-      </w:r>
-      <w:proofErr w:type="gramEnd"/>
-      <w:r>
-        <w:rPr>
-          <w:rFonts w:ascii="Aptos" w:eastAsia="Aptos" w:hAnsi="Aptos" w:cs="Aptos"/>
-        </w:rPr>
-        <w:t xml:space="preserve">. Do not switch between normal and detailed URLs using Blazor enhanced navigation because </w:t>
+        <w:t xml:space="preserve">Use a full document reload. Do not switch between normal and detailed URLs using Blazor enhanced navigation because </w:t>
       </w:r>
       <w:proofErr w:type="spellStart"/>
       <w:r>
@@ -6853,21 +6686,7 @@
         <w:rPr>
           <w:rFonts w:ascii="Aptos" w:eastAsia="Aptos" w:hAnsi="Aptos" w:cs="Aptos"/>
         </w:rPr>
-        <w:t xml:space="preserve">Click the counter </w:t>
-      </w:r>
-      <w:proofErr w:type="gramStart"/>
-      <w:r>
-        <w:rPr>
-          <w:rFonts w:ascii="Aptos" w:eastAsia="Aptos" w:hAnsi="Aptos" w:cs="Aptos"/>
-        </w:rPr>
-        <w:t>in</w:t>
-      </w:r>
-      <w:proofErr w:type="gramEnd"/>
-      <w:r>
-        <w:rPr>
-          <w:rFonts w:ascii="Aptos" w:eastAsia="Aptos" w:hAnsi="Aptos" w:cs="Aptos"/>
-        </w:rPr>
-        <w:t xml:space="preserve"> both pages.</w:t>
+        <w:t>Click the counter in both pages.</w:t>
       </w:r>
     </w:p>
     <w:p>
@@ -7381,7 +7200,6 @@
               <w:t xml:space="preserve"> -</w:t>
             </w:r>
             <w:proofErr w:type="spellStart"/>
-            <w:proofErr w:type="gramStart"/>
             <w:r>
               <w:rPr>
                 <w:rFonts w:ascii="Aptos" w:eastAsia="Aptos" w:hAnsi="Aptos" w:cs="Aptos"/>
@@ -7389,7 +7207,6 @@
               <w:t>v:minimal</w:t>
             </w:r>
             <w:proofErr w:type="spellEnd"/>
-            <w:proofErr w:type="gramEnd"/>
           </w:p>
           <w:p>
             <w:pPr>
@@ -8141,21 +7958,7 @@
         <w:rPr>
           <w:rFonts w:ascii="Aptos" w:eastAsia="Aptos" w:hAnsi="Aptos" w:cs="Aptos"/>
         </w:rPr>
-        <w:t xml:space="preserve">Affinity </w:t>
-      </w:r>
-      <w:proofErr w:type="gramStart"/>
-      <w:r>
-        <w:rPr>
-          <w:rFonts w:ascii="Aptos" w:eastAsia="Aptos" w:hAnsi="Aptos" w:cs="Aptos"/>
-        </w:rPr>
-        <w:t>cookie is</w:t>
-      </w:r>
-      <w:proofErr w:type="gramEnd"/>
-      <w:r>
-        <w:rPr>
-          <w:rFonts w:ascii="Aptos" w:eastAsia="Aptos" w:hAnsi="Aptos" w:cs="Aptos"/>
-        </w:rPr>
-        <w:t xml:space="preserve"> generated.</w:t>
+        <w:t>Affinity cookie is generated.</w:t>
       </w:r>
     </w:p>
     <w:p>
@@ -8494,21 +8297,7 @@
         <w:rPr>
           <w:rFonts w:ascii="Aptos" w:eastAsia="Aptos" w:hAnsi="Aptos" w:cs="Aptos"/>
         </w:rPr>
-        <w:t xml:space="preserve">Open both URLs </w:t>
-      </w:r>
-      <w:proofErr w:type="gramStart"/>
-      <w:r>
-        <w:rPr>
-          <w:rFonts w:ascii="Aptos" w:eastAsia="Aptos" w:hAnsi="Aptos" w:cs="Aptos"/>
-        </w:rPr>
-        <w:t>in</w:t>
-      </w:r>
-      <w:proofErr w:type="gramEnd"/>
-      <w:r>
-        <w:rPr>
-          <w:rFonts w:ascii="Aptos" w:eastAsia="Aptos" w:hAnsi="Aptos" w:cs="Aptos"/>
-        </w:rPr>
-        <w:t xml:space="preserve"> separate browser profiles.</w:t>
+        <w:t>Open both URLs in separate browser profiles.</w:t>
       </w:r>
     </w:p>
     <w:p>
@@ -9225,16 +9014,8 @@
               <w:rPr>
                 <w:rFonts w:ascii="Aptos" w:hAnsi="Aptos"/>
               </w:rPr>
-              <w:t xml:space="preserve">Server payload pass; browser consumption </w:t>
-            </w:r>
-            <w:proofErr w:type="gramStart"/>
-            <w:r>
-              <w:rPr>
-                <w:rFonts w:ascii="Aptos" w:hAnsi="Aptos"/>
-              </w:rPr>
-              <w:t>fail</w:t>
-            </w:r>
-            <w:proofErr w:type="gramEnd"/>
+              <w:t>Server payload pass; browser consumption fail</w:t>
+            </w:r>
           </w:p>
         </w:tc>
         <w:tc>
@@ -9318,16 +9099,8 @@
               <w:rPr>
                 <w:rFonts w:ascii="Aptos" w:hAnsi="Aptos"/>
               </w:rPr>
-              <w:t xml:space="preserve">Server merge pass; browser consumption </w:t>
-            </w:r>
-            <w:proofErr w:type="gramStart"/>
-            <w:r>
-              <w:rPr>
-                <w:rFonts w:ascii="Aptos" w:hAnsi="Aptos"/>
-              </w:rPr>
-              <w:t>fail</w:t>
-            </w:r>
-            <w:proofErr w:type="gramEnd"/>
+              <w:t>Server merge pass; browser consumption fail</w:t>
+            </w:r>
           </w:p>
         </w:tc>
         <w:tc>
@@ -9391,16 +9164,8 @@
               <w:rPr>
                 <w:rFonts w:ascii="Aptos" w:hAnsi="Aptos"/>
               </w:rPr>
-              <w:t xml:space="preserve">Distribution pass; browser consumption </w:t>
-            </w:r>
-            <w:proofErr w:type="gramStart"/>
-            <w:r>
-              <w:rPr>
-                <w:rFonts w:ascii="Aptos" w:hAnsi="Aptos"/>
-              </w:rPr>
-              <w:t>fail</w:t>
-            </w:r>
-            <w:proofErr w:type="gramEnd"/>
+              <w:t>Distribution pass; browser consumption fail</w:t>
+            </w:r>
           </w:p>
         </w:tc>
         <w:tc>
@@ -9505,23 +9270,7 @@
             <w:rStyle w:val="Hyperlink"/>
             <w:rFonts w:ascii="Aptos" w:eastAsia="Aptos" w:hAnsi="Aptos" w:cs="Aptos"/>
           </w:rPr>
-          <w:t>BrowserOptionsServerConfiguration/evidence/</w:t>
-        </w:r>
-        <w:proofErr w:type="gramStart"/>
-        <w:r>
-          <w:rPr>
-            <w:rStyle w:val="Hyperlink"/>
-            <w:rFonts w:ascii="Aptos" w:eastAsia="Aptos" w:hAnsi="Aptos" w:cs="Aptos"/>
-          </w:rPr>
-          <w:t>interactive-server</w:t>
-        </w:r>
-        <w:proofErr w:type="gramEnd"/>
-        <w:r>
-          <w:rPr>
-            <w:rStyle w:val="Hyperlink"/>
-            <w:rFonts w:ascii="Aptos" w:eastAsia="Aptos" w:hAnsi="Aptos" w:cs="Aptos"/>
-          </w:rPr>
-          <w:t xml:space="preserve">/proxy validation.mp4 at main · </w:t>
+          <w:t xml:space="preserve">BrowserOptionsServerConfiguration/evidence/interactive-server/proxy validation.mp4 at main · </w:t>
         </w:r>
         <w:proofErr w:type="spellStart"/>
         <w:r>
@@ -9664,21 +9413,7 @@
         <w:rPr>
           <w:rFonts w:ascii="Aptos" w:eastAsia="Aptos" w:hAnsi="Aptos" w:cs="Aptos"/>
         </w:rPr>
-        <w:t xml:space="preserve">) referenced in Issue #68815 was not available in the pinned .NET 11 Preview 7 SDK. </w:t>
-      </w:r>
-      <w:proofErr w:type="gramStart"/>
-      <w:r>
-        <w:rPr>
-          <w:rFonts w:ascii="Aptos" w:eastAsia="Aptos" w:hAnsi="Aptos" w:cs="Aptos"/>
-        </w:rPr>
-        <w:t>Therefore</w:t>
-      </w:r>
-      <w:proofErr w:type="gramEnd"/>
-      <w:r>
-        <w:rPr>
-          <w:rFonts w:ascii="Aptos" w:eastAsia="Aptos" w:hAnsi="Aptos" w:cs="Aptos"/>
-        </w:rPr>
-        <w:t xml:space="preserve"> effective </w:t>
+        <w:t xml:space="preserve">) referenced in Issue #68815 was not available in the pinned .NET 11 Preview 7 SDK. Therefore effective </w:t>
       </w:r>
       <w:proofErr w:type="spellStart"/>
       <w:r>
@@ -12814,6 +12549,7 @@
   <w:style w:type="character" w:default="1" w:styleId="DefaultParagraphFont">
     <w:name w:val="Default Paragraph Font"/>
     <w:uiPriority w:val="1"/>
+    <w:semiHidden/>
     <w:unhideWhenUsed/>
   </w:style>
   <w:style w:type="table" w:default="1" w:styleId="TableNormal">
